--- a/plantilla/AQUI/EDITA.docx
+++ b/plantilla/AQUI/EDITA.docx
@@ -718,7 +718,7 @@
           <w:color w:val="000000"/>
           <w:sz w:val="23"/>
         </w:rPr>
-        <w:t>CAPÍTULO III: ABORDAJE TEÓRICO</w:t>
+        <w:t>REFERENCIAS BIBLIOGRÁFICAS</w:t>
         <w:tab/>
       </w:r>
       <w:r>
@@ -730,516 +730,6 @@
           <w:sz w:val="23"/>
         </w:rPr>
         <w:t>14</w:t>
-      </w:r>
-    </w:p>
-    <w:p>
-      <w:pPr>
-        <w:tabs>
-          <w:tab w:pos="8504" w:val="right" w:leader="dot"/>
-        </w:tabs>
-        <w:spacing w:before="0" w:after="60" w:line="276" w:lineRule="auto"/>
-        <w:jc w:val="left"/>
-      </w:pPr>
-      <w:r>
-        <w:rPr>
-          <w:rFonts w:ascii="Times New Roman" w:hAnsi="Times New Roman"/>
-          <w:b w:val="0"/>
-          <w:i w:val="0"/>
-          <w:color w:val="000000"/>
-          <w:sz w:val="22"/>
-        </w:rPr>
-        <w:t xml:space="preserve">    3.1. Antecedentes de estudio</w:t>
-        <w:tab/>
-      </w:r>
-      <w:r>
-        <w:rPr>
-          <w:rFonts w:ascii="Times New Roman" w:hAnsi="Times New Roman"/>
-          <w:b w:val="0"/>
-          <w:i w:val="0"/>
-          <w:color w:val="000000"/>
-          <w:sz w:val="22"/>
-        </w:rPr>
-        <w:t>14</w:t>
-      </w:r>
-    </w:p>
-    <w:p>
-      <w:pPr>
-        <w:tabs>
-          <w:tab w:pos="8504" w:val="right" w:leader="dot"/>
-        </w:tabs>
-        <w:spacing w:before="0" w:after="60" w:line="276" w:lineRule="auto"/>
-        <w:jc w:val="left"/>
-      </w:pPr>
-      <w:r>
-        <w:rPr>
-          <w:rFonts w:ascii="Times New Roman" w:hAnsi="Times New Roman"/>
-          <w:b w:val="0"/>
-          <w:i w:val="0"/>
-          <w:color w:val="000000"/>
-          <w:sz w:val="22"/>
-        </w:rPr>
-        <w:t xml:space="preserve">    3.2. Base teórica</w:t>
-        <w:tab/>
-      </w:r>
-      <w:r>
-        <w:rPr>
-          <w:rFonts w:ascii="Times New Roman" w:hAnsi="Times New Roman"/>
-          <w:b w:val="0"/>
-          <w:i w:val="0"/>
-          <w:color w:val="000000"/>
-          <w:sz w:val="22"/>
-        </w:rPr>
-        <w:t>15</w:t>
-      </w:r>
-    </w:p>
-    <w:p>
-      <w:pPr>
-        <w:tabs>
-          <w:tab w:pos="8504" w:val="right" w:leader="dot"/>
-        </w:tabs>
-        <w:spacing w:before="0" w:after="80" w:line="276" w:lineRule="auto"/>
-        <w:jc w:val="left"/>
-      </w:pPr>
-      <w:r>
-        <w:rPr>
-          <w:rFonts w:ascii="Times New Roman" w:hAnsi="Times New Roman"/>
-          <w:b w:val="0"/>
-          <w:i w:val="0"/>
-          <w:color w:val="000000"/>
-          <w:sz w:val="22"/>
-        </w:rPr>
-        <w:t xml:space="preserve">    3.3. Categorías de estudio (Matriz cualitativa y fenomenológica)</w:t>
-        <w:tab/>
-      </w:r>
-      <w:r>
-        <w:rPr>
-          <w:rFonts w:ascii="Times New Roman" w:hAnsi="Times New Roman"/>
-          <w:b w:val="0"/>
-          <w:i w:val="0"/>
-          <w:color w:val="000000"/>
-          <w:sz w:val="22"/>
-        </w:rPr>
-        <w:t>16</w:t>
-      </w:r>
-    </w:p>
-    <w:p>
-      <w:pPr>
-        <w:tabs>
-          <w:tab w:pos="8504" w:val="right" w:leader="dot"/>
-        </w:tabs>
-        <w:spacing w:before="40" w:after="80" w:line="276" w:lineRule="auto"/>
-        <w:jc w:val="left"/>
-      </w:pPr>
-      <w:r>
-        <w:rPr>
-          <w:rFonts w:ascii="Times New Roman" w:hAnsi="Times New Roman"/>
-          <w:b/>
-          <w:i w:val="0"/>
-          <w:color w:val="000000"/>
-          <w:sz w:val="23"/>
-        </w:rPr>
-        <w:t>CAPÍTULO IV: METODOLOGÍA: DISEÑO FENOMENOLÓGICO DE INVESTIGACIÓN</w:t>
-        <w:tab/>
-      </w:r>
-      <w:r>
-        <w:rPr>
-          <w:rFonts w:ascii="Times New Roman" w:hAnsi="Times New Roman"/>
-          <w:b/>
-          <w:i w:val="0"/>
-          <w:color w:val="000000"/>
-          <w:sz w:val="23"/>
-        </w:rPr>
-        <w:t>18</w:t>
-      </w:r>
-    </w:p>
-    <w:p>
-      <w:pPr>
-        <w:tabs>
-          <w:tab w:pos="8504" w:val="right" w:leader="dot"/>
-        </w:tabs>
-        <w:spacing w:before="0" w:after="60" w:line="276" w:lineRule="auto"/>
-        <w:jc w:val="left"/>
-      </w:pPr>
-      <w:r>
-        <w:rPr>
-          <w:rFonts w:ascii="Times New Roman" w:hAnsi="Times New Roman"/>
-          <w:b w:val="0"/>
-          <w:i w:val="0"/>
-          <w:color w:val="000000"/>
-          <w:sz w:val="22"/>
-        </w:rPr>
-        <w:t xml:space="preserve">    4.1. Fundamentación filosófica y epistemológica del diseño fenomenológico</w:t>
-        <w:tab/>
-      </w:r>
-      <w:r>
-        <w:rPr>
-          <w:rFonts w:ascii="Times New Roman" w:hAnsi="Times New Roman"/>
-          <w:b w:val="0"/>
-          <w:i w:val="0"/>
-          <w:color w:val="000000"/>
-          <w:sz w:val="22"/>
-        </w:rPr>
-        <w:t>18</w:t>
-      </w:r>
-    </w:p>
-    <w:p>
-      <w:pPr>
-        <w:tabs>
-          <w:tab w:pos="8504" w:val="right" w:leader="dot"/>
-        </w:tabs>
-        <w:spacing w:before="0" w:after="60" w:line="276" w:lineRule="auto"/>
-        <w:jc w:val="left"/>
-      </w:pPr>
-      <w:r>
-        <w:rPr>
-          <w:rFonts w:ascii="Times New Roman" w:hAnsi="Times New Roman"/>
-          <w:b w:val="0"/>
-          <w:i w:val="0"/>
-          <w:color w:val="000000"/>
-          <w:sz w:val="22"/>
-        </w:rPr>
-        <w:t xml:space="preserve">    4.2. Los cuatro existenciales de la experiencia humana vivida (van Manen y Sampieri)</w:t>
-        <w:tab/>
-      </w:r>
-      <w:r>
-        <w:rPr>
-          <w:rFonts w:ascii="Times New Roman" w:hAnsi="Times New Roman"/>
-          <w:b w:val="0"/>
-          <w:i w:val="0"/>
-          <w:color w:val="000000"/>
-          <w:sz w:val="22"/>
-        </w:rPr>
-        <w:t>19</w:t>
-      </w:r>
-    </w:p>
-    <w:p>
-      <w:pPr>
-        <w:tabs>
-          <w:tab w:pos="8504" w:val="right" w:leader="dot"/>
-        </w:tabs>
-        <w:spacing w:before="0" w:after="60" w:line="276" w:lineRule="auto"/>
-        <w:jc w:val="left"/>
-      </w:pPr>
-      <w:r>
-        <w:rPr>
-          <w:rFonts w:ascii="Times New Roman" w:hAnsi="Times New Roman"/>
-          <w:b w:val="0"/>
-          <w:i w:val="0"/>
-          <w:color w:val="000000"/>
-          <w:sz w:val="22"/>
-        </w:rPr>
-        <w:t xml:space="preserve">    4.3. Postura epistemológica, reflexividad y reducción fenomenológica (Epojé)</w:t>
-        <w:tab/>
-      </w:r>
-      <w:r>
-        <w:rPr>
-          <w:rFonts w:ascii="Times New Roman" w:hAnsi="Times New Roman"/>
-          <w:b w:val="0"/>
-          <w:i w:val="0"/>
-          <w:color w:val="000000"/>
-          <w:sz w:val="22"/>
-        </w:rPr>
-        <w:t>19</w:t>
-      </w:r>
-    </w:p>
-    <w:p>
-      <w:pPr>
-        <w:tabs>
-          <w:tab w:pos="8504" w:val="right" w:leader="dot"/>
-        </w:tabs>
-        <w:spacing w:before="0" w:after="60" w:line="276" w:lineRule="auto"/>
-        <w:jc w:val="left"/>
-      </w:pPr>
-      <w:r>
-        <w:rPr>
-          <w:rFonts w:ascii="Times New Roman" w:hAnsi="Times New Roman"/>
-          <w:b w:val="0"/>
-          <w:i w:val="0"/>
-          <w:color w:val="000000"/>
-          <w:sz w:val="22"/>
-        </w:rPr>
-        <w:t xml:space="preserve">    4.4. Selección del contexto, participantes informantes y saturación teórica</w:t>
-        <w:tab/>
-      </w:r>
-      <w:r>
-        <w:rPr>
-          <w:rFonts w:ascii="Times New Roman" w:hAnsi="Times New Roman"/>
-          <w:b w:val="0"/>
-          <w:i w:val="0"/>
-          <w:color w:val="000000"/>
-          <w:sz w:val="22"/>
-        </w:rPr>
-        <w:t>20</w:t>
-      </w:r>
-    </w:p>
-    <w:p>
-      <w:pPr>
-        <w:tabs>
-          <w:tab w:pos="8504" w:val="right" w:leader="dot"/>
-        </w:tabs>
-        <w:spacing w:before="0" w:after="60" w:line="276" w:lineRule="auto"/>
-        <w:jc w:val="left"/>
-      </w:pPr>
-      <w:r>
-        <w:rPr>
-          <w:rFonts w:ascii="Times New Roman" w:hAnsi="Times New Roman"/>
-          <w:b w:val="0"/>
-          <w:i w:val="0"/>
-          <w:color w:val="000000"/>
-          <w:sz w:val="22"/>
-        </w:rPr>
-        <w:t xml:space="preserve">    4.5. Técnicas e instrumentos de recolección de vivencias</w:t>
-        <w:tab/>
-      </w:r>
-      <w:r>
-        <w:rPr>
-          <w:rFonts w:ascii="Times New Roman" w:hAnsi="Times New Roman"/>
-          <w:b w:val="0"/>
-          <w:i w:val="0"/>
-          <w:color w:val="000000"/>
-          <w:sz w:val="22"/>
-        </w:rPr>
-        <w:t>20</w:t>
-      </w:r>
-    </w:p>
-    <w:p>
-      <w:pPr>
-        <w:tabs>
-          <w:tab w:pos="8504" w:val="right" w:leader="dot"/>
-        </w:tabs>
-        <w:spacing w:before="0" w:after="60" w:line="276" w:lineRule="auto"/>
-        <w:jc w:val="left"/>
-      </w:pPr>
-      <w:r>
-        <w:rPr>
-          <w:rFonts w:ascii="Times New Roman" w:hAnsi="Times New Roman"/>
-          <w:b w:val="0"/>
-          <w:i w:val="0"/>
-          <w:color w:val="000000"/>
-          <w:sz w:val="22"/>
-        </w:rPr>
-        <w:t xml:space="preserve">    4.6. Criterios de rigor científico cualitativo (Hernández-Sampieri, Cap. 14)</w:t>
-        <w:tab/>
-      </w:r>
-      <w:r>
-        <w:rPr>
-          <w:rFonts w:ascii="Times New Roman" w:hAnsi="Times New Roman"/>
-          <w:b w:val="0"/>
-          <w:i w:val="0"/>
-          <w:color w:val="000000"/>
-          <w:sz w:val="22"/>
-        </w:rPr>
-        <w:t>21</w:t>
-      </w:r>
-    </w:p>
-    <w:p>
-      <w:pPr>
-        <w:tabs>
-          <w:tab w:pos="8504" w:val="right" w:leader="dot"/>
-        </w:tabs>
-        <w:spacing w:before="0" w:after="80" w:line="276" w:lineRule="auto"/>
-        <w:jc w:val="left"/>
-      </w:pPr>
-      <w:r>
-        <w:rPr>
-          <w:rFonts w:ascii="Times New Roman" w:hAnsi="Times New Roman"/>
-          <w:b w:val="0"/>
-          <w:i w:val="0"/>
-          <w:color w:val="000000"/>
-          <w:sz w:val="22"/>
-        </w:rPr>
-        <w:t xml:space="preserve">    4.7. Procedimiento sistemático de análisis fenomenológico de datos</w:t>
-        <w:tab/>
-      </w:r>
-      <w:r>
-        <w:rPr>
-          <w:rFonts w:ascii="Times New Roman" w:hAnsi="Times New Roman"/>
-          <w:b w:val="0"/>
-          <w:i w:val="0"/>
-          <w:color w:val="000000"/>
-          <w:sz w:val="22"/>
-        </w:rPr>
-        <w:t>21</w:t>
-      </w:r>
-    </w:p>
-    <w:p>
-      <w:pPr>
-        <w:tabs>
-          <w:tab w:pos="8504" w:val="right" w:leader="dot"/>
-        </w:tabs>
-        <w:spacing w:before="40" w:after="80" w:line="276" w:lineRule="auto"/>
-        <w:jc w:val="left"/>
-      </w:pPr>
-      <w:r>
-        <w:rPr>
-          <w:rFonts w:ascii="Times New Roman" w:hAnsi="Times New Roman"/>
-          <w:b/>
-          <w:i w:val="0"/>
-          <w:color w:val="000000"/>
-          <w:sz w:val="23"/>
-        </w:rPr>
-        <w:t>CAPÍTULO V: ASPECTOS ADMINISTRATIVOS</w:t>
-        <w:tab/>
-      </w:r>
-      <w:r>
-        <w:rPr>
-          <w:rFonts w:ascii="Times New Roman" w:hAnsi="Times New Roman"/>
-          <w:b/>
-          <w:i w:val="0"/>
-          <w:color w:val="000000"/>
-          <w:sz w:val="23"/>
-        </w:rPr>
-        <w:t>23</w:t>
-      </w:r>
-    </w:p>
-    <w:p>
-      <w:pPr>
-        <w:tabs>
-          <w:tab w:pos="8504" w:val="right" w:leader="dot"/>
-        </w:tabs>
-        <w:spacing w:before="0" w:after="60" w:line="276" w:lineRule="auto"/>
-        <w:jc w:val="left"/>
-      </w:pPr>
-      <w:r>
-        <w:rPr>
-          <w:rFonts w:ascii="Times New Roman" w:hAnsi="Times New Roman"/>
-          <w:b w:val="0"/>
-          <w:i w:val="0"/>
-          <w:color w:val="000000"/>
-          <w:sz w:val="22"/>
-        </w:rPr>
-        <w:t xml:space="preserve">    5.1. Asignación de recursos humanos</w:t>
-        <w:tab/>
-      </w:r>
-      <w:r>
-        <w:rPr>
-          <w:rFonts w:ascii="Times New Roman" w:hAnsi="Times New Roman"/>
-          <w:b w:val="0"/>
-          <w:i w:val="0"/>
-          <w:color w:val="000000"/>
-          <w:sz w:val="22"/>
-        </w:rPr>
-        <w:t>23</w:t>
-      </w:r>
-    </w:p>
-    <w:p>
-      <w:pPr>
-        <w:tabs>
-          <w:tab w:pos="8504" w:val="right" w:leader="dot"/>
-        </w:tabs>
-        <w:spacing w:before="0" w:after="60" w:line="276" w:lineRule="auto"/>
-        <w:jc w:val="left"/>
-      </w:pPr>
-      <w:r>
-        <w:rPr>
-          <w:rFonts w:ascii="Times New Roman" w:hAnsi="Times New Roman"/>
-          <w:b w:val="0"/>
-          <w:i w:val="0"/>
-          <w:color w:val="000000"/>
-          <w:sz w:val="22"/>
-        </w:rPr>
-        <w:t xml:space="preserve">    5.2. Presupuesto</w:t>
-        <w:tab/>
-      </w:r>
-      <w:r>
-        <w:rPr>
-          <w:rFonts w:ascii="Times New Roman" w:hAnsi="Times New Roman"/>
-          <w:b w:val="0"/>
-          <w:i w:val="0"/>
-          <w:color w:val="000000"/>
-          <w:sz w:val="22"/>
-        </w:rPr>
-        <w:t>23</w:t>
-      </w:r>
-    </w:p>
-    <w:p>
-      <w:pPr>
-        <w:tabs>
-          <w:tab w:pos="8504" w:val="right" w:leader="dot"/>
-        </w:tabs>
-        <w:spacing w:before="0" w:after="60" w:line="276" w:lineRule="auto"/>
-        <w:jc w:val="left"/>
-      </w:pPr>
-      <w:r>
-        <w:rPr>
-          <w:rFonts w:ascii="Times New Roman" w:hAnsi="Times New Roman"/>
-          <w:b w:val="0"/>
-          <w:i w:val="0"/>
-          <w:color w:val="000000"/>
-          <w:sz w:val="22"/>
-        </w:rPr>
-        <w:t xml:space="preserve">    5.3. Financiamiento</w:t>
-        <w:tab/>
-      </w:r>
-      <w:r>
-        <w:rPr>
-          <w:rFonts w:ascii="Times New Roman" w:hAnsi="Times New Roman"/>
-          <w:b w:val="0"/>
-          <w:i w:val="0"/>
-          <w:color w:val="000000"/>
-          <w:sz w:val="22"/>
-        </w:rPr>
-        <w:t>24</w:t>
-      </w:r>
-    </w:p>
-    <w:p>
-      <w:pPr>
-        <w:tabs>
-          <w:tab w:pos="8504" w:val="right" w:leader="dot"/>
-        </w:tabs>
-        <w:spacing w:before="0" w:after="80" w:line="276" w:lineRule="auto"/>
-        <w:jc w:val="left"/>
-      </w:pPr>
-      <w:r>
-        <w:rPr>
-          <w:rFonts w:ascii="Times New Roman" w:hAnsi="Times New Roman"/>
-          <w:b w:val="0"/>
-          <w:i w:val="0"/>
-          <w:color w:val="000000"/>
-          <w:sz w:val="22"/>
-        </w:rPr>
-        <w:t xml:space="preserve">    5.4. Cronograma de actividades</w:t>
-        <w:tab/>
-      </w:r>
-      <w:r>
-        <w:rPr>
-          <w:rFonts w:ascii="Times New Roman" w:hAnsi="Times New Roman"/>
-          <w:b w:val="0"/>
-          <w:i w:val="0"/>
-          <w:color w:val="000000"/>
-          <w:sz w:val="22"/>
-        </w:rPr>
-        <w:t>24</w:t>
-      </w:r>
-    </w:p>
-    <w:p>
-      <w:pPr>
-        <w:tabs>
-          <w:tab w:pos="8504" w:val="right" w:leader="dot"/>
-        </w:tabs>
-        <w:spacing w:before="40" w:after="80" w:line="276" w:lineRule="auto"/>
-        <w:jc w:val="left"/>
-      </w:pPr>
-      <w:r>
-        <w:rPr>
-          <w:rFonts w:ascii="Times New Roman" w:hAnsi="Times New Roman"/>
-          <w:b/>
-          <w:i w:val="0"/>
-          <w:color w:val="000000"/>
-          <w:sz w:val="23"/>
-        </w:rPr>
-        <w:t>REFERENCIAS BIBLIOGRÁFICAS</w:t>
-        <w:tab/>
-      </w:r>
-      <w:r>
-        <w:rPr>
-          <w:rFonts w:ascii="Times New Roman" w:hAnsi="Times New Roman"/>
-          <w:b/>
-          <w:i w:val="0"/>
-          <w:color w:val="000000"/>
-          <w:sz w:val="23"/>
-        </w:rPr>
-        <w:t>26</w:t>
       </w:r>
     </w:p>
     <w:p>
@@ -1269,7 +759,7 @@
           <w:color w:val="000000"/>
           <w:sz w:val="23"/>
         </w:rPr>
-        <w:t>28</w:t>
+        <w:t>16</w:t>
       </w:r>
     </w:p>
     <w:p>
@@ -1299,7 +789,7 @@
           <w:color w:val="000000"/>
           <w:sz w:val="22"/>
         </w:rPr>
-        <w:t>28</w:t>
+        <w:t>16</w:t>
       </w:r>
     </w:p>
     <w:p>
@@ -1329,7 +819,7 @@
           <w:color w:val="000000"/>
           <w:sz w:val="22"/>
         </w:rPr>
-        <w:t>29</w:t>
+        <w:t>17</w:t>
       </w:r>
     </w:p>
     <w:p>
@@ -1359,7 +849,7 @@
           <w:color w:val="000000"/>
           <w:sz w:val="22"/>
         </w:rPr>
-        <w:t>30</w:t>
+        <w:t>18</w:t>
       </w:r>
     </w:p>
     <w:p>
@@ -1389,7 +879,7 @@
           <w:color w:val="000000"/>
           <w:sz w:val="22"/>
         </w:rPr>
-        <w:t>31</w:t>
+        <w:t>19</w:t>
       </w:r>
     </w:p>
     <w:p>
@@ -1419,7 +909,7 @@
           <w:color w:val="000000"/>
           <w:sz w:val="22"/>
         </w:rPr>
-        <w:t>32</w:t>
+        <w:t>20</w:t>
       </w:r>
     </w:p>
     <w:p>
@@ -1465,7 +955,7 @@
           <w:color w:val="000000"/>
           <w:sz w:val="24"/>
         </w:rPr>
-        <w:t>La calidad asistencial en el primer nivel de atención representa el eje vertebrador de los sistemas de salud pública y la garantía esencial del derecho fundamental a la salud. En los centros de atención primaria, la percepción del usuario sobre los cuidados y tratos recibidos condiciona el uso oportuno de los servicios, la adherencia a las terapias preventivo-recuperativas y la confianza hacia las instituciones sanitarias. En concordancia con los lineamientos metodológicos de la cátedra de Proyecto de Investigación en Salud (EN 486) de la Escuela Profesional de Enfermería (UNSCH), en el enfoque cualitativo la fundamentación y justificación del estudio se integran orgánicamente dentro de la Introducción, desarrollando las siguientes dimensiones sustantivas:</w:t>
+        <w:t>La calidad de atención y el acceso efectivo a los servicios de salud en el primer nivel constituyen pilares insoslayables para la consolidación de la cobertura sanitaria universal y la materialización del derecho humano a la salud. De acuerdo con las directrices conjuntas de la Organización Mundial de la Salud (OMS), la OCDE y el Banco Mundial [1], brindar servicios oportunos, seguros, continuos y centrados en la persona es un imperativo ético indispensable para mitigar las inequidades estructurales en salud. En el contexto de la atención primaria, la percepción del usuario sobre los cuidados y tratos recibidos condiciona el uso oportuno de los servicios, la adherencia a las terapias preventivo-recuperativas y la confianza hacia las instituciones sanitarias. En el Perú, la Política Nacional de Calidad en Salud del Ministerio de Salud (MINSA) [2] reconoce que la persistencia de barreras de acceso y despersonalización debilita la capacidad de respuesta asistencial. En concordancia con los lineamientos metodológicos de la cátedra de Proyecto de Investigación en Salud (EN 486) de la Escuela Profesional de Enfermería (UNSCH), a cargo del Dr. Manglio Aguirre Andrade, la fundamentación del estudio se articula mediante la técnica del embudo en tres niveles y las siguientes dimensiones sustantivas:</w:t>
       </w:r>
     </w:p>
     <w:p>
@@ -1492,7 +982,7 @@
           <w:color w:val="000000"/>
           <w:sz w:val="24"/>
         </w:rPr>
-        <w:t>El Centro de Salud Belén, ubicado en el distrito de Ayacucho, cumple un rol estratégico como establecimiento de categoría I-3 que brinda cobertura a más de 18,000 habitantes en condiciones de vulnerabilidad socioeconómica. No obstante, persisten brechas asistenciales vinculadas a demoras prolongadas para la obtención de cupos, barreras comunicativas y hacinamiento en salas de espera. Investigar la experiencia del usuario permite develar la dimensión oculta de la calidad asistencial desde la perspectiva de quienes reciben directamente el cuidado, proveyendo a los gestores sanitarios insumos reflexivos para humanizar la atención.</w:t>
+        <w:t>El Centro de Salud Belén, ubicado en el distrito de Ayacucho, cumple un rol estratégico como establecimiento cabecera de categoría I-3 que brinda cobertura a más de 18,450 habitantes en condiciones de notable vulnerabilidad socioeconómica. No obstante, persisten brechas asistenciales vinculadas a demoras prolongadas para la obtención de cupos, barreras comunicativas y hacinamiento en salas de espera. Investigar la experiencia vivida del usuario permite develar la dimensión oculta de la calidad asistencial desde la perspectiva de quienes reciben directamente el cuidado, proveyendo a los gestores sanitarios insumos reflexivos para humanizar la atención.</w:t>
       </w:r>
     </w:p>
     <w:p>
@@ -1546,7 +1036,7 @@
           <w:color w:val="000000"/>
           <w:sz w:val="24"/>
         </w:rPr>
-        <w:t>La presente investigación corresponde a una investigación básica (sustantiva) con nivel descriptivo-interpretativo y un riguroso diseño cualitativo fenomenológico (Hernández-Sampieri y Mendoza, 2018; Creswell, 2013). Su propósito central consiste en explorar, describir y comprender la esencia de las experiencias compartidas (vivencias) de los usuarios frente al fenómeno del acceso y la calidad asistencial en el Centro de Salud Belén, aprehendiendo sus cuatro dimensiones existenciales: temporalidad (tiempo vivido en madrugadas y esperas), espacialidad (espacio vivido en salas y consultorios), corporalidad (cuerpo doliente, fatiga y frío) y relacionalidad (encuentro interpersonal empático y diálogo en quechua chanka). Articula dialógicamente los modelos de Donabedian, Penchansky y Watson con la matriz cultural andina de Huamanga.</w:t>
+        <w:t>La presente investigación corresponde a una investigación básica (sustantiva) con nivel descriptivo-interpretativo y un riguroso diseño cualitativo fenomenológico [5, 6]. Siguiendo a Roberto Hernández-Sampieri y Christian Mendoza [5], Edmund Husserl [7], Max van Manen [8] y John Creswell [6], su propósito central consiste en explorar, describir y comprender la esencia de las experiencias compartidas (vivencias) de los usuarios frente al fenómeno del acceso y la calidad asistencial en el Centro de Salud Belén, aprehendiendo sus cuatro dimensiones existenciales: temporalidad (tiempo vivido en madrugadas y esperas), espacialidad (espacio vivido en salas y consultorios), corporalidad (cuerpo doliente, fatiga y frío) y relacionalidad (encuentro interpersonal empático y diálogo en quechua chanka). Articula dialógicamente los modelos de Calidad en Salud de Avedis Donabedian [9, 10], la Teoría del Acceso de Roy Penchansky [11] y la Teoría del Cuidado Humano de Jean Watson [12] con la matriz cultural andina de Huamanga.</w:t>
       </w:r>
     </w:p>
     <w:p>
@@ -1573,7 +1063,7 @@
           <w:color w:val="000000"/>
           <w:sz w:val="24"/>
         </w:rPr>
-        <w:t>En el plano metodológico, el estudio adopta formalmente el diseño fenomenológico empírico y hermenéutico fundamentado en Edmund Husserl, Max van Manen, Clark Moustakas y John Creswell. Aporta y valida una guía de entrevista en profundidad y una matriz de categorización temática cualitativa ajustadas a los criterios de rigor de Guba y Lincoln (credibilidad, transferibilidad, consistencia y confirmabilidad), aplicando la técnica de triangulación de actores clave (usuarios, personal de salud y actores comunitarios).</w:t>
+        <w:t>En el plano metodológico, el estudio adopta formalmente el diseño fenomenológico fundamentado en Husserl [7] y van Manen [8]. Aporta y valida una guía de entrevista en profundidad y una matriz de categorización temática cualitativa ajustadas a los criterios de rigor científico de Guba y Lincoln [13] (credibilidad, transferibilidad, consistencia y confirmabilidad), aplicando la técnica de triangulación metodológica y de actores clave [14] (usuarios, personal de salud y actores comunitarios).</w:t>
       </w:r>
     </w:p>
     <w:p>
@@ -1590,7 +1080,7 @@
           <w:color w:val="000000"/>
           <w:sz w:val="24"/>
         </w:rPr>
-        <w:t xml:space="preserve">Justificación institucional y sanitaria: </w:t>
+        <w:t xml:space="preserve">Justificación institucional y bioética: </w:t>
       </w:r>
       <w:r>
         <w:rPr>
@@ -1600,7 +1090,7 @@
           <w:color w:val="000000"/>
           <w:sz w:val="24"/>
         </w:rPr>
-        <w:t>El estudio se alinea estrictamente con los instrumentos rectores sanitarios: a nivel regional, responde a la Prioridad Regional 10 de la DIRESA Ayacucho 2025–2030 (“Organización, gestión, calidad y accesibilidad de los servicios de salud”); a nivel nacional, se adscribe a la Línea 10 de Investigación del MINSA al 2030 (“Sistemas y servicios de salud, acceso y cobertura universal”, RM N° 424-2025/MINSA) y al Plan Nacional de Humanización de la Atención en Salud.</w:t>
+        <w:t>El estudio cumple con los estándares epistemológicos promovidos por la cátedra de EN 486 fundamentados en Mario Bunge [15], respetando de forma irrestricta las normas bioéticas de la Declaración de Helsinki [16] y las pautas internacionales del CIOMS [17]. Asimismo, se alinea con los instrumentos rectores sanitarios: a nivel regional, responde a la Prioridad Regional 10 de la DIRESA Ayacucho 2025–2030 (“Organización, gestión, calidad y accesibilidad de los servicios de salud”) [4]; a nivel nacional, se adscribe a la Línea 10 de Investigación del MINSA al 2030 (“Sistemas y servicios de salud, acceso y cobertura universal”, RM N° 424-2025/MINSA) [3].</w:t>
       </w:r>
     </w:p>
     <w:p>
@@ -1662,7 +1152,7 @@
           <w:color w:val="000000"/>
           <w:sz w:val="24"/>
         </w:rPr>
-        <w:t>En el marco de la investigación científica cualitativa, el planteamiento del problema adopta una naturaleza inductiva: no parte de deducciones hipotéticas preconcebidas ni de fórmulas numéricas abstractas, sino de la inmersión directa en una realidad concreta, latente y sentida por los actores sociales en su vida cotidiana. Plantear y delimitar el problema cualitativo constituye un proceso reflexivo, dinámico y flexible que demanda tiempo y apertura mental, permitiendo al investigador adaptar sus estrategias de aproximación para develar la esencia y la verdad del fenómeno humano.</w:t>
+        <w:t>En el marco de la investigación científica cualitativa, tal como sostienen Hernández-Sampieri y Mendoza [5], el planteamiento del problema adopta una naturaleza inductiva: no parte de deducciones hipotéticas preconcebidas ni de fórmulas numéricas abstractas, sino de la inmersión directa en una realidad concreta, latente y sentida por los actores sociales en su vida cotidiana. Plantear y delimitar el problema cualitativo constituye un proceso reflexivo, dinámico y flexible que demanda tiempo y apertura mental, orientado a capturar la esencia, las emociones, los sentires corpóreos y los significados intersubjetivos que las personas otorgan a sus vivencias en el momento del acto asistencial, siguiendo los fundamentos de Husserl [7] y van Manen [8].</w:t>
       </w:r>
     </w:p>
     <w:p>
@@ -1713,7 +1203,7 @@
           <w:color w:val="000000"/>
           <w:sz w:val="24"/>
         </w:rPr>
-        <w:t>En este recorrido asistencial, se percibe una latente desconexión entre la destreza técnica de los procedimientos sanitarios y la calidad del encuentro interpersonal. Para la población ayacuchana —cuya matriz sociocultural e identidad lingüística está profundamente ligada al quechua chanka—, la atención en salud cobra significado a través de la calidez, la mirada directa, el saludo afectuoso, la paciencia explicativa y el respeto a su dignidad individual. Cuando estas pautas se omiten por la prisa o la sobrecarga del personal, el usuario experimenta sensaciones de desamparo, frustración o silencio. El verdadero problema radica en que los sistemas de gestión tradicionales evalúan la calidad únicamente mediante indicadores de cobertura numérica, desconociendo por completo las vivencias, emociones, mecanismos de respuesta y el sentido que los propios usuarios le atribuyen al cuidado de su salud.</w:t>
+        <w:t>En este recorrido asistencial, se percibe una latente desconexión entre la destreza técnica de los procedimientos sanitarios y la calidad del encuentro interpersonal. Para la población ayacuchana —cuya matriz sociocultural e identidad lingüística está profundamente ligada al quechua chanka—, la atención en salud cobra significado a través de la calidez, la mirada directa, el saludo afectuoso, la paciencia explicativa y el respeto a su dignidad individual. Cuando estas pautas se omiten por la prisa o la sobrecarga del personal, el usuario experimenta sensaciones de desamparo, frustración o silencio. El verdadero problema radica en que los sistemas de gestión tradicionales evalúan la calidad únicamente mediante encuestas estandarizadas cuantitativas como SERVQUAL [19, 20] que reducen la satisfacción a medias aritméticas, desconociendo por completo las vivencias, emociones, mecanismos de respuesta y el sentido que los propios usuarios le atribuyen al cuidado de su salud.</w:t>
       </w:r>
     </w:p>
     <w:p>
@@ -1958,7 +1448,7 @@
           <w:color w:val="000000"/>
           <w:sz w:val="24"/>
         </w:rPr>
-        <w:t>En coherencia con el diseño fenomenológico de investigación (Hernández-Sampieri y Mendoza, 2018; Creswell, 2013) y la cátedra del Dr. Manglio Aguirre Andrade, se formulan preguntas norteadoras abiertas, orientadas a develar la esencia compartida y las estructuras universales de la experiencia vivida por los participantes, evitando hipótesis deductivas preconcebidas. Siguiendo la interrogante canónica de la fenomenología empírica:</w:t>
+        <w:t>En coherencia con el diseño fenomenológico de investigación [5, 6] y las directrices de la Escuela de Enfermería de la UNSCH, se formulan preguntas norteadoras abiertas, orientadas a develar la esencia compartida y las estructuras universales de la experiencia vivida por los participantes, evitando hipótesis deductivas preconcebidas. Siguiendo la interrogante canónica de la fenomenología empírica:</w:t>
       </w:r>
     </w:p>
     <w:p>
@@ -2175,7 +1665,7 @@
           <w:color w:val="000000"/>
           <w:sz w:val="24"/>
         </w:rPr>
-        <w:t>Guardando una simetría lógica estricta (1:1) con las preguntas norteadoras y empleando verbos analíticos propios de la investigación fenomenológica (Creswell, 2013; Sampieri, 2018), se determinan los siguientes objetivos:</w:t>
+        <w:t>Guardando una simetría lógica estricta (1:1) con las preguntas norteadoras y empleando verbos analíticos propios de la investigación fenomenológica [5, 6], se determinan los siguientes objetivos:</w:t>
       </w:r>
     </w:p>
     <w:p>
@@ -2566,7 +2056,7 @@
           <w:color w:val="000000"/>
           <w:sz w:val="24"/>
         </w:rPr>
-        <w:t>En la investigación cualitativa bajo el diseño fenomenológico, el marco contextual no se reduce a una enumeración estática de datos cuantitativos ni a un inventario geográfico desvinculado; constituye la reconstrucción densa, profunda y holística del ambiente natural donde transcurre la vida cotidiana de las personas y donde se gesta el fenómeno estudiado (Hernández-Sampieri y Mendoza, 2018; Creswell, 2013). Para comprender la esencia de la experiencia vivida (Lebenswelt) de los usuarios respecto al acceso y la calidad de atención en el Centro de Salud Belén, es indispensable caracterizar la atmósfera física, cultural, social y sanitaria que envuelve, condiciona y dota de sentido a sus sentires, expectativas, frustraciones y valoraciones intersubjetivas (van Manen, 1990; DIRESA Ayacucho, 2025).</w:t>
+        <w:t>En la investigación cualitativa bajo el diseño fenomenológico, el marco contextual no se reduce a una enumeración estática de datos cuantitativos ni a un inventario geográfico desvinculado; constituye la reconstrucción densa, profunda y holística del ambiente natural donde transcurre la vida cotidiana de las personas y donde se gesta el fenómeno estudiado [5, 6]. Para comprender la esencia de la experiencia vivida (Lebenswelt) de los usuarios respecto al acceso y la calidad de atención en el Centro de Salud Belén, es indispensable caracterizar la atmósfera física, cultural, social y sanitaria que envuelve, condiciona y dota de sentido a sus sentires, expectativas, frustraciones y valoraciones intersubjetivas [8, 4].</w:t>
       </w:r>
     </w:p>
     <w:p>
@@ -2915,7 +2405,7 @@
           <w:color w:val="000000"/>
           <w:sz w:val="24"/>
         </w:rPr>
-        <w:t>Las pautas de sociabilidad comunitaria exigen de manera indeclinable la observancia de códigos éticos y de cortesía tradicionales basados en el respeto mutuo (respetanakuy), el saludo formal y afectuoso (napaykuy) y la acogida hospitalaria (allin chaskiy) (Aguirre-Andrade et al., 2020). Cuando el personal de salud —frecuentemente hispanohablante monolingüe o condicionado por la prisa protocolar— prescinde del saludo, evita el contacto visual, interrumpe el relato del usuario o emplea un léxico excesivamente tecnicista, se produce un violento quiebre comunicativo. El usuario andino interpreta esta conducta como desdén, frialdad burocrática, soberbia institucional o discriminación clasista y étnica, replegándose en el silencio (upallay) y perdiendo la confianza en el sistema asistencial.</w:t>
+        <w:t>Las pautas de sociabilidad comunitaria exigen de manera indeclinable la observancia de códigos éticos y de cortesía tradicionales basados en el respeto mutuo (respetanakuy), el saludo formal y afectuoso (napaykuy) y la acogida hospitalaria (allin chaskiy) [18]. Cuando el personal de salud —frecuentemente hispanohablante monolingüe o condicionado por la prisa protocolar— prescinde del saludo, evita el contacto visual, interrumpe el relato del usuario o emplea un léxico excesivamente tecnicista, se produce un violento quiebre comunicativo. El usuario andino interpreta esta conducta como desdén, frialdad burocrática, soberbia institucional o discriminación clasista y étnica, replegándose en el silencio (upallay) y perdiendo la confianza en el sistema asistencial.</w:t>
       </w:r>
     </w:p>
     <w:p>
@@ -4368,7 +3858,7 @@
           <w:color w:val="000000"/>
           <w:sz w:val="24"/>
         </w:rPr>
-        <w:t>En concordancia con los postulados epistemológicos de Max van Manen (1990), John Creswell (2013) y Roberto Hernández-Sampieri (2018), el mundo de la vida (Lebenswelt) de los seres humanos se articula indisolublemente a través de cuatro existenciales universales: la temporalidad, la espacialidad, la corporalidad y la relacionalidad. El marco contextual del Centro de Salud Belén no actúa como un mero telón de fondo pasivo, sino que opera como un escenario dialéctico que condiciona y da forma a cada una de estas dimensiones existenciales, tal como se sintetiza a continuación:</w:t>
+        <w:t>En concordancia con los postulados epistemológicos de van Manen [8], Creswell [6] y Hernández-Sampieri y Mendoza [5], el mundo de la vida (Lebenswelt) de los seres humanos se articula indisolublemente a través de cuatro existenciales universales: la temporalidad, la espacialidad, la corporalidad y la relacionalidad. El marco contextual del Centro de Salud Belén no actúa como un mero telón de fondo pasivo, sino que opera como un escenario dialéctico que condiciona y da forma a cada una de estas dimensiones existenciales, tal como se sintetiza a continuación:</w:t>
       </w:r>
     </w:p>
     <w:tbl>
@@ -4847,8311 +4337,6 @@
     </w:p>
     <w:p>
       <w:pPr>
-        <w:spacing w:before="280" w:after="160"/>
-        <w:jc w:val="left"/>
-      </w:pPr>
-      <w:r>
-        <w:rPr>
-          <w:rFonts w:ascii="Times New Roman" w:hAnsi="Times New Roman"/>
-          <w:b/>
-          <w:i w:val="0"/>
-          <w:color w:val="000000"/>
-          <w:sz w:val="28"/>
-        </w:rPr>
-        <w:t>CAPÍTULO III: ABORDAJE TEÓRICO</w:t>
-      </w:r>
-    </w:p>
-    <w:p>
-      <w:pPr>
-        <w:spacing w:before="200" w:after="80"/>
-        <w:jc w:val="left"/>
-      </w:pPr>
-      <w:r>
-        <w:rPr>
-          <w:rFonts w:ascii="Times New Roman" w:hAnsi="Times New Roman"/>
-          <w:b/>
-          <w:i w:val="0"/>
-          <w:color w:val="000000"/>
-          <w:sz w:val="24"/>
-        </w:rPr>
-        <w:t>3.1. Antecedentes de estudio</w:t>
-      </w:r>
-    </w:p>
-    <w:p>
-      <w:pPr>
-        <w:spacing w:before="160" w:after="60"/>
-        <w:jc w:val="left"/>
-      </w:pPr>
-      <w:r>
-        <w:rPr>
-          <w:rFonts w:ascii="Times New Roman" w:hAnsi="Times New Roman"/>
-          <w:b/>
-          <w:i/>
-          <w:color w:val="000000"/>
-          <w:sz w:val="24"/>
-        </w:rPr>
-        <w:t>3.1.1. Antecedentes internacionales</w:t>
-      </w:r>
-    </w:p>
-    <w:p>
-      <w:pPr>
-        <w:spacing w:line="312" w:lineRule="auto" w:before="20" w:after="60"/>
-        <w:ind w:left="850" w:hanging="454"/>
-        <w:jc w:val="both"/>
-      </w:pPr>
-      <w:r>
-        <w:rPr>
-          <w:rFonts w:ascii="Times New Roman" w:hAnsi="Times New Roman"/>
-          <w:b w:val="0"/>
-          <w:i w:val="0"/>
-          <w:color w:val="000000"/>
-          <w:sz w:val="24"/>
-        </w:rPr>
-        <w:t xml:space="preserve">•  </w:t>
-      </w:r>
-      <w:r>
-        <w:rPr>
-          <w:rFonts w:ascii="Times New Roman" w:hAnsi="Times New Roman"/>
-          <w:b/>
-          <w:i w:val="0"/>
-          <w:color w:val="000000"/>
-          <w:sz w:val="24"/>
-        </w:rPr>
-        <w:t xml:space="preserve">Gómez-Restrepo y colaboradores (2023, Colombia): </w:t>
-      </w:r>
-      <w:r>
-        <w:rPr>
-          <w:rFonts w:ascii="Times New Roman" w:hAnsi="Times New Roman"/>
-          <w:b w:val="0"/>
-          <w:i w:val="0"/>
-          <w:color w:val="000000"/>
-          <w:sz w:val="24"/>
-        </w:rPr>
-        <w:t>Realizaron una investigación cualitativa fenomenológica titulada “Experiencia del usuario sobre la calidad asistencial en el primer nivel de atención”. Analizaron 18 entrevistas a profundidad con usuarios de centros de salud urbanos, concluyendo que la percepción de calidad está dominada por la calidez comunicativa y la empatía del personal. Demostraron que el trato humanizado compensa percibidamente las deficiencias del ambiente físico y reduce la frustración asociada a los tiempos de espera prolongados.</w:t>
-      </w:r>
-    </w:p>
-    <w:p>
-      <w:pPr>
-        <w:spacing w:line="312" w:lineRule="auto" w:before="20" w:after="60"/>
-        <w:ind w:left="850" w:hanging="454"/>
-        <w:jc w:val="both"/>
-      </w:pPr>
-      <w:r>
-        <w:rPr>
-          <w:rFonts w:ascii="Times New Roman" w:hAnsi="Times New Roman"/>
-          <w:b w:val="0"/>
-          <w:i w:val="0"/>
-          <w:color w:val="000000"/>
-          <w:sz w:val="24"/>
-        </w:rPr>
-        <w:t xml:space="preserve">•  </w:t>
-      </w:r>
-      <w:r>
-        <w:rPr>
-          <w:rFonts w:ascii="Times New Roman" w:hAnsi="Times New Roman"/>
-          <w:b/>
-          <w:i w:val="0"/>
-          <w:color w:val="000000"/>
-          <w:sz w:val="24"/>
-        </w:rPr>
-        <w:t xml:space="preserve">Pérez y Silva (2022, Ecuador): </w:t>
-      </w:r>
-      <w:r>
-        <w:rPr>
-          <w:rFonts w:ascii="Times New Roman" w:hAnsi="Times New Roman"/>
-          <w:b w:val="0"/>
-          <w:i w:val="0"/>
-          <w:color w:val="000000"/>
-          <w:sz w:val="24"/>
-        </w:rPr>
-        <w:t>En su estudio cualitativo “Significados de la atención de enfermería desde la mirada del paciente externo”, concluyeron que los usuarios valoran principalmente el saludo, la escucha atenta y la mirada a los ojos por parte del personal de enfermería, considerando estos gestos como indicadores fundamentales de respeto y competencia profesional.</w:t>
-      </w:r>
-    </w:p>
-    <w:p>
-      <w:pPr>
-        <w:spacing w:before="160" w:after="60"/>
-        <w:jc w:val="left"/>
-      </w:pPr>
-      <w:r>
-        <w:rPr>
-          <w:rFonts w:ascii="Times New Roman" w:hAnsi="Times New Roman"/>
-          <w:b/>
-          <w:i/>
-          <w:color w:val="000000"/>
-          <w:sz w:val="24"/>
-        </w:rPr>
-        <w:t>3.1.2. Antecedentes nacionales</w:t>
-      </w:r>
-    </w:p>
-    <w:p>
-      <w:pPr>
-        <w:spacing w:line="312" w:lineRule="auto" w:before="20" w:after="60"/>
-        <w:ind w:left="850" w:hanging="454"/>
-        <w:jc w:val="both"/>
-      </w:pPr>
-      <w:r>
-        <w:rPr>
-          <w:rFonts w:ascii="Times New Roman" w:hAnsi="Times New Roman"/>
-          <w:b w:val="0"/>
-          <w:i w:val="0"/>
-          <w:color w:val="000000"/>
-          <w:sz w:val="24"/>
-        </w:rPr>
-        <w:t xml:space="preserve">•  </w:t>
-      </w:r>
-      <w:r>
-        <w:rPr>
-          <w:rFonts w:ascii="Times New Roman" w:hAnsi="Times New Roman"/>
-          <w:b/>
-          <w:i w:val="0"/>
-          <w:color w:val="000000"/>
-          <w:sz w:val="24"/>
-        </w:rPr>
-        <w:t xml:space="preserve">Mamani y Quispe (2024, Lima): </w:t>
-      </w:r>
-      <w:r>
-        <w:rPr>
-          <w:rFonts w:ascii="Times New Roman" w:hAnsi="Times New Roman"/>
-          <w:b w:val="0"/>
-          <w:i w:val="0"/>
-          <w:color w:val="000000"/>
-          <w:sz w:val="24"/>
-        </w:rPr>
-        <w:t>En su investigación cualitativa “Percepción de la calidad del cuidado de enfermería en usuarios de establecimientos de salud del primer nivel”, determinaron que los usuarios asocian la mala calidad no al diagnóstico médico sino a la frialdad en la atención, el uso excesivo de modismos técnicos y la falta de espacio para formular preguntas sobre sus medicamentos.</w:t>
-      </w:r>
-    </w:p>
-    <w:p>
-      <w:pPr>
-        <w:spacing w:line="312" w:lineRule="auto" w:before="20" w:after="60"/>
-        <w:ind w:left="850" w:hanging="454"/>
-        <w:jc w:val="both"/>
-      </w:pPr>
-      <w:r>
-        <w:rPr>
-          <w:rFonts w:ascii="Times New Roman" w:hAnsi="Times New Roman"/>
-          <w:b w:val="0"/>
-          <w:i w:val="0"/>
-          <w:color w:val="000000"/>
-          <w:sz w:val="24"/>
-        </w:rPr>
-        <w:t xml:space="preserve">•  </w:t>
-      </w:r>
-      <w:r>
-        <w:rPr>
-          <w:rFonts w:ascii="Times New Roman" w:hAnsi="Times New Roman"/>
-          <w:b/>
-          <w:i w:val="0"/>
-          <w:color w:val="000000"/>
-          <w:sz w:val="24"/>
-        </w:rPr>
-        <w:t xml:space="preserve">Córdova y Reyes (2023, Arequipa): </w:t>
-      </w:r>
-      <w:r>
-        <w:rPr>
-          <w:rFonts w:ascii="Times New Roman" w:hAnsi="Times New Roman"/>
-          <w:b w:val="0"/>
-          <w:i w:val="0"/>
-          <w:color w:val="000000"/>
-          <w:sz w:val="24"/>
-        </w:rPr>
-        <w:t>Desarrollaron el estudio “Tiempos de espera y trato humano: Un estudio cualitativo en centros de salud públicos”. Identificaron que la larga espera en filas desde tempranas horas de la mañana genera una predisposición negativa en el usuario, la cual solo logra disiparse cuando el profesional de enfermería brinde una acogida empática e informativa.</w:t>
-      </w:r>
-    </w:p>
-    <w:p>
-      <w:pPr>
-        <w:spacing w:before="160" w:after="60"/>
-        <w:jc w:val="left"/>
-      </w:pPr>
-      <w:r>
-        <w:rPr>
-          <w:rFonts w:ascii="Times New Roman" w:hAnsi="Times New Roman"/>
-          <w:b/>
-          <w:i/>
-          <w:color w:val="000000"/>
-          <w:sz w:val="24"/>
-        </w:rPr>
-        <w:t>3.1.3. Antecedentes regionales y locales</w:t>
-      </w:r>
-    </w:p>
-    <w:p>
-      <w:pPr>
-        <w:spacing w:line="312" w:lineRule="auto" w:before="20" w:after="60"/>
-        <w:ind w:left="850" w:hanging="454"/>
-        <w:jc w:val="both"/>
-      </w:pPr>
-      <w:r>
-        <w:rPr>
-          <w:rFonts w:ascii="Times New Roman" w:hAnsi="Times New Roman"/>
-          <w:b w:val="0"/>
-          <w:i w:val="0"/>
-          <w:color w:val="000000"/>
-          <w:sz w:val="24"/>
-        </w:rPr>
-        <w:t xml:space="preserve">•  </w:t>
-      </w:r>
-      <w:r>
-        <w:rPr>
-          <w:rFonts w:ascii="Times New Roman" w:hAnsi="Times New Roman"/>
-          <w:b/>
-          <w:i w:val="0"/>
-          <w:color w:val="000000"/>
-          <w:sz w:val="24"/>
-        </w:rPr>
-        <w:t xml:space="preserve">Rojas (2023, Ayacucho): </w:t>
-      </w:r>
-      <w:r>
-        <w:rPr>
-          <w:rFonts w:ascii="Times New Roman" w:hAnsi="Times New Roman"/>
-          <w:b w:val="0"/>
-          <w:i w:val="0"/>
-          <w:color w:val="000000"/>
-          <w:sz w:val="24"/>
-        </w:rPr>
-        <w:t>En su tesis cualitativa “Percepción intercultural de la calidad de atención en usuarios de centros de salud de la Red Huamanga”, realizada con usuarios quechuahablantes, concluyó que la barrera lingüística es el principal factor de insatisfacción. Evidenció que cuando el personal de salud o enfermería responde o saluda en quechua, la percepción de calidad y confianza institucional se incrementa significativamente.</w:t>
-      </w:r>
-    </w:p>
-    <w:p>
-      <w:pPr>
-        <w:spacing w:line="312" w:lineRule="auto" w:before="20" w:after="60"/>
-        <w:ind w:left="850" w:hanging="454"/>
-        <w:jc w:val="both"/>
-      </w:pPr>
-      <w:r>
-        <w:rPr>
-          <w:rFonts w:ascii="Times New Roman" w:hAnsi="Times New Roman"/>
-          <w:b w:val="0"/>
-          <w:i w:val="0"/>
-          <w:color w:val="000000"/>
-          <w:sz w:val="24"/>
-        </w:rPr>
-        <w:t xml:space="preserve">•  </w:t>
-      </w:r>
-      <w:r>
-        <w:rPr>
-          <w:rFonts w:ascii="Times New Roman" w:hAnsi="Times New Roman"/>
-          <w:b/>
-          <w:i w:val="0"/>
-          <w:color w:val="000000"/>
-          <w:sz w:val="24"/>
-        </w:rPr>
-        <w:t xml:space="preserve">García (2022, Ayacucho - UNSCH): </w:t>
-      </w:r>
-      <w:r>
-        <w:rPr>
-          <w:rFonts w:ascii="Times New Roman" w:hAnsi="Times New Roman"/>
-          <w:b w:val="0"/>
-          <w:i w:val="0"/>
-          <w:color w:val="000000"/>
-          <w:sz w:val="24"/>
-        </w:rPr>
-        <w:t>En su trabajo de investigación sobre “Cuidado humanizado de enfermería en el primer nivel de atención”, reportó que la sobrecarga asistencial del personal suele minar la paciencia en el trato, afectando la percepción que tiene la madre o el adulto mayor sobre la atención brindada en los servicios preventivo-promocionales.</w:t>
-      </w:r>
-    </w:p>
-    <w:p>
-      <w:pPr>
-        <w:spacing w:before="200" w:after="80"/>
-        <w:jc w:val="left"/>
-      </w:pPr>
-      <w:r>
-        <w:rPr>
-          <w:rFonts w:ascii="Times New Roman" w:hAnsi="Times New Roman"/>
-          <w:b/>
-          <w:i w:val="0"/>
-          <w:color w:val="000000"/>
-          <w:sz w:val="24"/>
-        </w:rPr>
-        <w:t>3.2. Base teórica</w:t>
-      </w:r>
-    </w:p>
-    <w:p>
-      <w:pPr>
-        <w:spacing w:before="160" w:after="60"/>
-        <w:jc w:val="left"/>
-      </w:pPr>
-      <w:r>
-        <w:rPr>
-          <w:rFonts w:ascii="Times New Roman" w:hAnsi="Times New Roman"/>
-          <w:b/>
-          <w:i/>
-          <w:color w:val="000000"/>
-          <w:sz w:val="24"/>
-        </w:rPr>
-        <w:t>Modelo de Calidad de Salud de Avedis Donabedian</w:t>
-      </w:r>
-    </w:p>
-    <w:p>
-      <w:pPr>
-        <w:spacing w:line="312" w:lineRule="auto" w:before="0" w:after="80"/>
-        <w:ind w:firstLine="720"/>
-        <w:jc w:val="both"/>
-      </w:pPr>
-      <w:r>
-        <w:rPr>
-          <w:rFonts w:ascii="Times New Roman" w:hAnsi="Times New Roman"/>
-          <w:b w:val="0"/>
-          <w:i w:val="0"/>
-          <w:color w:val="000000"/>
-          <w:sz w:val="24"/>
-        </w:rPr>
-        <w:t>Constituye el marco conceptual de referencia para evaluar la calidad sanitaria. Donabedian establece tres dimensiones entrelazadas:</w:t>
-      </w:r>
-    </w:p>
-    <w:p>
-      <w:pPr>
-        <w:spacing w:line="312" w:lineRule="auto" w:before="20" w:after="60"/>
-        <w:ind w:left="850" w:hanging="454"/>
-        <w:jc w:val="both"/>
-      </w:pPr>
-      <w:r>
-        <w:rPr>
-          <w:rFonts w:ascii="Times New Roman" w:hAnsi="Times New Roman"/>
-          <w:b w:val="0"/>
-          <w:i w:val="0"/>
-          <w:color w:val="000000"/>
-          <w:sz w:val="24"/>
-        </w:rPr>
-        <w:t xml:space="preserve">1.  </w:t>
-      </w:r>
-      <w:r>
-        <w:rPr>
-          <w:rFonts w:ascii="Times New Roman" w:hAnsi="Times New Roman"/>
-          <w:b/>
-          <w:i w:val="0"/>
-          <w:color w:val="000000"/>
-          <w:sz w:val="24"/>
-        </w:rPr>
-        <w:t xml:space="preserve">Estructura: </w:t>
-      </w:r>
-      <w:r>
-        <w:rPr>
-          <w:rFonts w:ascii="Times New Roman" w:hAnsi="Times New Roman"/>
-          <w:b w:val="0"/>
-          <w:i w:val="0"/>
-          <w:color w:val="000000"/>
-          <w:sz w:val="24"/>
-        </w:rPr>
-        <w:t>Engloba los recursos materiales (infraestructura, equipamiento, insumos), financieros y humanos (número y calificación del personal).</w:t>
-      </w:r>
-    </w:p>
-    <w:p>
-      <w:pPr>
-        <w:spacing w:line="312" w:lineRule="auto" w:before="20" w:after="60"/>
-        <w:ind w:left="850" w:hanging="454"/>
-        <w:jc w:val="both"/>
-      </w:pPr>
-      <w:r>
-        <w:rPr>
-          <w:rFonts w:ascii="Times New Roman" w:hAnsi="Times New Roman"/>
-          <w:b w:val="0"/>
-          <w:i w:val="0"/>
-          <w:color w:val="000000"/>
-          <w:sz w:val="24"/>
-        </w:rPr>
-        <w:t xml:space="preserve">2.  </w:t>
-      </w:r>
-      <w:r>
-        <w:rPr>
-          <w:rFonts w:ascii="Times New Roman" w:hAnsi="Times New Roman"/>
-          <w:b/>
-          <w:i w:val="0"/>
-          <w:color w:val="000000"/>
-          <w:sz w:val="24"/>
-        </w:rPr>
-        <w:t xml:space="preserve">Proceso: </w:t>
-      </w:r>
-      <w:r>
-        <w:rPr>
-          <w:rFonts w:ascii="Times New Roman" w:hAnsi="Times New Roman"/>
-          <w:b w:val="0"/>
-          <w:i w:val="0"/>
-          <w:color w:val="000000"/>
-          <w:sz w:val="24"/>
-        </w:rPr>
-        <w:t>Refiere a las actividades asistenciales interpersonales y técnicas que ocurren entre el profesional de salud y el paciente.</w:t>
-      </w:r>
-    </w:p>
-    <w:p>
-      <w:pPr>
-        <w:spacing w:line="312" w:lineRule="auto" w:before="20" w:after="60"/>
-        <w:ind w:left="850" w:hanging="454"/>
-        <w:jc w:val="both"/>
-      </w:pPr>
-      <w:r>
-        <w:rPr>
-          <w:rFonts w:ascii="Times New Roman" w:hAnsi="Times New Roman"/>
-          <w:b w:val="0"/>
-          <w:i w:val="0"/>
-          <w:color w:val="000000"/>
-          <w:sz w:val="24"/>
-        </w:rPr>
-        <w:t xml:space="preserve">3.  </w:t>
-      </w:r>
-      <w:r>
-        <w:rPr>
-          <w:rFonts w:ascii="Times New Roman" w:hAnsi="Times New Roman"/>
-          <w:b/>
-          <w:i w:val="0"/>
-          <w:color w:val="000000"/>
-          <w:sz w:val="24"/>
-        </w:rPr>
-        <w:t xml:space="preserve">Resultado: </w:t>
-      </w:r>
-      <w:r>
-        <w:rPr>
-          <w:rFonts w:ascii="Times New Roman" w:hAnsi="Times New Roman"/>
-          <w:b w:val="0"/>
-          <w:i w:val="0"/>
-          <w:color w:val="000000"/>
-          <w:sz w:val="24"/>
-        </w:rPr>
-        <w:t>Evalúa las modificaciones en el estado de salud del paciente y la satisfacción subjetiva obtenida tras el servicio.</w:t>
-      </w:r>
-    </w:p>
-    <w:p>
-      <w:pPr>
-        <w:spacing w:before="160" w:after="60"/>
-        <w:jc w:val="left"/>
-      </w:pPr>
-      <w:r>
-        <w:rPr>
-          <w:rFonts w:ascii="Times New Roman" w:hAnsi="Times New Roman"/>
-          <w:b/>
-          <w:i/>
-          <w:color w:val="000000"/>
-          <w:sz w:val="24"/>
-        </w:rPr>
-        <w:t>Teoría del Cuidado Humano de Jean Watson</w:t>
-      </w:r>
-    </w:p>
-    <w:p>
-      <w:pPr>
-        <w:spacing w:line="312" w:lineRule="auto" w:before="0" w:after="80"/>
-        <w:ind w:firstLine="720"/>
-        <w:jc w:val="both"/>
-      </w:pPr>
-      <w:r>
-        <w:rPr>
-          <w:rFonts w:ascii="Times New Roman" w:hAnsi="Times New Roman"/>
-          <w:b w:val="0"/>
-          <w:i w:val="0"/>
-          <w:color w:val="000000"/>
-          <w:sz w:val="24"/>
-        </w:rPr>
-        <w:t>Sostiene que el cuidado es el núcleo filosófico y práctico de la enfermería. Define al cuidado como un proceso transpersonal e intersubjetivo que busca armonizar la mente, el cuerpo y el alma del ser humano. Watson plantea la necesidad de cultivar relaciones de ayuda y confianza, caracterizadas por la empatía, la sensibilidad, el respeto y la escucha activa.</w:t>
-      </w:r>
-    </w:p>
-    <w:p>
-      <w:pPr>
-        <w:spacing w:before="160" w:after="60"/>
-        <w:jc w:val="left"/>
-      </w:pPr>
-      <w:r>
-        <w:rPr>
-          <w:rFonts w:ascii="Times New Roman" w:hAnsi="Times New Roman"/>
-          <w:b/>
-          <w:i/>
-          <w:color w:val="000000"/>
-          <w:sz w:val="24"/>
-        </w:rPr>
-        <w:t>Fundamentos del Cuidado Fenomenológico en Enfermería: Patricia Benner y Holly Wilson</w:t>
-      </w:r>
-    </w:p>
-    <w:p>
-      <w:pPr>
-        <w:spacing w:line="312" w:lineRule="auto" w:before="0" w:after="80"/>
-        <w:ind w:firstLine="720"/>
-        <w:jc w:val="both"/>
-      </w:pPr>
-      <w:r>
-        <w:rPr>
-          <w:rFonts w:ascii="Times New Roman" w:hAnsi="Times New Roman"/>
-          <w:b w:val="0"/>
-          <w:i w:val="0"/>
-          <w:color w:val="000000"/>
-          <w:sz w:val="24"/>
-        </w:rPr>
-        <w:t>En el campo de la enfermería y las ciencias de la salud, la fenomenología constituye el diseño por excelencia para aprehender la esencia íntima del cuidado, la vulnerabilidad humana y el sufrimiento (Norlyk y Harder, 2010; Sampieri y Mendoza, 2018). Como postula Patricia Benner (2008), la práctica del cuidado de enfermería es fundamentalmente una práctica encarnada (embodied practice), donde el cuerpo del paciente no es un objeto mecánico, sino el vehículo a través del cual la persona vivencia el dolor, la angustia, el frío y el alivio. Benner fundamenta que la calidad asistencial emerge en el encuentro intersubjetivo, donde la intuición clínica y la presencia sensible de la enfermera permiten descifrar el sentir del paciente más allá de los signos biomédicos.</w:t>
-      </w:r>
-    </w:p>
-    <w:p>
-      <w:pPr>
-        <w:spacing w:line="312" w:lineRule="auto" w:before="0" w:after="80"/>
-        <w:ind w:firstLine="720"/>
-        <w:jc w:val="both"/>
-      </w:pPr>
-      <w:r>
-        <w:rPr>
-          <w:rFonts w:ascii="Times New Roman" w:hAnsi="Times New Roman"/>
-          <w:b w:val="0"/>
-          <w:i w:val="0"/>
-          <w:color w:val="000000"/>
-          <w:sz w:val="24"/>
-        </w:rPr>
-        <w:t>Asimismo, Holly Skodol Wilson (2007) y Norlyk y Harder (2010) señalan que el diseño fenomenológico en salud tiene por propósito primordial describir la esencia de las experiencias de los pacientes, exigiendo que el investigador 'haga a un lado' (bracketing o epojé) sus presupuestos teóricos para dar cabida a las narrativas auténticas de los usuarios. Esta concepción se engarza de manera natural con el contexto del Centro de Salud Belén, donde las vivencias de las madres en CRED, los adultos mayores y las familias quechuahablantes requieren ser develadas desde su propia cotidianidad.</w:t>
-      </w:r>
-    </w:p>
-    <w:p>
-      <w:pPr>
-        <w:spacing w:before="200" w:after="80"/>
-        <w:jc w:val="left"/>
-      </w:pPr>
-      <w:r>
-        <w:rPr>
-          <w:rFonts w:ascii="Times New Roman" w:hAnsi="Times New Roman"/>
-          <w:b/>
-          <w:i w:val="0"/>
-          <w:color w:val="000000"/>
-          <w:sz w:val="24"/>
-        </w:rPr>
-        <w:t>3.3. Categorías de estudio (Matriz cualitativa y fenomenológica)</w:t>
-      </w:r>
-    </w:p>
-    <w:p>
-      <w:pPr>
-        <w:spacing w:line="312" w:lineRule="auto" w:before="0" w:after="80"/>
-        <w:ind w:firstLine="720"/>
-        <w:jc w:val="both"/>
-      </w:pPr>
-      <w:r>
-        <w:rPr>
-          <w:rFonts w:ascii="Times New Roman" w:hAnsi="Times New Roman"/>
-          <w:b w:val="0"/>
-          <w:i w:val="0"/>
-          <w:color w:val="000000"/>
-          <w:sz w:val="24"/>
-        </w:rPr>
-        <w:t>En concordancia con el paradigma inductivo interpretativo y las directrices metodológicas de Hernández-Sampieri y Mendoza (2018, p. 494), en el diseño fenomenológico las unidades de significado se estructuran dialécticamente en: (a) Categorías esenciales o comunes de las narrativas (vivencias compartidas por la colectividad usuaria respecto a madrugadas, espera, empatía y quechua); y (b) Categorías diferentes o divergentes de las narrativas (valoraciones y matices particulares disonantes según edad, servicio o condición socioeconómica). A continuación se presenta la matriz comprensiva con las definiciones operativas, códigos sugeridos y preguntas orientadoras:</w:t>
-      </w:r>
-    </w:p>
-    <w:tbl>
-      <w:tblPr>
-        <w:tblW w:type="auto" w:w="0"/>
-        <w:jc w:val="center"/>
-        <w:tblLook w:firstColumn="1" w:firstRow="1" w:lastColumn="0" w:lastRow="0" w:noHBand="0" w:noVBand="1" w:val="04A0"/>
-        <w:tblBorders>
-          <w:top w:val="single" w:sz="4" w:space="0" w:color="808080"/>
-          <w:left w:val="single" w:sz="4" w:space="0" w:color="808080"/>
-          <w:bottom w:val="single" w:sz="4" w:space="0" w:color="808080"/>
-          <w:right w:val="single" w:sz="4" w:space="0" w:color="808080"/>
-          <w:insideH w:val="single" w:sz="4" w:space="0" w:color="808080"/>
-          <w:insideV w:val="single" w:sz="4" w:space="0" w:color="808080"/>
-        </w:tblBorders>
-      </w:tblPr>
-      <w:tblGrid>
-        <w:gridCol w:w="1701"/>
-        <w:gridCol w:w="1701"/>
-        <w:gridCol w:w="1701"/>
-        <w:gridCol w:w="1701"/>
-        <w:gridCol w:w="1701"/>
-      </w:tblGrid>
-      <w:tr>
-        <w:tc>
-          <w:tcPr>
-            <w:tcW w:type="dxa" w:w="1361"/>
-            <w:tcMar>
-              <w:top w:w="120" w:type="dxa"/>
-              <w:bottom w:w="120" w:type="dxa"/>
-              <w:left w:w="140" w:type="dxa"/>
-              <w:right w:w="140" w:type="dxa"/>
-            </w:tcMar>
-            <w:shd w:val="clear" w:color="auto" w:fill="E8EEF5"/>
-          </w:tcPr>
-          <w:p>
-            <w:pPr>
-              <w:jc w:val="center"/>
-            </w:pPr>
-            <w:r>
-              <w:rPr>
-                <w:rFonts w:ascii="Times New Roman" w:hAnsi="Times New Roman"/>
-                <w:b/>
-                <w:i w:val="0"/>
-                <w:color w:val="000000"/>
-                <w:sz w:val="19"/>
-              </w:rPr>
-              <w:t>Concepto Potencial</w:t>
-            </w:r>
-          </w:p>
-        </w:tc>
-        <w:tc>
-          <w:tcPr>
-            <w:tcW w:type="dxa" w:w="1474"/>
-            <w:tcMar>
-              <w:top w:w="120" w:type="dxa"/>
-              <w:bottom w:w="120" w:type="dxa"/>
-              <w:left w:w="140" w:type="dxa"/>
-              <w:right w:w="140" w:type="dxa"/>
-            </w:tcMar>
-            <w:shd w:val="clear" w:color="auto" w:fill="E8EEF5"/>
-          </w:tcPr>
-          <w:p>
-            <w:pPr>
-              <w:jc w:val="center"/>
-            </w:pPr>
-            <w:r>
-              <w:rPr>
-                <w:rFonts w:ascii="Times New Roman" w:hAnsi="Times New Roman"/>
-                <w:b/>
-                <w:i w:val="0"/>
-                <w:color w:val="000000"/>
-                <w:sz w:val="19"/>
-              </w:rPr>
-              <w:t>Dimensión Existencial</w:t>
-            </w:r>
-          </w:p>
-        </w:tc>
-        <w:tc>
-          <w:tcPr>
-            <w:tcW w:type="dxa" w:w="1984"/>
-            <w:tcMar>
-              <w:top w:w="120" w:type="dxa"/>
-              <w:bottom w:w="120" w:type="dxa"/>
-              <w:left w:w="140" w:type="dxa"/>
-              <w:right w:w="140" w:type="dxa"/>
-            </w:tcMar>
-            <w:shd w:val="clear" w:color="auto" w:fill="E8EEF5"/>
-          </w:tcPr>
-          <w:p>
-            <w:pPr>
-              <w:jc w:val="center"/>
-            </w:pPr>
-            <w:r>
-              <w:rPr>
-                <w:rFonts w:ascii="Times New Roman" w:hAnsi="Times New Roman"/>
-                <w:b/>
-                <w:i w:val="0"/>
-                <w:color w:val="000000"/>
-                <w:sz w:val="19"/>
-              </w:rPr>
-              <w:t>Definición Conceptual / Significado</w:t>
-            </w:r>
-          </w:p>
-        </w:tc>
-        <w:tc>
-          <w:tcPr>
-            <w:tcW w:type="dxa" w:w="2268"/>
-            <w:tcMar>
-              <w:top w:w="120" w:type="dxa"/>
-              <w:bottom w:w="120" w:type="dxa"/>
-              <w:left w:w="140" w:type="dxa"/>
-              <w:right w:w="140" w:type="dxa"/>
-            </w:tcMar>
-            <w:shd w:val="clear" w:color="auto" w:fill="E8EEF5"/>
-          </w:tcPr>
-          <w:p>
-            <w:pPr>
-              <w:jc w:val="center"/>
-            </w:pPr>
-            <w:r>
-              <w:rPr>
-                <w:rFonts w:ascii="Times New Roman" w:hAnsi="Times New Roman"/>
-                <w:b/>
-                <w:i w:val="0"/>
-                <w:color w:val="000000"/>
-                <w:sz w:val="19"/>
-              </w:rPr>
-              <w:t>Categorías Emergentes y Códigos</w:t>
-            </w:r>
-          </w:p>
-        </w:tc>
-        <w:tc>
-          <w:tcPr>
-            <w:tcW w:type="dxa" w:w="1984"/>
-            <w:tcMar>
-              <w:top w:w="120" w:type="dxa"/>
-              <w:bottom w:w="120" w:type="dxa"/>
-              <w:left w:w="140" w:type="dxa"/>
-              <w:right w:w="140" w:type="dxa"/>
-            </w:tcMar>
-            <w:shd w:val="clear" w:color="auto" w:fill="E8EEF5"/>
-          </w:tcPr>
-          <w:p>
-            <w:pPr>
-              <w:jc w:val="center"/>
-            </w:pPr>
-            <w:r>
-              <w:rPr>
-                <w:rFonts w:ascii="Times New Roman" w:hAnsi="Times New Roman"/>
-                <w:b/>
-                <w:i w:val="0"/>
-                <w:color w:val="000000"/>
-                <w:sz w:val="19"/>
-              </w:rPr>
-              <w:t>Pregunta Guía de Profundización</w:t>
-            </w:r>
-          </w:p>
-        </w:tc>
-      </w:tr>
-      <w:tr>
-        <w:tc>
-          <w:tcPr>
-            <w:tcW w:type="dxa" w:w="1361"/>
-            <w:tcMar>
-              <w:top w:w="100" w:type="dxa"/>
-              <w:bottom w:w="100" w:type="dxa"/>
-              <w:left w:w="130" w:type="dxa"/>
-              <w:right w:w="130" w:type="dxa"/>
-            </w:tcMar>
-          </w:tcPr>
-          <w:p>
-            <w:pPr>
-              <w:spacing w:line="276" w:lineRule="auto" w:before="0" w:after="40"/>
-              <w:jc w:val="left"/>
-            </w:pPr>
-            <w:r>
-              <w:rPr>
-                <w:rFonts w:ascii="Times New Roman" w:hAnsi="Times New Roman"/>
-                <w:b/>
-                <w:i w:val="0"/>
-                <w:color w:val="000000"/>
-                <w:sz w:val="19"/>
-              </w:rPr>
-              <w:t>Calidad de Atención y Cuidado Humano</w:t>
-            </w:r>
-          </w:p>
-        </w:tc>
-        <w:tc>
-          <w:tcPr>
-            <w:tcW w:type="dxa" w:w="1474"/>
-            <w:tcMar>
-              <w:top w:w="100" w:type="dxa"/>
-              <w:bottom w:w="100" w:type="dxa"/>
-              <w:left w:w="130" w:type="dxa"/>
-              <w:right w:w="130" w:type="dxa"/>
-            </w:tcMar>
-          </w:tcPr>
-          <w:p>
-            <w:pPr>
-              <w:spacing w:line="276" w:lineRule="auto" w:before="0" w:after="40"/>
-              <w:jc w:val="left"/>
-            </w:pPr>
-            <w:r>
-              <w:rPr>
-                <w:rFonts w:ascii="Times New Roman" w:hAnsi="Times New Roman"/>
-                <w:b/>
-                <w:i w:val="0"/>
-                <w:color w:val="000000"/>
-                <w:sz w:val="19"/>
-              </w:rPr>
-              <w:t>1. Temporalidad (Tiempo vivido)</w:t>
-            </w:r>
-          </w:p>
-        </w:tc>
-        <w:tc>
-          <w:tcPr>
-            <w:tcW w:type="dxa" w:w="1984"/>
-            <w:tcMar>
-              <w:top w:w="100" w:type="dxa"/>
-              <w:bottom w:w="100" w:type="dxa"/>
-              <w:left w:w="130" w:type="dxa"/>
-              <w:right w:w="130" w:type="dxa"/>
-            </w:tcMar>
-          </w:tcPr>
-          <w:p>
-            <w:pPr>
-              <w:spacing w:line="276" w:lineRule="auto" w:before="0" w:after="40"/>
-              <w:jc w:val="left"/>
-            </w:pPr>
-            <w:r>
-              <w:rPr>
-                <w:rFonts w:ascii="Times New Roman" w:hAnsi="Times New Roman"/>
-                <w:b w:val="0"/>
-                <w:i w:val="0"/>
-                <w:color w:val="000000"/>
-                <w:sz w:val="19"/>
-              </w:rPr>
-              <w:t>Experiencia subjetiva del transcurso del tiempo: madrugar a oscuras, incertidumbre en la fila exterior y horas en sala de espera.</w:t>
-            </w:r>
-          </w:p>
-        </w:tc>
-        <w:tc>
-          <w:tcPr>
-            <w:tcW w:type="dxa" w:w="2268"/>
-            <w:tcMar>
-              <w:top w:w="100" w:type="dxa"/>
-              <w:bottom w:w="100" w:type="dxa"/>
-              <w:left w:w="130" w:type="dxa"/>
-              <w:right w:w="130" w:type="dxa"/>
-            </w:tcMar>
-          </w:tcPr>
-          <w:p>
-            <w:pPr>
-              <w:spacing w:line="276" w:lineRule="auto" w:before="0" w:after="40"/>
-              <w:jc w:val="left"/>
-            </w:pPr>
-            <w:r>
-              <w:rPr>
-                <w:rFonts w:ascii="Times New Roman" w:hAnsi="Times New Roman"/>
-                <w:b w:val="0"/>
-                <w:i w:val="0"/>
-                <w:color w:val="000000"/>
-                <w:sz w:val="19"/>
-              </w:rPr>
-              <w:t>• Esencia compartida: Madrugar a las 4:00 AM; angustia por alcanzar cupo; tiempo detenido en sala.</w:t>
-              <w:br/>
-              <w:t>• Variaciones individuales: Percepción de mayor agilidad en CRED que en Medicina; jóvenes valoran citas digitales, adultos mayores la fila presencial.</w:t>
-            </w:r>
-          </w:p>
-        </w:tc>
-        <w:tc>
-          <w:tcPr>
-            <w:tcW w:type="dxa" w:w="1984"/>
-            <w:tcMar>
-              <w:top w:w="100" w:type="dxa"/>
-              <w:bottom w:w="100" w:type="dxa"/>
-              <w:left w:w="130" w:type="dxa"/>
-              <w:right w:w="130" w:type="dxa"/>
-            </w:tcMar>
-          </w:tcPr>
-          <w:p>
-            <w:pPr>
-              <w:spacing w:line="276" w:lineRule="auto" w:before="0" w:after="40"/>
-              <w:jc w:val="left"/>
-            </w:pPr>
-            <w:r>
-              <w:rPr>
-                <w:rFonts w:ascii="Times New Roman" w:hAnsi="Times New Roman"/>
-                <w:b w:val="0"/>
-                <w:i w:val="0"/>
-                <w:color w:val="000000"/>
-                <w:sz w:val="19"/>
-              </w:rPr>
-              <w:t>¿Cómo vivió subjetivamente el transcurrir de las horas desde su llegada en la madrugada hasta su ingreso al consultorio?</w:t>
-            </w:r>
-          </w:p>
-        </w:tc>
-      </w:tr>
-      <w:tr>
-        <w:tc>
-          <w:tcPr>
-            <w:tcW w:type="dxa" w:w="1361"/>
-            <w:tcMar>
-              <w:top w:w="100" w:type="dxa"/>
-              <w:bottom w:w="100" w:type="dxa"/>
-              <w:left w:w="130" w:type="dxa"/>
-              <w:right w:w="130" w:type="dxa"/>
-            </w:tcMar>
-          </w:tcPr>
-          <w:p>
-            <w:pPr>
-              <w:spacing w:line="276" w:lineRule="auto" w:before="0" w:after="40"/>
-              <w:jc w:val="left"/>
-            </w:pPr>
-            <w:r>
-              <w:rPr>
-                <w:rFonts w:ascii="Times New Roman" w:hAnsi="Times New Roman"/>
-                <w:b/>
-                <w:i w:val="0"/>
-                <w:color w:val="000000"/>
-                <w:sz w:val="19"/>
-              </w:rPr>
-            </w:r>
-          </w:p>
-        </w:tc>
-        <w:tc>
-          <w:tcPr>
-            <w:tcW w:type="dxa" w:w="1474"/>
-            <w:tcMar>
-              <w:top w:w="100" w:type="dxa"/>
-              <w:bottom w:w="100" w:type="dxa"/>
-              <w:left w:w="130" w:type="dxa"/>
-              <w:right w:w="130" w:type="dxa"/>
-            </w:tcMar>
-          </w:tcPr>
-          <w:p>
-            <w:pPr>
-              <w:spacing w:line="276" w:lineRule="auto" w:before="0" w:after="40"/>
-              <w:jc w:val="left"/>
-            </w:pPr>
-            <w:r>
-              <w:rPr>
-                <w:rFonts w:ascii="Times New Roman" w:hAnsi="Times New Roman"/>
-                <w:b/>
-                <w:i w:val="0"/>
-                <w:color w:val="000000"/>
-                <w:sz w:val="19"/>
-              </w:rPr>
-              <w:t>2. Espacialidad (Espacio vivido)</w:t>
-            </w:r>
-          </w:p>
-        </w:tc>
-        <w:tc>
-          <w:tcPr>
-            <w:tcW w:type="dxa" w:w="1984"/>
-            <w:tcMar>
-              <w:top w:w="100" w:type="dxa"/>
-              <w:bottom w:w="100" w:type="dxa"/>
-              <w:left w:w="130" w:type="dxa"/>
-              <w:right w:w="130" w:type="dxa"/>
-            </w:tcMar>
-          </w:tcPr>
-          <w:p>
-            <w:pPr>
-              <w:spacing w:line="276" w:lineRule="auto" w:before="0" w:after="40"/>
-              <w:jc w:val="left"/>
-            </w:pPr>
-            <w:r>
-              <w:rPr>
-                <w:rFonts w:ascii="Times New Roman" w:hAnsi="Times New Roman"/>
-                <w:b w:val="0"/>
-                <w:i w:val="0"/>
-                <w:color w:val="000000"/>
-                <w:sz w:val="19"/>
-              </w:rPr>
-              <w:t>Vivencia del entorno físico, ambiental y simbólico: acera exterior, hacinamiento en pasillos, rigidez de asientos y privacidad clínica.</w:t>
-            </w:r>
-          </w:p>
-        </w:tc>
-        <w:tc>
-          <w:tcPr>
-            <w:tcW w:type="dxa" w:w="2268"/>
-            <w:tcMar>
-              <w:top w:w="100" w:type="dxa"/>
-              <w:bottom w:w="100" w:type="dxa"/>
-              <w:left w:w="130" w:type="dxa"/>
-              <w:right w:w="130" w:type="dxa"/>
-            </w:tcMar>
-          </w:tcPr>
-          <w:p>
-            <w:pPr>
-              <w:spacing w:line="276" w:lineRule="auto" w:before="0" w:after="40"/>
-              <w:jc w:val="left"/>
-            </w:pPr>
-            <w:r>
-              <w:rPr>
-                <w:rFonts w:ascii="Times New Roman" w:hAnsi="Times New Roman"/>
-                <w:b w:val="0"/>
-                <w:i w:val="0"/>
-                <w:color w:val="000000"/>
-                <w:sz w:val="19"/>
-              </w:rPr>
-              <w:t>• Esencia compartida: Frío de la acera matutina; estrechez de pasillos; alivio al entrar a un ambiente reservado.</w:t>
-              <w:br/>
-              <w:t>• Variaciones individuales: Consultorios de Obstetricia con mayor reserva que Triaje; disonancia sobre la ventilación en lluvias.</w:t>
-            </w:r>
-          </w:p>
-        </w:tc>
-        <w:tc>
-          <w:tcPr>
-            <w:tcW w:type="dxa" w:w="1984"/>
-            <w:tcMar>
-              <w:top w:w="100" w:type="dxa"/>
-              <w:bottom w:w="100" w:type="dxa"/>
-              <w:left w:w="130" w:type="dxa"/>
-              <w:right w:w="130" w:type="dxa"/>
-            </w:tcMar>
-          </w:tcPr>
-          <w:p>
-            <w:pPr>
-              <w:spacing w:line="276" w:lineRule="auto" w:before="0" w:after="40"/>
-              <w:jc w:val="left"/>
-            </w:pPr>
-            <w:r>
-              <w:rPr>
-                <w:rFonts w:ascii="Times New Roman" w:hAnsi="Times New Roman"/>
-                <w:b w:val="0"/>
-                <w:i w:val="0"/>
-                <w:color w:val="000000"/>
-                <w:sz w:val="19"/>
-              </w:rPr>
-              <w:t>¿Cómo describe el espacio físico por donde transitó? ¿Sintió que el consultorio le brindó la intimidad y tranquilidad necesaria?</w:t>
-            </w:r>
-          </w:p>
-        </w:tc>
-      </w:tr>
-      <w:tr>
-        <w:tc>
-          <w:tcPr>
-            <w:tcW w:type="dxa" w:w="1361"/>
-            <w:tcMar>
-              <w:top w:w="100" w:type="dxa"/>
-              <w:bottom w:w="100" w:type="dxa"/>
-              <w:left w:w="130" w:type="dxa"/>
-              <w:right w:w="130" w:type="dxa"/>
-            </w:tcMar>
-          </w:tcPr>
-          <w:p>
-            <w:pPr>
-              <w:spacing w:line="276" w:lineRule="auto" w:before="0" w:after="40"/>
-              <w:jc w:val="left"/>
-            </w:pPr>
-            <w:r>
-              <w:rPr>
-                <w:rFonts w:ascii="Times New Roman" w:hAnsi="Times New Roman"/>
-                <w:b/>
-                <w:i w:val="0"/>
-                <w:color w:val="000000"/>
-                <w:sz w:val="19"/>
-              </w:rPr>
-            </w:r>
-          </w:p>
-        </w:tc>
-        <w:tc>
-          <w:tcPr>
-            <w:tcW w:type="dxa" w:w="1474"/>
-            <w:tcMar>
-              <w:top w:w="100" w:type="dxa"/>
-              <w:bottom w:w="100" w:type="dxa"/>
-              <w:left w:w="130" w:type="dxa"/>
-              <w:right w:w="130" w:type="dxa"/>
-            </w:tcMar>
-          </w:tcPr>
-          <w:p>
-            <w:pPr>
-              <w:spacing w:line="276" w:lineRule="auto" w:before="0" w:after="40"/>
-              <w:jc w:val="left"/>
-            </w:pPr>
-            <w:r>
-              <w:rPr>
-                <w:rFonts w:ascii="Times New Roman" w:hAnsi="Times New Roman"/>
-                <w:b/>
-                <w:i w:val="0"/>
-                <w:color w:val="000000"/>
-                <w:sz w:val="19"/>
-              </w:rPr>
-              <w:t>3. Corporalidad (Cuerpo vivido)</w:t>
-            </w:r>
-          </w:p>
-        </w:tc>
-        <w:tc>
-          <w:tcPr>
-            <w:tcW w:type="dxa" w:w="1984"/>
-            <w:tcMar>
-              <w:top w:w="100" w:type="dxa"/>
-              <w:bottom w:w="100" w:type="dxa"/>
-              <w:left w:w="130" w:type="dxa"/>
-              <w:right w:w="130" w:type="dxa"/>
-            </w:tcMar>
-          </w:tcPr>
-          <w:p>
-            <w:pPr>
-              <w:spacing w:line="276" w:lineRule="auto" w:before="0" w:after="40"/>
-              <w:jc w:val="left"/>
-            </w:pPr>
-            <w:r>
-              <w:rPr>
-                <w:rFonts w:ascii="Times New Roman" w:hAnsi="Times New Roman"/>
-                <w:b w:val="0"/>
-                <w:i w:val="0"/>
-                <w:color w:val="000000"/>
-                <w:sz w:val="19"/>
-              </w:rPr>
-              <w:t>Sentires somáticos y físicos de la persona doliente: fatiga física, hambre en ayunas, frío penetrante, dolor de la afección y alivio corporal.</w:t>
-            </w:r>
-          </w:p>
-        </w:tc>
-        <w:tc>
-          <w:tcPr>
-            <w:tcW w:type="dxa" w:w="2268"/>
-            <w:tcMar>
-              <w:top w:w="100" w:type="dxa"/>
-              <w:bottom w:w="100" w:type="dxa"/>
-              <w:left w:w="130" w:type="dxa"/>
-              <w:right w:w="130" w:type="dxa"/>
-            </w:tcMar>
-          </w:tcPr>
-          <w:p>
-            <w:pPr>
-              <w:spacing w:line="276" w:lineRule="auto" w:before="0" w:after="40"/>
-              <w:jc w:val="left"/>
-            </w:pPr>
-            <w:r>
-              <w:rPr>
-                <w:rFonts w:ascii="Times New Roman" w:hAnsi="Times New Roman"/>
-                <w:b w:val="0"/>
-                <w:i w:val="0"/>
-                <w:color w:val="000000"/>
-                <w:sz w:val="19"/>
-              </w:rPr>
-              <w:t>• Esencia compartida: Cansancio lumbar por estar de pie; frío matutino; distensión corporal al ser atendido y recibir medicinas.</w:t>
-              <w:br/>
-              <w:t>• Variaciones individuales: Madres reportan llanto y cansancio de los niños; adultos mayores expresan dolor articular y entumecimiento.</w:t>
-            </w:r>
-          </w:p>
-        </w:tc>
-        <w:tc>
-          <w:tcPr>
-            <w:tcW w:type="dxa" w:w="1984"/>
-            <w:tcMar>
-              <w:top w:w="100" w:type="dxa"/>
-              <w:bottom w:w="100" w:type="dxa"/>
-              <w:left w:w="130" w:type="dxa"/>
-              <w:right w:w="130" w:type="dxa"/>
-            </w:tcMar>
-          </w:tcPr>
-          <w:p>
-            <w:pPr>
-              <w:spacing w:line="276" w:lineRule="auto" w:before="0" w:after="40"/>
-              <w:jc w:val="left"/>
-            </w:pPr>
-            <w:r>
-              <w:rPr>
-                <w:rFonts w:ascii="Times New Roman" w:hAnsi="Times New Roman"/>
-                <w:b w:val="0"/>
-                <w:i w:val="0"/>
-                <w:color w:val="000000"/>
-                <w:sz w:val="19"/>
-              </w:rPr>
-              <w:t>¿Qué sensaciones experimentó en su cuerpo (dolor, fatiga, frío, alivio) a lo largo de toda su espera y atención clínica?</w:t>
-            </w:r>
-          </w:p>
-        </w:tc>
-      </w:tr>
-      <w:tr>
-        <w:tc>
-          <w:tcPr>
-            <w:tcW w:type="dxa" w:w="1361"/>
-            <w:tcMar>
-              <w:top w:w="100" w:type="dxa"/>
-              <w:bottom w:w="100" w:type="dxa"/>
-              <w:left w:w="130" w:type="dxa"/>
-              <w:right w:w="130" w:type="dxa"/>
-            </w:tcMar>
-          </w:tcPr>
-          <w:p>
-            <w:pPr>
-              <w:spacing w:line="276" w:lineRule="auto" w:before="0" w:after="40"/>
-              <w:jc w:val="left"/>
-            </w:pPr>
-            <w:r>
-              <w:rPr>
-                <w:rFonts w:ascii="Times New Roman" w:hAnsi="Times New Roman"/>
-                <w:b/>
-                <w:i w:val="0"/>
-                <w:color w:val="000000"/>
-                <w:sz w:val="19"/>
-              </w:rPr>
-            </w:r>
-          </w:p>
-        </w:tc>
-        <w:tc>
-          <w:tcPr>
-            <w:tcW w:type="dxa" w:w="1474"/>
-            <w:tcMar>
-              <w:top w:w="100" w:type="dxa"/>
-              <w:bottom w:w="100" w:type="dxa"/>
-              <w:left w:w="130" w:type="dxa"/>
-              <w:right w:w="130" w:type="dxa"/>
-            </w:tcMar>
-          </w:tcPr>
-          <w:p>
-            <w:pPr>
-              <w:spacing w:line="276" w:lineRule="auto" w:before="0" w:after="40"/>
-              <w:jc w:val="left"/>
-            </w:pPr>
-            <w:r>
-              <w:rPr>
-                <w:rFonts w:ascii="Times New Roman" w:hAnsi="Times New Roman"/>
-                <w:b/>
-                <w:i w:val="0"/>
-                <w:color w:val="000000"/>
-                <w:sz w:val="19"/>
-              </w:rPr>
-              <w:t>4. Relacionalidad (Relación humana)</w:t>
-            </w:r>
-          </w:p>
-        </w:tc>
-        <w:tc>
-          <w:tcPr>
-            <w:tcW w:type="dxa" w:w="1984"/>
-            <w:tcMar>
-              <w:top w:w="100" w:type="dxa"/>
-              <w:bottom w:w="100" w:type="dxa"/>
-              <w:left w:w="130" w:type="dxa"/>
-              <w:right w:w="130" w:type="dxa"/>
-            </w:tcMar>
-          </w:tcPr>
-          <w:p>
-            <w:pPr>
-              <w:spacing w:line="276" w:lineRule="auto" w:before="0" w:after="40"/>
-              <w:jc w:val="left"/>
-            </w:pPr>
-            <w:r>
-              <w:rPr>
-                <w:rFonts w:ascii="Times New Roman" w:hAnsi="Times New Roman"/>
-                <w:b w:val="0"/>
-                <w:i w:val="0"/>
-                <w:color w:val="000000"/>
-                <w:sz w:val="19"/>
-              </w:rPr>
-              <w:t>Vínculo intersubjetivo entre el equipo asistencial y el usuario: saludo afectuoso (napaykuy), empatía, escucha activa y lengua quechua.</w:t>
-            </w:r>
-          </w:p>
-        </w:tc>
-        <w:tc>
-          <w:tcPr>
-            <w:tcW w:type="dxa" w:w="2268"/>
-            <w:tcMar>
-              <w:top w:w="100" w:type="dxa"/>
-              <w:bottom w:w="100" w:type="dxa"/>
-              <w:left w:w="130" w:type="dxa"/>
-              <w:right w:w="130" w:type="dxa"/>
-            </w:tcMar>
-          </w:tcPr>
-          <w:p>
-            <w:pPr>
-              <w:spacing w:line="276" w:lineRule="auto" w:before="0" w:after="40"/>
-              <w:jc w:val="left"/>
-            </w:pPr>
-            <w:r>
-              <w:rPr>
-                <w:rFonts w:ascii="Times New Roman" w:hAnsi="Times New Roman"/>
-                <w:b w:val="0"/>
-                <w:i w:val="0"/>
-                <w:color w:val="000000"/>
-                <w:sz w:val="19"/>
-              </w:rPr>
-              <w:t>• Esencia compartida: Necesidad vital de calidez y mirada atenta; consuelo al ser escuchado; dignidad al comunicarse en quechua chanka.</w:t>
-              <w:br/>
-              <w:t>• Variaciones individuales: Trato cercano en Enfermería frente a mayor prisa en Medicina; quejas de indiferencia en Admisión.</w:t>
-            </w:r>
-          </w:p>
-        </w:tc>
-        <w:tc>
-          <w:tcPr>
-            <w:tcW w:type="dxa" w:w="1984"/>
-            <w:tcMar>
-              <w:top w:w="100" w:type="dxa"/>
-              <w:bottom w:w="100" w:type="dxa"/>
-              <w:left w:w="130" w:type="dxa"/>
-              <w:right w:w="130" w:type="dxa"/>
-            </w:tcMar>
-          </w:tcPr>
-          <w:p>
-            <w:pPr>
-              <w:spacing w:line="276" w:lineRule="auto" w:before="0" w:after="40"/>
-              <w:jc w:val="left"/>
-            </w:pPr>
-            <w:r>
-              <w:rPr>
-                <w:rFonts w:ascii="Times New Roman" w:hAnsi="Times New Roman"/>
-                <w:b w:val="0"/>
-                <w:i w:val="0"/>
-                <w:color w:val="000000"/>
-                <w:sz w:val="19"/>
-              </w:rPr>
-              <w:t>¿Cómo fue el encuentro humano con el médico o enfermera? ¿Sintió calidez, paciencia y escucha atenta? ¿Le hablaron en quechua?</w:t>
-            </w:r>
-          </w:p>
-        </w:tc>
-      </w:tr>
-      <w:tr>
-        <w:tc>
-          <w:tcPr>
-            <w:tcW w:type="dxa" w:w="1361"/>
-            <w:tcMar>
-              <w:top w:w="100" w:type="dxa"/>
-              <w:bottom w:w="100" w:type="dxa"/>
-              <w:left w:w="130" w:type="dxa"/>
-              <w:right w:w="130" w:type="dxa"/>
-            </w:tcMar>
-          </w:tcPr>
-          <w:p>
-            <w:pPr>
-              <w:spacing w:line="276" w:lineRule="auto" w:before="0" w:after="40"/>
-              <w:jc w:val="left"/>
-            </w:pPr>
-            <w:r>
-              <w:rPr>
-                <w:rFonts w:ascii="Times New Roman" w:hAnsi="Times New Roman"/>
-                <w:b/>
-                <w:i w:val="0"/>
-                <w:color w:val="000000"/>
-                <w:sz w:val="19"/>
-              </w:rPr>
-            </w:r>
-          </w:p>
-        </w:tc>
-        <w:tc>
-          <w:tcPr>
-            <w:tcW w:type="dxa" w:w="1474"/>
-            <w:tcMar>
-              <w:top w:w="100" w:type="dxa"/>
-              <w:bottom w:w="100" w:type="dxa"/>
-              <w:left w:w="130" w:type="dxa"/>
-              <w:right w:w="130" w:type="dxa"/>
-            </w:tcMar>
-          </w:tcPr>
-          <w:p>
-            <w:pPr>
-              <w:spacing w:line="276" w:lineRule="auto" w:before="0" w:after="40"/>
-              <w:jc w:val="left"/>
-            </w:pPr>
-            <w:r>
-              <w:rPr>
-                <w:rFonts w:ascii="Times New Roman" w:hAnsi="Times New Roman"/>
-                <w:b/>
-                <w:i w:val="0"/>
-                <w:color w:val="000000"/>
-                <w:sz w:val="19"/>
-              </w:rPr>
-              <w:t>5. Esencia Holística del Cuidado</w:t>
-            </w:r>
-          </w:p>
-        </w:tc>
-        <w:tc>
-          <w:tcPr>
-            <w:tcW w:type="dxa" w:w="1984"/>
-            <w:tcMar>
-              <w:top w:w="100" w:type="dxa"/>
-              <w:bottom w:w="100" w:type="dxa"/>
-              <w:left w:w="130" w:type="dxa"/>
-              <w:right w:w="130" w:type="dxa"/>
-            </w:tcMar>
-          </w:tcPr>
-          <w:p>
-            <w:pPr>
-              <w:spacing w:line="276" w:lineRule="auto" w:before="0" w:after="40"/>
-              <w:jc w:val="left"/>
-            </w:pPr>
-            <w:r>
-              <w:rPr>
-                <w:rFonts w:ascii="Times New Roman" w:hAnsi="Times New Roman"/>
-                <w:b w:val="0"/>
-                <w:i w:val="0"/>
-                <w:color w:val="000000"/>
-                <w:sz w:val="19"/>
-              </w:rPr>
-              <w:t>Significado integral y valorativo que el usuario otorga a la atención digna, humanizada y resolutiva en el primer nivel de salud.</w:t>
-            </w:r>
-          </w:p>
-        </w:tc>
-        <w:tc>
-          <w:tcPr>
-            <w:tcW w:type="dxa" w:w="2268"/>
-            <w:tcMar>
-              <w:top w:w="100" w:type="dxa"/>
-              <w:bottom w:w="100" w:type="dxa"/>
-              <w:left w:w="130" w:type="dxa"/>
-              <w:right w:w="130" w:type="dxa"/>
-            </w:tcMar>
-          </w:tcPr>
-          <w:p>
-            <w:pPr>
-              <w:spacing w:line="276" w:lineRule="auto" w:before="0" w:after="40"/>
-              <w:jc w:val="left"/>
-            </w:pPr>
-            <w:r>
-              <w:rPr>
-                <w:rFonts w:ascii="Times New Roman" w:hAnsi="Times New Roman"/>
-                <w:b w:val="0"/>
-                <w:i w:val="0"/>
-                <w:color w:val="000000"/>
-                <w:sz w:val="19"/>
-              </w:rPr>
-              <w:t>• Esencia compartida: Calidad significa respeto irrestricto, comprensión del dolor y entrega oportuna de fármacos.</w:t>
-              <w:br/>
-              <w:t>• Variaciones individuales: Pacientes crónicos priorizan abastecimiento de insumos; madres primerizas priorizan paciencia y pedagogía.</w:t>
-            </w:r>
-          </w:p>
-        </w:tc>
-        <w:tc>
-          <w:tcPr>
-            <w:tcW w:type="dxa" w:w="1984"/>
-            <w:tcMar>
-              <w:top w:w="100" w:type="dxa"/>
-              <w:bottom w:w="100" w:type="dxa"/>
-              <w:left w:w="130" w:type="dxa"/>
-              <w:right w:w="130" w:type="dxa"/>
-            </w:tcMar>
-          </w:tcPr>
-          <w:p>
-            <w:pPr>
-              <w:spacing w:line="276" w:lineRule="auto" w:before="0" w:after="40"/>
-              <w:jc w:val="left"/>
-            </w:pPr>
-            <w:r>
-              <w:rPr>
-                <w:rFonts w:ascii="Times New Roman" w:hAnsi="Times New Roman"/>
-                <w:b w:val="0"/>
-                <w:i w:val="0"/>
-                <w:color w:val="000000"/>
-                <w:sz w:val="19"/>
-              </w:rPr>
-              <w:t>Al reflexionar sobre toda su vivencia, ¿qué significa para usted recibir una atención de auténtica calidad humana?</w:t>
-            </w:r>
-          </w:p>
-        </w:tc>
-      </w:tr>
-    </w:tbl>
-    <w:p>
-      <w:pPr>
-        <w:sectPr>
-          <w:headerReference w:type="default" r:id="rId21"/>
-          <w:footerReference w:type="default" r:id="rId22"/>
-          <w:pgSz w:w="11906" w:h="16838"/>
-          <w:pgMar w:top="1701" w:right="1417" w:bottom="1417" w:left="1984" w:header="720" w:footer="720" w:gutter="0"/>
-          <w:cols w:space="720"/>
-          <w:docGrid w:linePitch="360"/>
-          <w:pgNumType w:fmt="decimal"/>
-        </w:sectPr>
-      </w:pPr>
-    </w:p>
-    <w:p>
-      <w:pPr>
-        <w:spacing w:before="280" w:after="160"/>
-        <w:jc w:val="left"/>
-      </w:pPr>
-      <w:r>
-        <w:rPr>
-          <w:rFonts w:ascii="Times New Roman" w:hAnsi="Times New Roman"/>
-          <w:b/>
-          <w:i w:val="0"/>
-          <w:color w:val="000000"/>
-          <w:sz w:val="28"/>
-        </w:rPr>
-        <w:t>CAPÍTULO IV: METODOLOGÍA: DISEÑO FENOMENOLÓGICO DE INVESTIGACIÓN</w:t>
-      </w:r>
-    </w:p>
-    <w:p>
-      <w:pPr>
-        <w:spacing w:before="200" w:after="80"/>
-        <w:jc w:val="left"/>
-      </w:pPr>
-      <w:r>
-        <w:rPr>
-          <w:rFonts w:ascii="Times New Roman" w:hAnsi="Times New Roman"/>
-          <w:b/>
-          <w:i w:val="0"/>
-          <w:color w:val="000000"/>
-          <w:sz w:val="24"/>
-        </w:rPr>
-        <w:t>4.1. Fundamentación filosófica y epistemológica del diseño fenomenológico</w:t>
-      </w:r>
-    </w:p>
-    <w:p>
-      <w:pPr>
-        <w:spacing w:line="312" w:lineRule="auto" w:before="0" w:after="80"/>
-        <w:ind w:firstLine="720"/>
-        <w:jc w:val="both"/>
-      </w:pPr>
-      <w:r>
-        <w:rPr>
-          <w:rFonts w:ascii="Times New Roman" w:hAnsi="Times New Roman"/>
-          <w:b w:val="0"/>
-          <w:i w:val="0"/>
-          <w:color w:val="000000"/>
-          <w:sz w:val="24"/>
-        </w:rPr>
-        <w:t>La investigación se inserta en el paradigma interpretativo-naturalista y adopta un diseño cualitativo fenomenológico (Hernández-Sampieri y Mendoza, 2018; Creswell, 2013). Como señalan Roberto Hernández-Sampieri y Christian Mendoza (2018), la fenomenología no es únicamente una técnica de indagación, sino simultáneamente una filosofía, un enfoque epistemológico y un diseño metodológico riguroso cuyo origen se remonta al matemático y filósofo Edmund Husserl (1859-1938). Su propósito principal consiste en explorar, describir y comprender las experiencias de las personas con respecto a un determinado fenómeno y descubrir los elementos en común (la esencia compartida) de tales vivencias.</w:t>
-      </w:r>
-    </w:p>
-    <w:p>
-      <w:pPr>
-        <w:spacing w:line="312" w:lineRule="auto" w:before="20" w:after="60"/>
-        <w:ind w:left="850" w:hanging="454"/>
-        <w:jc w:val="both"/>
-      </w:pPr>
-      <w:r>
-        <w:rPr>
-          <w:rFonts w:ascii="Times New Roman" w:hAnsi="Times New Roman"/>
-          <w:b w:val="0"/>
-          <w:i w:val="0"/>
-          <w:color w:val="000000"/>
-          <w:sz w:val="24"/>
-        </w:rPr>
-        <w:t xml:space="preserve">•  </w:t>
-      </w:r>
-      <w:r>
-        <w:rPr>
-          <w:rFonts w:ascii="Times New Roman" w:hAnsi="Times New Roman"/>
-          <w:b/>
-          <w:i w:val="0"/>
-          <w:color w:val="000000"/>
-          <w:sz w:val="24"/>
-        </w:rPr>
-        <w:t xml:space="preserve">Diferenciación frente a la Teoría Fundamentada: </w:t>
-      </w:r>
-      <w:r>
-        <w:rPr>
-          <w:rFonts w:ascii="Times New Roman" w:hAnsi="Times New Roman"/>
-          <w:b w:val="0"/>
-          <w:i w:val="0"/>
-          <w:color w:val="000000"/>
-          <w:sz w:val="24"/>
-        </w:rPr>
-        <w:t>En la teoría fundamentada se busca generar un modelo teórico abstracto a partir de las perspectivas de los participantes; en contraste, en la fenomenología los investigadores trabajan directamente con las unidades o declaraciones de los participantes y sus vivencias, más que abstraerlas para crear un modelo basado en interpretaciones preconcebidas (Hernández-Sampieri y Mendoza, 2018, p. 493). Los datos provienen de sentimientos, emociones, razonamientos y percepciones corporales directas.</w:t>
-      </w:r>
-    </w:p>
-    <w:p>
-      <w:pPr>
-        <w:spacing w:line="312" w:lineRule="auto" w:before="20" w:after="60"/>
-        <w:ind w:left="850" w:hanging="454"/>
-        <w:jc w:val="both"/>
-      </w:pPr>
-      <w:r>
-        <w:rPr>
-          <w:rFonts w:ascii="Times New Roman" w:hAnsi="Times New Roman"/>
-          <w:b w:val="0"/>
-          <w:i w:val="0"/>
-          <w:color w:val="000000"/>
-          <w:sz w:val="24"/>
-        </w:rPr>
-        <w:t xml:space="preserve">•  </w:t>
-      </w:r>
-      <w:r>
-        <w:rPr>
-          <w:rFonts w:ascii="Times New Roman" w:hAnsi="Times New Roman"/>
-          <w:b/>
-          <w:i w:val="0"/>
-          <w:color w:val="000000"/>
-          <w:sz w:val="24"/>
-        </w:rPr>
-        <w:t xml:space="preserve">Diferenciación frente al Diseño Narrativo: </w:t>
-      </w:r>
-      <w:r>
-        <w:rPr>
-          <w:rFonts w:ascii="Times New Roman" w:hAnsi="Times New Roman"/>
-          <w:b w:val="0"/>
-          <w:i w:val="0"/>
-          <w:color w:val="000000"/>
-          <w:sz w:val="24"/>
-        </w:rPr>
-        <w:t>Mientras que el diseño narrativo se enfoca en la conexión o sucesión cronológica de eventos (el punto de vista biográfico o temporal), el diseño fenomenológico se enfoca de manera exclusiva en la esencia de la experiencia compartida (lo que vivenciaron y cómo lo vivenciaron).</w:t>
-      </w:r>
-    </w:p>
-    <w:p>
-      <w:pPr>
-        <w:spacing w:line="312" w:lineRule="auto" w:before="20" w:after="60"/>
-        <w:ind w:left="850" w:hanging="454"/>
-        <w:jc w:val="both"/>
-      </w:pPr>
-      <w:r>
-        <w:rPr>
-          <w:rFonts w:ascii="Times New Roman" w:hAnsi="Times New Roman"/>
-          <w:b w:val="0"/>
-          <w:i w:val="0"/>
-          <w:color w:val="000000"/>
-          <w:sz w:val="24"/>
-        </w:rPr>
-        <w:t xml:space="preserve">•  </w:t>
-      </w:r>
-      <w:r>
-        <w:rPr>
-          <w:rFonts w:ascii="Times New Roman" w:hAnsi="Times New Roman"/>
-          <w:b/>
-          <w:i w:val="0"/>
-          <w:color w:val="000000"/>
-          <w:sz w:val="24"/>
-        </w:rPr>
-        <w:t xml:space="preserve">Diferenciación frente a Etnografía e Investigación-Acción: </w:t>
-      </w:r>
-      <w:r>
-        <w:rPr>
-          <w:rFonts w:ascii="Times New Roman" w:hAnsi="Times New Roman"/>
-          <w:b w:val="0"/>
-          <w:i w:val="0"/>
-          <w:color w:val="000000"/>
-          <w:sz w:val="24"/>
-        </w:rPr>
-        <w:t>No persigue describir patrones macro-culturales de una comunidad a lo largo de años (etnografía), ni implementar intervenciones experimentales directas (investigación-acción), sino capturar con fidelidad la esencia íntima del fenómeno asistencial vivido.</w:t>
-      </w:r>
-    </w:p>
-    <w:p>
-      <w:pPr>
-        <w:spacing w:line="312" w:lineRule="auto" w:before="20" w:after="60"/>
-        <w:ind w:left="850" w:hanging="454"/>
-        <w:jc w:val="both"/>
-      </w:pPr>
-      <w:r>
-        <w:rPr>
-          <w:rFonts w:ascii="Times New Roman" w:hAnsi="Times New Roman"/>
-          <w:b w:val="0"/>
-          <w:i w:val="0"/>
-          <w:color w:val="000000"/>
-          <w:sz w:val="24"/>
-        </w:rPr>
-        <w:t xml:space="preserve">•  </w:t>
-      </w:r>
-      <w:r>
-        <w:rPr>
-          <w:rFonts w:ascii="Times New Roman" w:hAnsi="Times New Roman"/>
-          <w:b/>
-          <w:i w:val="0"/>
-          <w:color w:val="000000"/>
-          <w:sz w:val="24"/>
-        </w:rPr>
-        <w:t xml:space="preserve">Articulación de dos vertientes fenomenológicas: </w:t>
-      </w:r>
-      <w:r>
-        <w:rPr>
-          <w:rFonts w:ascii="Times New Roman" w:hAnsi="Times New Roman"/>
-          <w:b w:val="0"/>
-          <w:i w:val="0"/>
-          <w:color w:val="000000"/>
-          <w:sz w:val="24"/>
-        </w:rPr>
-        <w:t>Integra armónicamente la fenomenología empírica o trascendental (Moustakas, 1994; Creswell, 2013; Wilson, 2007), donde la investigadora aparta mediante epojé sus propios presupuestos para describir la vivencia pura del paciente; y la fenomenología hermenéutica (van Manen, 1990), que permite interpretar el sentido latente de las narrativas en su matriz sociocultural andina quechua chanka.</w:t>
-      </w:r>
-    </w:p>
-    <w:p>
-      <w:pPr>
-        <w:spacing w:before="200" w:after="80"/>
-        <w:jc w:val="left"/>
-      </w:pPr>
-      <w:r>
-        <w:rPr>
-          <w:rFonts w:ascii="Times New Roman" w:hAnsi="Times New Roman"/>
-          <w:b/>
-          <w:i w:val="0"/>
-          <w:color w:val="000000"/>
-          <w:sz w:val="24"/>
-        </w:rPr>
-        <w:t>4.2. Los cuatro existenciales de la experiencia humana vivida (van Manen y Sampieri)</w:t>
-      </w:r>
-    </w:p>
-    <w:p>
-      <w:pPr>
-        <w:spacing w:line="312" w:lineRule="auto" w:before="0" w:after="80"/>
-        <w:ind w:firstLine="720"/>
-        <w:jc w:val="both"/>
-      </w:pPr>
-      <w:r>
-        <w:rPr>
-          <w:rFonts w:ascii="Times New Roman" w:hAnsi="Times New Roman"/>
-          <w:b w:val="0"/>
-          <w:i w:val="0"/>
-          <w:color w:val="000000"/>
-          <w:sz w:val="24"/>
-        </w:rPr>
-        <w:t>Siguiendo a Hernández-Sampieri y Mendoza (2018, p. 494) y Max van Manen (1990), el diseño fenomenológico contextualiza las experiencias en cuatro dimensiones fundamentales del mundo de la vida (Lebenswelt):</w:t>
-      </w:r>
-    </w:p>
-    <w:p>
-      <w:pPr>
-        <w:spacing w:line="312" w:lineRule="auto" w:before="20" w:after="60"/>
-        <w:ind w:left="850" w:hanging="454"/>
-        <w:jc w:val="both"/>
-      </w:pPr>
-      <w:r>
-        <w:rPr>
-          <w:rFonts w:ascii="Times New Roman" w:hAnsi="Times New Roman"/>
-          <w:b w:val="0"/>
-          <w:i w:val="0"/>
-          <w:color w:val="000000"/>
-          <w:sz w:val="24"/>
-        </w:rPr>
-        <w:t xml:space="preserve">1.  </w:t>
-      </w:r>
-      <w:r>
-        <w:rPr>
-          <w:rFonts w:ascii="Times New Roman" w:hAnsi="Times New Roman"/>
-          <w:b/>
-          <w:i w:val="0"/>
-          <w:color w:val="000000"/>
-          <w:sz w:val="24"/>
-        </w:rPr>
-        <w:t xml:space="preserve">Temporalidad (el tiempo vivido): </w:t>
-      </w:r>
-      <w:r>
-        <w:rPr>
-          <w:rFonts w:ascii="Times New Roman" w:hAnsi="Times New Roman"/>
-          <w:b w:val="0"/>
-          <w:i w:val="0"/>
-          <w:color w:val="000000"/>
-          <w:sz w:val="24"/>
-        </w:rPr>
-        <w:t>El momento en que ocurrieron los hechos y el tiempo percibido. En el C.S. Belén se manifiesta en el madrugar a las 4:00 am, la angustia previa a la apertura de ventanilla, el tiempo detenido en las bancas de espera y la sensación de sosiego o prisa en la consulta.</w:t>
-      </w:r>
-    </w:p>
-    <w:p>
-      <w:pPr>
-        <w:spacing w:line="312" w:lineRule="auto" w:before="20" w:after="60"/>
-        <w:ind w:left="850" w:hanging="454"/>
-        <w:jc w:val="both"/>
-      </w:pPr>
-      <w:r>
-        <w:rPr>
-          <w:rFonts w:ascii="Times New Roman" w:hAnsi="Times New Roman"/>
-          <w:b w:val="0"/>
-          <w:i w:val="0"/>
-          <w:color w:val="000000"/>
-          <w:sz w:val="24"/>
-        </w:rPr>
-        <w:t xml:space="preserve">2.  </w:t>
-      </w:r>
-      <w:r>
-        <w:rPr>
-          <w:rFonts w:ascii="Times New Roman" w:hAnsi="Times New Roman"/>
-          <w:b/>
-          <w:i w:val="0"/>
-          <w:color w:val="000000"/>
-          <w:sz w:val="24"/>
-        </w:rPr>
-        <w:t xml:space="preserve">Espacialidad (el espacio vivido): </w:t>
-      </w:r>
-      <w:r>
-        <w:rPr>
-          <w:rFonts w:ascii="Times New Roman" w:hAnsi="Times New Roman"/>
-          <w:b w:val="0"/>
-          <w:i w:val="0"/>
-          <w:color w:val="000000"/>
-          <w:sz w:val="24"/>
-        </w:rPr>
-        <w:t>El lugar físico y ambiental donde sucedieron las vivencias: la frialdad de la acera matutina, el hacinamiento en pasillos, la rigidez de asientos y la reserva o vulneración de la intimidad dentro del consultorio.</w:t>
-      </w:r>
-    </w:p>
-    <w:p>
-      <w:pPr>
-        <w:spacing w:line="312" w:lineRule="auto" w:before="20" w:after="60"/>
-        <w:ind w:left="850" w:hanging="454"/>
-        <w:jc w:val="both"/>
-      </w:pPr>
-      <w:r>
-        <w:rPr>
-          <w:rFonts w:ascii="Times New Roman" w:hAnsi="Times New Roman"/>
-          <w:b w:val="0"/>
-          <w:i w:val="0"/>
-          <w:color w:val="000000"/>
-          <w:sz w:val="24"/>
-        </w:rPr>
-        <w:t xml:space="preserve">3.  </w:t>
-      </w:r>
-      <w:r>
-        <w:rPr>
-          <w:rFonts w:ascii="Times New Roman" w:hAnsi="Times New Roman"/>
-          <w:b/>
-          <w:i w:val="0"/>
-          <w:color w:val="000000"/>
-          <w:sz w:val="24"/>
-        </w:rPr>
-        <w:t xml:space="preserve">Corporalidad (el cuerpo vivido): </w:t>
-      </w:r>
-      <w:r>
-        <w:rPr>
-          <w:rFonts w:ascii="Times New Roman" w:hAnsi="Times New Roman"/>
-          <w:b w:val="0"/>
-          <w:i w:val="0"/>
-          <w:color w:val="000000"/>
-          <w:sz w:val="24"/>
-        </w:rPr>
-        <w:t>La dimensión somática de las personas que vivencian el fenómeno: el frío matutino calando el cuerpo, el cansancio muscular por horas de pie, la fatiga del ayuno, el llanto del lactante y el dolor somático que motiva la consulta médica.</w:t>
-      </w:r>
-    </w:p>
-    <w:p>
-      <w:pPr>
-        <w:spacing w:line="312" w:lineRule="auto" w:before="20" w:after="60"/>
-        <w:ind w:left="850" w:hanging="454"/>
-        <w:jc w:val="both"/>
-      </w:pPr>
-      <w:r>
-        <w:rPr>
-          <w:rFonts w:ascii="Times New Roman" w:hAnsi="Times New Roman"/>
-          <w:b w:val="0"/>
-          <w:i w:val="0"/>
-          <w:color w:val="000000"/>
-          <w:sz w:val="24"/>
-        </w:rPr>
-        <w:t xml:space="preserve">4.  </w:t>
-      </w:r>
-      <w:r>
-        <w:rPr>
-          <w:rFonts w:ascii="Times New Roman" w:hAnsi="Times New Roman"/>
-          <w:b/>
-          <w:i w:val="0"/>
-          <w:color w:val="000000"/>
-          <w:sz w:val="24"/>
-        </w:rPr>
-        <w:t xml:space="preserve">Relacionalidad (la relación humana vivida): </w:t>
-      </w:r>
-      <w:r>
-        <w:rPr>
-          <w:rFonts w:ascii="Times New Roman" w:hAnsi="Times New Roman"/>
-          <w:b w:val="0"/>
-          <w:i w:val="0"/>
-          <w:color w:val="000000"/>
-          <w:sz w:val="24"/>
-        </w:rPr>
-        <w:t>Los lazos interpersonales y encuentros intersubjetivos gestados en la atención: el saludo cordial (napaykuy), el contacto visual, la empatía, la calidez o frialdad del personal y el diálogo fluido en quechua chanka.</w:t>
-      </w:r>
-    </w:p>
-    <w:p>
-      <w:pPr>
-        <w:spacing w:before="200" w:after="80"/>
-        <w:jc w:val="left"/>
-      </w:pPr>
-      <w:r>
-        <w:rPr>
-          <w:rFonts w:ascii="Times New Roman" w:hAnsi="Times New Roman"/>
-          <w:b/>
-          <w:i w:val="0"/>
-          <w:color w:val="000000"/>
-          <w:sz w:val="24"/>
-        </w:rPr>
-        <w:t>4.3. Postura epistemológica, reflexividad y reducción fenomenológica (Epojé)</w:t>
-      </w:r>
-    </w:p>
-    <w:p>
-      <w:pPr>
-        <w:spacing w:line="312" w:lineRule="auto" w:before="0" w:after="80"/>
-        <w:ind w:firstLine="720"/>
-        <w:jc w:val="both"/>
-      </w:pPr>
-      <w:r>
-        <w:rPr>
-          <w:rFonts w:ascii="Times New Roman" w:hAnsi="Times New Roman"/>
-          <w:b w:val="0"/>
-          <w:i w:val="0"/>
-          <w:color w:val="000000"/>
-          <w:sz w:val="24"/>
-        </w:rPr>
-        <w:t>En contraste con la neutralidad aséptica positivista, la investigadora asume un rol de proximidad sensible y reflexividad rigurosa guiada por tres pilares:</w:t>
-      </w:r>
-    </w:p>
-    <w:p>
-      <w:pPr>
-        <w:spacing w:line="312" w:lineRule="auto" w:before="20" w:after="60"/>
-        <w:ind w:left="850" w:hanging="454"/>
-        <w:jc w:val="both"/>
-      </w:pPr>
-      <w:r>
-        <w:rPr>
-          <w:rFonts w:ascii="Times New Roman" w:hAnsi="Times New Roman"/>
-          <w:b w:val="0"/>
-          <w:i w:val="0"/>
-          <w:color w:val="000000"/>
-          <w:sz w:val="24"/>
-        </w:rPr>
-        <w:t xml:space="preserve">•  </w:t>
-      </w:r>
-      <w:r>
-        <w:rPr>
-          <w:rFonts w:ascii="Times New Roman" w:hAnsi="Times New Roman"/>
-          <w:b/>
-          <w:i w:val="0"/>
-          <w:color w:val="000000"/>
-          <w:sz w:val="24"/>
-        </w:rPr>
-        <w:t xml:space="preserve">Práctica de la Reducción Fenomenológica (Epojé / Bracketing): </w:t>
-      </w:r>
-      <w:r>
-        <w:rPr>
-          <w:rFonts w:ascii="Times New Roman" w:hAnsi="Times New Roman"/>
-          <w:b w:val="0"/>
-          <w:i w:val="0"/>
-          <w:color w:val="000000"/>
-          <w:sz w:val="24"/>
-        </w:rPr>
-        <w:t>Siguiendo a Husserl (1949), Moustakas (1994) y Creswell (2013), la investigadora suspende reflexivamente sus propios juicios previos, experiencias previas como estudiante de enfermería y prejuicios clínicos, para recibir los relatos de los usuarios con total apertura y pureza fenoménica.</w:t>
-      </w:r>
-    </w:p>
-    <w:p>
-      <w:pPr>
-        <w:spacing w:line="312" w:lineRule="auto" w:before="20" w:after="60"/>
-        <w:ind w:left="850" w:hanging="454"/>
-        <w:jc w:val="both"/>
-      </w:pPr>
-      <w:r>
-        <w:rPr>
-          <w:rFonts w:ascii="Times New Roman" w:hAnsi="Times New Roman"/>
-          <w:b w:val="0"/>
-          <w:i w:val="0"/>
-          <w:color w:val="000000"/>
-          <w:sz w:val="24"/>
-        </w:rPr>
-        <w:t xml:space="preserve">•  </w:t>
-      </w:r>
-      <w:r>
-        <w:rPr>
-          <w:rFonts w:ascii="Times New Roman" w:hAnsi="Times New Roman"/>
-          <w:b/>
-          <w:i w:val="0"/>
-          <w:color w:val="000000"/>
-          <w:sz w:val="24"/>
-        </w:rPr>
-        <w:t xml:space="preserve">Construcción de Confianza (Rapport): </w:t>
-      </w:r>
-      <w:r>
-        <w:rPr>
-          <w:rFonts w:ascii="Times New Roman" w:hAnsi="Times New Roman"/>
-          <w:b w:val="0"/>
-          <w:i w:val="0"/>
-          <w:color w:val="000000"/>
-          <w:sz w:val="24"/>
-        </w:rPr>
-        <w:t>Generar un vínculo horizontal de respeto mutuo y calidez humana indispensable para que los informantes exterioricen vivencias íntimas sin temor a ser juzgados.</w:t>
-      </w:r>
-    </w:p>
-    <w:p>
-      <w:pPr>
-        <w:spacing w:line="312" w:lineRule="auto" w:before="20" w:after="60"/>
-        <w:ind w:left="850" w:hanging="454"/>
-        <w:jc w:val="both"/>
-      </w:pPr>
-      <w:r>
-        <w:rPr>
-          <w:rFonts w:ascii="Times New Roman" w:hAnsi="Times New Roman"/>
-          <w:b w:val="0"/>
-          <w:i w:val="0"/>
-          <w:color w:val="000000"/>
-          <w:sz w:val="24"/>
-        </w:rPr>
-        <w:t xml:space="preserve">•  </w:t>
-      </w:r>
-      <w:r>
-        <w:rPr>
-          <w:rFonts w:ascii="Times New Roman" w:hAnsi="Times New Roman"/>
-          <w:b/>
-          <w:i w:val="0"/>
-          <w:color w:val="000000"/>
-          <w:sz w:val="24"/>
-        </w:rPr>
-        <w:t xml:space="preserve">Empatía Intercultural Andina: </w:t>
-      </w:r>
-      <w:r>
-        <w:rPr>
-          <w:rFonts w:ascii="Times New Roman" w:hAnsi="Times New Roman"/>
-          <w:b w:val="0"/>
-          <w:i w:val="0"/>
-          <w:color w:val="000000"/>
-          <w:sz w:val="24"/>
-        </w:rPr>
-        <w:t>Comprender el sentir del usuario desde su propia cosmovisión y condición socioeconómica, dialogando fluidamente en quechua chanka y castellano.</w:t>
-      </w:r>
-    </w:p>
-    <w:p>
-      <w:pPr>
-        <w:spacing w:before="200" w:after="80"/>
-        <w:jc w:val="left"/>
-      </w:pPr>
-      <w:r>
-        <w:rPr>
-          <w:rFonts w:ascii="Times New Roman" w:hAnsi="Times New Roman"/>
-          <w:b/>
-          <w:i w:val="0"/>
-          <w:color w:val="000000"/>
-          <w:sz w:val="24"/>
-        </w:rPr>
-        <w:t>4.4. Selección del contexto, participantes informantes y saturación teórica</w:t>
-      </w:r>
-    </w:p>
-    <w:p>
-      <w:pPr>
-        <w:spacing w:line="312" w:lineRule="auto" w:before="0" w:after="80"/>
-        <w:ind w:firstLine="720"/>
-        <w:jc w:val="both"/>
-      </w:pPr>
-      <w:r>
-        <w:rPr>
-          <w:rFonts w:ascii="Times New Roman" w:hAnsi="Times New Roman"/>
-          <w:b/>
-          <w:i w:val="0"/>
-          <w:color w:val="000000"/>
-          <w:sz w:val="24"/>
-        </w:rPr>
-        <w:t xml:space="preserve">Criterio de Selección y Muestreo: </w:t>
-      </w:r>
-      <w:r>
-        <w:rPr>
-          <w:rFonts w:ascii="Times New Roman" w:hAnsi="Times New Roman"/>
-          <w:b w:val="0"/>
-          <w:i w:val="0"/>
-          <w:color w:val="000000"/>
-          <w:sz w:val="24"/>
-        </w:rPr>
-        <w:t>Siguiendo a Hernández-Sampieri y Mendoza (2018, p. 493) y Creswell (2013), en el diseño fenomenológico los participantes se seleccionan porque han experimentado en carne propia el fenómeno de interés bajo estudio. Se adopta un muestreo cualitativo no probabilístico intencional, regulado por el principio de saturación teórica (Esbensen et al., 2008), estimándose una muestra referencial de 12 a 18 informantes clave.</w:t>
-      </w:r>
-    </w:p>
-    <w:p>
-      <w:pPr>
-        <w:spacing w:before="160" w:after="60"/>
-        <w:jc w:val="left"/>
-      </w:pPr>
-      <w:r>
-        <w:rPr>
-          <w:rFonts w:ascii="Times New Roman" w:hAnsi="Times New Roman"/>
-          <w:b/>
-          <w:i/>
-          <w:color w:val="000000"/>
-          <w:sz w:val="24"/>
-        </w:rPr>
-        <w:t>Criterios de Inclusión:</w:t>
-      </w:r>
-    </w:p>
-    <w:p>
-      <w:pPr>
-        <w:spacing w:line="312" w:lineRule="auto" w:before="20" w:after="60"/>
-        <w:ind w:left="850" w:hanging="454"/>
-        <w:jc w:val="both"/>
-      </w:pPr>
-      <w:r>
-        <w:rPr>
-          <w:rFonts w:ascii="Times New Roman" w:hAnsi="Times New Roman"/>
-          <w:b w:val="0"/>
-          <w:i w:val="0"/>
-          <w:color w:val="000000"/>
-          <w:sz w:val="24"/>
-        </w:rPr>
-        <w:t xml:space="preserve">1.  </w:t>
-      </w:r>
-      <w:r>
-        <w:rPr>
-          <w:rFonts w:ascii="Times New Roman" w:hAnsi="Times New Roman"/>
-          <w:b w:val="0"/>
-          <w:i w:val="0"/>
-          <w:color w:val="000000"/>
-          <w:sz w:val="24"/>
-        </w:rPr>
-        <w:t>Usuarios de ambos sexos, mayores de 18 años, que hayan recibido atención en Medicina, Enfermería (CRED, Inmunizaciones), Obstetricia u Odontología del C.S. Belén en los últimos tres meses.</w:t>
-      </w:r>
-    </w:p>
-    <w:p>
-      <w:pPr>
-        <w:spacing w:line="312" w:lineRule="auto" w:before="20" w:after="60"/>
-        <w:ind w:left="850" w:hanging="454"/>
-        <w:jc w:val="both"/>
-      </w:pPr>
-      <w:r>
-        <w:rPr>
-          <w:rFonts w:ascii="Times New Roman" w:hAnsi="Times New Roman"/>
-          <w:b w:val="0"/>
-          <w:i w:val="0"/>
-          <w:color w:val="000000"/>
-          <w:sz w:val="24"/>
-        </w:rPr>
-        <w:t xml:space="preserve">2.  </w:t>
-      </w:r>
-      <w:r>
-        <w:rPr>
-          <w:rFonts w:ascii="Times New Roman" w:hAnsi="Times New Roman"/>
-          <w:b w:val="0"/>
-          <w:i w:val="0"/>
-          <w:color w:val="000000"/>
-          <w:sz w:val="24"/>
-        </w:rPr>
-        <w:t>Participación estrictamente voluntaria formalizada mediante la firma o huella dactilar del Consentimiento Informado (Anexo 4).</w:t>
-      </w:r>
-    </w:p>
-    <w:p>
-      <w:pPr>
-        <w:spacing w:line="312" w:lineRule="auto" w:before="20" w:after="60"/>
-        <w:ind w:left="850" w:hanging="454"/>
-        <w:jc w:val="both"/>
-      </w:pPr>
-      <w:r>
-        <w:rPr>
-          <w:rFonts w:ascii="Times New Roman" w:hAnsi="Times New Roman"/>
-          <w:b w:val="0"/>
-          <w:i w:val="0"/>
-          <w:color w:val="000000"/>
-          <w:sz w:val="24"/>
-        </w:rPr>
-        <w:t xml:space="preserve">3.  </w:t>
-      </w:r>
-      <w:r>
-        <w:rPr>
-          <w:rFonts w:ascii="Times New Roman" w:hAnsi="Times New Roman"/>
-          <w:b w:val="0"/>
-          <w:i w:val="0"/>
-          <w:color w:val="000000"/>
-          <w:sz w:val="24"/>
-        </w:rPr>
-        <w:t>Capacidad de verbalizar y comunicar sus vivencias y emociones en español o quechua chanka.</w:t>
-      </w:r>
-    </w:p>
-    <w:p>
-      <w:pPr>
-        <w:spacing w:before="160" w:after="60"/>
-        <w:jc w:val="left"/>
-      </w:pPr>
-      <w:r>
-        <w:rPr>
-          <w:rFonts w:ascii="Times New Roman" w:hAnsi="Times New Roman"/>
-          <w:b/>
-          <w:i/>
-          <w:color w:val="000000"/>
-          <w:sz w:val="24"/>
-        </w:rPr>
-        <w:t>Criterios de Exclusión:</w:t>
-      </w:r>
-    </w:p>
-    <w:p>
-      <w:pPr>
-        <w:spacing w:line="312" w:lineRule="auto" w:before="20" w:after="60"/>
-        <w:ind w:left="850" w:hanging="454"/>
-        <w:jc w:val="both"/>
-      </w:pPr>
-      <w:r>
-        <w:rPr>
-          <w:rFonts w:ascii="Times New Roman" w:hAnsi="Times New Roman"/>
-          <w:b w:val="0"/>
-          <w:i w:val="0"/>
-          <w:color w:val="000000"/>
-          <w:sz w:val="24"/>
-        </w:rPr>
-        <w:t xml:space="preserve">1.  </w:t>
-      </w:r>
-      <w:r>
-        <w:rPr>
-          <w:rFonts w:ascii="Times New Roman" w:hAnsi="Times New Roman"/>
-          <w:b w:val="0"/>
-          <w:i w:val="0"/>
-          <w:color w:val="000000"/>
-          <w:sz w:val="24"/>
-        </w:rPr>
-        <w:t>Personas con compromiso neurológico agudo o alteraciones del lenguaje que impidan el diálogo fluido.</w:t>
-      </w:r>
-    </w:p>
-    <w:p>
-      <w:pPr>
-        <w:spacing w:line="312" w:lineRule="auto" w:before="20" w:after="60"/>
-        <w:ind w:left="850" w:hanging="454"/>
-        <w:jc w:val="both"/>
-      </w:pPr>
-      <w:r>
-        <w:rPr>
-          <w:rFonts w:ascii="Times New Roman" w:hAnsi="Times New Roman"/>
-          <w:b w:val="0"/>
-          <w:i w:val="0"/>
-          <w:color w:val="000000"/>
-          <w:sz w:val="24"/>
-        </w:rPr>
-        <w:t xml:space="preserve">2.  </w:t>
-      </w:r>
-      <w:r>
-        <w:rPr>
-          <w:rFonts w:ascii="Times New Roman" w:hAnsi="Times New Roman"/>
-          <w:b w:val="0"/>
-          <w:i w:val="0"/>
-          <w:color w:val="000000"/>
-          <w:sz w:val="24"/>
-        </w:rPr>
-        <w:t>Usuarios que acudan exclusivamente a realizar gestiones burocráticas breves en ventanilla sin haber recibido atención clínica asistencial.</w:t>
-      </w:r>
-    </w:p>
-    <w:p>
-      <w:pPr>
-        <w:spacing w:before="200" w:after="80"/>
-        <w:jc w:val="left"/>
-      </w:pPr>
-      <w:r>
-        <w:rPr>
-          <w:rFonts w:ascii="Times New Roman" w:hAnsi="Times New Roman"/>
-          <w:b/>
-          <w:i w:val="0"/>
-          <w:color w:val="000000"/>
-          <w:sz w:val="24"/>
-        </w:rPr>
-        <w:t>4.5. Técnicas e instrumentos de recolección de vivencias</w:t>
-      </w:r>
-    </w:p>
-    <w:p>
-      <w:pPr>
-        <w:spacing w:line="312" w:lineRule="auto" w:before="20" w:after="60"/>
-        <w:ind w:left="850" w:hanging="454"/>
-        <w:jc w:val="both"/>
-      </w:pPr>
-      <w:r>
-        <w:rPr>
-          <w:rFonts w:ascii="Times New Roman" w:hAnsi="Times New Roman"/>
-          <w:b w:val="0"/>
-          <w:i w:val="0"/>
-          <w:color w:val="000000"/>
-          <w:sz w:val="24"/>
-        </w:rPr>
-        <w:t xml:space="preserve">•  </w:t>
-      </w:r>
-      <w:r>
-        <w:rPr>
-          <w:rFonts w:ascii="Times New Roman" w:hAnsi="Times New Roman"/>
-          <w:b/>
-          <w:i w:val="0"/>
-          <w:color w:val="000000"/>
-          <w:sz w:val="24"/>
-        </w:rPr>
-        <w:t xml:space="preserve">Entrevista Fenomenológica en Profundidad: </w:t>
-      </w:r>
-      <w:r>
-        <w:rPr>
-          <w:rFonts w:ascii="Times New Roman" w:hAnsi="Times New Roman"/>
-          <w:b w:val="0"/>
-          <w:i w:val="0"/>
-          <w:color w:val="000000"/>
-          <w:sz w:val="24"/>
-        </w:rPr>
-        <w:t>Técnica central (45 a 60 minutos por sesión) conducida mediante preguntas abiertas diseñadas para reconstruir el significado, la estructura y la esencia de la vivencia asistencial (Anexo 1) (Creswell, 2013; Norlyk y Harder, 2010).</w:t>
-      </w:r>
-    </w:p>
-    <w:p>
-      <w:pPr>
-        <w:spacing w:line="312" w:lineRule="auto" w:before="20" w:after="60"/>
-        <w:ind w:left="850" w:hanging="454"/>
-        <w:jc w:val="both"/>
-      </w:pPr>
-      <w:r>
-        <w:rPr>
-          <w:rFonts w:ascii="Times New Roman" w:hAnsi="Times New Roman"/>
-          <w:b w:val="0"/>
-          <w:i w:val="0"/>
-          <w:color w:val="000000"/>
-          <w:sz w:val="24"/>
-        </w:rPr>
-        <w:t xml:space="preserve">•  </w:t>
-      </w:r>
-      <w:r>
-        <w:rPr>
-          <w:rFonts w:ascii="Times New Roman" w:hAnsi="Times New Roman"/>
-          <w:b/>
-          <w:i w:val="0"/>
-          <w:color w:val="000000"/>
-          <w:sz w:val="24"/>
-        </w:rPr>
-        <w:t xml:space="preserve">Observación Reflexiva no Participante: </w:t>
-      </w:r>
-      <w:r>
-        <w:rPr>
-          <w:rFonts w:ascii="Times New Roman" w:hAnsi="Times New Roman"/>
-          <w:b w:val="0"/>
-          <w:i w:val="0"/>
-          <w:color w:val="000000"/>
-          <w:sz w:val="24"/>
-        </w:rPr>
-        <w:t>Registro detallado de la dinámica ambiental, tiempos de espera, gestos corporales y clima relacional en salas de espera y consultorios.</w:t>
-      </w:r>
-    </w:p>
-    <w:p>
-      <w:pPr>
-        <w:spacing w:line="312" w:lineRule="auto" w:before="20" w:after="60"/>
-        <w:ind w:left="850" w:hanging="454"/>
-        <w:jc w:val="both"/>
-      </w:pPr>
-      <w:r>
-        <w:rPr>
-          <w:rFonts w:ascii="Times New Roman" w:hAnsi="Times New Roman"/>
-          <w:b w:val="0"/>
-          <w:i w:val="0"/>
-          <w:color w:val="000000"/>
-          <w:sz w:val="24"/>
-        </w:rPr>
-        <w:t xml:space="preserve">•  </w:t>
-      </w:r>
-      <w:r>
-        <w:rPr>
-          <w:rFonts w:ascii="Times New Roman" w:hAnsi="Times New Roman"/>
-          <w:b/>
-          <w:i w:val="0"/>
-          <w:color w:val="000000"/>
-          <w:sz w:val="24"/>
-        </w:rPr>
-        <w:t xml:space="preserve">Diario de Campo y Notas de Inmersión: </w:t>
-      </w:r>
-      <w:r>
-        <w:rPr>
-          <w:rFonts w:ascii="Times New Roman" w:hAnsi="Times New Roman"/>
-          <w:b w:val="0"/>
-          <w:i w:val="0"/>
-          <w:color w:val="000000"/>
-          <w:sz w:val="24"/>
-        </w:rPr>
-        <w:t>Registro sistemático de impresiones inmediatas, silencios, inflexiones de voz y notas de reflexividad pos-entrevista.</w:t>
-      </w:r>
-    </w:p>
-    <w:p>
-      <w:pPr>
-        <w:spacing w:line="312" w:lineRule="auto" w:before="20" w:after="60"/>
-        <w:ind w:left="850" w:hanging="454"/>
-        <w:jc w:val="both"/>
-      </w:pPr>
-      <w:r>
-        <w:rPr>
-          <w:rFonts w:ascii="Times New Roman" w:hAnsi="Times New Roman"/>
-          <w:b w:val="0"/>
-          <w:i w:val="0"/>
-          <w:color w:val="000000"/>
-          <w:sz w:val="24"/>
-        </w:rPr>
-        <w:t xml:space="preserve">•  </w:t>
-      </w:r>
-      <w:r>
-        <w:rPr>
-          <w:rFonts w:ascii="Times New Roman" w:hAnsi="Times New Roman"/>
-          <w:b/>
-          <w:i w:val="0"/>
-          <w:color w:val="000000"/>
-          <w:sz w:val="24"/>
-        </w:rPr>
-        <w:t xml:space="preserve">Triangulación de Actores Clave: </w:t>
-      </w:r>
-      <w:r>
-        <w:rPr>
-          <w:rFonts w:ascii="Times New Roman" w:hAnsi="Times New Roman"/>
-          <w:b w:val="0"/>
-          <w:i w:val="0"/>
-          <w:color w:val="000000"/>
-          <w:sz w:val="24"/>
-        </w:rPr>
-        <w:t>Articulando el modelo pedagógico del Dr. Manglio Aguirre Andrade, se triangulan tres perspectivas: (a) Usuarios externos / pacientes (vivencia sentida directa); (b) Personal asistencial de salud y enfermería (retos operativos del servicio); y (c) Acompañantes y actores comunitarios (mirada colectiva y social).</w:t>
-      </w:r>
-    </w:p>
-    <w:p>
-      <w:pPr>
-        <w:spacing w:before="200" w:after="80"/>
-        <w:jc w:val="left"/>
-      </w:pPr>
-      <w:r>
-        <w:rPr>
-          <w:rFonts w:ascii="Times New Roman" w:hAnsi="Times New Roman"/>
-          <w:b/>
-          <w:i w:val="0"/>
-          <w:color w:val="000000"/>
-          <w:sz w:val="24"/>
-        </w:rPr>
-        <w:t>4.6. Criterios de rigor científico cualitativo (Hernández-Sampieri, Cap. 14)</w:t>
-      </w:r>
-    </w:p>
-    <w:p>
-      <w:pPr>
-        <w:spacing w:line="312" w:lineRule="auto" w:before="0" w:after="80"/>
-        <w:ind w:firstLine="720"/>
-        <w:jc w:val="both"/>
-      </w:pPr>
-      <w:r>
-        <w:rPr>
-          <w:rFonts w:ascii="Times New Roman" w:hAnsi="Times New Roman"/>
-          <w:b w:val="0"/>
-          <w:i w:val="0"/>
-          <w:color w:val="000000"/>
-          <w:sz w:val="24"/>
-        </w:rPr>
-        <w:t>En la investigación cualitativa se reemplazan radicalmente los conceptos positivistas de validez y confiabilidad estadística por los cuatro criterios de rigor cualitativo formulados por Roberto Hernández-Sampieri, Carlos Fernández-Collado y Pilar Baptista-Lucio (2014, Cap. 14), articulados con los fundamentos de Lincoln y Guba (1985):</w:t>
-      </w:r>
-    </w:p>
-    <w:tbl>
-      <w:tblPr>
-        <w:tblW w:type="auto" w:w="0"/>
-        <w:jc w:val="center"/>
-        <w:tblLook w:firstColumn="1" w:firstRow="1" w:lastColumn="0" w:lastRow="0" w:noHBand="0" w:noVBand="1" w:val="04A0"/>
-        <w:tblBorders>
-          <w:top w:val="single" w:sz="4" w:space="0" w:color="808080"/>
-          <w:left w:val="single" w:sz="4" w:space="0" w:color="808080"/>
-          <w:bottom w:val="single" w:sz="4" w:space="0" w:color="808080"/>
-          <w:right w:val="single" w:sz="4" w:space="0" w:color="808080"/>
-          <w:insideH w:val="single" w:sz="4" w:space="0" w:color="808080"/>
-          <w:insideV w:val="single" w:sz="4" w:space="0" w:color="808080"/>
-        </w:tblBorders>
-      </w:tblPr>
-      <w:tblGrid>
-        <w:gridCol w:w="2835"/>
-        <w:gridCol w:w="2835"/>
-        <w:gridCol w:w="2835"/>
-      </w:tblGrid>
-      <w:tr>
-        <w:tc>
-          <w:tcPr>
-            <w:tcW w:type="dxa" w:w="2154"/>
-            <w:tcMar>
-              <w:top w:w="100" w:type="dxa"/>
-              <w:bottom w:w="100" w:type="dxa"/>
-              <w:left w:w="120" w:type="dxa"/>
-              <w:right w:w="120" w:type="dxa"/>
-            </w:tcMar>
-            <w:shd w:val="clear" w:color="auto" w:fill="E8EEF5"/>
-          </w:tcPr>
-          <w:p>
-            <w:pPr>
-              <w:jc w:val="center"/>
-            </w:pPr>
-            <w:r>
-              <w:rPr>
-                <w:rFonts w:ascii="Times New Roman" w:hAnsi="Times New Roman"/>
-                <w:b/>
-                <w:i w:val="0"/>
-                <w:color w:val="000000"/>
-                <w:sz w:val="19"/>
-              </w:rPr>
-              <w:t>Criterio de Rigor (Sampieri)</w:t>
-            </w:r>
-          </w:p>
-        </w:tc>
-        <w:tc>
-          <w:tcPr>
-            <w:tcW w:type="dxa" w:w="3175"/>
-            <w:tcMar>
-              <w:top w:w="100" w:type="dxa"/>
-              <w:bottom w:w="100" w:type="dxa"/>
-              <w:left w:w="120" w:type="dxa"/>
-              <w:right w:w="120" w:type="dxa"/>
-            </w:tcMar>
-            <w:shd w:val="clear" w:color="auto" w:fill="E8EEF5"/>
-          </w:tcPr>
-          <w:p>
-            <w:pPr>
-              <w:jc w:val="center"/>
-            </w:pPr>
-            <w:r>
-              <w:rPr>
-                <w:rFonts w:ascii="Times New Roman" w:hAnsi="Times New Roman"/>
-                <w:b/>
-                <w:i w:val="0"/>
-                <w:color w:val="000000"/>
-                <w:sz w:val="19"/>
-              </w:rPr>
-              <w:t>Definición Metodológica</w:t>
-            </w:r>
-          </w:p>
-        </w:tc>
-        <w:tc>
-          <w:tcPr>
-            <w:tcW w:type="dxa" w:w="3402"/>
-            <w:tcMar>
-              <w:top w:w="100" w:type="dxa"/>
-              <w:bottom w:w="100" w:type="dxa"/>
-              <w:left w:w="120" w:type="dxa"/>
-              <w:right w:w="120" w:type="dxa"/>
-            </w:tcMar>
-            <w:shd w:val="clear" w:color="auto" w:fill="E8EEF5"/>
-          </w:tcPr>
-          <w:p>
-            <w:pPr>
-              <w:jc w:val="center"/>
-            </w:pPr>
-            <w:r>
-              <w:rPr>
-                <w:rFonts w:ascii="Times New Roman" w:hAnsi="Times New Roman"/>
-                <w:b/>
-                <w:i w:val="0"/>
-                <w:color w:val="000000"/>
-                <w:sz w:val="19"/>
-              </w:rPr>
-              <w:t>Estrategia Operativa de Aseguramiento</w:t>
-            </w:r>
-          </w:p>
-        </w:tc>
-      </w:tr>
-      <w:tr>
-        <w:tc>
-          <w:tcPr>
-            <w:tcW w:type="dxa" w:w="2154"/>
-            <w:tcMar>
-              <w:top w:w="80" w:type="dxa"/>
-              <w:bottom w:w="80" w:type="dxa"/>
-              <w:left w:w="120" w:type="dxa"/>
-              <w:right w:w="120" w:type="dxa"/>
-            </w:tcMar>
-          </w:tcPr>
-          <w:p>
-            <w:pPr>
-              <w:spacing w:line="276" w:lineRule="auto"/>
-              <w:jc w:val="left"/>
-            </w:pPr>
-            <w:r>
-              <w:rPr>
-                <w:rFonts w:ascii="Times New Roman" w:hAnsi="Times New Roman"/>
-                <w:b/>
-                <w:i w:val="0"/>
-                <w:color w:val="000000"/>
-                <w:sz w:val="18"/>
-              </w:rPr>
-              <w:t>1. Dependencia (Consistencia Cualitativa)</w:t>
-            </w:r>
-          </w:p>
-        </w:tc>
-        <w:tc>
-          <w:tcPr>
-            <w:tcW w:type="dxa" w:w="3175"/>
-            <w:tcMar>
-              <w:top w:w="80" w:type="dxa"/>
-              <w:bottom w:w="80" w:type="dxa"/>
-              <w:left w:w="120" w:type="dxa"/>
-              <w:right w:w="120" w:type="dxa"/>
-            </w:tcMar>
-          </w:tcPr>
-          <w:p>
-            <w:pPr>
-              <w:spacing w:line="276" w:lineRule="auto"/>
-              <w:jc w:val="left"/>
-            </w:pPr>
-            <w:r>
-              <w:rPr>
-                <w:rFonts w:ascii="Times New Roman" w:hAnsi="Times New Roman"/>
-                <w:b w:val="0"/>
-                <w:i w:val="0"/>
-                <w:color w:val="000000"/>
-                <w:sz w:val="18"/>
-              </w:rPr>
-              <w:t>Coherencia interna y estabilidad en los procedimientos de recolección y sistematización de los testimonios.</w:t>
-            </w:r>
-          </w:p>
-        </w:tc>
-        <w:tc>
-          <w:tcPr>
-            <w:tcW w:type="dxa" w:w="3402"/>
-            <w:tcMar>
-              <w:top w:w="80" w:type="dxa"/>
-              <w:bottom w:w="80" w:type="dxa"/>
-              <w:left w:w="120" w:type="dxa"/>
-              <w:right w:w="120" w:type="dxa"/>
-            </w:tcMar>
-          </w:tcPr>
-          <w:p>
-            <w:pPr>
-              <w:spacing w:line="276" w:lineRule="auto"/>
-              <w:jc w:val="left"/>
-            </w:pPr>
-            <w:r>
-              <w:rPr>
-                <w:rFonts w:ascii="Times New Roman" w:hAnsi="Times New Roman"/>
-                <w:b w:val="0"/>
-                <w:i w:val="0"/>
-                <w:color w:val="000000"/>
-                <w:sz w:val="18"/>
-              </w:rPr>
-              <w:t>• Pistas de auditoría transparentes.</w:t>
-              <w:br/>
-              <w:t>• Registro exhaustivo en la bitácora de campo.</w:t>
-              <w:br/>
-              <w:t>• Protocolo estandarizado de transcripción fonética y codificación.</w:t>
-            </w:r>
-          </w:p>
-        </w:tc>
-      </w:tr>
-      <w:tr>
-        <w:tc>
-          <w:tcPr>
-            <w:tcW w:type="dxa" w:w="2154"/>
-            <w:tcMar>
-              <w:top w:w="80" w:type="dxa"/>
-              <w:bottom w:w="80" w:type="dxa"/>
-              <w:left w:w="120" w:type="dxa"/>
-              <w:right w:w="120" w:type="dxa"/>
-            </w:tcMar>
-          </w:tcPr>
-          <w:p>
-            <w:pPr>
-              <w:spacing w:line="276" w:lineRule="auto"/>
-              <w:jc w:val="left"/>
-            </w:pPr>
-            <w:r>
-              <w:rPr>
-                <w:rFonts w:ascii="Times New Roman" w:hAnsi="Times New Roman"/>
-                <w:b/>
-                <w:i w:val="0"/>
-                <w:color w:val="000000"/>
-                <w:sz w:val="18"/>
-              </w:rPr>
-              <w:t>2. Credibilidad (Validez Interna)</w:t>
-            </w:r>
-          </w:p>
-        </w:tc>
-        <w:tc>
-          <w:tcPr>
-            <w:tcW w:type="dxa" w:w="3175"/>
-            <w:tcMar>
-              <w:top w:w="80" w:type="dxa"/>
-              <w:bottom w:w="80" w:type="dxa"/>
-              <w:left w:w="120" w:type="dxa"/>
-              <w:right w:w="120" w:type="dxa"/>
-            </w:tcMar>
-          </w:tcPr>
-          <w:p>
-            <w:pPr>
-              <w:spacing w:line="276" w:lineRule="auto"/>
-              <w:jc w:val="left"/>
-            </w:pPr>
-            <w:r>
-              <w:rPr>
-                <w:rFonts w:ascii="Times New Roman" w:hAnsi="Times New Roman"/>
-                <w:b w:val="0"/>
-                <w:i w:val="0"/>
-                <w:color w:val="000000"/>
-                <w:sz w:val="18"/>
-              </w:rPr>
-              <w:t>Fidelidad con la que las interpretaciones reflejan los significados reales vivenciados por los participantes.</w:t>
-            </w:r>
-          </w:p>
-        </w:tc>
-        <w:tc>
-          <w:tcPr>
-            <w:tcW w:type="dxa" w:w="3402"/>
-            <w:tcMar>
-              <w:top w:w="80" w:type="dxa"/>
-              <w:bottom w:w="80" w:type="dxa"/>
-              <w:left w:w="120" w:type="dxa"/>
-              <w:right w:w="120" w:type="dxa"/>
-            </w:tcMar>
-          </w:tcPr>
-          <w:p>
-            <w:pPr>
-              <w:spacing w:line="276" w:lineRule="auto"/>
-              <w:jc w:val="left"/>
-            </w:pPr>
-            <w:r>
-              <w:rPr>
-                <w:rFonts w:ascii="Times New Roman" w:hAnsi="Times New Roman"/>
-                <w:b w:val="0"/>
-                <w:i w:val="0"/>
-                <w:color w:val="000000"/>
-                <w:sz w:val="18"/>
-              </w:rPr>
-              <w:t>• Triangulación múltiple de métodos y fuentes.</w:t>
-              <w:br/>
-              <w:t>• Transcripción íntegra palabra por palabra (verbatim).</w:t>
-              <w:br/>
-              <w:t>• Verificación y chequeo con los participantes (member checking).</w:t>
-            </w:r>
-          </w:p>
-        </w:tc>
-      </w:tr>
-      <w:tr>
-        <w:tc>
-          <w:tcPr>
-            <w:tcW w:type="dxa" w:w="2154"/>
-            <w:tcMar>
-              <w:top w:w="80" w:type="dxa"/>
-              <w:bottom w:w="80" w:type="dxa"/>
-              <w:left w:w="120" w:type="dxa"/>
-              <w:right w:w="120" w:type="dxa"/>
-            </w:tcMar>
-          </w:tcPr>
-          <w:p>
-            <w:pPr>
-              <w:spacing w:line="276" w:lineRule="auto"/>
-              <w:jc w:val="left"/>
-            </w:pPr>
-            <w:r>
-              <w:rPr>
-                <w:rFonts w:ascii="Times New Roman" w:hAnsi="Times New Roman"/>
-                <w:b/>
-                <w:i w:val="0"/>
-                <w:color w:val="000000"/>
-                <w:sz w:val="18"/>
-              </w:rPr>
-              <w:t>3. Transferencia (Aplicabilidad Contextual)</w:t>
-            </w:r>
-          </w:p>
-        </w:tc>
-        <w:tc>
-          <w:tcPr>
-            <w:tcW w:type="dxa" w:w="3175"/>
-            <w:tcMar>
-              <w:top w:w="80" w:type="dxa"/>
-              <w:bottom w:w="80" w:type="dxa"/>
-              <w:left w:w="120" w:type="dxa"/>
-              <w:right w:w="120" w:type="dxa"/>
-            </w:tcMar>
-          </w:tcPr>
-          <w:p>
-            <w:pPr>
-              <w:spacing w:line="276" w:lineRule="auto"/>
-              <w:jc w:val="left"/>
-            </w:pPr>
-            <w:r>
-              <w:rPr>
-                <w:rFonts w:ascii="Times New Roman" w:hAnsi="Times New Roman"/>
-                <w:b w:val="0"/>
-                <w:i w:val="0"/>
-                <w:color w:val="000000"/>
-                <w:sz w:val="18"/>
-              </w:rPr>
-              <w:t>Posibilidad de transferir los significados a otros contextos con características ecológicas y sociales análogas.</w:t>
-            </w:r>
-          </w:p>
-        </w:tc>
-        <w:tc>
-          <w:tcPr>
-            <w:tcW w:type="dxa" w:w="3402"/>
-            <w:tcMar>
-              <w:top w:w="80" w:type="dxa"/>
-              <w:bottom w:w="80" w:type="dxa"/>
-              <w:left w:w="120" w:type="dxa"/>
-              <w:right w:w="120" w:type="dxa"/>
-            </w:tcMar>
-          </w:tcPr>
-          <w:p>
-            <w:pPr>
-              <w:spacing w:line="276" w:lineRule="auto"/>
-              <w:jc w:val="left"/>
-            </w:pPr>
-            <w:r>
-              <w:rPr>
-                <w:rFonts w:ascii="Times New Roman" w:hAnsi="Times New Roman"/>
-                <w:b w:val="0"/>
-                <w:i w:val="0"/>
-                <w:color w:val="000000"/>
-                <w:sz w:val="18"/>
-              </w:rPr>
-              <w:t>• Descripción densa y contextualizada del C.S. Belén (Capítulo II).</w:t>
-              <w:br/>
-              <w:t>• Caracterización sociocultural y lingüística detallada de los informantes.</w:t>
-            </w:r>
-          </w:p>
-        </w:tc>
-      </w:tr>
-      <w:tr>
-        <w:tc>
-          <w:tcPr>
-            <w:tcW w:type="dxa" w:w="2154"/>
-            <w:tcMar>
-              <w:top w:w="80" w:type="dxa"/>
-              <w:bottom w:w="80" w:type="dxa"/>
-              <w:left w:w="120" w:type="dxa"/>
-              <w:right w:w="120" w:type="dxa"/>
-            </w:tcMar>
-          </w:tcPr>
-          <w:p>
-            <w:pPr>
-              <w:spacing w:line="276" w:lineRule="auto"/>
-              <w:jc w:val="left"/>
-            </w:pPr>
-            <w:r>
-              <w:rPr>
-                <w:rFonts w:ascii="Times New Roman" w:hAnsi="Times New Roman"/>
-                <w:b/>
-                <w:i w:val="0"/>
-                <w:color w:val="000000"/>
-                <w:sz w:val="18"/>
-              </w:rPr>
-              <w:t>4. Confirmabilidad (Neutralidad Reflexiva)</w:t>
-            </w:r>
-          </w:p>
-        </w:tc>
-        <w:tc>
-          <w:tcPr>
-            <w:tcW w:type="dxa" w:w="3175"/>
-            <w:tcMar>
-              <w:top w:w="80" w:type="dxa"/>
-              <w:bottom w:w="80" w:type="dxa"/>
-              <w:left w:w="120" w:type="dxa"/>
-              <w:right w:w="120" w:type="dxa"/>
-            </w:tcMar>
-          </w:tcPr>
-          <w:p>
-            <w:pPr>
-              <w:spacing w:line="276" w:lineRule="auto"/>
-              <w:jc w:val="left"/>
-            </w:pPr>
-            <w:r>
-              <w:rPr>
-                <w:rFonts w:ascii="Times New Roman" w:hAnsi="Times New Roman"/>
-                <w:b w:val="0"/>
-                <w:i w:val="0"/>
-                <w:color w:val="000000"/>
-                <w:sz w:val="18"/>
-              </w:rPr>
-              <w:t>Garantía de que los hallazgos surgen de las vivencias reales y no de sesgos o prejuicios del investigador.</w:t>
-            </w:r>
-          </w:p>
-        </w:tc>
-        <w:tc>
-          <w:tcPr>
-            <w:tcW w:type="dxa" w:w="3402"/>
-            <w:tcMar>
-              <w:top w:w="80" w:type="dxa"/>
-              <w:bottom w:w="80" w:type="dxa"/>
-              <w:left w:w="120" w:type="dxa"/>
-              <w:right w:w="120" w:type="dxa"/>
-            </w:tcMar>
-          </w:tcPr>
-          <w:p>
-            <w:pPr>
-              <w:spacing w:line="276" w:lineRule="auto"/>
-              <w:jc w:val="left"/>
-            </w:pPr>
-            <w:r>
-              <w:rPr>
-                <w:rFonts w:ascii="Times New Roman" w:hAnsi="Times New Roman"/>
-                <w:b w:val="0"/>
-                <w:i w:val="0"/>
-                <w:color w:val="000000"/>
-                <w:sz w:val="18"/>
-              </w:rPr>
-              <w:t>• Práctica rigurosa de la epojé o bracketing fenomenológico.</w:t>
-              <w:br/>
-              <w:t>• Memos analíticos reflexivos continuos.</w:t>
-              <w:br/>
-              <w:t>• Auditoría externa y revisión crítica con el asesor Dr. Manglio Aguirre.</w:t>
-            </w:r>
-          </w:p>
-        </w:tc>
-      </w:tr>
-    </w:tbl>
-    <w:p>
-      <w:pPr>
-        <w:spacing w:before="200" w:after="80"/>
-        <w:jc w:val="left"/>
-      </w:pPr>
-      <w:r>
-        <w:rPr>
-          <w:rFonts w:ascii="Times New Roman" w:hAnsi="Times New Roman"/>
-          <w:b/>
-          <w:i w:val="0"/>
-          <w:color w:val="000000"/>
-          <w:sz w:val="24"/>
-        </w:rPr>
-        <w:t>4.7. Procedimiento sistemático de análisis cualitativo fenomenológico (Sampieri, Cap. 14 y 15)</w:t>
-      </w:r>
-    </w:p>
-    <w:p>
-      <w:pPr>
-        <w:spacing w:line="312" w:lineRule="auto" w:before="0" w:after="80"/>
-        <w:ind w:firstLine="720"/>
-        <w:jc w:val="both"/>
-      </w:pPr>
-      <w:r>
-        <w:rPr>
-          <w:rFonts w:ascii="Times New Roman" w:hAnsi="Times New Roman"/>
-          <w:b w:val="0"/>
-          <w:i w:val="0"/>
-          <w:color w:val="000000"/>
-          <w:sz w:val="24"/>
-        </w:rPr>
-        <w:t>El análisis se rige por las acciones secuenciales de la Figura 15.14 de Hernández-Sampieri y Mendoza (2018, p. 495), articuladas con los métodos de Colaizzi (1978), Moustakas (1994) y Creswell (2013):</w:t>
-      </w:r>
-    </w:p>
-    <w:p>
-      <w:pPr>
-        <w:spacing w:line="312" w:lineRule="auto" w:before="20" w:after="60"/>
-        <w:ind w:left="850" w:hanging="454"/>
-        <w:jc w:val="both"/>
-      </w:pPr>
-      <w:r>
-        <w:rPr>
-          <w:rFonts w:ascii="Times New Roman" w:hAnsi="Times New Roman"/>
-          <w:b w:val="0"/>
-          <w:i w:val="0"/>
-          <w:color w:val="000000"/>
-          <w:sz w:val="24"/>
-        </w:rPr>
-        <w:t xml:space="preserve">1.  </w:t>
-      </w:r>
-      <w:r>
-        <w:rPr>
-          <w:rFonts w:ascii="Times New Roman" w:hAnsi="Times New Roman"/>
-          <w:b/>
-          <w:i w:val="0"/>
-          <w:color w:val="000000"/>
-          <w:sz w:val="24"/>
-        </w:rPr>
-        <w:t xml:space="preserve">Transcripción íntegra y fonética (verbatim): </w:t>
-      </w:r>
-      <w:r>
-        <w:rPr>
-          <w:rFonts w:ascii="Times New Roman" w:hAnsi="Times New Roman"/>
-          <w:b w:val="0"/>
-          <w:i w:val="0"/>
-          <w:color w:val="000000"/>
-          <w:sz w:val="24"/>
-        </w:rPr>
-        <w:t>Conversión exacta palabra por palabra de los audios a texto digital dentro de las 24 horas posteriores a la entrevista, preservando pausas y giros en quechua chanka.</w:t>
-      </w:r>
-    </w:p>
-    <w:p>
-      <w:pPr>
-        <w:spacing w:line="312" w:lineRule="auto" w:before="20" w:after="60"/>
-        <w:ind w:left="850" w:hanging="454"/>
-        <w:jc w:val="both"/>
-      </w:pPr>
-      <w:r>
-        <w:rPr>
-          <w:rFonts w:ascii="Times New Roman" w:hAnsi="Times New Roman"/>
-          <w:b w:val="0"/>
-          <w:i w:val="0"/>
-          <w:color w:val="000000"/>
-          <w:sz w:val="24"/>
-        </w:rPr>
-        <w:t xml:space="preserve">2.  </w:t>
-      </w:r>
-      <w:r>
-        <w:rPr>
-          <w:rFonts w:ascii="Times New Roman" w:hAnsi="Times New Roman"/>
-          <w:b/>
-          <w:i w:val="0"/>
-          <w:color w:val="000000"/>
-          <w:sz w:val="24"/>
-        </w:rPr>
-        <w:t xml:space="preserve">Lectura holística general: </w:t>
-      </w:r>
-      <w:r>
-        <w:rPr>
-          <w:rFonts w:ascii="Times New Roman" w:hAnsi="Times New Roman"/>
-          <w:b w:val="0"/>
-          <w:i w:val="0"/>
-          <w:color w:val="000000"/>
-          <w:sz w:val="24"/>
-        </w:rPr>
-        <w:t>Inmersión lectora reflexiva en la totalidad de las descripciones para aprehender el sentido global de las vivencias.</w:t>
-      </w:r>
-    </w:p>
-    <w:p>
-      <w:pPr>
-        <w:spacing w:line="312" w:lineRule="auto" w:before="20" w:after="60"/>
-        <w:ind w:left="850" w:hanging="454"/>
-        <w:jc w:val="both"/>
-      </w:pPr>
-      <w:r>
-        <w:rPr>
-          <w:rFonts w:ascii="Times New Roman" w:hAnsi="Times New Roman"/>
-          <w:b w:val="0"/>
-          <w:i w:val="0"/>
-          <w:color w:val="000000"/>
-          <w:sz w:val="24"/>
-        </w:rPr>
-        <w:t xml:space="preserve">3.  </w:t>
-      </w:r>
-      <w:r>
-        <w:rPr>
-          <w:rFonts w:ascii="Times New Roman" w:hAnsi="Times New Roman"/>
-          <w:b/>
-          <w:i w:val="0"/>
-          <w:color w:val="000000"/>
-          <w:sz w:val="24"/>
-        </w:rPr>
-        <w:t xml:space="preserve">Identificación de unidades de análisis y horizontalización (horizonalization): </w:t>
-      </w:r>
-      <w:r>
-        <w:rPr>
-          <w:rFonts w:ascii="Times New Roman" w:hAnsi="Times New Roman"/>
-          <w:b w:val="0"/>
-          <w:i w:val="0"/>
-          <w:color w:val="000000"/>
-          <w:sz w:val="24"/>
-        </w:rPr>
-        <w:t>Detección de todas las frases y declaraciones clave vinculadas a la experiencia asistencial, otorgando igual valor epistémico inicial a cada testimonio.</w:t>
-      </w:r>
-    </w:p>
-    <w:p>
-      <w:pPr>
-        <w:spacing w:line="312" w:lineRule="auto" w:before="20" w:after="60"/>
-        <w:ind w:left="850" w:hanging="454"/>
-        <w:jc w:val="both"/>
-      </w:pPr>
-      <w:r>
-        <w:rPr>
-          <w:rFonts w:ascii="Times New Roman" w:hAnsi="Times New Roman"/>
-          <w:b w:val="0"/>
-          <w:i w:val="0"/>
-          <w:color w:val="000000"/>
-          <w:sz w:val="24"/>
-        </w:rPr>
-        <w:t xml:space="preserve">4.  </w:t>
-      </w:r>
-      <w:r>
-        <w:rPr>
-          <w:rFonts w:ascii="Times New Roman" w:hAnsi="Times New Roman"/>
-          <w:b/>
-          <w:i w:val="0"/>
-          <w:color w:val="000000"/>
-          <w:sz w:val="24"/>
-        </w:rPr>
-        <w:t xml:space="preserve">Generación de categorías esenciales vs. divergentes: </w:t>
-      </w:r>
-      <w:r>
-        <w:rPr>
-          <w:rFonts w:ascii="Times New Roman" w:hAnsi="Times New Roman"/>
-          <w:b w:val="0"/>
-          <w:i w:val="0"/>
-          <w:color w:val="000000"/>
-          <w:sz w:val="24"/>
-        </w:rPr>
-        <w:t>Estructuración en la matriz analítica de Sampieri y Mendoza (2018, p. 494): (a) Categorías esenciales o comunes (temas compartidos por todos los participantes); y (b) Categorías diferentes o divergentes (apreciaciones y valoraciones disonantes según edad o servicio).</w:t>
-      </w:r>
-    </w:p>
-    <w:p>
-      <w:pPr>
-        <w:spacing w:line="312" w:lineRule="auto" w:before="20" w:after="60"/>
-        <w:ind w:left="850" w:hanging="454"/>
-        <w:jc w:val="both"/>
-      </w:pPr>
-      <w:r>
-        <w:rPr>
-          <w:rFonts w:ascii="Times New Roman" w:hAnsi="Times New Roman"/>
-          <w:b w:val="0"/>
-          <w:i w:val="0"/>
-          <w:color w:val="000000"/>
-          <w:sz w:val="24"/>
-        </w:rPr>
-        <w:t xml:space="preserve">5.  </w:t>
-      </w:r>
-      <w:r>
-        <w:rPr>
-          <w:rFonts w:ascii="Times New Roman" w:hAnsi="Times New Roman"/>
-          <w:b/>
-          <w:i w:val="0"/>
-          <w:color w:val="000000"/>
-          <w:sz w:val="24"/>
-        </w:rPr>
-        <w:t xml:space="preserve">Construcción de descripciones texturales y estructurales: </w:t>
-      </w:r>
-      <w:r>
-        <w:rPr>
-          <w:rFonts w:ascii="Times New Roman" w:hAnsi="Times New Roman"/>
-          <w:b w:val="0"/>
-          <w:i w:val="0"/>
-          <w:color w:val="000000"/>
-          <w:sz w:val="24"/>
-        </w:rPr>
-        <w:t>Elaboración de la descripción textural (lo que experimentaron objetivamente) y la descripción estructural (cómo y bajo qué condiciones de temporalidad, espacialidad, corporalidad y relacionalidad lo vivenciaron).</w:t>
-      </w:r>
-    </w:p>
-    <w:p>
-      <w:pPr>
-        <w:spacing w:line="312" w:lineRule="auto" w:before="20" w:after="60"/>
-        <w:ind w:left="850" w:hanging="454"/>
-        <w:jc w:val="both"/>
-      </w:pPr>
-      <w:r>
-        <w:rPr>
-          <w:rFonts w:ascii="Times New Roman" w:hAnsi="Times New Roman"/>
-          <w:b w:val="0"/>
-          <w:i w:val="0"/>
-          <w:color w:val="000000"/>
-          <w:sz w:val="24"/>
-        </w:rPr>
-        <w:t xml:space="preserve">6.  </w:t>
-      </w:r>
-      <w:r>
-        <w:rPr>
-          <w:rFonts w:ascii="Times New Roman" w:hAnsi="Times New Roman"/>
-          <w:b/>
-          <w:i w:val="0"/>
-          <w:color w:val="000000"/>
-          <w:sz w:val="24"/>
-        </w:rPr>
-        <w:t xml:space="preserve">Síntesis de la esencia compartida del fenómeno: </w:t>
-      </w:r>
-      <w:r>
-        <w:rPr>
-          <w:rFonts w:ascii="Times New Roman" w:hAnsi="Times New Roman"/>
-          <w:b w:val="0"/>
-          <w:i w:val="0"/>
-          <w:color w:val="000000"/>
-          <w:sz w:val="24"/>
-        </w:rPr>
-        <w:t>Integración armónica de las descripciones en una narrativa densa que sintetiza la esencia compartida del fenómeno de la calidad asistencial y el acceso.</w:t>
-      </w:r>
-    </w:p>
-    <w:p>
-      <w:pPr>
-        <w:spacing w:line="312" w:lineRule="auto" w:before="20" w:after="60"/>
-        <w:ind w:left="850" w:hanging="454"/>
-        <w:jc w:val="both"/>
-      </w:pPr>
-      <w:r>
-        <w:rPr>
-          <w:rFonts w:ascii="Times New Roman" w:hAnsi="Times New Roman"/>
-          <w:b w:val="0"/>
-          <w:i w:val="0"/>
-          <w:color w:val="000000"/>
-          <w:sz w:val="24"/>
-        </w:rPr>
-        <w:t xml:space="preserve">7.  </w:t>
-      </w:r>
-      <w:r>
-        <w:rPr>
-          <w:rFonts w:ascii="Times New Roman" w:hAnsi="Times New Roman"/>
-          <w:b/>
-          <w:i w:val="0"/>
-          <w:color w:val="000000"/>
-          <w:sz w:val="24"/>
-        </w:rPr>
-        <w:t xml:space="preserve">Validación testimonial con los participantes (member checking): </w:t>
-      </w:r>
-      <w:r>
-        <w:rPr>
-          <w:rFonts w:ascii="Times New Roman" w:hAnsi="Times New Roman"/>
-          <w:b w:val="0"/>
-          <w:i w:val="0"/>
-          <w:color w:val="000000"/>
-          <w:sz w:val="24"/>
-        </w:rPr>
-        <w:t>Devolución de la síntesis a una muestra de participantes informantes para constatar que el reporte refleje fielmente el núcleo de sus experiencias vividas.</w:t>
-      </w:r>
-    </w:p>
-    <w:p>
-      <w:pPr>
-        <w:sectPr>
-          <w:headerReference w:type="default" r:id="rId23"/>
-          <w:footerReference w:type="default" r:id="rId24"/>
-          <w:pgSz w:w="11906" w:h="16838"/>
-          <w:pgMar w:top="1701" w:right="1417" w:bottom="1417" w:left="1984" w:header="720" w:footer="720" w:gutter="0"/>
-          <w:cols w:space="720"/>
-          <w:docGrid w:linePitch="360"/>
-          <w:pgNumType w:fmt="decimal"/>
-        </w:sectPr>
-      </w:pPr>
-    </w:p>
-    <w:p>
-      <w:pPr>
-        <w:spacing w:before="280" w:after="160"/>
-        <w:jc w:val="left"/>
-      </w:pPr>
-      <w:r>
-        <w:rPr>
-          <w:rFonts w:ascii="Times New Roman" w:hAnsi="Times New Roman"/>
-          <w:b/>
-          <w:i w:val="0"/>
-          <w:color w:val="000000"/>
-          <w:sz w:val="28"/>
-        </w:rPr>
-        <w:t>CAPÍTULO V: ASPECTOS ADMINISTRATIVOS</w:t>
-      </w:r>
-    </w:p>
-    <w:p>
-      <w:pPr>
-        <w:spacing w:before="200" w:after="80"/>
-        <w:jc w:val="left"/>
-      </w:pPr>
-      <w:r>
-        <w:rPr>
-          <w:rFonts w:ascii="Times New Roman" w:hAnsi="Times New Roman"/>
-          <w:b/>
-          <w:i w:val="0"/>
-          <w:color w:val="000000"/>
-          <w:sz w:val="24"/>
-        </w:rPr>
-        <w:t>5.1. Asignación de recursos humanos</w:t>
-      </w:r>
-    </w:p>
-    <w:p>
-      <w:pPr>
-        <w:spacing w:line="312" w:lineRule="auto" w:before="20" w:after="60"/>
-        <w:ind w:left="850" w:hanging="454"/>
-        <w:jc w:val="both"/>
-      </w:pPr>
-      <w:r>
-        <w:rPr>
-          <w:rFonts w:ascii="Times New Roman" w:hAnsi="Times New Roman"/>
-          <w:b w:val="0"/>
-          <w:i w:val="0"/>
-          <w:color w:val="000000"/>
-          <w:sz w:val="24"/>
-        </w:rPr>
-        <w:t xml:space="preserve">•  </w:t>
-      </w:r>
-      <w:r>
-        <w:rPr>
-          <w:rFonts w:ascii="Times New Roman" w:hAnsi="Times New Roman"/>
-          <w:b/>
-          <w:i w:val="0"/>
-          <w:color w:val="000000"/>
-          <w:sz w:val="24"/>
-        </w:rPr>
-        <w:t xml:space="preserve">Investigadora principal: </w:t>
-      </w:r>
-      <w:r>
-        <w:rPr>
-          <w:rFonts w:ascii="Times New Roman" w:hAnsi="Times New Roman"/>
-          <w:b w:val="0"/>
-          <w:i w:val="0"/>
-          <w:color w:val="000000"/>
-          <w:sz w:val="24"/>
-        </w:rPr>
-        <w:t>01 (Gresly Lucero Pariona Palomino, Estudiante de la E.P. Enfermería).</w:t>
-      </w:r>
-    </w:p>
-    <w:p>
-      <w:pPr>
-        <w:spacing w:line="312" w:lineRule="auto" w:before="20" w:after="60"/>
-        <w:ind w:left="850" w:hanging="454"/>
-        <w:jc w:val="both"/>
-      </w:pPr>
-      <w:r>
-        <w:rPr>
-          <w:rFonts w:ascii="Times New Roman" w:hAnsi="Times New Roman"/>
-          <w:b w:val="0"/>
-          <w:i w:val="0"/>
-          <w:color w:val="000000"/>
-          <w:sz w:val="24"/>
-        </w:rPr>
-        <w:t xml:space="preserve">•  </w:t>
-      </w:r>
-      <w:r>
-        <w:rPr>
-          <w:rFonts w:ascii="Times New Roman" w:hAnsi="Times New Roman"/>
-          <w:b/>
-          <w:i w:val="0"/>
-          <w:color w:val="000000"/>
-          <w:sz w:val="24"/>
-        </w:rPr>
-        <w:t xml:space="preserve">Asesor del proyecto: </w:t>
-      </w:r>
-      <w:r>
-        <w:rPr>
-          <w:rFonts w:ascii="Times New Roman" w:hAnsi="Times New Roman"/>
-          <w:b w:val="0"/>
-          <w:i w:val="0"/>
-          <w:color w:val="000000"/>
-          <w:sz w:val="24"/>
-        </w:rPr>
-        <w:t>Dr. Manglio Aguirre Andrade (Docente de la FCS - UNSCH).</w:t>
-      </w:r>
-    </w:p>
-    <w:p>
-      <w:pPr>
-        <w:spacing w:line="312" w:lineRule="auto" w:before="20" w:after="60"/>
-        <w:ind w:left="850" w:hanging="454"/>
-        <w:jc w:val="both"/>
-      </w:pPr>
-      <w:r>
-        <w:rPr>
-          <w:rFonts w:ascii="Times New Roman" w:hAnsi="Times New Roman"/>
-          <w:b w:val="0"/>
-          <w:i w:val="0"/>
-          <w:color w:val="000000"/>
-          <w:sz w:val="24"/>
-        </w:rPr>
-        <w:t xml:space="preserve">•  </w:t>
-      </w:r>
-      <w:r>
-        <w:rPr>
-          <w:rFonts w:ascii="Times New Roman" w:hAnsi="Times New Roman"/>
-          <w:b/>
-          <w:i w:val="0"/>
-          <w:color w:val="000000"/>
-          <w:sz w:val="24"/>
-        </w:rPr>
-        <w:t xml:space="preserve">Personal de apoyo: </w:t>
-      </w:r>
-      <w:r>
-        <w:rPr>
-          <w:rFonts w:ascii="Times New Roman" w:hAnsi="Times New Roman"/>
-          <w:b w:val="0"/>
-          <w:i w:val="0"/>
-          <w:color w:val="000000"/>
-          <w:sz w:val="24"/>
-        </w:rPr>
-        <w:t>02 (Transcripción e intérprete de quechua).</w:t>
-      </w:r>
-    </w:p>
-    <w:p>
-      <w:pPr>
-        <w:spacing w:before="200" w:after="80"/>
-        <w:jc w:val="left"/>
-      </w:pPr>
-      <w:r>
-        <w:rPr>
-          <w:rFonts w:ascii="Times New Roman" w:hAnsi="Times New Roman"/>
-          <w:b/>
-          <w:i w:val="0"/>
-          <w:color w:val="000000"/>
-          <w:sz w:val="24"/>
-        </w:rPr>
-        <w:t>5.2. Presupuesto</w:t>
-      </w:r>
-    </w:p>
-    <w:p>
-      <w:pPr>
-        <w:spacing w:before="80" w:after="80"/>
-      </w:pPr>
-      <w:r>
-        <w:rPr>
-          <w:rFonts w:ascii="Times New Roman" w:hAnsi="Times New Roman"/>
-          <w:b/>
-          <w:i w:val="0"/>
-          <w:color w:val="000000"/>
-          <w:sz w:val="22"/>
-        </w:rPr>
-        <w:t>PAGO DE SERVICIOS DE PERSONAL</w:t>
-      </w:r>
-    </w:p>
-    <w:tbl>
-      <w:tblPr>
-        <w:tblW w:type="auto" w:w="0"/>
-        <w:jc w:val="center"/>
-        <w:tblLook w:firstColumn="1" w:firstRow="1" w:lastColumn="0" w:lastRow="0" w:noHBand="0" w:noVBand="1" w:val="04A0"/>
-        <w:tblBorders>
-          <w:top w:val="single" w:sz="4" w:space="0" w:color="808080"/>
-          <w:left w:val="single" w:sz="4" w:space="0" w:color="808080"/>
-          <w:bottom w:val="single" w:sz="4" w:space="0" w:color="808080"/>
-          <w:right w:val="single" w:sz="4" w:space="0" w:color="808080"/>
-          <w:insideH w:val="single" w:sz="4" w:space="0" w:color="808080"/>
-          <w:insideV w:val="single" w:sz="4" w:space="0" w:color="808080"/>
-        </w:tblBorders>
-      </w:tblPr>
-      <w:tblGrid>
-        <w:gridCol w:w="1701"/>
-        <w:gridCol w:w="1701"/>
-        <w:gridCol w:w="1701"/>
-        <w:gridCol w:w="1701"/>
-        <w:gridCol w:w="1701"/>
-      </w:tblGrid>
-      <w:tr>
-        <w:tc>
-          <w:tcPr>
-            <w:tcW w:type="dxa" w:w="3685"/>
-            <w:tcMar>
-              <w:top w:w="100" w:type="dxa"/>
-              <w:bottom w:w="100" w:type="dxa"/>
-              <w:left w:w="120" w:type="dxa"/>
-              <w:right w:w="120" w:type="dxa"/>
-            </w:tcMar>
-            <w:shd w:val="clear" w:color="auto" w:fill="F0F0F0"/>
-          </w:tcPr>
-          <w:p>
-            <w:pPr>
-              <w:jc w:val="center"/>
-            </w:pPr>
-            <w:r>
-              <w:rPr>
-                <w:rFonts w:ascii="Times New Roman" w:hAnsi="Times New Roman"/>
-                <w:b/>
-                <w:i w:val="0"/>
-                <w:color w:val="000000"/>
-                <w:sz w:val="19"/>
-              </w:rPr>
-              <w:t>SERVICIOS</w:t>
-            </w:r>
-          </w:p>
-        </w:tc>
-        <w:tc>
-          <w:tcPr>
-            <w:tcW w:type="dxa" w:w="1134"/>
-            <w:tcMar>
-              <w:top w:w="100" w:type="dxa"/>
-              <w:bottom w:w="100" w:type="dxa"/>
-              <w:left w:w="120" w:type="dxa"/>
-              <w:right w:w="120" w:type="dxa"/>
-            </w:tcMar>
-            <w:shd w:val="clear" w:color="auto" w:fill="F0F0F0"/>
-          </w:tcPr>
-          <w:p>
-            <w:pPr>
-              <w:jc w:val="center"/>
-            </w:pPr>
-            <w:r>
-              <w:rPr>
-                <w:rFonts w:ascii="Times New Roman" w:hAnsi="Times New Roman"/>
-                <w:b/>
-                <w:i w:val="0"/>
-                <w:color w:val="000000"/>
-                <w:sz w:val="19"/>
-              </w:rPr>
-              <w:t>U.M</w:t>
-            </w:r>
-          </w:p>
-        </w:tc>
-        <w:tc>
-          <w:tcPr>
-            <w:tcW w:type="dxa" w:w="1304"/>
-            <w:tcMar>
-              <w:top w:w="100" w:type="dxa"/>
-              <w:bottom w:w="100" w:type="dxa"/>
-              <w:left w:w="120" w:type="dxa"/>
-              <w:right w:w="120" w:type="dxa"/>
-            </w:tcMar>
-            <w:shd w:val="clear" w:color="auto" w:fill="F0F0F0"/>
-          </w:tcPr>
-          <w:p>
-            <w:pPr>
-              <w:jc w:val="center"/>
-            </w:pPr>
-            <w:r>
-              <w:rPr>
-                <w:rFonts w:ascii="Times New Roman" w:hAnsi="Times New Roman"/>
-                <w:b/>
-                <w:i w:val="0"/>
-                <w:color w:val="000000"/>
-                <w:sz w:val="19"/>
-              </w:rPr>
-              <w:t>CANTIDAD</w:t>
-            </w:r>
-          </w:p>
-        </w:tc>
-        <w:tc>
-          <w:tcPr>
-            <w:tcW w:type="dxa" w:w="1474"/>
-            <w:tcMar>
-              <w:top w:w="100" w:type="dxa"/>
-              <w:bottom w:w="100" w:type="dxa"/>
-              <w:left w:w="120" w:type="dxa"/>
-              <w:right w:w="120" w:type="dxa"/>
-            </w:tcMar>
-            <w:shd w:val="clear" w:color="auto" w:fill="F0F0F0"/>
-          </w:tcPr>
-          <w:p>
-            <w:pPr>
-              <w:jc w:val="center"/>
-            </w:pPr>
-            <w:r>
-              <w:rPr>
-                <w:rFonts w:ascii="Times New Roman" w:hAnsi="Times New Roman"/>
-                <w:b/>
-                <w:i w:val="0"/>
-                <w:color w:val="000000"/>
-                <w:sz w:val="19"/>
-              </w:rPr>
-              <w:t>C. UNIT. S/.</w:t>
-            </w:r>
-          </w:p>
-        </w:tc>
-        <w:tc>
-          <w:tcPr>
-            <w:tcW w:type="dxa" w:w="1474"/>
-            <w:tcMar>
-              <w:top w:w="100" w:type="dxa"/>
-              <w:bottom w:w="100" w:type="dxa"/>
-              <w:left w:w="120" w:type="dxa"/>
-              <w:right w:w="120" w:type="dxa"/>
-            </w:tcMar>
-            <w:shd w:val="clear" w:color="auto" w:fill="F0F0F0"/>
-          </w:tcPr>
-          <w:p>
-            <w:pPr>
-              <w:jc w:val="center"/>
-            </w:pPr>
-            <w:r>
-              <w:rPr>
-                <w:rFonts w:ascii="Times New Roman" w:hAnsi="Times New Roman"/>
-                <w:b/>
-                <w:i w:val="0"/>
-                <w:color w:val="000000"/>
-                <w:sz w:val="19"/>
-              </w:rPr>
-              <w:t>TOT. S/.</w:t>
-            </w:r>
-          </w:p>
-        </w:tc>
-      </w:tr>
-      <w:tr>
-        <w:tc>
-          <w:tcPr>
-            <w:tcW w:type="dxa" w:w="3685"/>
-            <w:tcMar>
-              <w:top w:w="80" w:type="dxa"/>
-              <w:bottom w:w="80" w:type="dxa"/>
-              <w:left w:w="120" w:type="dxa"/>
-              <w:right w:w="120" w:type="dxa"/>
-            </w:tcMar>
-          </w:tcPr>
-          <w:p>
-            <w:pPr>
-              <w:jc w:val="left"/>
-            </w:pPr>
-            <w:r>
-              <w:rPr>
-                <w:rFonts w:ascii="Times New Roman" w:hAnsi="Times New Roman"/>
-                <w:b w:val="0"/>
-                <w:i w:val="0"/>
-                <w:color w:val="000000"/>
-                <w:sz w:val="19"/>
-              </w:rPr>
-              <w:t>Coasesor / Especialista temático</w:t>
-            </w:r>
-          </w:p>
-        </w:tc>
-        <w:tc>
-          <w:tcPr>
-            <w:tcW w:type="dxa" w:w="1134"/>
-            <w:tcMar>
-              <w:top w:w="80" w:type="dxa"/>
-              <w:bottom w:w="80" w:type="dxa"/>
-              <w:left w:w="120" w:type="dxa"/>
-              <w:right w:w="120" w:type="dxa"/>
-            </w:tcMar>
-          </w:tcPr>
-          <w:p>
-            <w:pPr>
-              <w:jc w:val="center"/>
-            </w:pPr>
-            <w:r>
-              <w:rPr>
-                <w:rFonts w:ascii="Times New Roman" w:hAnsi="Times New Roman"/>
-                <w:b w:val="0"/>
-                <w:i w:val="0"/>
-                <w:color w:val="000000"/>
-                <w:sz w:val="19"/>
-              </w:rPr>
-              <w:t>Mes</w:t>
-            </w:r>
-          </w:p>
-        </w:tc>
-        <w:tc>
-          <w:tcPr>
-            <w:tcW w:type="dxa" w:w="1304"/>
-            <w:tcMar>
-              <w:top w:w="80" w:type="dxa"/>
-              <w:bottom w:w="80" w:type="dxa"/>
-              <w:left w:w="120" w:type="dxa"/>
-              <w:right w:w="120" w:type="dxa"/>
-            </w:tcMar>
-          </w:tcPr>
-          <w:p>
-            <w:pPr>
-              <w:jc w:val="center"/>
-            </w:pPr>
-            <w:r>
-              <w:rPr>
-                <w:rFonts w:ascii="Times New Roman" w:hAnsi="Times New Roman"/>
-                <w:b w:val="0"/>
-                <w:i w:val="0"/>
-                <w:color w:val="000000"/>
-                <w:sz w:val="19"/>
-              </w:rPr>
-              <w:t>04</w:t>
-            </w:r>
-          </w:p>
-        </w:tc>
-        <w:tc>
-          <w:tcPr>
-            <w:tcW w:type="dxa" w:w="1474"/>
-            <w:tcMar>
-              <w:top w:w="80" w:type="dxa"/>
-              <w:bottom w:w="80" w:type="dxa"/>
-              <w:left w:w="120" w:type="dxa"/>
-              <w:right w:w="120" w:type="dxa"/>
-            </w:tcMar>
-          </w:tcPr>
-          <w:p>
-            <w:pPr>
-              <w:jc w:val="right"/>
-            </w:pPr>
-            <w:r>
-              <w:rPr>
-                <w:rFonts w:ascii="Times New Roman" w:hAnsi="Times New Roman"/>
-                <w:b w:val="0"/>
-                <w:i w:val="0"/>
-                <w:color w:val="000000"/>
-                <w:sz w:val="19"/>
-              </w:rPr>
-              <w:t>500.00</w:t>
-            </w:r>
-          </w:p>
-        </w:tc>
-        <w:tc>
-          <w:tcPr>
-            <w:tcW w:type="dxa" w:w="1474"/>
-            <w:tcMar>
-              <w:top w:w="80" w:type="dxa"/>
-              <w:bottom w:w="80" w:type="dxa"/>
-              <w:left w:w="120" w:type="dxa"/>
-              <w:right w:w="120" w:type="dxa"/>
-            </w:tcMar>
-          </w:tcPr>
-          <w:p>
-            <w:pPr>
-              <w:jc w:val="right"/>
-            </w:pPr>
-            <w:r>
-              <w:rPr>
-                <w:rFonts w:ascii="Times New Roman" w:hAnsi="Times New Roman"/>
-                <w:b w:val="0"/>
-                <w:i w:val="0"/>
-                <w:color w:val="000000"/>
-                <w:sz w:val="19"/>
-              </w:rPr>
-              <w:t>2000.00</w:t>
-            </w:r>
-          </w:p>
-        </w:tc>
-      </w:tr>
-      <w:tr>
-        <w:tc>
-          <w:tcPr>
-            <w:tcW w:type="dxa" w:w="3685"/>
-            <w:tcMar>
-              <w:top w:w="80" w:type="dxa"/>
-              <w:bottom w:w="80" w:type="dxa"/>
-              <w:left w:w="120" w:type="dxa"/>
-              <w:right w:w="120" w:type="dxa"/>
-            </w:tcMar>
-          </w:tcPr>
-          <w:p>
-            <w:pPr>
-              <w:jc w:val="left"/>
-            </w:pPr>
-            <w:r>
-              <w:rPr>
-                <w:rFonts w:ascii="Times New Roman" w:hAnsi="Times New Roman"/>
-                <w:b w:val="0"/>
-                <w:i w:val="0"/>
-                <w:color w:val="000000"/>
-                <w:sz w:val="19"/>
-              </w:rPr>
-              <w:t>Personal de apoyo (02)</w:t>
-            </w:r>
-          </w:p>
-        </w:tc>
-        <w:tc>
-          <w:tcPr>
-            <w:tcW w:type="dxa" w:w="1134"/>
-            <w:tcMar>
-              <w:top w:w="80" w:type="dxa"/>
-              <w:bottom w:w="80" w:type="dxa"/>
-              <w:left w:w="120" w:type="dxa"/>
-              <w:right w:w="120" w:type="dxa"/>
-            </w:tcMar>
-          </w:tcPr>
-          <w:p>
-            <w:pPr>
-              <w:jc w:val="center"/>
-            </w:pPr>
-            <w:r>
-              <w:rPr>
-                <w:rFonts w:ascii="Times New Roman" w:hAnsi="Times New Roman"/>
-                <w:b w:val="0"/>
-                <w:i w:val="0"/>
-                <w:color w:val="000000"/>
-                <w:sz w:val="19"/>
-              </w:rPr>
-              <w:t>Mes</w:t>
-            </w:r>
-          </w:p>
-        </w:tc>
-        <w:tc>
-          <w:tcPr>
-            <w:tcW w:type="dxa" w:w="1304"/>
-            <w:tcMar>
-              <w:top w:w="80" w:type="dxa"/>
-              <w:bottom w:w="80" w:type="dxa"/>
-              <w:left w:w="120" w:type="dxa"/>
-              <w:right w:w="120" w:type="dxa"/>
-            </w:tcMar>
-          </w:tcPr>
-          <w:p>
-            <w:pPr>
-              <w:jc w:val="center"/>
-            </w:pPr>
-            <w:r>
-              <w:rPr>
-                <w:rFonts w:ascii="Times New Roman" w:hAnsi="Times New Roman"/>
-                <w:b w:val="0"/>
-                <w:i w:val="0"/>
-                <w:color w:val="000000"/>
-                <w:sz w:val="19"/>
-              </w:rPr>
-              <w:t>02</w:t>
-            </w:r>
-          </w:p>
-        </w:tc>
-        <w:tc>
-          <w:tcPr>
-            <w:tcW w:type="dxa" w:w="1474"/>
-            <w:tcMar>
-              <w:top w:w="80" w:type="dxa"/>
-              <w:bottom w:w="80" w:type="dxa"/>
-              <w:left w:w="120" w:type="dxa"/>
-              <w:right w:w="120" w:type="dxa"/>
-            </w:tcMar>
-          </w:tcPr>
-          <w:p>
-            <w:pPr>
-              <w:jc w:val="right"/>
-            </w:pPr>
-            <w:r>
-              <w:rPr>
-                <w:rFonts w:ascii="Times New Roman" w:hAnsi="Times New Roman"/>
-                <w:b w:val="0"/>
-                <w:i w:val="0"/>
-                <w:color w:val="000000"/>
-                <w:sz w:val="19"/>
-              </w:rPr>
-              <w:t>500.00</w:t>
-            </w:r>
-          </w:p>
-        </w:tc>
-        <w:tc>
-          <w:tcPr>
-            <w:tcW w:type="dxa" w:w="1474"/>
-            <w:tcMar>
-              <w:top w:w="80" w:type="dxa"/>
-              <w:bottom w:w="80" w:type="dxa"/>
-              <w:left w:w="120" w:type="dxa"/>
-              <w:right w:w="120" w:type="dxa"/>
-            </w:tcMar>
-          </w:tcPr>
-          <w:p>
-            <w:pPr>
-              <w:jc w:val="right"/>
-            </w:pPr>
-            <w:r>
-              <w:rPr>
-                <w:rFonts w:ascii="Times New Roman" w:hAnsi="Times New Roman"/>
-                <w:b w:val="0"/>
-                <w:i w:val="0"/>
-                <w:color w:val="000000"/>
-                <w:sz w:val="19"/>
-              </w:rPr>
-              <w:t>1000.00</w:t>
-            </w:r>
-          </w:p>
-        </w:tc>
-      </w:tr>
-      <w:tr>
-        <w:tc>
-          <w:tcPr>
-            <w:tcW w:type="dxa" w:w="3685"/>
-            <w:tcMar>
-              <w:top w:w="80" w:type="dxa"/>
-              <w:bottom w:w="80" w:type="dxa"/>
-              <w:left w:w="120" w:type="dxa"/>
-              <w:right w:w="120" w:type="dxa"/>
-            </w:tcMar>
-            <w:shd w:val="clear" w:color="auto" w:fill="F5F5F5"/>
-          </w:tcPr>
-          <w:p>
-            <w:pPr>
-              <w:jc w:val="left"/>
-            </w:pPr>
-            <w:r>
-              <w:rPr>
-                <w:rFonts w:ascii="Times New Roman" w:hAnsi="Times New Roman"/>
-                <w:b/>
-                <w:i w:val="0"/>
-                <w:color w:val="000000"/>
-                <w:sz w:val="19"/>
-              </w:rPr>
-              <w:t>SUB TOTAL</w:t>
-            </w:r>
-          </w:p>
-        </w:tc>
-        <w:tc>
-          <w:tcPr>
-            <w:tcW w:type="dxa" w:w="1134"/>
-            <w:tcMar>
-              <w:top w:w="80" w:type="dxa"/>
-              <w:bottom w:w="80" w:type="dxa"/>
-              <w:left w:w="120" w:type="dxa"/>
-              <w:right w:w="120" w:type="dxa"/>
-            </w:tcMar>
-            <w:shd w:val="clear" w:color="auto" w:fill="F5F5F5"/>
-          </w:tcPr>
-          <w:p>
-            <w:pPr>
-              <w:jc w:val="center"/>
-            </w:pPr>
-            <w:r>
-              <w:rPr>
-                <w:rFonts w:ascii="Times New Roman" w:hAnsi="Times New Roman"/>
-                <w:b/>
-                <w:i w:val="0"/>
-                <w:color w:val="000000"/>
-                <w:sz w:val="19"/>
-              </w:rPr>
-            </w:r>
-          </w:p>
-        </w:tc>
-        <w:tc>
-          <w:tcPr>
-            <w:tcW w:type="dxa" w:w="1304"/>
-            <w:tcMar>
-              <w:top w:w="80" w:type="dxa"/>
-              <w:bottom w:w="80" w:type="dxa"/>
-              <w:left w:w="120" w:type="dxa"/>
-              <w:right w:w="120" w:type="dxa"/>
-            </w:tcMar>
-            <w:shd w:val="clear" w:color="auto" w:fill="F5F5F5"/>
-          </w:tcPr>
-          <w:p>
-            <w:pPr>
-              <w:jc w:val="center"/>
-            </w:pPr>
-            <w:r>
-              <w:rPr>
-                <w:rFonts w:ascii="Times New Roman" w:hAnsi="Times New Roman"/>
-                <w:b/>
-                <w:i w:val="0"/>
-                <w:color w:val="000000"/>
-                <w:sz w:val="19"/>
-              </w:rPr>
-            </w:r>
-          </w:p>
-        </w:tc>
-        <w:tc>
-          <w:tcPr>
-            <w:tcW w:type="dxa" w:w="1474"/>
-            <w:tcMar>
-              <w:top w:w="80" w:type="dxa"/>
-              <w:bottom w:w="80" w:type="dxa"/>
-              <w:left w:w="120" w:type="dxa"/>
-              <w:right w:w="120" w:type="dxa"/>
-            </w:tcMar>
-            <w:shd w:val="clear" w:color="auto" w:fill="F5F5F5"/>
-          </w:tcPr>
-          <w:p>
-            <w:pPr>
-              <w:jc w:val="right"/>
-            </w:pPr>
-            <w:r>
-              <w:rPr>
-                <w:rFonts w:ascii="Times New Roman" w:hAnsi="Times New Roman"/>
-                <w:b/>
-                <w:i w:val="0"/>
-                <w:color w:val="000000"/>
-                <w:sz w:val="19"/>
-              </w:rPr>
-            </w:r>
-          </w:p>
-        </w:tc>
-        <w:tc>
-          <w:tcPr>
-            <w:tcW w:type="dxa" w:w="1474"/>
-            <w:tcMar>
-              <w:top w:w="80" w:type="dxa"/>
-              <w:bottom w:w="80" w:type="dxa"/>
-              <w:left w:w="120" w:type="dxa"/>
-              <w:right w:w="120" w:type="dxa"/>
-            </w:tcMar>
-            <w:shd w:val="clear" w:color="auto" w:fill="F5F5F5"/>
-          </w:tcPr>
-          <w:p>
-            <w:pPr>
-              <w:jc w:val="right"/>
-            </w:pPr>
-            <w:r>
-              <w:rPr>
-                <w:rFonts w:ascii="Times New Roman" w:hAnsi="Times New Roman"/>
-                <w:b/>
-                <w:i w:val="0"/>
-                <w:color w:val="000000"/>
-                <w:sz w:val="19"/>
-              </w:rPr>
-              <w:t>3000.00</w:t>
-            </w:r>
-          </w:p>
-        </w:tc>
-      </w:tr>
-    </w:tbl>
-    <w:p>
-      <w:pPr>
-        <w:spacing w:before="160" w:after="80"/>
-      </w:pPr>
-      <w:r>
-        <w:rPr>
-          <w:rFonts w:ascii="Times New Roman" w:hAnsi="Times New Roman"/>
-          <w:b/>
-          <w:i w:val="0"/>
-          <w:color w:val="000000"/>
-          <w:sz w:val="22"/>
-        </w:rPr>
-        <w:t>PROGRAMACIÓN DE OTROS SERVICIOS</w:t>
-      </w:r>
-    </w:p>
-    <w:tbl>
-      <w:tblPr>
-        <w:tblW w:type="auto" w:w="0"/>
-        <w:jc w:val="center"/>
-        <w:tblLook w:firstColumn="1" w:firstRow="1" w:lastColumn="0" w:lastRow="0" w:noHBand="0" w:noVBand="1" w:val="04A0"/>
-        <w:tblBorders>
-          <w:top w:val="single" w:sz="4" w:space="0" w:color="808080"/>
-          <w:left w:val="single" w:sz="4" w:space="0" w:color="808080"/>
-          <w:bottom w:val="single" w:sz="4" w:space="0" w:color="808080"/>
-          <w:right w:val="single" w:sz="4" w:space="0" w:color="808080"/>
-          <w:insideH w:val="single" w:sz="4" w:space="0" w:color="808080"/>
-          <w:insideV w:val="single" w:sz="4" w:space="0" w:color="808080"/>
-        </w:tblBorders>
-      </w:tblPr>
-      <w:tblGrid>
-        <w:gridCol w:w="1701"/>
-        <w:gridCol w:w="1701"/>
-        <w:gridCol w:w="1701"/>
-        <w:gridCol w:w="1701"/>
-        <w:gridCol w:w="1701"/>
-      </w:tblGrid>
-      <w:tr>
-        <w:tc>
-          <w:tcPr>
-            <w:tcW w:type="dxa" w:w="3685"/>
-            <w:tcMar>
-              <w:top w:w="100" w:type="dxa"/>
-              <w:bottom w:w="100" w:type="dxa"/>
-              <w:left w:w="120" w:type="dxa"/>
-              <w:right w:w="120" w:type="dxa"/>
-            </w:tcMar>
-            <w:shd w:val="clear" w:color="auto" w:fill="F0F0F0"/>
-          </w:tcPr>
-          <w:p>
-            <w:pPr>
-              <w:jc w:val="center"/>
-            </w:pPr>
-            <w:r>
-              <w:rPr>
-                <w:rFonts w:ascii="Times New Roman" w:hAnsi="Times New Roman"/>
-                <w:b/>
-                <w:i w:val="0"/>
-                <w:color w:val="000000"/>
-                <w:sz w:val="19"/>
-              </w:rPr>
-              <w:t>SERVICIOS</w:t>
-            </w:r>
-          </w:p>
-        </w:tc>
-        <w:tc>
-          <w:tcPr>
-            <w:tcW w:type="dxa" w:w="1134"/>
-            <w:tcMar>
-              <w:top w:w="100" w:type="dxa"/>
-              <w:bottom w:w="100" w:type="dxa"/>
-              <w:left w:w="120" w:type="dxa"/>
-              <w:right w:w="120" w:type="dxa"/>
-            </w:tcMar>
-            <w:shd w:val="clear" w:color="auto" w:fill="F0F0F0"/>
-          </w:tcPr>
-          <w:p>
-            <w:pPr>
-              <w:jc w:val="center"/>
-            </w:pPr>
-            <w:r>
-              <w:rPr>
-                <w:rFonts w:ascii="Times New Roman" w:hAnsi="Times New Roman"/>
-                <w:b/>
-                <w:i w:val="0"/>
-                <w:color w:val="000000"/>
-                <w:sz w:val="19"/>
-              </w:rPr>
-              <w:t>U.M</w:t>
-            </w:r>
-          </w:p>
-        </w:tc>
-        <w:tc>
-          <w:tcPr>
-            <w:tcW w:type="dxa" w:w="1304"/>
-            <w:tcMar>
-              <w:top w:w="100" w:type="dxa"/>
-              <w:bottom w:w="100" w:type="dxa"/>
-              <w:left w:w="120" w:type="dxa"/>
-              <w:right w:w="120" w:type="dxa"/>
-            </w:tcMar>
-            <w:shd w:val="clear" w:color="auto" w:fill="F0F0F0"/>
-          </w:tcPr>
-          <w:p>
-            <w:pPr>
-              <w:jc w:val="center"/>
-            </w:pPr>
-            <w:r>
-              <w:rPr>
-                <w:rFonts w:ascii="Times New Roman" w:hAnsi="Times New Roman"/>
-                <w:b/>
-                <w:i w:val="0"/>
-                <w:color w:val="000000"/>
-                <w:sz w:val="19"/>
-              </w:rPr>
-              <w:t>CANTIDAD</w:t>
-            </w:r>
-          </w:p>
-        </w:tc>
-        <w:tc>
-          <w:tcPr>
-            <w:tcW w:type="dxa" w:w="1474"/>
-            <w:tcMar>
-              <w:top w:w="100" w:type="dxa"/>
-              <w:bottom w:w="100" w:type="dxa"/>
-              <w:left w:w="120" w:type="dxa"/>
-              <w:right w:w="120" w:type="dxa"/>
-            </w:tcMar>
-            <w:shd w:val="clear" w:color="auto" w:fill="F0F0F0"/>
-          </w:tcPr>
-          <w:p>
-            <w:pPr>
-              <w:jc w:val="center"/>
-            </w:pPr>
-            <w:r>
-              <w:rPr>
-                <w:rFonts w:ascii="Times New Roman" w:hAnsi="Times New Roman"/>
-                <w:b/>
-                <w:i w:val="0"/>
-                <w:color w:val="000000"/>
-                <w:sz w:val="19"/>
-              </w:rPr>
-              <w:t>C. UNIT. S/.</w:t>
-            </w:r>
-          </w:p>
-        </w:tc>
-        <w:tc>
-          <w:tcPr>
-            <w:tcW w:type="dxa" w:w="1474"/>
-            <w:tcMar>
-              <w:top w:w="100" w:type="dxa"/>
-              <w:bottom w:w="100" w:type="dxa"/>
-              <w:left w:w="120" w:type="dxa"/>
-              <w:right w:w="120" w:type="dxa"/>
-            </w:tcMar>
-            <w:shd w:val="clear" w:color="auto" w:fill="F0F0F0"/>
-          </w:tcPr>
-          <w:p>
-            <w:pPr>
-              <w:jc w:val="center"/>
-            </w:pPr>
-            <w:r>
-              <w:rPr>
-                <w:rFonts w:ascii="Times New Roman" w:hAnsi="Times New Roman"/>
-                <w:b/>
-                <w:i w:val="0"/>
-                <w:color w:val="000000"/>
-                <w:sz w:val="19"/>
-              </w:rPr>
-              <w:t>TOT. S/.</w:t>
-            </w:r>
-          </w:p>
-        </w:tc>
-      </w:tr>
-      <w:tr>
-        <w:tc>
-          <w:tcPr>
-            <w:tcW w:type="dxa" w:w="3685"/>
-            <w:tcMar>
-              <w:top w:w="80" w:type="dxa"/>
-              <w:bottom w:w="80" w:type="dxa"/>
-              <w:left w:w="120" w:type="dxa"/>
-              <w:right w:w="120" w:type="dxa"/>
-            </w:tcMar>
-          </w:tcPr>
-          <w:p>
-            <w:pPr>
-              <w:jc w:val="left"/>
-            </w:pPr>
-            <w:r>
-              <w:rPr>
-                <w:rFonts w:ascii="Times New Roman" w:hAnsi="Times New Roman"/>
-                <w:b w:val="0"/>
-                <w:i w:val="0"/>
-                <w:color w:val="000000"/>
-                <w:sz w:val="19"/>
-              </w:rPr>
-              <w:t>Impresiones y fotocopias</w:t>
-            </w:r>
-          </w:p>
-        </w:tc>
-        <w:tc>
-          <w:tcPr>
-            <w:tcW w:type="dxa" w:w="1134"/>
-            <w:tcMar>
-              <w:top w:w="80" w:type="dxa"/>
-              <w:bottom w:w="80" w:type="dxa"/>
-              <w:left w:w="120" w:type="dxa"/>
-              <w:right w:w="120" w:type="dxa"/>
-            </w:tcMar>
-          </w:tcPr>
-          <w:p>
-            <w:pPr>
-              <w:jc w:val="center"/>
-            </w:pPr>
-            <w:r>
-              <w:rPr>
-                <w:rFonts w:ascii="Times New Roman" w:hAnsi="Times New Roman"/>
-                <w:b w:val="0"/>
-                <w:i w:val="0"/>
-                <w:color w:val="000000"/>
-                <w:sz w:val="19"/>
-              </w:rPr>
-              <w:t>Hojas</w:t>
-            </w:r>
-          </w:p>
-        </w:tc>
-        <w:tc>
-          <w:tcPr>
-            <w:tcW w:type="dxa" w:w="1304"/>
-            <w:tcMar>
-              <w:top w:w="80" w:type="dxa"/>
-              <w:bottom w:w="80" w:type="dxa"/>
-              <w:left w:w="120" w:type="dxa"/>
-              <w:right w:w="120" w:type="dxa"/>
-            </w:tcMar>
-          </w:tcPr>
-          <w:p>
-            <w:pPr>
-              <w:jc w:val="center"/>
-            </w:pPr>
-            <w:r>
-              <w:rPr>
-                <w:rFonts w:ascii="Times New Roman" w:hAnsi="Times New Roman"/>
-                <w:b w:val="0"/>
-                <w:i w:val="0"/>
-                <w:color w:val="000000"/>
-                <w:sz w:val="19"/>
-              </w:rPr>
-              <w:t>1000</w:t>
-            </w:r>
-          </w:p>
-        </w:tc>
-        <w:tc>
-          <w:tcPr>
-            <w:tcW w:type="dxa" w:w="1474"/>
-            <w:tcMar>
-              <w:top w:w="80" w:type="dxa"/>
-              <w:bottom w:w="80" w:type="dxa"/>
-              <w:left w:w="120" w:type="dxa"/>
-              <w:right w:w="120" w:type="dxa"/>
-            </w:tcMar>
-          </w:tcPr>
-          <w:p>
-            <w:pPr>
-              <w:jc w:val="right"/>
-            </w:pPr>
-            <w:r>
-              <w:rPr>
-                <w:rFonts w:ascii="Times New Roman" w:hAnsi="Times New Roman"/>
-                <w:b w:val="0"/>
-                <w:i w:val="0"/>
-                <w:color w:val="000000"/>
-                <w:sz w:val="19"/>
-              </w:rPr>
-              <w:t>0.20</w:t>
-            </w:r>
-          </w:p>
-        </w:tc>
-        <w:tc>
-          <w:tcPr>
-            <w:tcW w:type="dxa" w:w="1474"/>
-            <w:tcMar>
-              <w:top w:w="80" w:type="dxa"/>
-              <w:bottom w:w="80" w:type="dxa"/>
-              <w:left w:w="120" w:type="dxa"/>
-              <w:right w:w="120" w:type="dxa"/>
-            </w:tcMar>
-          </w:tcPr>
-          <w:p>
-            <w:pPr>
-              <w:jc w:val="right"/>
-            </w:pPr>
-            <w:r>
-              <w:rPr>
-                <w:rFonts w:ascii="Times New Roman" w:hAnsi="Times New Roman"/>
-                <w:b w:val="0"/>
-                <w:i w:val="0"/>
-                <w:color w:val="000000"/>
-                <w:sz w:val="19"/>
-              </w:rPr>
-              <w:t>200.00</w:t>
-            </w:r>
-          </w:p>
-        </w:tc>
-      </w:tr>
-      <w:tr>
-        <w:tc>
-          <w:tcPr>
-            <w:tcW w:type="dxa" w:w="3685"/>
-            <w:tcMar>
-              <w:top w:w="80" w:type="dxa"/>
-              <w:bottom w:w="80" w:type="dxa"/>
-              <w:left w:w="120" w:type="dxa"/>
-              <w:right w:w="120" w:type="dxa"/>
-            </w:tcMar>
-          </w:tcPr>
-          <w:p>
-            <w:pPr>
-              <w:jc w:val="left"/>
-            </w:pPr>
-            <w:r>
-              <w:rPr>
-                <w:rFonts w:ascii="Times New Roman" w:hAnsi="Times New Roman"/>
-                <w:b w:val="0"/>
-                <w:i w:val="0"/>
-                <w:color w:val="000000"/>
-                <w:sz w:val="19"/>
-              </w:rPr>
-              <w:t>Internet y conectividad</w:t>
-            </w:r>
-          </w:p>
-        </w:tc>
-        <w:tc>
-          <w:tcPr>
-            <w:tcW w:type="dxa" w:w="1134"/>
-            <w:tcMar>
-              <w:top w:w="80" w:type="dxa"/>
-              <w:bottom w:w="80" w:type="dxa"/>
-              <w:left w:w="120" w:type="dxa"/>
-              <w:right w:w="120" w:type="dxa"/>
-            </w:tcMar>
-          </w:tcPr>
-          <w:p>
-            <w:pPr>
-              <w:jc w:val="center"/>
-            </w:pPr>
-            <w:r>
-              <w:rPr>
-                <w:rFonts w:ascii="Times New Roman" w:hAnsi="Times New Roman"/>
-                <w:b w:val="0"/>
-                <w:i w:val="0"/>
-                <w:color w:val="000000"/>
-                <w:sz w:val="19"/>
-              </w:rPr>
-              <w:t>Hora</w:t>
-            </w:r>
-          </w:p>
-        </w:tc>
-        <w:tc>
-          <w:tcPr>
-            <w:tcW w:type="dxa" w:w="1304"/>
-            <w:tcMar>
-              <w:top w:w="80" w:type="dxa"/>
-              <w:bottom w:w="80" w:type="dxa"/>
-              <w:left w:w="120" w:type="dxa"/>
-              <w:right w:w="120" w:type="dxa"/>
-            </w:tcMar>
-          </w:tcPr>
-          <w:p>
-            <w:pPr>
-              <w:jc w:val="center"/>
-            </w:pPr>
-            <w:r>
-              <w:rPr>
-                <w:rFonts w:ascii="Times New Roman" w:hAnsi="Times New Roman"/>
-                <w:b w:val="0"/>
-                <w:i w:val="0"/>
-                <w:color w:val="000000"/>
-                <w:sz w:val="19"/>
-              </w:rPr>
-              <w:t>200</w:t>
-            </w:r>
-          </w:p>
-        </w:tc>
-        <w:tc>
-          <w:tcPr>
-            <w:tcW w:type="dxa" w:w="1474"/>
-            <w:tcMar>
-              <w:top w:w="80" w:type="dxa"/>
-              <w:bottom w:w="80" w:type="dxa"/>
-              <w:left w:w="120" w:type="dxa"/>
-              <w:right w:w="120" w:type="dxa"/>
-            </w:tcMar>
-          </w:tcPr>
-          <w:p>
-            <w:pPr>
-              <w:jc w:val="right"/>
-            </w:pPr>
-            <w:r>
-              <w:rPr>
-                <w:rFonts w:ascii="Times New Roman" w:hAnsi="Times New Roman"/>
-                <w:b w:val="0"/>
-                <w:i w:val="0"/>
-                <w:color w:val="000000"/>
-                <w:sz w:val="19"/>
-              </w:rPr>
-              <w:t>1.00</w:t>
-            </w:r>
-          </w:p>
-        </w:tc>
-        <w:tc>
-          <w:tcPr>
-            <w:tcW w:type="dxa" w:w="1474"/>
-            <w:tcMar>
-              <w:top w:w="80" w:type="dxa"/>
-              <w:bottom w:w="80" w:type="dxa"/>
-              <w:left w:w="120" w:type="dxa"/>
-              <w:right w:w="120" w:type="dxa"/>
-            </w:tcMar>
-          </w:tcPr>
-          <w:p>
-            <w:pPr>
-              <w:jc w:val="right"/>
-            </w:pPr>
-            <w:r>
-              <w:rPr>
-                <w:rFonts w:ascii="Times New Roman" w:hAnsi="Times New Roman"/>
-                <w:b w:val="0"/>
-                <w:i w:val="0"/>
-                <w:color w:val="000000"/>
-                <w:sz w:val="19"/>
-              </w:rPr>
-              <w:t>200.00</w:t>
-            </w:r>
-          </w:p>
-        </w:tc>
-      </w:tr>
-      <w:tr>
-        <w:tc>
-          <w:tcPr>
-            <w:tcW w:type="dxa" w:w="3685"/>
-            <w:tcMar>
-              <w:top w:w="80" w:type="dxa"/>
-              <w:bottom w:w="80" w:type="dxa"/>
-              <w:left w:w="120" w:type="dxa"/>
-              <w:right w:w="120" w:type="dxa"/>
-            </w:tcMar>
-          </w:tcPr>
-          <w:p>
-            <w:pPr>
-              <w:jc w:val="left"/>
-            </w:pPr>
-            <w:r>
-              <w:rPr>
-                <w:rFonts w:ascii="Times New Roman" w:hAnsi="Times New Roman"/>
-                <w:b w:val="0"/>
-                <w:i w:val="0"/>
-                <w:color w:val="000000"/>
-                <w:sz w:val="19"/>
-              </w:rPr>
-              <w:t>Procesamiento y codificación cualitativa</w:t>
-            </w:r>
-          </w:p>
-        </w:tc>
-        <w:tc>
-          <w:tcPr>
-            <w:tcW w:type="dxa" w:w="1134"/>
-            <w:tcMar>
-              <w:top w:w="80" w:type="dxa"/>
-              <w:bottom w:w="80" w:type="dxa"/>
-              <w:left w:w="120" w:type="dxa"/>
-              <w:right w:w="120" w:type="dxa"/>
-            </w:tcMar>
-          </w:tcPr>
-          <w:p>
-            <w:pPr>
-              <w:jc w:val="center"/>
-            </w:pPr>
-            <w:r>
-              <w:rPr>
-                <w:rFonts w:ascii="Times New Roman" w:hAnsi="Times New Roman"/>
-                <w:b w:val="0"/>
-                <w:i w:val="0"/>
-                <w:color w:val="000000"/>
-                <w:sz w:val="19"/>
-              </w:rPr>
-              <w:t>Unidad</w:t>
-            </w:r>
-          </w:p>
-        </w:tc>
-        <w:tc>
-          <w:tcPr>
-            <w:tcW w:type="dxa" w:w="1304"/>
-            <w:tcMar>
-              <w:top w:w="80" w:type="dxa"/>
-              <w:bottom w:w="80" w:type="dxa"/>
-              <w:left w:w="120" w:type="dxa"/>
-              <w:right w:w="120" w:type="dxa"/>
-            </w:tcMar>
-          </w:tcPr>
-          <w:p>
-            <w:pPr>
-              <w:jc w:val="center"/>
-            </w:pPr>
-            <w:r>
-              <w:rPr>
-                <w:rFonts w:ascii="Times New Roman" w:hAnsi="Times New Roman"/>
-                <w:b w:val="0"/>
-                <w:i w:val="0"/>
-                <w:color w:val="000000"/>
-                <w:sz w:val="19"/>
-              </w:rPr>
-              <w:t>01</w:t>
-            </w:r>
-          </w:p>
-        </w:tc>
-        <w:tc>
-          <w:tcPr>
-            <w:tcW w:type="dxa" w:w="1474"/>
-            <w:tcMar>
-              <w:top w:w="80" w:type="dxa"/>
-              <w:bottom w:w="80" w:type="dxa"/>
-              <w:left w:w="120" w:type="dxa"/>
-              <w:right w:w="120" w:type="dxa"/>
-            </w:tcMar>
-          </w:tcPr>
-          <w:p>
-            <w:pPr>
-              <w:jc w:val="right"/>
-            </w:pPr>
-            <w:r>
-              <w:rPr>
-                <w:rFonts w:ascii="Times New Roman" w:hAnsi="Times New Roman"/>
-                <w:b w:val="0"/>
-                <w:i w:val="0"/>
-                <w:color w:val="000000"/>
-                <w:sz w:val="19"/>
-              </w:rPr>
-              <w:t>500.00</w:t>
-            </w:r>
-          </w:p>
-        </w:tc>
-        <w:tc>
-          <w:tcPr>
-            <w:tcW w:type="dxa" w:w="1474"/>
-            <w:tcMar>
-              <w:top w:w="80" w:type="dxa"/>
-              <w:bottom w:w="80" w:type="dxa"/>
-              <w:left w:w="120" w:type="dxa"/>
-              <w:right w:w="120" w:type="dxa"/>
-            </w:tcMar>
-          </w:tcPr>
-          <w:p>
-            <w:pPr>
-              <w:jc w:val="right"/>
-            </w:pPr>
-            <w:r>
-              <w:rPr>
-                <w:rFonts w:ascii="Times New Roman" w:hAnsi="Times New Roman"/>
-                <w:b w:val="0"/>
-                <w:i w:val="0"/>
-                <w:color w:val="000000"/>
-                <w:sz w:val="19"/>
-              </w:rPr>
-              <w:t>500.00</w:t>
-            </w:r>
-          </w:p>
-        </w:tc>
-      </w:tr>
-      <w:tr>
-        <w:tc>
-          <w:tcPr>
-            <w:tcW w:type="dxa" w:w="3685"/>
-            <w:tcMar>
-              <w:top w:w="80" w:type="dxa"/>
-              <w:bottom w:w="80" w:type="dxa"/>
-              <w:left w:w="120" w:type="dxa"/>
-              <w:right w:w="120" w:type="dxa"/>
-            </w:tcMar>
-          </w:tcPr>
-          <w:p>
-            <w:pPr>
-              <w:jc w:val="left"/>
-            </w:pPr>
-            <w:r>
-              <w:rPr>
-                <w:rFonts w:ascii="Times New Roman" w:hAnsi="Times New Roman"/>
-                <w:b w:val="0"/>
-                <w:i w:val="0"/>
-                <w:color w:val="000000"/>
-                <w:sz w:val="19"/>
-              </w:rPr>
-              <w:t>Empastado de tesis/proyectos</w:t>
-            </w:r>
-          </w:p>
-        </w:tc>
-        <w:tc>
-          <w:tcPr>
-            <w:tcW w:type="dxa" w:w="1134"/>
-            <w:tcMar>
-              <w:top w:w="80" w:type="dxa"/>
-              <w:bottom w:w="80" w:type="dxa"/>
-              <w:left w:w="120" w:type="dxa"/>
-              <w:right w:w="120" w:type="dxa"/>
-            </w:tcMar>
-          </w:tcPr>
-          <w:p>
-            <w:pPr>
-              <w:jc w:val="center"/>
-            </w:pPr>
-            <w:r>
-              <w:rPr>
-                <w:rFonts w:ascii="Times New Roman" w:hAnsi="Times New Roman"/>
-                <w:b w:val="0"/>
-                <w:i w:val="0"/>
-                <w:color w:val="000000"/>
-                <w:sz w:val="19"/>
-              </w:rPr>
-              <w:t>Unidad</w:t>
-            </w:r>
-          </w:p>
-        </w:tc>
-        <w:tc>
-          <w:tcPr>
-            <w:tcW w:type="dxa" w:w="1304"/>
-            <w:tcMar>
-              <w:top w:w="80" w:type="dxa"/>
-              <w:bottom w:w="80" w:type="dxa"/>
-              <w:left w:w="120" w:type="dxa"/>
-              <w:right w:w="120" w:type="dxa"/>
-            </w:tcMar>
-          </w:tcPr>
-          <w:p>
-            <w:pPr>
-              <w:jc w:val="center"/>
-            </w:pPr>
-            <w:r>
-              <w:rPr>
-                <w:rFonts w:ascii="Times New Roman" w:hAnsi="Times New Roman"/>
-                <w:b w:val="0"/>
-                <w:i w:val="0"/>
-                <w:color w:val="000000"/>
-                <w:sz w:val="19"/>
-              </w:rPr>
-              <w:t>05</w:t>
-            </w:r>
-          </w:p>
-        </w:tc>
-        <w:tc>
-          <w:tcPr>
-            <w:tcW w:type="dxa" w:w="1474"/>
-            <w:tcMar>
-              <w:top w:w="80" w:type="dxa"/>
-              <w:bottom w:w="80" w:type="dxa"/>
-              <w:left w:w="120" w:type="dxa"/>
-              <w:right w:w="120" w:type="dxa"/>
-            </w:tcMar>
-          </w:tcPr>
-          <w:p>
-            <w:pPr>
-              <w:jc w:val="right"/>
-            </w:pPr>
-            <w:r>
-              <w:rPr>
-                <w:rFonts w:ascii="Times New Roman" w:hAnsi="Times New Roman"/>
-                <w:b w:val="0"/>
-                <w:i w:val="0"/>
-                <w:color w:val="000000"/>
-                <w:sz w:val="19"/>
-              </w:rPr>
-              <w:t>20.00</w:t>
-            </w:r>
-          </w:p>
-        </w:tc>
-        <w:tc>
-          <w:tcPr>
-            <w:tcW w:type="dxa" w:w="1474"/>
-            <w:tcMar>
-              <w:top w:w="80" w:type="dxa"/>
-              <w:bottom w:w="80" w:type="dxa"/>
-              <w:left w:w="120" w:type="dxa"/>
-              <w:right w:w="120" w:type="dxa"/>
-            </w:tcMar>
-          </w:tcPr>
-          <w:p>
-            <w:pPr>
-              <w:jc w:val="right"/>
-            </w:pPr>
-            <w:r>
-              <w:rPr>
-                <w:rFonts w:ascii="Times New Roman" w:hAnsi="Times New Roman"/>
-                <w:b w:val="0"/>
-                <w:i w:val="0"/>
-                <w:color w:val="000000"/>
-                <w:sz w:val="19"/>
-              </w:rPr>
-              <w:t>100.00</w:t>
-            </w:r>
-          </w:p>
-        </w:tc>
-      </w:tr>
-      <w:tr>
-        <w:tc>
-          <w:tcPr>
-            <w:tcW w:type="dxa" w:w="3685"/>
-            <w:tcMar>
-              <w:top w:w="80" w:type="dxa"/>
-              <w:bottom w:w="80" w:type="dxa"/>
-              <w:left w:w="120" w:type="dxa"/>
-              <w:right w:w="120" w:type="dxa"/>
-            </w:tcMar>
-          </w:tcPr>
-          <w:p>
-            <w:pPr>
-              <w:jc w:val="left"/>
-            </w:pPr>
-            <w:r>
-              <w:rPr>
-                <w:rFonts w:ascii="Times New Roman" w:hAnsi="Times New Roman"/>
-                <w:b w:val="0"/>
-                <w:i w:val="0"/>
-                <w:color w:val="000000"/>
-                <w:sz w:val="19"/>
-              </w:rPr>
-              <w:t>Traslado y movilidad local</w:t>
-            </w:r>
-          </w:p>
-        </w:tc>
-        <w:tc>
-          <w:tcPr>
-            <w:tcW w:type="dxa" w:w="1134"/>
-            <w:tcMar>
-              <w:top w:w="80" w:type="dxa"/>
-              <w:bottom w:w="80" w:type="dxa"/>
-              <w:left w:w="120" w:type="dxa"/>
-              <w:right w:w="120" w:type="dxa"/>
-            </w:tcMar>
-          </w:tcPr>
-          <w:p>
-            <w:pPr>
-              <w:jc w:val="center"/>
-            </w:pPr>
-            <w:r>
-              <w:rPr>
-                <w:rFonts w:ascii="Times New Roman" w:hAnsi="Times New Roman"/>
-                <w:b w:val="0"/>
-                <w:i w:val="0"/>
-                <w:color w:val="000000"/>
-                <w:sz w:val="19"/>
-              </w:rPr>
-              <w:t>Días</w:t>
-            </w:r>
-          </w:p>
-        </w:tc>
-        <w:tc>
-          <w:tcPr>
-            <w:tcW w:type="dxa" w:w="1304"/>
-            <w:tcMar>
-              <w:top w:w="80" w:type="dxa"/>
-              <w:bottom w:w="80" w:type="dxa"/>
-              <w:left w:w="120" w:type="dxa"/>
-              <w:right w:w="120" w:type="dxa"/>
-            </w:tcMar>
-          </w:tcPr>
-          <w:p>
-            <w:pPr>
-              <w:jc w:val="center"/>
-            </w:pPr>
-            <w:r>
-              <w:rPr>
-                <w:rFonts w:ascii="Times New Roman" w:hAnsi="Times New Roman"/>
-                <w:b w:val="0"/>
-                <w:i w:val="0"/>
-                <w:color w:val="000000"/>
-                <w:sz w:val="19"/>
-              </w:rPr>
-              <w:t>20</w:t>
-            </w:r>
-          </w:p>
-        </w:tc>
-        <w:tc>
-          <w:tcPr>
-            <w:tcW w:type="dxa" w:w="1474"/>
-            <w:tcMar>
-              <w:top w:w="80" w:type="dxa"/>
-              <w:bottom w:w="80" w:type="dxa"/>
-              <w:left w:w="120" w:type="dxa"/>
-              <w:right w:w="120" w:type="dxa"/>
-            </w:tcMar>
-          </w:tcPr>
-          <w:p>
-            <w:pPr>
-              <w:jc w:val="right"/>
-            </w:pPr>
-            <w:r>
-              <w:rPr>
-                <w:rFonts w:ascii="Times New Roman" w:hAnsi="Times New Roman"/>
-                <w:b w:val="0"/>
-                <w:i w:val="0"/>
-                <w:color w:val="000000"/>
-                <w:sz w:val="19"/>
-              </w:rPr>
-              <w:t>10.00</w:t>
-            </w:r>
-          </w:p>
-        </w:tc>
-        <w:tc>
-          <w:tcPr>
-            <w:tcW w:type="dxa" w:w="1474"/>
-            <w:tcMar>
-              <w:top w:w="80" w:type="dxa"/>
-              <w:bottom w:w="80" w:type="dxa"/>
-              <w:left w:w="120" w:type="dxa"/>
-              <w:right w:w="120" w:type="dxa"/>
-            </w:tcMar>
-          </w:tcPr>
-          <w:p>
-            <w:pPr>
-              <w:jc w:val="right"/>
-            </w:pPr>
-            <w:r>
-              <w:rPr>
-                <w:rFonts w:ascii="Times New Roman" w:hAnsi="Times New Roman"/>
-                <w:b w:val="0"/>
-                <w:i w:val="0"/>
-                <w:color w:val="000000"/>
-                <w:sz w:val="19"/>
-              </w:rPr>
-              <w:t>200.00</w:t>
-            </w:r>
-          </w:p>
-        </w:tc>
-      </w:tr>
-      <w:tr>
-        <w:tc>
-          <w:tcPr>
-            <w:tcW w:type="dxa" w:w="3685"/>
-            <w:tcMar>
-              <w:top w:w="80" w:type="dxa"/>
-              <w:bottom w:w="80" w:type="dxa"/>
-              <w:left w:w="120" w:type="dxa"/>
-              <w:right w:w="120" w:type="dxa"/>
-            </w:tcMar>
-            <w:shd w:val="clear" w:color="auto" w:fill="F5F5F5"/>
-          </w:tcPr>
-          <w:p>
-            <w:pPr>
-              <w:jc w:val="left"/>
-            </w:pPr>
-            <w:r>
-              <w:rPr>
-                <w:rFonts w:ascii="Times New Roman" w:hAnsi="Times New Roman"/>
-                <w:b/>
-                <w:i w:val="0"/>
-                <w:color w:val="000000"/>
-                <w:sz w:val="19"/>
-              </w:rPr>
-              <w:t>SUB TOTAL</w:t>
-            </w:r>
-          </w:p>
-        </w:tc>
-        <w:tc>
-          <w:tcPr>
-            <w:tcW w:type="dxa" w:w="1134"/>
-            <w:tcMar>
-              <w:top w:w="80" w:type="dxa"/>
-              <w:bottom w:w="80" w:type="dxa"/>
-              <w:left w:w="120" w:type="dxa"/>
-              <w:right w:w="120" w:type="dxa"/>
-            </w:tcMar>
-            <w:shd w:val="clear" w:color="auto" w:fill="F5F5F5"/>
-          </w:tcPr>
-          <w:p>
-            <w:pPr>
-              <w:jc w:val="center"/>
-            </w:pPr>
-            <w:r>
-              <w:rPr>
-                <w:rFonts w:ascii="Times New Roman" w:hAnsi="Times New Roman"/>
-                <w:b/>
-                <w:i w:val="0"/>
-                <w:color w:val="000000"/>
-                <w:sz w:val="19"/>
-              </w:rPr>
-            </w:r>
-          </w:p>
-        </w:tc>
-        <w:tc>
-          <w:tcPr>
-            <w:tcW w:type="dxa" w:w="1304"/>
-            <w:tcMar>
-              <w:top w:w="80" w:type="dxa"/>
-              <w:bottom w:w="80" w:type="dxa"/>
-              <w:left w:w="120" w:type="dxa"/>
-              <w:right w:w="120" w:type="dxa"/>
-            </w:tcMar>
-            <w:shd w:val="clear" w:color="auto" w:fill="F5F5F5"/>
-          </w:tcPr>
-          <w:p>
-            <w:pPr>
-              <w:jc w:val="center"/>
-            </w:pPr>
-            <w:r>
-              <w:rPr>
-                <w:rFonts w:ascii="Times New Roman" w:hAnsi="Times New Roman"/>
-                <w:b/>
-                <w:i w:val="0"/>
-                <w:color w:val="000000"/>
-                <w:sz w:val="19"/>
-              </w:rPr>
-            </w:r>
-          </w:p>
-        </w:tc>
-        <w:tc>
-          <w:tcPr>
-            <w:tcW w:type="dxa" w:w="1474"/>
-            <w:tcMar>
-              <w:top w:w="80" w:type="dxa"/>
-              <w:bottom w:w="80" w:type="dxa"/>
-              <w:left w:w="120" w:type="dxa"/>
-              <w:right w:w="120" w:type="dxa"/>
-            </w:tcMar>
-            <w:shd w:val="clear" w:color="auto" w:fill="F5F5F5"/>
-          </w:tcPr>
-          <w:p>
-            <w:pPr>
-              <w:jc w:val="right"/>
-            </w:pPr>
-            <w:r>
-              <w:rPr>
-                <w:rFonts w:ascii="Times New Roman" w:hAnsi="Times New Roman"/>
-                <w:b/>
-                <w:i w:val="0"/>
-                <w:color w:val="000000"/>
-                <w:sz w:val="19"/>
-              </w:rPr>
-            </w:r>
-          </w:p>
-        </w:tc>
-        <w:tc>
-          <w:tcPr>
-            <w:tcW w:type="dxa" w:w="1474"/>
-            <w:tcMar>
-              <w:top w:w="80" w:type="dxa"/>
-              <w:bottom w:w="80" w:type="dxa"/>
-              <w:left w:w="120" w:type="dxa"/>
-              <w:right w:w="120" w:type="dxa"/>
-            </w:tcMar>
-            <w:shd w:val="clear" w:color="auto" w:fill="F5F5F5"/>
-          </w:tcPr>
-          <w:p>
-            <w:pPr>
-              <w:jc w:val="right"/>
-            </w:pPr>
-            <w:r>
-              <w:rPr>
-                <w:rFonts w:ascii="Times New Roman" w:hAnsi="Times New Roman"/>
-                <w:b/>
-                <w:i w:val="0"/>
-                <w:color w:val="000000"/>
-                <w:sz w:val="19"/>
-              </w:rPr>
-              <w:t>1200.00</w:t>
-            </w:r>
-          </w:p>
-        </w:tc>
-      </w:tr>
-    </w:tbl>
-    <w:p>
-      <w:pPr>
-        <w:spacing w:before="160" w:after="80"/>
-      </w:pPr>
-      <w:r>
-        <w:rPr>
-          <w:rFonts w:ascii="Times New Roman" w:hAnsi="Times New Roman"/>
-          <w:b/>
-          <w:i w:val="0"/>
-          <w:color w:val="000000"/>
-          <w:sz w:val="22"/>
-        </w:rPr>
-        <w:t>ADQUISICIÓN DE MATERIALES Y OTROS</w:t>
-      </w:r>
-    </w:p>
-    <w:tbl>
-      <w:tblPr>
-        <w:tblW w:type="auto" w:w="0"/>
-        <w:jc w:val="center"/>
-        <w:tblLook w:firstColumn="1" w:firstRow="1" w:lastColumn="0" w:lastRow="0" w:noHBand="0" w:noVBand="1" w:val="04A0"/>
-        <w:tblBorders>
-          <w:top w:val="single" w:sz="4" w:space="0" w:color="808080"/>
-          <w:left w:val="single" w:sz="4" w:space="0" w:color="808080"/>
-          <w:bottom w:val="single" w:sz="4" w:space="0" w:color="808080"/>
-          <w:right w:val="single" w:sz="4" w:space="0" w:color="808080"/>
-          <w:insideH w:val="single" w:sz="4" w:space="0" w:color="808080"/>
-          <w:insideV w:val="single" w:sz="4" w:space="0" w:color="808080"/>
-        </w:tblBorders>
-      </w:tblPr>
-      <w:tblGrid>
-        <w:gridCol w:w="1701"/>
-        <w:gridCol w:w="1701"/>
-        <w:gridCol w:w="1701"/>
-        <w:gridCol w:w="1701"/>
-        <w:gridCol w:w="1701"/>
-      </w:tblGrid>
-      <w:tr>
-        <w:tc>
-          <w:tcPr>
-            <w:tcW w:type="dxa" w:w="3685"/>
-            <w:tcMar>
-              <w:top w:w="100" w:type="dxa"/>
-              <w:bottom w:w="100" w:type="dxa"/>
-              <w:left w:w="120" w:type="dxa"/>
-              <w:right w:w="120" w:type="dxa"/>
-            </w:tcMar>
-            <w:shd w:val="clear" w:color="auto" w:fill="F0F0F0"/>
-          </w:tcPr>
-          <w:p>
-            <w:pPr>
-              <w:jc w:val="center"/>
-            </w:pPr>
-            <w:r>
-              <w:rPr>
-                <w:rFonts w:ascii="Times New Roman" w:hAnsi="Times New Roman"/>
-                <w:b/>
-                <w:i w:val="0"/>
-                <w:color w:val="000000"/>
-                <w:sz w:val="19"/>
-              </w:rPr>
-              <w:t>MATERIALES</w:t>
-            </w:r>
-          </w:p>
-        </w:tc>
-        <w:tc>
-          <w:tcPr>
-            <w:tcW w:type="dxa" w:w="1134"/>
-            <w:tcMar>
-              <w:top w:w="100" w:type="dxa"/>
-              <w:bottom w:w="100" w:type="dxa"/>
-              <w:left w:w="120" w:type="dxa"/>
-              <w:right w:w="120" w:type="dxa"/>
-            </w:tcMar>
-            <w:shd w:val="clear" w:color="auto" w:fill="F0F0F0"/>
-          </w:tcPr>
-          <w:p>
-            <w:pPr>
-              <w:jc w:val="center"/>
-            </w:pPr>
-            <w:r>
-              <w:rPr>
-                <w:rFonts w:ascii="Times New Roman" w:hAnsi="Times New Roman"/>
-                <w:b/>
-                <w:i w:val="0"/>
-                <w:color w:val="000000"/>
-                <w:sz w:val="19"/>
-              </w:rPr>
-              <w:t>U.M</w:t>
-            </w:r>
-          </w:p>
-        </w:tc>
-        <w:tc>
-          <w:tcPr>
-            <w:tcW w:type="dxa" w:w="1304"/>
-            <w:tcMar>
-              <w:top w:w="100" w:type="dxa"/>
-              <w:bottom w:w="100" w:type="dxa"/>
-              <w:left w:w="120" w:type="dxa"/>
-              <w:right w:w="120" w:type="dxa"/>
-            </w:tcMar>
-            <w:shd w:val="clear" w:color="auto" w:fill="F0F0F0"/>
-          </w:tcPr>
-          <w:p>
-            <w:pPr>
-              <w:jc w:val="center"/>
-            </w:pPr>
-            <w:r>
-              <w:rPr>
-                <w:rFonts w:ascii="Times New Roman" w:hAnsi="Times New Roman"/>
-                <w:b/>
-                <w:i w:val="0"/>
-                <w:color w:val="000000"/>
-                <w:sz w:val="19"/>
-              </w:rPr>
-              <w:t>CANTIDAD</w:t>
-            </w:r>
-          </w:p>
-        </w:tc>
-        <w:tc>
-          <w:tcPr>
-            <w:tcW w:type="dxa" w:w="1474"/>
-            <w:tcMar>
-              <w:top w:w="100" w:type="dxa"/>
-              <w:bottom w:w="100" w:type="dxa"/>
-              <w:left w:w="120" w:type="dxa"/>
-              <w:right w:w="120" w:type="dxa"/>
-            </w:tcMar>
-            <w:shd w:val="clear" w:color="auto" w:fill="F0F0F0"/>
-          </w:tcPr>
-          <w:p>
-            <w:pPr>
-              <w:jc w:val="center"/>
-            </w:pPr>
-            <w:r>
-              <w:rPr>
-                <w:rFonts w:ascii="Times New Roman" w:hAnsi="Times New Roman"/>
-                <w:b/>
-                <w:i w:val="0"/>
-                <w:color w:val="000000"/>
-                <w:sz w:val="19"/>
-              </w:rPr>
-              <w:t>C. UNIT. S/.</w:t>
-            </w:r>
-          </w:p>
-        </w:tc>
-        <w:tc>
-          <w:tcPr>
-            <w:tcW w:type="dxa" w:w="1474"/>
-            <w:tcMar>
-              <w:top w:w="100" w:type="dxa"/>
-              <w:bottom w:w="100" w:type="dxa"/>
-              <w:left w:w="120" w:type="dxa"/>
-              <w:right w:w="120" w:type="dxa"/>
-            </w:tcMar>
-            <w:shd w:val="clear" w:color="auto" w:fill="F0F0F0"/>
-          </w:tcPr>
-          <w:p>
-            <w:pPr>
-              <w:jc w:val="center"/>
-            </w:pPr>
-            <w:r>
-              <w:rPr>
-                <w:rFonts w:ascii="Times New Roman" w:hAnsi="Times New Roman"/>
-                <w:b/>
-                <w:i w:val="0"/>
-                <w:color w:val="000000"/>
-                <w:sz w:val="19"/>
-              </w:rPr>
-              <w:t>TOT. S/.</w:t>
-            </w:r>
-          </w:p>
-        </w:tc>
-      </w:tr>
-      <w:tr>
-        <w:tc>
-          <w:tcPr>
-            <w:tcW w:type="dxa" w:w="3685"/>
-            <w:tcMar>
-              <w:top w:w="80" w:type="dxa"/>
-              <w:bottom w:w="80" w:type="dxa"/>
-              <w:left w:w="120" w:type="dxa"/>
-              <w:right w:w="120" w:type="dxa"/>
-            </w:tcMar>
-          </w:tcPr>
-          <w:p>
-            <w:pPr>
-              <w:jc w:val="left"/>
-            </w:pPr>
-            <w:r>
-              <w:rPr>
-                <w:rFonts w:ascii="Times New Roman" w:hAnsi="Times New Roman"/>
-                <w:b w:val="0"/>
-                <w:i w:val="0"/>
-                <w:color w:val="000000"/>
-                <w:sz w:val="19"/>
-              </w:rPr>
-              <w:t>Material bibliográfico especializado</w:t>
-            </w:r>
-          </w:p>
-        </w:tc>
-        <w:tc>
-          <w:tcPr>
-            <w:tcW w:type="dxa" w:w="1134"/>
-            <w:tcMar>
-              <w:top w:w="80" w:type="dxa"/>
-              <w:bottom w:w="80" w:type="dxa"/>
-              <w:left w:w="120" w:type="dxa"/>
-              <w:right w:w="120" w:type="dxa"/>
-            </w:tcMar>
-          </w:tcPr>
-          <w:p>
-            <w:pPr>
-              <w:jc w:val="center"/>
-            </w:pPr>
-            <w:r>
-              <w:rPr>
-                <w:rFonts w:ascii="Times New Roman" w:hAnsi="Times New Roman"/>
-                <w:b w:val="0"/>
-                <w:i w:val="0"/>
-                <w:color w:val="000000"/>
-                <w:sz w:val="19"/>
-              </w:rPr>
-              <w:t>Unidad</w:t>
-            </w:r>
-          </w:p>
-        </w:tc>
-        <w:tc>
-          <w:tcPr>
-            <w:tcW w:type="dxa" w:w="1304"/>
-            <w:tcMar>
-              <w:top w:w="80" w:type="dxa"/>
-              <w:bottom w:w="80" w:type="dxa"/>
-              <w:left w:w="120" w:type="dxa"/>
-              <w:right w:w="120" w:type="dxa"/>
-            </w:tcMar>
-          </w:tcPr>
-          <w:p>
-            <w:pPr>
-              <w:jc w:val="center"/>
-            </w:pPr>
-            <w:r>
-              <w:rPr>
-                <w:rFonts w:ascii="Times New Roman" w:hAnsi="Times New Roman"/>
-                <w:b w:val="0"/>
-                <w:i w:val="0"/>
-                <w:color w:val="000000"/>
-                <w:sz w:val="19"/>
-              </w:rPr>
-              <w:t>02</w:t>
-            </w:r>
-          </w:p>
-        </w:tc>
-        <w:tc>
-          <w:tcPr>
-            <w:tcW w:type="dxa" w:w="1474"/>
-            <w:tcMar>
-              <w:top w:w="80" w:type="dxa"/>
-              <w:bottom w:w="80" w:type="dxa"/>
-              <w:left w:w="120" w:type="dxa"/>
-              <w:right w:w="120" w:type="dxa"/>
-            </w:tcMar>
-          </w:tcPr>
-          <w:p>
-            <w:pPr>
-              <w:jc w:val="right"/>
-            </w:pPr>
-            <w:r>
-              <w:rPr>
-                <w:rFonts w:ascii="Times New Roman" w:hAnsi="Times New Roman"/>
-                <w:b w:val="0"/>
-                <w:i w:val="0"/>
-                <w:color w:val="000000"/>
-                <w:sz w:val="19"/>
-              </w:rPr>
-              <w:t>50.00</w:t>
-            </w:r>
-          </w:p>
-        </w:tc>
-        <w:tc>
-          <w:tcPr>
-            <w:tcW w:type="dxa" w:w="1474"/>
-            <w:tcMar>
-              <w:top w:w="80" w:type="dxa"/>
-              <w:bottom w:w="80" w:type="dxa"/>
-              <w:left w:w="120" w:type="dxa"/>
-              <w:right w:w="120" w:type="dxa"/>
-            </w:tcMar>
-          </w:tcPr>
-          <w:p>
-            <w:pPr>
-              <w:jc w:val="right"/>
-            </w:pPr>
-            <w:r>
-              <w:rPr>
-                <w:rFonts w:ascii="Times New Roman" w:hAnsi="Times New Roman"/>
-                <w:b w:val="0"/>
-                <w:i w:val="0"/>
-                <w:color w:val="000000"/>
-                <w:sz w:val="19"/>
-              </w:rPr>
-              <w:t>100.00</w:t>
-            </w:r>
-          </w:p>
-        </w:tc>
-      </w:tr>
-      <w:tr>
-        <w:tc>
-          <w:tcPr>
-            <w:tcW w:type="dxa" w:w="3685"/>
-            <w:tcMar>
-              <w:top w:w="80" w:type="dxa"/>
-              <w:bottom w:w="80" w:type="dxa"/>
-              <w:left w:w="120" w:type="dxa"/>
-              <w:right w:w="120" w:type="dxa"/>
-            </w:tcMar>
-          </w:tcPr>
-          <w:p>
-            <w:pPr>
-              <w:jc w:val="left"/>
-            </w:pPr>
-            <w:r>
-              <w:rPr>
-                <w:rFonts w:ascii="Times New Roman" w:hAnsi="Times New Roman"/>
-                <w:b w:val="0"/>
-                <w:i w:val="0"/>
-                <w:color w:val="000000"/>
-                <w:sz w:val="19"/>
-              </w:rPr>
-              <w:t>Papel Bond A4 80 gr.</w:t>
-            </w:r>
-          </w:p>
-        </w:tc>
-        <w:tc>
-          <w:tcPr>
-            <w:tcW w:type="dxa" w:w="1134"/>
-            <w:tcMar>
-              <w:top w:w="80" w:type="dxa"/>
-              <w:bottom w:w="80" w:type="dxa"/>
-              <w:left w:w="120" w:type="dxa"/>
-              <w:right w:w="120" w:type="dxa"/>
-            </w:tcMar>
-          </w:tcPr>
-          <w:p>
-            <w:pPr>
-              <w:jc w:val="center"/>
-            </w:pPr>
-            <w:r>
-              <w:rPr>
-                <w:rFonts w:ascii="Times New Roman" w:hAnsi="Times New Roman"/>
-                <w:b w:val="0"/>
-                <w:i w:val="0"/>
-                <w:color w:val="000000"/>
-                <w:sz w:val="19"/>
-              </w:rPr>
-              <w:t>Millar</w:t>
-            </w:r>
-          </w:p>
-        </w:tc>
-        <w:tc>
-          <w:tcPr>
-            <w:tcW w:type="dxa" w:w="1304"/>
-            <w:tcMar>
-              <w:top w:w="80" w:type="dxa"/>
-              <w:bottom w:w="80" w:type="dxa"/>
-              <w:left w:w="120" w:type="dxa"/>
-              <w:right w:w="120" w:type="dxa"/>
-            </w:tcMar>
-          </w:tcPr>
-          <w:p>
-            <w:pPr>
-              <w:jc w:val="center"/>
-            </w:pPr>
-            <w:r>
-              <w:rPr>
-                <w:rFonts w:ascii="Times New Roman" w:hAnsi="Times New Roman"/>
-                <w:b w:val="0"/>
-                <w:i w:val="0"/>
-                <w:color w:val="000000"/>
-                <w:sz w:val="19"/>
-              </w:rPr>
-              <w:t>02</w:t>
-            </w:r>
-          </w:p>
-        </w:tc>
-        <w:tc>
-          <w:tcPr>
-            <w:tcW w:type="dxa" w:w="1474"/>
-            <w:tcMar>
-              <w:top w:w="80" w:type="dxa"/>
-              <w:bottom w:w="80" w:type="dxa"/>
-              <w:left w:w="120" w:type="dxa"/>
-              <w:right w:w="120" w:type="dxa"/>
-            </w:tcMar>
-          </w:tcPr>
-          <w:p>
-            <w:pPr>
-              <w:jc w:val="right"/>
-            </w:pPr>
-            <w:r>
-              <w:rPr>
-                <w:rFonts w:ascii="Times New Roman" w:hAnsi="Times New Roman"/>
-                <w:b w:val="0"/>
-                <w:i w:val="0"/>
-                <w:color w:val="000000"/>
-                <w:sz w:val="19"/>
-              </w:rPr>
-              <w:t>25.00</w:t>
-            </w:r>
-          </w:p>
-        </w:tc>
-        <w:tc>
-          <w:tcPr>
-            <w:tcW w:type="dxa" w:w="1474"/>
-            <w:tcMar>
-              <w:top w:w="80" w:type="dxa"/>
-              <w:bottom w:w="80" w:type="dxa"/>
-              <w:left w:w="120" w:type="dxa"/>
-              <w:right w:w="120" w:type="dxa"/>
-            </w:tcMar>
-          </w:tcPr>
-          <w:p>
-            <w:pPr>
-              <w:jc w:val="right"/>
-            </w:pPr>
-            <w:r>
-              <w:rPr>
-                <w:rFonts w:ascii="Times New Roman" w:hAnsi="Times New Roman"/>
-                <w:b w:val="0"/>
-                <w:i w:val="0"/>
-                <w:color w:val="000000"/>
-                <w:sz w:val="19"/>
-              </w:rPr>
-              <w:t>50.00</w:t>
-            </w:r>
-          </w:p>
-        </w:tc>
-      </w:tr>
-      <w:tr>
-        <w:tc>
-          <w:tcPr>
-            <w:tcW w:type="dxa" w:w="3685"/>
-            <w:tcMar>
-              <w:top w:w="80" w:type="dxa"/>
-              <w:bottom w:w="80" w:type="dxa"/>
-              <w:left w:w="120" w:type="dxa"/>
-              <w:right w:w="120" w:type="dxa"/>
-            </w:tcMar>
-          </w:tcPr>
-          <w:p>
-            <w:pPr>
-              <w:jc w:val="left"/>
-            </w:pPr>
-            <w:r>
-              <w:rPr>
-                <w:rFonts w:ascii="Times New Roman" w:hAnsi="Times New Roman"/>
-                <w:b w:val="0"/>
-                <w:i w:val="0"/>
-                <w:color w:val="000000"/>
-                <w:sz w:val="19"/>
-              </w:rPr>
-              <w:t>Memoria USB 32 GB</w:t>
-            </w:r>
-          </w:p>
-        </w:tc>
-        <w:tc>
-          <w:tcPr>
-            <w:tcW w:type="dxa" w:w="1134"/>
-            <w:tcMar>
-              <w:top w:w="80" w:type="dxa"/>
-              <w:bottom w:w="80" w:type="dxa"/>
-              <w:left w:w="120" w:type="dxa"/>
-              <w:right w:w="120" w:type="dxa"/>
-            </w:tcMar>
-          </w:tcPr>
-          <w:p>
-            <w:pPr>
-              <w:jc w:val="center"/>
-            </w:pPr>
-            <w:r>
-              <w:rPr>
-                <w:rFonts w:ascii="Times New Roman" w:hAnsi="Times New Roman"/>
-                <w:b w:val="0"/>
-                <w:i w:val="0"/>
-                <w:color w:val="000000"/>
-                <w:sz w:val="19"/>
-              </w:rPr>
-              <w:t>Unidad</w:t>
-            </w:r>
-          </w:p>
-        </w:tc>
-        <w:tc>
-          <w:tcPr>
-            <w:tcW w:type="dxa" w:w="1304"/>
-            <w:tcMar>
-              <w:top w:w="80" w:type="dxa"/>
-              <w:bottom w:w="80" w:type="dxa"/>
-              <w:left w:w="120" w:type="dxa"/>
-              <w:right w:w="120" w:type="dxa"/>
-            </w:tcMar>
-          </w:tcPr>
-          <w:p>
-            <w:pPr>
-              <w:jc w:val="center"/>
-            </w:pPr>
-            <w:r>
-              <w:rPr>
-                <w:rFonts w:ascii="Times New Roman" w:hAnsi="Times New Roman"/>
-                <w:b w:val="0"/>
-                <w:i w:val="0"/>
-                <w:color w:val="000000"/>
-                <w:sz w:val="19"/>
-              </w:rPr>
-              <w:t>02</w:t>
-            </w:r>
-          </w:p>
-        </w:tc>
-        <w:tc>
-          <w:tcPr>
-            <w:tcW w:type="dxa" w:w="1474"/>
-            <w:tcMar>
-              <w:top w:w="80" w:type="dxa"/>
-              <w:bottom w:w="80" w:type="dxa"/>
-              <w:left w:w="120" w:type="dxa"/>
-              <w:right w:w="120" w:type="dxa"/>
-            </w:tcMar>
-          </w:tcPr>
-          <w:p>
-            <w:pPr>
-              <w:jc w:val="right"/>
-            </w:pPr>
-            <w:r>
-              <w:rPr>
-                <w:rFonts w:ascii="Times New Roman" w:hAnsi="Times New Roman"/>
-                <w:b w:val="0"/>
-                <w:i w:val="0"/>
-                <w:color w:val="000000"/>
-                <w:sz w:val="19"/>
-              </w:rPr>
-              <w:t>40.00</w:t>
-            </w:r>
-          </w:p>
-        </w:tc>
-        <w:tc>
-          <w:tcPr>
-            <w:tcW w:type="dxa" w:w="1474"/>
-            <w:tcMar>
-              <w:top w:w="80" w:type="dxa"/>
-              <w:bottom w:w="80" w:type="dxa"/>
-              <w:left w:w="120" w:type="dxa"/>
-              <w:right w:w="120" w:type="dxa"/>
-            </w:tcMar>
-          </w:tcPr>
-          <w:p>
-            <w:pPr>
-              <w:jc w:val="right"/>
-            </w:pPr>
-            <w:r>
-              <w:rPr>
-                <w:rFonts w:ascii="Times New Roman" w:hAnsi="Times New Roman"/>
-                <w:b w:val="0"/>
-                <w:i w:val="0"/>
-                <w:color w:val="000000"/>
-                <w:sz w:val="19"/>
-              </w:rPr>
-              <w:t>80.00</w:t>
-            </w:r>
-          </w:p>
-        </w:tc>
-      </w:tr>
-      <w:tr>
-        <w:tc>
-          <w:tcPr>
-            <w:tcW w:type="dxa" w:w="3685"/>
-            <w:tcMar>
-              <w:top w:w="80" w:type="dxa"/>
-              <w:bottom w:w="80" w:type="dxa"/>
-              <w:left w:w="120" w:type="dxa"/>
-              <w:right w:w="120" w:type="dxa"/>
-            </w:tcMar>
-          </w:tcPr>
-          <w:p>
-            <w:pPr>
-              <w:jc w:val="left"/>
-            </w:pPr>
-            <w:r>
-              <w:rPr>
-                <w:rFonts w:ascii="Times New Roman" w:hAnsi="Times New Roman"/>
-                <w:b w:val="0"/>
-                <w:i w:val="0"/>
-                <w:color w:val="000000"/>
-                <w:sz w:val="19"/>
-              </w:rPr>
-              <w:t>Carpetas y fólderes</w:t>
-            </w:r>
-          </w:p>
-        </w:tc>
-        <w:tc>
-          <w:tcPr>
-            <w:tcW w:type="dxa" w:w="1134"/>
-            <w:tcMar>
-              <w:top w:w="80" w:type="dxa"/>
-              <w:bottom w:w="80" w:type="dxa"/>
-              <w:left w:w="120" w:type="dxa"/>
-              <w:right w:w="120" w:type="dxa"/>
-            </w:tcMar>
-          </w:tcPr>
-          <w:p>
-            <w:pPr>
-              <w:jc w:val="center"/>
-            </w:pPr>
-            <w:r>
-              <w:rPr>
-                <w:rFonts w:ascii="Times New Roman" w:hAnsi="Times New Roman"/>
-                <w:b w:val="0"/>
-                <w:i w:val="0"/>
-                <w:color w:val="000000"/>
-                <w:sz w:val="19"/>
-              </w:rPr>
-              <w:t>Unidad</w:t>
-            </w:r>
-          </w:p>
-        </w:tc>
-        <w:tc>
-          <w:tcPr>
-            <w:tcW w:type="dxa" w:w="1304"/>
-            <w:tcMar>
-              <w:top w:w="80" w:type="dxa"/>
-              <w:bottom w:w="80" w:type="dxa"/>
-              <w:left w:w="120" w:type="dxa"/>
-              <w:right w:w="120" w:type="dxa"/>
-            </w:tcMar>
-          </w:tcPr>
-          <w:p>
-            <w:pPr>
-              <w:jc w:val="center"/>
-            </w:pPr>
-            <w:r>
-              <w:rPr>
-                <w:rFonts w:ascii="Times New Roman" w:hAnsi="Times New Roman"/>
-                <w:b w:val="0"/>
-                <w:i w:val="0"/>
-                <w:color w:val="000000"/>
-                <w:sz w:val="19"/>
-              </w:rPr>
-              <w:t>10</w:t>
-            </w:r>
-          </w:p>
-        </w:tc>
-        <w:tc>
-          <w:tcPr>
-            <w:tcW w:type="dxa" w:w="1474"/>
-            <w:tcMar>
-              <w:top w:w="80" w:type="dxa"/>
-              <w:bottom w:w="80" w:type="dxa"/>
-              <w:left w:w="120" w:type="dxa"/>
-              <w:right w:w="120" w:type="dxa"/>
-            </w:tcMar>
-          </w:tcPr>
-          <w:p>
-            <w:pPr>
-              <w:jc w:val="right"/>
-            </w:pPr>
-            <w:r>
-              <w:rPr>
-                <w:rFonts w:ascii="Times New Roman" w:hAnsi="Times New Roman"/>
-                <w:b w:val="0"/>
-                <w:i w:val="0"/>
-                <w:color w:val="000000"/>
-                <w:sz w:val="19"/>
-              </w:rPr>
-              <w:t>1.00</w:t>
-            </w:r>
-          </w:p>
-        </w:tc>
-        <w:tc>
-          <w:tcPr>
-            <w:tcW w:type="dxa" w:w="1474"/>
-            <w:tcMar>
-              <w:top w:w="80" w:type="dxa"/>
-              <w:bottom w:w="80" w:type="dxa"/>
-              <w:left w:w="120" w:type="dxa"/>
-              <w:right w:w="120" w:type="dxa"/>
-            </w:tcMar>
-          </w:tcPr>
-          <w:p>
-            <w:pPr>
-              <w:jc w:val="right"/>
-            </w:pPr>
-            <w:r>
-              <w:rPr>
-                <w:rFonts w:ascii="Times New Roman" w:hAnsi="Times New Roman"/>
-                <w:b w:val="0"/>
-                <w:i w:val="0"/>
-                <w:color w:val="000000"/>
-                <w:sz w:val="19"/>
-              </w:rPr>
-              <w:t>10.00</w:t>
-            </w:r>
-          </w:p>
-        </w:tc>
-      </w:tr>
-      <w:tr>
-        <w:tc>
-          <w:tcPr>
-            <w:tcW w:type="dxa" w:w="3685"/>
-            <w:tcMar>
-              <w:top w:w="80" w:type="dxa"/>
-              <w:bottom w:w="80" w:type="dxa"/>
-              <w:left w:w="120" w:type="dxa"/>
-              <w:right w:w="120" w:type="dxa"/>
-            </w:tcMar>
-          </w:tcPr>
-          <w:p>
-            <w:pPr>
-              <w:jc w:val="left"/>
-            </w:pPr>
-            <w:r>
-              <w:rPr>
-                <w:rFonts w:ascii="Times New Roman" w:hAnsi="Times New Roman"/>
-                <w:b w:val="0"/>
-                <w:i w:val="0"/>
-                <w:color w:val="000000"/>
-                <w:sz w:val="19"/>
-              </w:rPr>
-              <w:t>Lapiceros y resaltadores</w:t>
-            </w:r>
-          </w:p>
-        </w:tc>
-        <w:tc>
-          <w:tcPr>
-            <w:tcW w:type="dxa" w:w="1134"/>
-            <w:tcMar>
-              <w:top w:w="80" w:type="dxa"/>
-              <w:bottom w:w="80" w:type="dxa"/>
-              <w:left w:w="120" w:type="dxa"/>
-              <w:right w:w="120" w:type="dxa"/>
-            </w:tcMar>
-          </w:tcPr>
-          <w:p>
-            <w:pPr>
-              <w:jc w:val="center"/>
-            </w:pPr>
-            <w:r>
-              <w:rPr>
-                <w:rFonts w:ascii="Times New Roman" w:hAnsi="Times New Roman"/>
-                <w:b w:val="0"/>
-                <w:i w:val="0"/>
-                <w:color w:val="000000"/>
-                <w:sz w:val="19"/>
-              </w:rPr>
-              <w:t>Unidad</w:t>
-            </w:r>
-          </w:p>
-        </w:tc>
-        <w:tc>
-          <w:tcPr>
-            <w:tcW w:type="dxa" w:w="1304"/>
-            <w:tcMar>
-              <w:top w:w="80" w:type="dxa"/>
-              <w:bottom w:w="80" w:type="dxa"/>
-              <w:left w:w="120" w:type="dxa"/>
-              <w:right w:w="120" w:type="dxa"/>
-            </w:tcMar>
-          </w:tcPr>
-          <w:p>
-            <w:pPr>
-              <w:jc w:val="center"/>
-            </w:pPr>
-            <w:r>
-              <w:rPr>
-                <w:rFonts w:ascii="Times New Roman" w:hAnsi="Times New Roman"/>
-                <w:b w:val="0"/>
-                <w:i w:val="0"/>
-                <w:color w:val="000000"/>
-                <w:sz w:val="19"/>
-              </w:rPr>
-              <w:t>10</w:t>
-            </w:r>
-          </w:p>
-        </w:tc>
-        <w:tc>
-          <w:tcPr>
-            <w:tcW w:type="dxa" w:w="1474"/>
-            <w:tcMar>
-              <w:top w:w="80" w:type="dxa"/>
-              <w:bottom w:w="80" w:type="dxa"/>
-              <w:left w:w="120" w:type="dxa"/>
-              <w:right w:w="120" w:type="dxa"/>
-            </w:tcMar>
-          </w:tcPr>
-          <w:p>
-            <w:pPr>
-              <w:jc w:val="right"/>
-            </w:pPr>
-            <w:r>
-              <w:rPr>
-                <w:rFonts w:ascii="Times New Roman" w:hAnsi="Times New Roman"/>
-                <w:b w:val="0"/>
-                <w:i w:val="0"/>
-                <w:color w:val="000000"/>
-                <w:sz w:val="19"/>
-              </w:rPr>
-              <w:t>2.00</w:t>
-            </w:r>
-          </w:p>
-        </w:tc>
-        <w:tc>
-          <w:tcPr>
-            <w:tcW w:type="dxa" w:w="1474"/>
-            <w:tcMar>
-              <w:top w:w="80" w:type="dxa"/>
-              <w:bottom w:w="80" w:type="dxa"/>
-              <w:left w:w="120" w:type="dxa"/>
-              <w:right w:w="120" w:type="dxa"/>
-            </w:tcMar>
-          </w:tcPr>
-          <w:p>
-            <w:pPr>
-              <w:jc w:val="right"/>
-            </w:pPr>
-            <w:r>
-              <w:rPr>
-                <w:rFonts w:ascii="Times New Roman" w:hAnsi="Times New Roman"/>
-                <w:b w:val="0"/>
-                <w:i w:val="0"/>
-                <w:color w:val="000000"/>
-                <w:sz w:val="19"/>
-              </w:rPr>
-              <w:t>20.00</w:t>
-            </w:r>
-          </w:p>
-        </w:tc>
-      </w:tr>
-      <w:tr>
-        <w:tc>
-          <w:tcPr>
-            <w:tcW w:type="dxa" w:w="3685"/>
-            <w:tcMar>
-              <w:top w:w="80" w:type="dxa"/>
-              <w:bottom w:w="80" w:type="dxa"/>
-              <w:left w:w="120" w:type="dxa"/>
-              <w:right w:w="120" w:type="dxa"/>
-            </w:tcMar>
-          </w:tcPr>
-          <w:p>
-            <w:pPr>
-              <w:jc w:val="left"/>
-            </w:pPr>
-            <w:r>
-              <w:rPr>
-                <w:rFonts w:ascii="Times New Roman" w:hAnsi="Times New Roman"/>
-                <w:b w:val="0"/>
-                <w:i w:val="0"/>
-                <w:color w:val="000000"/>
-                <w:sz w:val="19"/>
-              </w:rPr>
-              <w:t>Mascarillas KN95 y bioseguridad</w:t>
-            </w:r>
-          </w:p>
-        </w:tc>
-        <w:tc>
-          <w:tcPr>
-            <w:tcW w:type="dxa" w:w="1134"/>
-            <w:tcMar>
-              <w:top w:w="80" w:type="dxa"/>
-              <w:bottom w:w="80" w:type="dxa"/>
-              <w:left w:w="120" w:type="dxa"/>
-              <w:right w:w="120" w:type="dxa"/>
-            </w:tcMar>
-          </w:tcPr>
-          <w:p>
-            <w:pPr>
-              <w:jc w:val="center"/>
-            </w:pPr>
-            <w:r>
-              <w:rPr>
-                <w:rFonts w:ascii="Times New Roman" w:hAnsi="Times New Roman"/>
-                <w:b w:val="0"/>
-                <w:i w:val="0"/>
-                <w:color w:val="000000"/>
-                <w:sz w:val="19"/>
-              </w:rPr>
-              <w:t>Caja</w:t>
-            </w:r>
-          </w:p>
-        </w:tc>
-        <w:tc>
-          <w:tcPr>
-            <w:tcW w:type="dxa" w:w="1304"/>
-            <w:tcMar>
-              <w:top w:w="80" w:type="dxa"/>
-              <w:bottom w:w="80" w:type="dxa"/>
-              <w:left w:w="120" w:type="dxa"/>
-              <w:right w:w="120" w:type="dxa"/>
-            </w:tcMar>
-          </w:tcPr>
-          <w:p>
-            <w:pPr>
-              <w:jc w:val="center"/>
-            </w:pPr>
-            <w:r>
-              <w:rPr>
-                <w:rFonts w:ascii="Times New Roman" w:hAnsi="Times New Roman"/>
-                <w:b w:val="0"/>
-                <w:i w:val="0"/>
-                <w:color w:val="000000"/>
-                <w:sz w:val="19"/>
-              </w:rPr>
-              <w:t>02</w:t>
-            </w:r>
-          </w:p>
-        </w:tc>
-        <w:tc>
-          <w:tcPr>
-            <w:tcW w:type="dxa" w:w="1474"/>
-            <w:tcMar>
-              <w:top w:w="80" w:type="dxa"/>
-              <w:bottom w:w="80" w:type="dxa"/>
-              <w:left w:w="120" w:type="dxa"/>
-              <w:right w:w="120" w:type="dxa"/>
-            </w:tcMar>
-          </w:tcPr>
-          <w:p>
-            <w:pPr>
-              <w:jc w:val="right"/>
-            </w:pPr>
-            <w:r>
-              <w:rPr>
-                <w:rFonts w:ascii="Times New Roman" w:hAnsi="Times New Roman"/>
-                <w:b w:val="0"/>
-                <w:i w:val="0"/>
-                <w:color w:val="000000"/>
-                <w:sz w:val="19"/>
-              </w:rPr>
-              <w:t>20.00</w:t>
-            </w:r>
-          </w:p>
-        </w:tc>
-        <w:tc>
-          <w:tcPr>
-            <w:tcW w:type="dxa" w:w="1474"/>
-            <w:tcMar>
-              <w:top w:w="80" w:type="dxa"/>
-              <w:bottom w:w="80" w:type="dxa"/>
-              <w:left w:w="120" w:type="dxa"/>
-              <w:right w:w="120" w:type="dxa"/>
-            </w:tcMar>
-          </w:tcPr>
-          <w:p>
-            <w:pPr>
-              <w:jc w:val="right"/>
-            </w:pPr>
-            <w:r>
-              <w:rPr>
-                <w:rFonts w:ascii="Times New Roman" w:hAnsi="Times New Roman"/>
-                <w:b w:val="0"/>
-                <w:i w:val="0"/>
-                <w:color w:val="000000"/>
-                <w:sz w:val="19"/>
-              </w:rPr>
-              <w:t>40.00</w:t>
-            </w:r>
-          </w:p>
-        </w:tc>
-      </w:tr>
-      <w:tr>
-        <w:tc>
-          <w:tcPr>
-            <w:tcW w:type="dxa" w:w="3685"/>
-            <w:tcMar>
-              <w:top w:w="80" w:type="dxa"/>
-              <w:bottom w:w="80" w:type="dxa"/>
-              <w:left w:w="120" w:type="dxa"/>
-              <w:right w:w="120" w:type="dxa"/>
-            </w:tcMar>
-          </w:tcPr>
-          <w:p>
-            <w:pPr>
-              <w:jc w:val="left"/>
-            </w:pPr>
-            <w:r>
-              <w:rPr>
-                <w:rFonts w:ascii="Times New Roman" w:hAnsi="Times New Roman"/>
-                <w:b w:val="0"/>
-                <w:i w:val="0"/>
-                <w:color w:val="000000"/>
-                <w:sz w:val="19"/>
-              </w:rPr>
-              <w:t>Alcohol en gel / líquido 70%</w:t>
-            </w:r>
-          </w:p>
-        </w:tc>
-        <w:tc>
-          <w:tcPr>
-            <w:tcW w:type="dxa" w:w="1134"/>
-            <w:tcMar>
-              <w:top w:w="80" w:type="dxa"/>
-              <w:bottom w:w="80" w:type="dxa"/>
-              <w:left w:w="120" w:type="dxa"/>
-              <w:right w:w="120" w:type="dxa"/>
-            </w:tcMar>
-          </w:tcPr>
-          <w:p>
-            <w:pPr>
-              <w:jc w:val="center"/>
-            </w:pPr>
-            <w:r>
-              <w:rPr>
-                <w:rFonts w:ascii="Times New Roman" w:hAnsi="Times New Roman"/>
-                <w:b w:val="0"/>
-                <w:i w:val="0"/>
-                <w:color w:val="000000"/>
-                <w:sz w:val="19"/>
-              </w:rPr>
-              <w:t>Litro</w:t>
-            </w:r>
-          </w:p>
-        </w:tc>
-        <w:tc>
-          <w:tcPr>
-            <w:tcW w:type="dxa" w:w="1304"/>
-            <w:tcMar>
-              <w:top w:w="80" w:type="dxa"/>
-              <w:bottom w:w="80" w:type="dxa"/>
-              <w:left w:w="120" w:type="dxa"/>
-              <w:right w:w="120" w:type="dxa"/>
-            </w:tcMar>
-          </w:tcPr>
-          <w:p>
-            <w:pPr>
-              <w:jc w:val="center"/>
-            </w:pPr>
-            <w:r>
-              <w:rPr>
-                <w:rFonts w:ascii="Times New Roman" w:hAnsi="Times New Roman"/>
-                <w:b w:val="0"/>
-                <w:i w:val="0"/>
-                <w:color w:val="000000"/>
-                <w:sz w:val="19"/>
-              </w:rPr>
-              <w:t>02</w:t>
-            </w:r>
-          </w:p>
-        </w:tc>
-        <w:tc>
-          <w:tcPr>
-            <w:tcW w:type="dxa" w:w="1474"/>
-            <w:tcMar>
-              <w:top w:w="80" w:type="dxa"/>
-              <w:bottom w:w="80" w:type="dxa"/>
-              <w:left w:w="120" w:type="dxa"/>
-              <w:right w:w="120" w:type="dxa"/>
-            </w:tcMar>
-          </w:tcPr>
-          <w:p>
-            <w:pPr>
-              <w:jc w:val="right"/>
-            </w:pPr>
-            <w:r>
-              <w:rPr>
-                <w:rFonts w:ascii="Times New Roman" w:hAnsi="Times New Roman"/>
-                <w:b w:val="0"/>
-                <w:i w:val="0"/>
-                <w:color w:val="000000"/>
-                <w:sz w:val="19"/>
-              </w:rPr>
-              <w:t>10.00</w:t>
-            </w:r>
-          </w:p>
-        </w:tc>
-        <w:tc>
-          <w:tcPr>
-            <w:tcW w:type="dxa" w:w="1474"/>
-            <w:tcMar>
-              <w:top w:w="80" w:type="dxa"/>
-              <w:bottom w:w="80" w:type="dxa"/>
-              <w:left w:w="120" w:type="dxa"/>
-              <w:right w:w="120" w:type="dxa"/>
-            </w:tcMar>
-          </w:tcPr>
-          <w:p>
-            <w:pPr>
-              <w:jc w:val="right"/>
-            </w:pPr>
-            <w:r>
-              <w:rPr>
-                <w:rFonts w:ascii="Times New Roman" w:hAnsi="Times New Roman"/>
-                <w:b w:val="0"/>
-                <w:i w:val="0"/>
-                <w:color w:val="000000"/>
-                <w:sz w:val="19"/>
-              </w:rPr>
-              <w:t>20.00</w:t>
-            </w:r>
-          </w:p>
-        </w:tc>
-      </w:tr>
-      <w:tr>
-        <w:tc>
-          <w:tcPr>
-            <w:tcW w:type="dxa" w:w="3685"/>
-            <w:tcMar>
-              <w:top w:w="80" w:type="dxa"/>
-              <w:bottom w:w="80" w:type="dxa"/>
-              <w:left w:w="120" w:type="dxa"/>
-              <w:right w:w="120" w:type="dxa"/>
-            </w:tcMar>
-          </w:tcPr>
-          <w:p>
-            <w:pPr>
-              <w:jc w:val="left"/>
-            </w:pPr>
-            <w:r>
-              <w:rPr>
-                <w:rFonts w:ascii="Times New Roman" w:hAnsi="Times New Roman"/>
-                <w:b w:val="0"/>
-                <w:i w:val="0"/>
-                <w:color w:val="000000"/>
-                <w:sz w:val="19"/>
-              </w:rPr>
-              <w:t>Imprevistos / Otros</w:t>
-            </w:r>
-          </w:p>
-        </w:tc>
-        <w:tc>
-          <w:tcPr>
-            <w:tcW w:type="dxa" w:w="1134"/>
-            <w:tcMar>
-              <w:top w:w="80" w:type="dxa"/>
-              <w:bottom w:w="80" w:type="dxa"/>
-              <w:left w:w="120" w:type="dxa"/>
-              <w:right w:w="120" w:type="dxa"/>
-            </w:tcMar>
-          </w:tcPr>
-          <w:p>
-            <w:pPr>
-              <w:jc w:val="center"/>
-            </w:pPr>
-            <w:r>
-              <w:rPr>
-                <w:rFonts w:ascii="Times New Roman" w:hAnsi="Times New Roman"/>
-                <w:b w:val="0"/>
-                <w:i w:val="0"/>
-                <w:color w:val="000000"/>
-                <w:sz w:val="19"/>
-              </w:rPr>
-              <w:t>Global</w:t>
-            </w:r>
-          </w:p>
-        </w:tc>
-        <w:tc>
-          <w:tcPr>
-            <w:tcW w:type="dxa" w:w="1304"/>
-            <w:tcMar>
-              <w:top w:w="80" w:type="dxa"/>
-              <w:bottom w:w="80" w:type="dxa"/>
-              <w:left w:w="120" w:type="dxa"/>
-              <w:right w:w="120" w:type="dxa"/>
-            </w:tcMar>
-          </w:tcPr>
-          <w:p>
-            <w:pPr>
-              <w:jc w:val="center"/>
-            </w:pPr>
-            <w:r>
-              <w:rPr>
-                <w:rFonts w:ascii="Times New Roman" w:hAnsi="Times New Roman"/>
-                <w:b w:val="0"/>
-                <w:i w:val="0"/>
-                <w:color w:val="000000"/>
-                <w:sz w:val="19"/>
-              </w:rPr>
-              <w:t>01</w:t>
-            </w:r>
-          </w:p>
-        </w:tc>
-        <w:tc>
-          <w:tcPr>
-            <w:tcW w:type="dxa" w:w="1474"/>
-            <w:tcMar>
-              <w:top w:w="80" w:type="dxa"/>
-              <w:bottom w:w="80" w:type="dxa"/>
-              <w:left w:w="120" w:type="dxa"/>
-              <w:right w:w="120" w:type="dxa"/>
-            </w:tcMar>
-          </w:tcPr>
-          <w:p>
-            <w:pPr>
-              <w:jc w:val="right"/>
-            </w:pPr>
-            <w:r>
-              <w:rPr>
-                <w:rFonts w:ascii="Times New Roman" w:hAnsi="Times New Roman"/>
-                <w:b w:val="0"/>
-                <w:i w:val="0"/>
-                <w:color w:val="000000"/>
-                <w:sz w:val="19"/>
-              </w:rPr>
-              <w:t>80.00</w:t>
-            </w:r>
-          </w:p>
-        </w:tc>
-        <w:tc>
-          <w:tcPr>
-            <w:tcW w:type="dxa" w:w="1474"/>
-            <w:tcMar>
-              <w:top w:w="80" w:type="dxa"/>
-              <w:bottom w:w="80" w:type="dxa"/>
-              <w:left w:w="120" w:type="dxa"/>
-              <w:right w:w="120" w:type="dxa"/>
-            </w:tcMar>
-          </w:tcPr>
-          <w:p>
-            <w:pPr>
-              <w:jc w:val="right"/>
-            </w:pPr>
-            <w:r>
-              <w:rPr>
-                <w:rFonts w:ascii="Times New Roman" w:hAnsi="Times New Roman"/>
-                <w:b w:val="0"/>
-                <w:i w:val="0"/>
-                <w:color w:val="000000"/>
-                <w:sz w:val="19"/>
-              </w:rPr>
-              <w:t>80.00</w:t>
-            </w:r>
-          </w:p>
-        </w:tc>
-      </w:tr>
-      <w:tr>
-        <w:tc>
-          <w:tcPr>
-            <w:tcW w:type="dxa" w:w="3685"/>
-            <w:tcMar>
-              <w:top w:w="80" w:type="dxa"/>
-              <w:bottom w:w="80" w:type="dxa"/>
-              <w:left w:w="120" w:type="dxa"/>
-              <w:right w:w="120" w:type="dxa"/>
-            </w:tcMar>
-            <w:shd w:val="clear" w:color="auto" w:fill="F5F5F5"/>
-          </w:tcPr>
-          <w:p>
-            <w:pPr>
-              <w:jc w:val="left"/>
-            </w:pPr>
-            <w:r>
-              <w:rPr>
-                <w:rFonts w:ascii="Times New Roman" w:hAnsi="Times New Roman"/>
-                <w:b/>
-                <w:i w:val="0"/>
-                <w:color w:val="000000"/>
-                <w:sz w:val="19"/>
-              </w:rPr>
-              <w:t>SUB TOTAL</w:t>
-            </w:r>
-          </w:p>
-        </w:tc>
-        <w:tc>
-          <w:tcPr>
-            <w:tcW w:type="dxa" w:w="1134"/>
-            <w:tcMar>
-              <w:top w:w="80" w:type="dxa"/>
-              <w:bottom w:w="80" w:type="dxa"/>
-              <w:left w:w="120" w:type="dxa"/>
-              <w:right w:w="120" w:type="dxa"/>
-            </w:tcMar>
-            <w:shd w:val="clear" w:color="auto" w:fill="F5F5F5"/>
-          </w:tcPr>
-          <w:p>
-            <w:pPr>
-              <w:jc w:val="center"/>
-            </w:pPr>
-            <w:r>
-              <w:rPr>
-                <w:rFonts w:ascii="Times New Roman" w:hAnsi="Times New Roman"/>
-                <w:b/>
-                <w:i w:val="0"/>
-                <w:color w:val="000000"/>
-                <w:sz w:val="19"/>
-              </w:rPr>
-            </w:r>
-          </w:p>
-        </w:tc>
-        <w:tc>
-          <w:tcPr>
-            <w:tcW w:type="dxa" w:w="1304"/>
-            <w:tcMar>
-              <w:top w:w="80" w:type="dxa"/>
-              <w:bottom w:w="80" w:type="dxa"/>
-              <w:left w:w="120" w:type="dxa"/>
-              <w:right w:w="120" w:type="dxa"/>
-            </w:tcMar>
-            <w:shd w:val="clear" w:color="auto" w:fill="F5F5F5"/>
-          </w:tcPr>
-          <w:p>
-            <w:pPr>
-              <w:jc w:val="center"/>
-            </w:pPr>
-            <w:r>
-              <w:rPr>
-                <w:rFonts w:ascii="Times New Roman" w:hAnsi="Times New Roman"/>
-                <w:b/>
-                <w:i w:val="0"/>
-                <w:color w:val="000000"/>
-                <w:sz w:val="19"/>
-              </w:rPr>
-            </w:r>
-          </w:p>
-        </w:tc>
-        <w:tc>
-          <w:tcPr>
-            <w:tcW w:type="dxa" w:w="1474"/>
-            <w:tcMar>
-              <w:top w:w="80" w:type="dxa"/>
-              <w:bottom w:w="80" w:type="dxa"/>
-              <w:left w:w="120" w:type="dxa"/>
-              <w:right w:w="120" w:type="dxa"/>
-            </w:tcMar>
-            <w:shd w:val="clear" w:color="auto" w:fill="F5F5F5"/>
-          </w:tcPr>
-          <w:p>
-            <w:pPr>
-              <w:jc w:val="right"/>
-            </w:pPr>
-            <w:r>
-              <w:rPr>
-                <w:rFonts w:ascii="Times New Roman" w:hAnsi="Times New Roman"/>
-                <w:b/>
-                <w:i w:val="0"/>
-                <w:color w:val="000000"/>
-                <w:sz w:val="19"/>
-              </w:rPr>
-            </w:r>
-          </w:p>
-        </w:tc>
-        <w:tc>
-          <w:tcPr>
-            <w:tcW w:type="dxa" w:w="1474"/>
-            <w:tcMar>
-              <w:top w:w="80" w:type="dxa"/>
-              <w:bottom w:w="80" w:type="dxa"/>
-              <w:left w:w="120" w:type="dxa"/>
-              <w:right w:w="120" w:type="dxa"/>
-            </w:tcMar>
-            <w:shd w:val="clear" w:color="auto" w:fill="F5F5F5"/>
-          </w:tcPr>
-          <w:p>
-            <w:pPr>
-              <w:jc w:val="right"/>
-            </w:pPr>
-            <w:r>
-              <w:rPr>
-                <w:rFonts w:ascii="Times New Roman" w:hAnsi="Times New Roman"/>
-                <w:b/>
-                <w:i w:val="0"/>
-                <w:color w:val="000000"/>
-                <w:sz w:val="19"/>
-              </w:rPr>
-              <w:t>400.00</w:t>
-            </w:r>
-          </w:p>
-        </w:tc>
-      </w:tr>
-    </w:tbl>
-    <w:p>
-      <w:pPr>
-        <w:spacing w:before="160" w:after="120"/>
-      </w:pPr>
-      <w:r>
-        <w:rPr>
-          <w:rFonts w:ascii="Times New Roman" w:hAnsi="Times New Roman"/>
-          <w:b/>
-          <w:i w:val="0"/>
-          <w:color w:val="000000"/>
-          <w:sz w:val="24"/>
-        </w:rPr>
-        <w:t>COSTO TOTAL DEL PROYECTO: S/. 4,600.00 Soles</w:t>
-      </w:r>
-    </w:p>
-    <w:p>
-      <w:pPr>
-        <w:spacing w:before="200" w:after="80"/>
-        <w:jc w:val="left"/>
-      </w:pPr>
-      <w:r>
-        <w:rPr>
-          <w:rFonts w:ascii="Times New Roman" w:hAnsi="Times New Roman"/>
-          <w:b/>
-          <w:i w:val="0"/>
-          <w:color w:val="000000"/>
-          <w:sz w:val="24"/>
-        </w:rPr>
-        <w:t>5.3. Financiamiento</w:t>
-      </w:r>
-    </w:p>
-    <w:p>
-      <w:pPr>
-        <w:spacing w:line="312" w:lineRule="auto" w:before="0" w:after="80"/>
-        <w:ind w:firstLine="720"/>
-        <w:jc w:val="both"/>
-      </w:pPr>
-      <w:r>
-        <w:rPr>
-          <w:rFonts w:ascii="Times New Roman" w:hAnsi="Times New Roman"/>
-          <w:b w:val="0"/>
-          <w:i w:val="0"/>
-          <w:color w:val="000000"/>
-          <w:sz w:val="24"/>
-        </w:rPr>
-        <w:t>El proyecto de investigación será autofinanciado de manera integral por la investigadora principal.</w:t>
-      </w:r>
-    </w:p>
-    <w:p>
-      <w:pPr>
-        <w:spacing w:before="200" w:after="80"/>
-        <w:jc w:val="left"/>
-      </w:pPr>
-      <w:r>
-        <w:rPr>
-          <w:rFonts w:ascii="Times New Roman" w:hAnsi="Times New Roman"/>
-          <w:b/>
-          <w:i w:val="0"/>
-          <w:color w:val="000000"/>
-          <w:sz w:val="24"/>
-        </w:rPr>
-        <w:t>5.4. Cronograma de actividades</w:t>
-      </w:r>
-    </w:p>
-    <w:p>
-      <w:pPr>
-        <w:spacing w:line="312" w:lineRule="auto" w:before="0" w:after="80"/>
-        <w:ind w:firstLine="720"/>
-        <w:jc w:val="both"/>
-      </w:pPr>
-      <w:r>
-        <w:rPr>
-          <w:rFonts w:ascii="Times New Roman" w:hAnsi="Times New Roman"/>
-          <w:b w:val="0"/>
-          <w:i w:val="0"/>
-          <w:color w:val="000000"/>
-          <w:sz w:val="24"/>
-        </w:rPr>
-        <w:t>El dimensionamiento temporal del proyecto se sustenta en la técnica de evaluación y revisión de programas (PERT), calculándose el tiempo estimado (te) mediante la formulación: te = (O + 4m + P) / 6, donde O representa el tiempo optimista, m el tiempo más probable y P el tiempo pesimista.</w:t>
-      </w:r>
-    </w:p>
-    <w:p>
-      <w:pPr>
-        <w:spacing w:line="312" w:lineRule="auto" w:before="0" w:after="80"/>
-        <w:ind w:firstLine="720"/>
-        <w:jc w:val="both"/>
-      </w:pPr>
-      <w:r>
-        <w:rPr>
-          <w:rFonts w:ascii="Times New Roman" w:hAnsi="Times New Roman"/>
-          <w:b w:val="0"/>
-          <w:i w:val="0"/>
-          <w:color w:val="000000"/>
-          <w:sz w:val="24"/>
-        </w:rPr>
-        <w:t>Asimismo, tal como enfatizó el docente en la cátedra de EN 486, la planificación administrativa de una tesis de pregrado debe ponderar con realismo la brecha existente entre los plazos normativos formales y la realidad académica universitaria: la formulación rigurosa del proyecto demanda aproximadamente cuatro meses tras culminar el ciclo académico (Serie 47); los trámites de dictamen y aprobación ante el Comité Institucional de Ética en Investigación (CIEI) y el Consejo de Facultad suelen tomar entre seis a ocho meses en la práctica; y la fase de ejecución de campo exige un periodo indispensable de al menos tres meses para garantizar inmersión reflexiva, construcción de confianza interpersonal con los informantes y saturación teórica efectiva. Con base en este análisis crítico, se establece un horizonte operativo sistemático de seis (06) meses para la fase de ejecución y dictamen final, programado de agosto de 2026 a enero de 2027.</w:t>
-      </w:r>
-    </w:p>
-    <w:tbl>
-      <w:tblPr>
-        <w:tblW w:type="auto" w:w="0"/>
-        <w:jc w:val="center"/>
-        <w:tblLook w:firstColumn="1" w:firstRow="1" w:lastColumn="0" w:lastRow="0" w:noHBand="0" w:noVBand="1" w:val="04A0"/>
-        <w:tblBorders>
-          <w:top w:val="single" w:sz="4" w:space="0" w:color="808080"/>
-          <w:left w:val="single" w:sz="4" w:space="0" w:color="808080"/>
-          <w:bottom w:val="single" w:sz="4" w:space="0" w:color="808080"/>
-          <w:right w:val="single" w:sz="4" w:space="0" w:color="808080"/>
-          <w:insideH w:val="single" w:sz="4" w:space="0" w:color="808080"/>
-          <w:insideV w:val="single" w:sz="4" w:space="0" w:color="808080"/>
-        </w:tblBorders>
-      </w:tblPr>
-      <w:tblGrid>
-        <w:gridCol w:w="1215"/>
-        <w:gridCol w:w="1215"/>
-        <w:gridCol w:w="1215"/>
-        <w:gridCol w:w="1215"/>
-        <w:gridCol w:w="1215"/>
-        <w:gridCol w:w="1215"/>
-        <w:gridCol w:w="1215"/>
-      </w:tblGrid>
-      <w:tr>
-        <w:tc>
-          <w:tcPr>
-            <w:tcW w:type="dxa" w:w="3402"/>
-            <w:tcMar>
-              <w:top w:w="100" w:type="dxa"/>
-              <w:bottom w:w="100" w:type="dxa"/>
-              <w:left w:w="100" w:type="dxa"/>
-              <w:right w:w="100" w:type="dxa"/>
-            </w:tcMar>
-            <w:shd w:val="clear" w:color="auto" w:fill="F0F0F0"/>
-          </w:tcPr>
-          <w:p>
-            <w:pPr>
-              <w:jc w:val="center"/>
-            </w:pPr>
-            <w:r>
-              <w:rPr>
-                <w:rFonts w:ascii="Times New Roman" w:hAnsi="Times New Roman"/>
-                <w:b/>
-                <w:i w:val="0"/>
-                <w:color w:val="000000"/>
-                <w:sz w:val="19"/>
-              </w:rPr>
-              <w:t>Actividades</w:t>
-            </w:r>
-          </w:p>
-        </w:tc>
-        <w:tc>
-          <w:tcPr>
-            <w:tcW w:type="dxa" w:w="907"/>
-            <w:tcMar>
-              <w:top w:w="100" w:type="dxa"/>
-              <w:bottom w:w="100" w:type="dxa"/>
-              <w:left w:w="100" w:type="dxa"/>
-              <w:right w:w="100" w:type="dxa"/>
-            </w:tcMar>
-            <w:shd w:val="clear" w:color="auto" w:fill="F0F0F0"/>
-          </w:tcPr>
-          <w:p>
-            <w:pPr>
-              <w:jc w:val="center"/>
-            </w:pPr>
-            <w:r>
-              <w:rPr>
-                <w:rFonts w:ascii="Times New Roman" w:hAnsi="Times New Roman"/>
-                <w:b/>
-                <w:i w:val="0"/>
-                <w:color w:val="000000"/>
-                <w:sz w:val="19"/>
-              </w:rPr>
-              <w:t>Ago 2026</w:t>
-            </w:r>
-          </w:p>
-        </w:tc>
-        <w:tc>
-          <w:tcPr>
-            <w:tcW w:type="dxa" w:w="907"/>
-            <w:tcMar>
-              <w:top w:w="100" w:type="dxa"/>
-              <w:bottom w:w="100" w:type="dxa"/>
-              <w:left w:w="100" w:type="dxa"/>
-              <w:right w:w="100" w:type="dxa"/>
-            </w:tcMar>
-            <w:shd w:val="clear" w:color="auto" w:fill="F0F0F0"/>
-          </w:tcPr>
-          <w:p>
-            <w:pPr>
-              <w:jc w:val="center"/>
-            </w:pPr>
-            <w:r>
-              <w:rPr>
-                <w:rFonts w:ascii="Times New Roman" w:hAnsi="Times New Roman"/>
-                <w:b/>
-                <w:i w:val="0"/>
-                <w:color w:val="000000"/>
-                <w:sz w:val="19"/>
-              </w:rPr>
-              <w:t>Set 2026</w:t>
-            </w:r>
-          </w:p>
-        </w:tc>
-        <w:tc>
-          <w:tcPr>
-            <w:tcW w:type="dxa" w:w="907"/>
-            <w:tcMar>
-              <w:top w:w="100" w:type="dxa"/>
-              <w:bottom w:w="100" w:type="dxa"/>
-              <w:left w:w="100" w:type="dxa"/>
-              <w:right w:w="100" w:type="dxa"/>
-            </w:tcMar>
-            <w:shd w:val="clear" w:color="auto" w:fill="F0F0F0"/>
-          </w:tcPr>
-          <w:p>
-            <w:pPr>
-              <w:jc w:val="center"/>
-            </w:pPr>
-            <w:r>
-              <w:rPr>
-                <w:rFonts w:ascii="Times New Roman" w:hAnsi="Times New Roman"/>
-                <w:b/>
-                <w:i w:val="0"/>
-                <w:color w:val="000000"/>
-                <w:sz w:val="19"/>
-              </w:rPr>
-              <w:t>Oct 2026</w:t>
-            </w:r>
-          </w:p>
-        </w:tc>
-        <w:tc>
-          <w:tcPr>
-            <w:tcW w:type="dxa" w:w="907"/>
-            <w:tcMar>
-              <w:top w:w="100" w:type="dxa"/>
-              <w:bottom w:w="100" w:type="dxa"/>
-              <w:left w:w="100" w:type="dxa"/>
-              <w:right w:w="100" w:type="dxa"/>
-            </w:tcMar>
-            <w:shd w:val="clear" w:color="auto" w:fill="F0F0F0"/>
-          </w:tcPr>
-          <w:p>
-            <w:pPr>
-              <w:jc w:val="center"/>
-            </w:pPr>
-            <w:r>
-              <w:rPr>
-                <w:rFonts w:ascii="Times New Roman" w:hAnsi="Times New Roman"/>
-                <w:b/>
-                <w:i w:val="0"/>
-                <w:color w:val="000000"/>
-                <w:sz w:val="19"/>
-              </w:rPr>
-              <w:t>Nov 2026</w:t>
-            </w:r>
-          </w:p>
-        </w:tc>
-        <w:tc>
-          <w:tcPr>
-            <w:tcW w:type="dxa" w:w="907"/>
-            <w:tcMar>
-              <w:top w:w="100" w:type="dxa"/>
-              <w:bottom w:w="100" w:type="dxa"/>
-              <w:left w:w="100" w:type="dxa"/>
-              <w:right w:w="100" w:type="dxa"/>
-            </w:tcMar>
-            <w:shd w:val="clear" w:color="auto" w:fill="F0F0F0"/>
-          </w:tcPr>
-          <w:p>
-            <w:pPr>
-              <w:jc w:val="center"/>
-            </w:pPr>
-            <w:r>
-              <w:rPr>
-                <w:rFonts w:ascii="Times New Roman" w:hAnsi="Times New Roman"/>
-                <w:b/>
-                <w:i w:val="0"/>
-                <w:color w:val="000000"/>
-                <w:sz w:val="19"/>
-              </w:rPr>
-              <w:t>Dic 2026</w:t>
-            </w:r>
-          </w:p>
-        </w:tc>
-        <w:tc>
-          <w:tcPr>
-            <w:tcW w:type="dxa" w:w="907"/>
-            <w:tcMar>
-              <w:top w:w="100" w:type="dxa"/>
-              <w:bottom w:w="100" w:type="dxa"/>
-              <w:left w:w="100" w:type="dxa"/>
-              <w:right w:w="100" w:type="dxa"/>
-            </w:tcMar>
-            <w:shd w:val="clear" w:color="auto" w:fill="F0F0F0"/>
-          </w:tcPr>
-          <w:p>
-            <w:pPr>
-              <w:jc w:val="center"/>
-            </w:pPr>
-            <w:r>
-              <w:rPr>
-                <w:rFonts w:ascii="Times New Roman" w:hAnsi="Times New Roman"/>
-                <w:b/>
-                <w:i w:val="0"/>
-                <w:color w:val="000000"/>
-                <w:sz w:val="19"/>
-              </w:rPr>
-              <w:t>Ene 2027</w:t>
-            </w:r>
-          </w:p>
-        </w:tc>
-      </w:tr>
-      <w:tr>
-        <w:tc>
-          <w:tcPr>
-            <w:tcW w:type="dxa" w:w="3402"/>
-            <w:tcMar>
-              <w:top w:w="80" w:type="dxa"/>
-              <w:bottom w:w="80" w:type="dxa"/>
-              <w:left w:w="100" w:type="dxa"/>
-              <w:right w:w="100" w:type="dxa"/>
-            </w:tcMar>
-          </w:tcPr>
-          <w:p>
-            <w:pPr>
-              <w:jc w:val="left"/>
-            </w:pPr>
-            <w:r>
-              <w:rPr>
-                <w:rFonts w:ascii="Times New Roman" w:hAnsi="Times New Roman"/>
-                <w:b w:val="0"/>
-                <w:i w:val="0"/>
-                <w:color w:val="000000"/>
-                <w:sz w:val="19"/>
-              </w:rPr>
-              <w:t>Presentación del proyecto</w:t>
-            </w:r>
-          </w:p>
-        </w:tc>
-        <w:tc>
-          <w:tcPr>
-            <w:tcW w:type="dxa" w:w="907"/>
-            <w:tcMar>
-              <w:top w:w="80" w:type="dxa"/>
-              <w:bottom w:w="80" w:type="dxa"/>
-              <w:left w:w="100" w:type="dxa"/>
-              <w:right w:w="100" w:type="dxa"/>
-            </w:tcMar>
-          </w:tcPr>
-          <w:p>
-            <w:pPr>
-              <w:jc w:val="center"/>
-            </w:pPr>
-            <w:r>
-              <w:rPr>
-                <w:rFonts w:ascii="Times New Roman" w:hAnsi="Times New Roman"/>
-                <w:b/>
-                <w:i w:val="0"/>
-                <w:color w:val="000000"/>
-                <w:sz w:val="19"/>
-              </w:rPr>
-              <w:t>X</w:t>
-            </w:r>
-          </w:p>
-        </w:tc>
-        <w:tc>
-          <w:tcPr>
-            <w:tcW w:type="dxa" w:w="907"/>
-            <w:tcMar>
-              <w:top w:w="80" w:type="dxa"/>
-              <w:bottom w:w="80" w:type="dxa"/>
-              <w:left w:w="100" w:type="dxa"/>
-              <w:right w:w="100" w:type="dxa"/>
-            </w:tcMar>
-          </w:tcPr>
-          <w:p>
-            <w:pPr>
-              <w:jc w:val="center"/>
-            </w:pPr>
-            <w:r>
-              <w:rPr>
-                <w:rFonts w:ascii="Times New Roman" w:hAnsi="Times New Roman"/>
-                <w:b w:val="0"/>
-                <w:i w:val="0"/>
-                <w:color w:val="000000"/>
-                <w:sz w:val="19"/>
-              </w:rPr>
-            </w:r>
-          </w:p>
-        </w:tc>
-        <w:tc>
-          <w:tcPr>
-            <w:tcW w:type="dxa" w:w="907"/>
-            <w:tcMar>
-              <w:top w:w="80" w:type="dxa"/>
-              <w:bottom w:w="80" w:type="dxa"/>
-              <w:left w:w="100" w:type="dxa"/>
-              <w:right w:w="100" w:type="dxa"/>
-            </w:tcMar>
-          </w:tcPr>
-          <w:p>
-            <w:pPr>
-              <w:jc w:val="center"/>
-            </w:pPr>
-            <w:r>
-              <w:rPr>
-                <w:rFonts w:ascii="Times New Roman" w:hAnsi="Times New Roman"/>
-                <w:b w:val="0"/>
-                <w:i w:val="0"/>
-                <w:color w:val="000000"/>
-                <w:sz w:val="19"/>
-              </w:rPr>
-            </w:r>
-          </w:p>
-        </w:tc>
-        <w:tc>
-          <w:tcPr>
-            <w:tcW w:type="dxa" w:w="907"/>
-            <w:tcMar>
-              <w:top w:w="80" w:type="dxa"/>
-              <w:bottom w:w="80" w:type="dxa"/>
-              <w:left w:w="100" w:type="dxa"/>
-              <w:right w:w="100" w:type="dxa"/>
-            </w:tcMar>
-          </w:tcPr>
-          <w:p>
-            <w:pPr>
-              <w:jc w:val="center"/>
-            </w:pPr>
-            <w:r>
-              <w:rPr>
-                <w:rFonts w:ascii="Times New Roman" w:hAnsi="Times New Roman"/>
-                <w:b w:val="0"/>
-                <w:i w:val="0"/>
-                <w:color w:val="000000"/>
-                <w:sz w:val="19"/>
-              </w:rPr>
-            </w:r>
-          </w:p>
-        </w:tc>
-        <w:tc>
-          <w:tcPr>
-            <w:tcW w:type="dxa" w:w="907"/>
-            <w:tcMar>
-              <w:top w:w="80" w:type="dxa"/>
-              <w:bottom w:w="80" w:type="dxa"/>
-              <w:left w:w="100" w:type="dxa"/>
-              <w:right w:w="100" w:type="dxa"/>
-            </w:tcMar>
-          </w:tcPr>
-          <w:p>
-            <w:pPr>
-              <w:jc w:val="center"/>
-            </w:pPr>
-            <w:r>
-              <w:rPr>
-                <w:rFonts w:ascii="Times New Roman" w:hAnsi="Times New Roman"/>
-                <w:b w:val="0"/>
-                <w:i w:val="0"/>
-                <w:color w:val="000000"/>
-                <w:sz w:val="19"/>
-              </w:rPr>
-            </w:r>
-          </w:p>
-        </w:tc>
-        <w:tc>
-          <w:tcPr>
-            <w:tcW w:type="dxa" w:w="907"/>
-            <w:tcMar>
-              <w:top w:w="80" w:type="dxa"/>
-              <w:bottom w:w="80" w:type="dxa"/>
-              <w:left w:w="100" w:type="dxa"/>
-              <w:right w:w="100" w:type="dxa"/>
-            </w:tcMar>
-          </w:tcPr>
-          <w:p>
-            <w:pPr>
-              <w:jc w:val="center"/>
-            </w:pPr>
-            <w:r>
-              <w:rPr>
-                <w:rFonts w:ascii="Times New Roman" w:hAnsi="Times New Roman"/>
-                <w:b w:val="0"/>
-                <w:i w:val="0"/>
-                <w:color w:val="000000"/>
-                <w:sz w:val="19"/>
-              </w:rPr>
-            </w:r>
-          </w:p>
-        </w:tc>
-      </w:tr>
-      <w:tr>
-        <w:tc>
-          <w:tcPr>
-            <w:tcW w:type="dxa" w:w="3402"/>
-            <w:tcMar>
-              <w:top w:w="80" w:type="dxa"/>
-              <w:bottom w:w="80" w:type="dxa"/>
-              <w:left w:w="100" w:type="dxa"/>
-              <w:right w:w="100" w:type="dxa"/>
-            </w:tcMar>
-          </w:tcPr>
-          <w:p>
-            <w:pPr>
-              <w:jc w:val="left"/>
-            </w:pPr>
-            <w:r>
-              <w:rPr>
-                <w:rFonts w:ascii="Times New Roman" w:hAnsi="Times New Roman"/>
-                <w:b w:val="0"/>
-                <w:i w:val="0"/>
-                <w:color w:val="000000"/>
-                <w:sz w:val="19"/>
-              </w:rPr>
-              <w:t>Aprobación del proyecto</w:t>
-            </w:r>
-          </w:p>
-        </w:tc>
-        <w:tc>
-          <w:tcPr>
-            <w:tcW w:type="dxa" w:w="907"/>
-            <w:tcMar>
-              <w:top w:w="80" w:type="dxa"/>
-              <w:bottom w:w="80" w:type="dxa"/>
-              <w:left w:w="100" w:type="dxa"/>
-              <w:right w:w="100" w:type="dxa"/>
-            </w:tcMar>
-          </w:tcPr>
-          <w:p>
-            <w:pPr>
-              <w:jc w:val="center"/>
-            </w:pPr>
-            <w:r>
-              <w:rPr>
-                <w:rFonts w:ascii="Times New Roman" w:hAnsi="Times New Roman"/>
-                <w:b w:val="0"/>
-                <w:i w:val="0"/>
-                <w:color w:val="000000"/>
-                <w:sz w:val="19"/>
-              </w:rPr>
-            </w:r>
-          </w:p>
-        </w:tc>
-        <w:tc>
-          <w:tcPr>
-            <w:tcW w:type="dxa" w:w="907"/>
-            <w:tcMar>
-              <w:top w:w="80" w:type="dxa"/>
-              <w:bottom w:w="80" w:type="dxa"/>
-              <w:left w:w="100" w:type="dxa"/>
-              <w:right w:w="100" w:type="dxa"/>
-            </w:tcMar>
-          </w:tcPr>
-          <w:p>
-            <w:pPr>
-              <w:jc w:val="center"/>
-            </w:pPr>
-            <w:r>
-              <w:rPr>
-                <w:rFonts w:ascii="Times New Roman" w:hAnsi="Times New Roman"/>
-                <w:b/>
-                <w:i w:val="0"/>
-                <w:color w:val="000000"/>
-                <w:sz w:val="19"/>
-              </w:rPr>
-              <w:t>X</w:t>
-            </w:r>
-          </w:p>
-        </w:tc>
-        <w:tc>
-          <w:tcPr>
-            <w:tcW w:type="dxa" w:w="907"/>
-            <w:tcMar>
-              <w:top w:w="80" w:type="dxa"/>
-              <w:bottom w:w="80" w:type="dxa"/>
-              <w:left w:w="100" w:type="dxa"/>
-              <w:right w:w="100" w:type="dxa"/>
-            </w:tcMar>
-          </w:tcPr>
-          <w:p>
-            <w:pPr>
-              <w:jc w:val="center"/>
-            </w:pPr>
-            <w:r>
-              <w:rPr>
-                <w:rFonts w:ascii="Times New Roman" w:hAnsi="Times New Roman"/>
-                <w:b w:val="0"/>
-                <w:i w:val="0"/>
-                <w:color w:val="000000"/>
-                <w:sz w:val="19"/>
-              </w:rPr>
-            </w:r>
-          </w:p>
-        </w:tc>
-        <w:tc>
-          <w:tcPr>
-            <w:tcW w:type="dxa" w:w="907"/>
-            <w:tcMar>
-              <w:top w:w="80" w:type="dxa"/>
-              <w:bottom w:w="80" w:type="dxa"/>
-              <w:left w:w="100" w:type="dxa"/>
-              <w:right w:w="100" w:type="dxa"/>
-            </w:tcMar>
-          </w:tcPr>
-          <w:p>
-            <w:pPr>
-              <w:jc w:val="center"/>
-            </w:pPr>
-            <w:r>
-              <w:rPr>
-                <w:rFonts w:ascii="Times New Roman" w:hAnsi="Times New Roman"/>
-                <w:b w:val="0"/>
-                <w:i w:val="0"/>
-                <w:color w:val="000000"/>
-                <w:sz w:val="19"/>
-              </w:rPr>
-            </w:r>
-          </w:p>
-        </w:tc>
-        <w:tc>
-          <w:tcPr>
-            <w:tcW w:type="dxa" w:w="907"/>
-            <w:tcMar>
-              <w:top w:w="80" w:type="dxa"/>
-              <w:bottom w:w="80" w:type="dxa"/>
-              <w:left w:w="100" w:type="dxa"/>
-              <w:right w:w="100" w:type="dxa"/>
-            </w:tcMar>
-          </w:tcPr>
-          <w:p>
-            <w:pPr>
-              <w:jc w:val="center"/>
-            </w:pPr>
-            <w:r>
-              <w:rPr>
-                <w:rFonts w:ascii="Times New Roman" w:hAnsi="Times New Roman"/>
-                <w:b w:val="0"/>
-                <w:i w:val="0"/>
-                <w:color w:val="000000"/>
-                <w:sz w:val="19"/>
-              </w:rPr>
-            </w:r>
-          </w:p>
-        </w:tc>
-        <w:tc>
-          <w:tcPr>
-            <w:tcW w:type="dxa" w:w="907"/>
-            <w:tcMar>
-              <w:top w:w="80" w:type="dxa"/>
-              <w:bottom w:w="80" w:type="dxa"/>
-              <w:left w:w="100" w:type="dxa"/>
-              <w:right w:w="100" w:type="dxa"/>
-            </w:tcMar>
-          </w:tcPr>
-          <w:p>
-            <w:pPr>
-              <w:jc w:val="center"/>
-            </w:pPr>
-            <w:r>
-              <w:rPr>
-                <w:rFonts w:ascii="Times New Roman" w:hAnsi="Times New Roman"/>
-                <w:b w:val="0"/>
-                <w:i w:val="0"/>
-                <w:color w:val="000000"/>
-                <w:sz w:val="19"/>
-              </w:rPr>
-            </w:r>
-          </w:p>
-        </w:tc>
-      </w:tr>
-      <w:tr>
-        <w:tc>
-          <w:tcPr>
-            <w:tcW w:type="dxa" w:w="3402"/>
-            <w:tcMar>
-              <w:top w:w="80" w:type="dxa"/>
-              <w:bottom w:w="80" w:type="dxa"/>
-              <w:left w:w="100" w:type="dxa"/>
-              <w:right w:w="100" w:type="dxa"/>
-            </w:tcMar>
-          </w:tcPr>
-          <w:p>
-            <w:pPr>
-              <w:jc w:val="left"/>
-            </w:pPr>
-            <w:r>
-              <w:rPr>
-                <w:rFonts w:ascii="Times New Roman" w:hAnsi="Times New Roman"/>
-                <w:b w:val="0"/>
-                <w:i w:val="0"/>
-                <w:color w:val="000000"/>
-                <w:sz w:val="19"/>
-              </w:rPr>
-              <w:t>Validación de instrumentos</w:t>
-            </w:r>
-          </w:p>
-        </w:tc>
-        <w:tc>
-          <w:tcPr>
-            <w:tcW w:type="dxa" w:w="907"/>
-            <w:tcMar>
-              <w:top w:w="80" w:type="dxa"/>
-              <w:bottom w:w="80" w:type="dxa"/>
-              <w:left w:w="100" w:type="dxa"/>
-              <w:right w:w="100" w:type="dxa"/>
-            </w:tcMar>
-          </w:tcPr>
-          <w:p>
-            <w:pPr>
-              <w:jc w:val="center"/>
-            </w:pPr>
-            <w:r>
-              <w:rPr>
-                <w:rFonts w:ascii="Times New Roman" w:hAnsi="Times New Roman"/>
-                <w:b w:val="0"/>
-                <w:i w:val="0"/>
-                <w:color w:val="000000"/>
-                <w:sz w:val="19"/>
-              </w:rPr>
-            </w:r>
-          </w:p>
-        </w:tc>
-        <w:tc>
-          <w:tcPr>
-            <w:tcW w:type="dxa" w:w="907"/>
-            <w:tcMar>
-              <w:top w:w="80" w:type="dxa"/>
-              <w:bottom w:w="80" w:type="dxa"/>
-              <w:left w:w="100" w:type="dxa"/>
-              <w:right w:w="100" w:type="dxa"/>
-            </w:tcMar>
-          </w:tcPr>
-          <w:p>
-            <w:pPr>
-              <w:jc w:val="center"/>
-            </w:pPr>
-            <w:r>
-              <w:rPr>
-                <w:rFonts w:ascii="Times New Roman" w:hAnsi="Times New Roman"/>
-                <w:b w:val="0"/>
-                <w:i w:val="0"/>
-                <w:color w:val="000000"/>
-                <w:sz w:val="19"/>
-              </w:rPr>
-            </w:r>
-          </w:p>
-        </w:tc>
-        <w:tc>
-          <w:tcPr>
-            <w:tcW w:type="dxa" w:w="907"/>
-            <w:tcMar>
-              <w:top w:w="80" w:type="dxa"/>
-              <w:bottom w:w="80" w:type="dxa"/>
-              <w:left w:w="100" w:type="dxa"/>
-              <w:right w:w="100" w:type="dxa"/>
-            </w:tcMar>
-          </w:tcPr>
-          <w:p>
-            <w:pPr>
-              <w:jc w:val="center"/>
-            </w:pPr>
-            <w:r>
-              <w:rPr>
-                <w:rFonts w:ascii="Times New Roman" w:hAnsi="Times New Roman"/>
-                <w:b/>
-                <w:i w:val="0"/>
-                <w:color w:val="000000"/>
-                <w:sz w:val="19"/>
-              </w:rPr>
-              <w:t>X</w:t>
-            </w:r>
-          </w:p>
-        </w:tc>
-        <w:tc>
-          <w:tcPr>
-            <w:tcW w:type="dxa" w:w="907"/>
-            <w:tcMar>
-              <w:top w:w="80" w:type="dxa"/>
-              <w:bottom w:w="80" w:type="dxa"/>
-              <w:left w:w="100" w:type="dxa"/>
-              <w:right w:w="100" w:type="dxa"/>
-            </w:tcMar>
-          </w:tcPr>
-          <w:p>
-            <w:pPr>
-              <w:jc w:val="center"/>
-            </w:pPr>
-            <w:r>
-              <w:rPr>
-                <w:rFonts w:ascii="Times New Roman" w:hAnsi="Times New Roman"/>
-                <w:b w:val="0"/>
-                <w:i w:val="0"/>
-                <w:color w:val="000000"/>
-                <w:sz w:val="19"/>
-              </w:rPr>
-            </w:r>
-          </w:p>
-        </w:tc>
-        <w:tc>
-          <w:tcPr>
-            <w:tcW w:type="dxa" w:w="907"/>
-            <w:tcMar>
-              <w:top w:w="80" w:type="dxa"/>
-              <w:bottom w:w="80" w:type="dxa"/>
-              <w:left w:w="100" w:type="dxa"/>
-              <w:right w:w="100" w:type="dxa"/>
-            </w:tcMar>
-          </w:tcPr>
-          <w:p>
-            <w:pPr>
-              <w:jc w:val="center"/>
-            </w:pPr>
-            <w:r>
-              <w:rPr>
-                <w:rFonts w:ascii="Times New Roman" w:hAnsi="Times New Roman"/>
-                <w:b w:val="0"/>
-                <w:i w:val="0"/>
-                <w:color w:val="000000"/>
-                <w:sz w:val="19"/>
-              </w:rPr>
-            </w:r>
-          </w:p>
-        </w:tc>
-        <w:tc>
-          <w:tcPr>
-            <w:tcW w:type="dxa" w:w="907"/>
-            <w:tcMar>
-              <w:top w:w="80" w:type="dxa"/>
-              <w:bottom w:w="80" w:type="dxa"/>
-              <w:left w:w="100" w:type="dxa"/>
-              <w:right w:w="100" w:type="dxa"/>
-            </w:tcMar>
-          </w:tcPr>
-          <w:p>
-            <w:pPr>
-              <w:jc w:val="center"/>
-            </w:pPr>
-            <w:r>
-              <w:rPr>
-                <w:rFonts w:ascii="Times New Roman" w:hAnsi="Times New Roman"/>
-                <w:b w:val="0"/>
-                <w:i w:val="0"/>
-                <w:color w:val="000000"/>
-                <w:sz w:val="19"/>
-              </w:rPr>
-            </w:r>
-          </w:p>
-        </w:tc>
-      </w:tr>
-      <w:tr>
-        <w:tc>
-          <w:tcPr>
-            <w:tcW w:type="dxa" w:w="3402"/>
-            <w:tcMar>
-              <w:top w:w="80" w:type="dxa"/>
-              <w:bottom w:w="80" w:type="dxa"/>
-              <w:left w:w="100" w:type="dxa"/>
-              <w:right w:w="100" w:type="dxa"/>
-            </w:tcMar>
-          </w:tcPr>
-          <w:p>
-            <w:pPr>
-              <w:jc w:val="left"/>
-            </w:pPr>
-            <w:r>
-              <w:rPr>
-                <w:rFonts w:ascii="Times New Roman" w:hAnsi="Times New Roman"/>
-                <w:b w:val="0"/>
-                <w:i w:val="0"/>
-                <w:color w:val="000000"/>
-                <w:sz w:val="19"/>
-              </w:rPr>
-              <w:t>Revisión del marco teórico</w:t>
-            </w:r>
-          </w:p>
-        </w:tc>
-        <w:tc>
-          <w:tcPr>
-            <w:tcW w:type="dxa" w:w="907"/>
-            <w:tcMar>
-              <w:top w:w="80" w:type="dxa"/>
-              <w:bottom w:w="80" w:type="dxa"/>
-              <w:left w:w="100" w:type="dxa"/>
-              <w:right w:w="100" w:type="dxa"/>
-            </w:tcMar>
-          </w:tcPr>
-          <w:p>
-            <w:pPr>
-              <w:jc w:val="center"/>
-            </w:pPr>
-            <w:r>
-              <w:rPr>
-                <w:rFonts w:ascii="Times New Roman" w:hAnsi="Times New Roman"/>
-                <w:b w:val="0"/>
-                <w:i w:val="0"/>
-                <w:color w:val="000000"/>
-                <w:sz w:val="19"/>
-              </w:rPr>
-            </w:r>
-          </w:p>
-        </w:tc>
-        <w:tc>
-          <w:tcPr>
-            <w:tcW w:type="dxa" w:w="907"/>
-            <w:tcMar>
-              <w:top w:w="80" w:type="dxa"/>
-              <w:bottom w:w="80" w:type="dxa"/>
-              <w:left w:w="100" w:type="dxa"/>
-              <w:right w:w="100" w:type="dxa"/>
-            </w:tcMar>
-          </w:tcPr>
-          <w:p>
-            <w:pPr>
-              <w:jc w:val="center"/>
-            </w:pPr>
-            <w:r>
-              <w:rPr>
-                <w:rFonts w:ascii="Times New Roman" w:hAnsi="Times New Roman"/>
-                <w:b w:val="0"/>
-                <w:i w:val="0"/>
-                <w:color w:val="000000"/>
-                <w:sz w:val="19"/>
-              </w:rPr>
-            </w:r>
-          </w:p>
-        </w:tc>
-        <w:tc>
-          <w:tcPr>
-            <w:tcW w:type="dxa" w:w="907"/>
-            <w:tcMar>
-              <w:top w:w="80" w:type="dxa"/>
-              <w:bottom w:w="80" w:type="dxa"/>
-              <w:left w:w="100" w:type="dxa"/>
-              <w:right w:w="100" w:type="dxa"/>
-            </w:tcMar>
-          </w:tcPr>
-          <w:p>
-            <w:pPr>
-              <w:jc w:val="center"/>
-            </w:pPr>
-            <w:r>
-              <w:rPr>
-                <w:rFonts w:ascii="Times New Roman" w:hAnsi="Times New Roman"/>
-                <w:b/>
-                <w:i w:val="0"/>
-                <w:color w:val="000000"/>
-                <w:sz w:val="19"/>
-              </w:rPr>
-              <w:t>X</w:t>
-            </w:r>
-          </w:p>
-        </w:tc>
-        <w:tc>
-          <w:tcPr>
-            <w:tcW w:type="dxa" w:w="907"/>
-            <w:tcMar>
-              <w:top w:w="80" w:type="dxa"/>
-              <w:bottom w:w="80" w:type="dxa"/>
-              <w:left w:w="100" w:type="dxa"/>
-              <w:right w:w="100" w:type="dxa"/>
-            </w:tcMar>
-          </w:tcPr>
-          <w:p>
-            <w:pPr>
-              <w:jc w:val="center"/>
-            </w:pPr>
-            <w:r>
-              <w:rPr>
-                <w:rFonts w:ascii="Times New Roman" w:hAnsi="Times New Roman"/>
-                <w:b/>
-                <w:i w:val="0"/>
-                <w:color w:val="000000"/>
-                <w:sz w:val="19"/>
-              </w:rPr>
-              <w:t>X</w:t>
-            </w:r>
-          </w:p>
-        </w:tc>
-        <w:tc>
-          <w:tcPr>
-            <w:tcW w:type="dxa" w:w="907"/>
-            <w:tcMar>
-              <w:top w:w="80" w:type="dxa"/>
-              <w:bottom w:w="80" w:type="dxa"/>
-              <w:left w:w="100" w:type="dxa"/>
-              <w:right w:w="100" w:type="dxa"/>
-            </w:tcMar>
-          </w:tcPr>
-          <w:p>
-            <w:pPr>
-              <w:jc w:val="center"/>
-            </w:pPr>
-            <w:r>
-              <w:rPr>
-                <w:rFonts w:ascii="Times New Roman" w:hAnsi="Times New Roman"/>
-                <w:b w:val="0"/>
-                <w:i w:val="0"/>
-                <w:color w:val="000000"/>
-                <w:sz w:val="19"/>
-              </w:rPr>
-            </w:r>
-          </w:p>
-        </w:tc>
-        <w:tc>
-          <w:tcPr>
-            <w:tcW w:type="dxa" w:w="907"/>
-            <w:tcMar>
-              <w:top w:w="80" w:type="dxa"/>
-              <w:bottom w:w="80" w:type="dxa"/>
-              <w:left w:w="100" w:type="dxa"/>
-              <w:right w:w="100" w:type="dxa"/>
-            </w:tcMar>
-          </w:tcPr>
-          <w:p>
-            <w:pPr>
-              <w:jc w:val="center"/>
-            </w:pPr>
-            <w:r>
-              <w:rPr>
-                <w:rFonts w:ascii="Times New Roman" w:hAnsi="Times New Roman"/>
-                <w:b w:val="0"/>
-                <w:i w:val="0"/>
-                <w:color w:val="000000"/>
-                <w:sz w:val="19"/>
-              </w:rPr>
-            </w:r>
-          </w:p>
-        </w:tc>
-      </w:tr>
-      <w:tr>
-        <w:tc>
-          <w:tcPr>
-            <w:tcW w:type="dxa" w:w="3402"/>
-            <w:tcMar>
-              <w:top w:w="80" w:type="dxa"/>
-              <w:bottom w:w="80" w:type="dxa"/>
-              <w:left w:w="100" w:type="dxa"/>
-              <w:right w:w="100" w:type="dxa"/>
-            </w:tcMar>
-          </w:tcPr>
-          <w:p>
-            <w:pPr>
-              <w:jc w:val="left"/>
-            </w:pPr>
-            <w:r>
-              <w:rPr>
-                <w:rFonts w:ascii="Times New Roman" w:hAnsi="Times New Roman"/>
-                <w:b w:val="0"/>
-                <w:i w:val="0"/>
-                <w:color w:val="000000"/>
-                <w:sz w:val="19"/>
-              </w:rPr>
-              <w:t>Coordinación con el establecimiento de salud</w:t>
-            </w:r>
-          </w:p>
-        </w:tc>
-        <w:tc>
-          <w:tcPr>
-            <w:tcW w:type="dxa" w:w="907"/>
-            <w:tcMar>
-              <w:top w:w="80" w:type="dxa"/>
-              <w:bottom w:w="80" w:type="dxa"/>
-              <w:left w:w="100" w:type="dxa"/>
-              <w:right w:w="100" w:type="dxa"/>
-            </w:tcMar>
-          </w:tcPr>
-          <w:p>
-            <w:pPr>
-              <w:jc w:val="center"/>
-            </w:pPr>
-            <w:r>
-              <w:rPr>
-                <w:rFonts w:ascii="Times New Roman" w:hAnsi="Times New Roman"/>
-                <w:b w:val="0"/>
-                <w:i w:val="0"/>
-                <w:color w:val="000000"/>
-                <w:sz w:val="19"/>
-              </w:rPr>
-            </w:r>
-          </w:p>
-        </w:tc>
-        <w:tc>
-          <w:tcPr>
-            <w:tcW w:type="dxa" w:w="907"/>
-            <w:tcMar>
-              <w:top w:w="80" w:type="dxa"/>
-              <w:bottom w:w="80" w:type="dxa"/>
-              <w:left w:w="100" w:type="dxa"/>
-              <w:right w:w="100" w:type="dxa"/>
-            </w:tcMar>
-          </w:tcPr>
-          <w:p>
-            <w:pPr>
-              <w:jc w:val="center"/>
-            </w:pPr>
-            <w:r>
-              <w:rPr>
-                <w:rFonts w:ascii="Times New Roman" w:hAnsi="Times New Roman"/>
-                <w:b w:val="0"/>
-                <w:i w:val="0"/>
-                <w:color w:val="000000"/>
-                <w:sz w:val="19"/>
-              </w:rPr>
-            </w:r>
-          </w:p>
-        </w:tc>
-        <w:tc>
-          <w:tcPr>
-            <w:tcW w:type="dxa" w:w="907"/>
-            <w:tcMar>
-              <w:top w:w="80" w:type="dxa"/>
-              <w:bottom w:w="80" w:type="dxa"/>
-              <w:left w:w="100" w:type="dxa"/>
-              <w:right w:w="100" w:type="dxa"/>
-            </w:tcMar>
-          </w:tcPr>
-          <w:p>
-            <w:pPr>
-              <w:jc w:val="center"/>
-            </w:pPr>
-            <w:r>
-              <w:rPr>
-                <w:rFonts w:ascii="Times New Roman" w:hAnsi="Times New Roman"/>
-                <w:b w:val="0"/>
-                <w:i w:val="0"/>
-                <w:color w:val="000000"/>
-                <w:sz w:val="19"/>
-              </w:rPr>
-            </w:r>
-          </w:p>
-        </w:tc>
-        <w:tc>
-          <w:tcPr>
-            <w:tcW w:type="dxa" w:w="907"/>
-            <w:tcMar>
-              <w:top w:w="80" w:type="dxa"/>
-              <w:bottom w:w="80" w:type="dxa"/>
-              <w:left w:w="100" w:type="dxa"/>
-              <w:right w:w="100" w:type="dxa"/>
-            </w:tcMar>
-          </w:tcPr>
-          <w:p>
-            <w:pPr>
-              <w:jc w:val="center"/>
-            </w:pPr>
-            <w:r>
-              <w:rPr>
-                <w:rFonts w:ascii="Times New Roman" w:hAnsi="Times New Roman"/>
-                <w:b/>
-                <w:i w:val="0"/>
-                <w:color w:val="000000"/>
-                <w:sz w:val="19"/>
-              </w:rPr>
-              <w:t>X</w:t>
-            </w:r>
-          </w:p>
-        </w:tc>
-        <w:tc>
-          <w:tcPr>
-            <w:tcW w:type="dxa" w:w="907"/>
-            <w:tcMar>
-              <w:top w:w="80" w:type="dxa"/>
-              <w:bottom w:w="80" w:type="dxa"/>
-              <w:left w:w="100" w:type="dxa"/>
-              <w:right w:w="100" w:type="dxa"/>
-            </w:tcMar>
-          </w:tcPr>
-          <w:p>
-            <w:pPr>
-              <w:jc w:val="center"/>
-            </w:pPr>
-            <w:r>
-              <w:rPr>
-                <w:rFonts w:ascii="Times New Roman" w:hAnsi="Times New Roman"/>
-                <w:b w:val="0"/>
-                <w:i w:val="0"/>
-                <w:color w:val="000000"/>
-                <w:sz w:val="19"/>
-              </w:rPr>
-            </w:r>
-          </w:p>
-        </w:tc>
-        <w:tc>
-          <w:tcPr>
-            <w:tcW w:type="dxa" w:w="907"/>
-            <w:tcMar>
-              <w:top w:w="80" w:type="dxa"/>
-              <w:bottom w:w="80" w:type="dxa"/>
-              <w:left w:w="100" w:type="dxa"/>
-              <w:right w:w="100" w:type="dxa"/>
-            </w:tcMar>
-          </w:tcPr>
-          <w:p>
-            <w:pPr>
-              <w:jc w:val="center"/>
-            </w:pPr>
-            <w:r>
-              <w:rPr>
-                <w:rFonts w:ascii="Times New Roman" w:hAnsi="Times New Roman"/>
-                <w:b w:val="0"/>
-                <w:i w:val="0"/>
-                <w:color w:val="000000"/>
-                <w:sz w:val="19"/>
-              </w:rPr>
-            </w:r>
-          </w:p>
-        </w:tc>
-      </w:tr>
-      <w:tr>
-        <w:tc>
-          <w:tcPr>
-            <w:tcW w:type="dxa" w:w="3402"/>
-            <w:tcMar>
-              <w:top w:w="80" w:type="dxa"/>
-              <w:bottom w:w="80" w:type="dxa"/>
-              <w:left w:w="100" w:type="dxa"/>
-              <w:right w:w="100" w:type="dxa"/>
-            </w:tcMar>
-          </w:tcPr>
-          <w:p>
-            <w:pPr>
-              <w:jc w:val="left"/>
-            </w:pPr>
-            <w:r>
-              <w:rPr>
-                <w:rFonts w:ascii="Times New Roman" w:hAnsi="Times New Roman"/>
-                <w:b w:val="0"/>
-                <w:i w:val="0"/>
-                <w:color w:val="000000"/>
-                <w:sz w:val="19"/>
-              </w:rPr>
-              <w:t>Recolección de datos (entrevistas)</w:t>
-            </w:r>
-          </w:p>
-        </w:tc>
-        <w:tc>
-          <w:tcPr>
-            <w:tcW w:type="dxa" w:w="907"/>
-            <w:tcMar>
-              <w:top w:w="80" w:type="dxa"/>
-              <w:bottom w:w="80" w:type="dxa"/>
-              <w:left w:w="100" w:type="dxa"/>
-              <w:right w:w="100" w:type="dxa"/>
-            </w:tcMar>
-          </w:tcPr>
-          <w:p>
-            <w:pPr>
-              <w:jc w:val="center"/>
-            </w:pPr>
-            <w:r>
-              <w:rPr>
-                <w:rFonts w:ascii="Times New Roman" w:hAnsi="Times New Roman"/>
-                <w:b w:val="0"/>
-                <w:i w:val="0"/>
-                <w:color w:val="000000"/>
-                <w:sz w:val="19"/>
-              </w:rPr>
-            </w:r>
-          </w:p>
-        </w:tc>
-        <w:tc>
-          <w:tcPr>
-            <w:tcW w:type="dxa" w:w="907"/>
-            <w:tcMar>
-              <w:top w:w="80" w:type="dxa"/>
-              <w:bottom w:w="80" w:type="dxa"/>
-              <w:left w:w="100" w:type="dxa"/>
-              <w:right w:w="100" w:type="dxa"/>
-            </w:tcMar>
-          </w:tcPr>
-          <w:p>
-            <w:pPr>
-              <w:jc w:val="center"/>
-            </w:pPr>
-            <w:r>
-              <w:rPr>
-                <w:rFonts w:ascii="Times New Roman" w:hAnsi="Times New Roman"/>
-                <w:b w:val="0"/>
-                <w:i w:val="0"/>
-                <w:color w:val="000000"/>
-                <w:sz w:val="19"/>
-              </w:rPr>
-            </w:r>
-          </w:p>
-        </w:tc>
-        <w:tc>
-          <w:tcPr>
-            <w:tcW w:type="dxa" w:w="907"/>
-            <w:tcMar>
-              <w:top w:w="80" w:type="dxa"/>
-              <w:bottom w:w="80" w:type="dxa"/>
-              <w:left w:w="100" w:type="dxa"/>
-              <w:right w:w="100" w:type="dxa"/>
-            </w:tcMar>
-          </w:tcPr>
-          <w:p>
-            <w:pPr>
-              <w:jc w:val="center"/>
-            </w:pPr>
-            <w:r>
-              <w:rPr>
-                <w:rFonts w:ascii="Times New Roman" w:hAnsi="Times New Roman"/>
-                <w:b w:val="0"/>
-                <w:i w:val="0"/>
-                <w:color w:val="000000"/>
-                <w:sz w:val="19"/>
-              </w:rPr>
-            </w:r>
-          </w:p>
-        </w:tc>
-        <w:tc>
-          <w:tcPr>
-            <w:tcW w:type="dxa" w:w="907"/>
-            <w:tcMar>
-              <w:top w:w="80" w:type="dxa"/>
-              <w:bottom w:w="80" w:type="dxa"/>
-              <w:left w:w="100" w:type="dxa"/>
-              <w:right w:w="100" w:type="dxa"/>
-            </w:tcMar>
-          </w:tcPr>
-          <w:p>
-            <w:pPr>
-              <w:jc w:val="center"/>
-            </w:pPr>
-            <w:r>
-              <w:rPr>
-                <w:rFonts w:ascii="Times New Roman" w:hAnsi="Times New Roman"/>
-                <w:b/>
-                <w:i w:val="0"/>
-                <w:color w:val="000000"/>
-                <w:sz w:val="19"/>
-              </w:rPr>
-              <w:t>X</w:t>
-            </w:r>
-          </w:p>
-        </w:tc>
-        <w:tc>
-          <w:tcPr>
-            <w:tcW w:type="dxa" w:w="907"/>
-            <w:tcMar>
-              <w:top w:w="80" w:type="dxa"/>
-              <w:bottom w:w="80" w:type="dxa"/>
-              <w:left w:w="100" w:type="dxa"/>
-              <w:right w:w="100" w:type="dxa"/>
-            </w:tcMar>
-          </w:tcPr>
-          <w:p>
-            <w:pPr>
-              <w:jc w:val="center"/>
-            </w:pPr>
-            <w:r>
-              <w:rPr>
-                <w:rFonts w:ascii="Times New Roman" w:hAnsi="Times New Roman"/>
-                <w:b/>
-                <w:i w:val="0"/>
-                <w:color w:val="000000"/>
-                <w:sz w:val="19"/>
-              </w:rPr>
-              <w:t>X</w:t>
-            </w:r>
-          </w:p>
-        </w:tc>
-        <w:tc>
-          <w:tcPr>
-            <w:tcW w:type="dxa" w:w="907"/>
-            <w:tcMar>
-              <w:top w:w="80" w:type="dxa"/>
-              <w:bottom w:w="80" w:type="dxa"/>
-              <w:left w:w="100" w:type="dxa"/>
-              <w:right w:w="100" w:type="dxa"/>
-            </w:tcMar>
-          </w:tcPr>
-          <w:p>
-            <w:pPr>
-              <w:jc w:val="center"/>
-            </w:pPr>
-            <w:r>
-              <w:rPr>
-                <w:rFonts w:ascii="Times New Roman" w:hAnsi="Times New Roman"/>
-                <w:b w:val="0"/>
-                <w:i w:val="0"/>
-                <w:color w:val="000000"/>
-                <w:sz w:val="19"/>
-              </w:rPr>
-            </w:r>
-          </w:p>
-        </w:tc>
-      </w:tr>
-      <w:tr>
-        <w:tc>
-          <w:tcPr>
-            <w:tcW w:type="dxa" w:w="3402"/>
-            <w:tcMar>
-              <w:top w:w="80" w:type="dxa"/>
-              <w:bottom w:w="80" w:type="dxa"/>
-              <w:left w:w="100" w:type="dxa"/>
-              <w:right w:w="100" w:type="dxa"/>
-            </w:tcMar>
-          </w:tcPr>
-          <w:p>
-            <w:pPr>
-              <w:jc w:val="left"/>
-            </w:pPr>
-            <w:r>
-              <w:rPr>
-                <w:rFonts w:ascii="Times New Roman" w:hAnsi="Times New Roman"/>
-                <w:b w:val="0"/>
-                <w:i w:val="0"/>
-                <w:color w:val="000000"/>
-                <w:sz w:val="19"/>
-              </w:rPr>
-              <w:t>Transcripción y procesamiento cualitativo</w:t>
-            </w:r>
-          </w:p>
-        </w:tc>
-        <w:tc>
-          <w:tcPr>
-            <w:tcW w:type="dxa" w:w="907"/>
-            <w:tcMar>
-              <w:top w:w="80" w:type="dxa"/>
-              <w:bottom w:w="80" w:type="dxa"/>
-              <w:left w:w="100" w:type="dxa"/>
-              <w:right w:w="100" w:type="dxa"/>
-            </w:tcMar>
-          </w:tcPr>
-          <w:p>
-            <w:pPr>
-              <w:jc w:val="center"/>
-            </w:pPr>
-            <w:r>
-              <w:rPr>
-                <w:rFonts w:ascii="Times New Roman" w:hAnsi="Times New Roman"/>
-                <w:b w:val="0"/>
-                <w:i w:val="0"/>
-                <w:color w:val="000000"/>
-                <w:sz w:val="19"/>
-              </w:rPr>
-            </w:r>
-          </w:p>
-        </w:tc>
-        <w:tc>
-          <w:tcPr>
-            <w:tcW w:type="dxa" w:w="907"/>
-            <w:tcMar>
-              <w:top w:w="80" w:type="dxa"/>
-              <w:bottom w:w="80" w:type="dxa"/>
-              <w:left w:w="100" w:type="dxa"/>
-              <w:right w:w="100" w:type="dxa"/>
-            </w:tcMar>
-          </w:tcPr>
-          <w:p>
-            <w:pPr>
-              <w:jc w:val="center"/>
-            </w:pPr>
-            <w:r>
-              <w:rPr>
-                <w:rFonts w:ascii="Times New Roman" w:hAnsi="Times New Roman"/>
-                <w:b w:val="0"/>
-                <w:i w:val="0"/>
-                <w:color w:val="000000"/>
-                <w:sz w:val="19"/>
-              </w:rPr>
-            </w:r>
-          </w:p>
-        </w:tc>
-        <w:tc>
-          <w:tcPr>
-            <w:tcW w:type="dxa" w:w="907"/>
-            <w:tcMar>
-              <w:top w:w="80" w:type="dxa"/>
-              <w:bottom w:w="80" w:type="dxa"/>
-              <w:left w:w="100" w:type="dxa"/>
-              <w:right w:w="100" w:type="dxa"/>
-            </w:tcMar>
-          </w:tcPr>
-          <w:p>
-            <w:pPr>
-              <w:jc w:val="center"/>
-            </w:pPr>
-            <w:r>
-              <w:rPr>
-                <w:rFonts w:ascii="Times New Roman" w:hAnsi="Times New Roman"/>
-                <w:b w:val="0"/>
-                <w:i w:val="0"/>
-                <w:color w:val="000000"/>
-                <w:sz w:val="19"/>
-              </w:rPr>
-            </w:r>
-          </w:p>
-        </w:tc>
-        <w:tc>
-          <w:tcPr>
-            <w:tcW w:type="dxa" w:w="907"/>
-            <w:tcMar>
-              <w:top w:w="80" w:type="dxa"/>
-              <w:bottom w:w="80" w:type="dxa"/>
-              <w:left w:w="100" w:type="dxa"/>
-              <w:right w:w="100" w:type="dxa"/>
-            </w:tcMar>
-          </w:tcPr>
-          <w:p>
-            <w:pPr>
-              <w:jc w:val="center"/>
-            </w:pPr>
-            <w:r>
-              <w:rPr>
-                <w:rFonts w:ascii="Times New Roman" w:hAnsi="Times New Roman"/>
-                <w:b w:val="0"/>
-                <w:i w:val="0"/>
-                <w:color w:val="000000"/>
-                <w:sz w:val="19"/>
-              </w:rPr>
-            </w:r>
-          </w:p>
-        </w:tc>
-        <w:tc>
-          <w:tcPr>
-            <w:tcW w:type="dxa" w:w="907"/>
-            <w:tcMar>
-              <w:top w:w="80" w:type="dxa"/>
-              <w:bottom w:w="80" w:type="dxa"/>
-              <w:left w:w="100" w:type="dxa"/>
-              <w:right w:w="100" w:type="dxa"/>
-            </w:tcMar>
-          </w:tcPr>
-          <w:p>
-            <w:pPr>
-              <w:jc w:val="center"/>
-            </w:pPr>
-            <w:r>
-              <w:rPr>
-                <w:rFonts w:ascii="Times New Roman" w:hAnsi="Times New Roman"/>
-                <w:b/>
-                <w:i w:val="0"/>
-                <w:color w:val="000000"/>
-                <w:sz w:val="19"/>
-              </w:rPr>
-              <w:t>X</w:t>
-            </w:r>
-          </w:p>
-        </w:tc>
-        <w:tc>
-          <w:tcPr>
-            <w:tcW w:type="dxa" w:w="907"/>
-            <w:tcMar>
-              <w:top w:w="80" w:type="dxa"/>
-              <w:bottom w:w="80" w:type="dxa"/>
-              <w:left w:w="100" w:type="dxa"/>
-              <w:right w:w="100" w:type="dxa"/>
-            </w:tcMar>
-          </w:tcPr>
-          <w:p>
-            <w:pPr>
-              <w:jc w:val="center"/>
-            </w:pPr>
-            <w:r>
-              <w:rPr>
-                <w:rFonts w:ascii="Times New Roman" w:hAnsi="Times New Roman"/>
-                <w:b w:val="0"/>
-                <w:i w:val="0"/>
-                <w:color w:val="000000"/>
-                <w:sz w:val="19"/>
-              </w:rPr>
-            </w:r>
-          </w:p>
-        </w:tc>
-      </w:tr>
-      <w:tr>
-        <w:tc>
-          <w:tcPr>
-            <w:tcW w:type="dxa" w:w="3402"/>
-            <w:tcMar>
-              <w:top w:w="80" w:type="dxa"/>
-              <w:bottom w:w="80" w:type="dxa"/>
-              <w:left w:w="100" w:type="dxa"/>
-              <w:right w:w="100" w:type="dxa"/>
-            </w:tcMar>
-          </w:tcPr>
-          <w:p>
-            <w:pPr>
-              <w:jc w:val="left"/>
-            </w:pPr>
-            <w:r>
-              <w:rPr>
-                <w:rFonts w:ascii="Times New Roman" w:hAnsi="Times New Roman"/>
-                <w:b w:val="0"/>
-                <w:i w:val="0"/>
-                <w:color w:val="000000"/>
-                <w:sz w:val="19"/>
-              </w:rPr>
-              <w:t>Análisis cualitativo e interpretación</w:t>
-            </w:r>
-          </w:p>
-        </w:tc>
-        <w:tc>
-          <w:tcPr>
-            <w:tcW w:type="dxa" w:w="907"/>
-            <w:tcMar>
-              <w:top w:w="80" w:type="dxa"/>
-              <w:bottom w:w="80" w:type="dxa"/>
-              <w:left w:w="100" w:type="dxa"/>
-              <w:right w:w="100" w:type="dxa"/>
-            </w:tcMar>
-          </w:tcPr>
-          <w:p>
-            <w:pPr>
-              <w:jc w:val="center"/>
-            </w:pPr>
-            <w:r>
-              <w:rPr>
-                <w:rFonts w:ascii="Times New Roman" w:hAnsi="Times New Roman"/>
-                <w:b w:val="0"/>
-                <w:i w:val="0"/>
-                <w:color w:val="000000"/>
-                <w:sz w:val="19"/>
-              </w:rPr>
-            </w:r>
-          </w:p>
-        </w:tc>
-        <w:tc>
-          <w:tcPr>
-            <w:tcW w:type="dxa" w:w="907"/>
-            <w:tcMar>
-              <w:top w:w="80" w:type="dxa"/>
-              <w:bottom w:w="80" w:type="dxa"/>
-              <w:left w:w="100" w:type="dxa"/>
-              <w:right w:w="100" w:type="dxa"/>
-            </w:tcMar>
-          </w:tcPr>
-          <w:p>
-            <w:pPr>
-              <w:jc w:val="center"/>
-            </w:pPr>
-            <w:r>
-              <w:rPr>
-                <w:rFonts w:ascii="Times New Roman" w:hAnsi="Times New Roman"/>
-                <w:b w:val="0"/>
-                <w:i w:val="0"/>
-                <w:color w:val="000000"/>
-                <w:sz w:val="19"/>
-              </w:rPr>
-            </w:r>
-          </w:p>
-        </w:tc>
-        <w:tc>
-          <w:tcPr>
-            <w:tcW w:type="dxa" w:w="907"/>
-            <w:tcMar>
-              <w:top w:w="80" w:type="dxa"/>
-              <w:bottom w:w="80" w:type="dxa"/>
-              <w:left w:w="100" w:type="dxa"/>
-              <w:right w:w="100" w:type="dxa"/>
-            </w:tcMar>
-          </w:tcPr>
-          <w:p>
-            <w:pPr>
-              <w:jc w:val="center"/>
-            </w:pPr>
-            <w:r>
-              <w:rPr>
-                <w:rFonts w:ascii="Times New Roman" w:hAnsi="Times New Roman"/>
-                <w:b w:val="0"/>
-                <w:i w:val="0"/>
-                <w:color w:val="000000"/>
-                <w:sz w:val="19"/>
-              </w:rPr>
-            </w:r>
-          </w:p>
-        </w:tc>
-        <w:tc>
-          <w:tcPr>
-            <w:tcW w:type="dxa" w:w="907"/>
-            <w:tcMar>
-              <w:top w:w="80" w:type="dxa"/>
-              <w:bottom w:w="80" w:type="dxa"/>
-              <w:left w:w="100" w:type="dxa"/>
-              <w:right w:w="100" w:type="dxa"/>
-            </w:tcMar>
-          </w:tcPr>
-          <w:p>
-            <w:pPr>
-              <w:jc w:val="center"/>
-            </w:pPr>
-            <w:r>
-              <w:rPr>
-                <w:rFonts w:ascii="Times New Roman" w:hAnsi="Times New Roman"/>
-                <w:b w:val="0"/>
-                <w:i w:val="0"/>
-                <w:color w:val="000000"/>
-                <w:sz w:val="19"/>
-              </w:rPr>
-            </w:r>
-          </w:p>
-        </w:tc>
-        <w:tc>
-          <w:tcPr>
-            <w:tcW w:type="dxa" w:w="907"/>
-            <w:tcMar>
-              <w:top w:w="80" w:type="dxa"/>
-              <w:bottom w:w="80" w:type="dxa"/>
-              <w:left w:w="100" w:type="dxa"/>
-              <w:right w:w="100" w:type="dxa"/>
-            </w:tcMar>
-          </w:tcPr>
-          <w:p>
-            <w:pPr>
-              <w:jc w:val="center"/>
-            </w:pPr>
-            <w:r>
-              <w:rPr>
-                <w:rFonts w:ascii="Times New Roman" w:hAnsi="Times New Roman"/>
-                <w:b/>
-                <w:i w:val="0"/>
-                <w:color w:val="000000"/>
-                <w:sz w:val="19"/>
-              </w:rPr>
-              <w:t>X</w:t>
-            </w:r>
-          </w:p>
-        </w:tc>
-        <w:tc>
-          <w:tcPr>
-            <w:tcW w:type="dxa" w:w="907"/>
-            <w:tcMar>
-              <w:top w:w="80" w:type="dxa"/>
-              <w:bottom w:w="80" w:type="dxa"/>
-              <w:left w:w="100" w:type="dxa"/>
-              <w:right w:w="100" w:type="dxa"/>
-            </w:tcMar>
-          </w:tcPr>
-          <w:p>
-            <w:pPr>
-              <w:jc w:val="center"/>
-            </w:pPr>
-            <w:r>
-              <w:rPr>
-                <w:rFonts w:ascii="Times New Roman" w:hAnsi="Times New Roman"/>
-                <w:b w:val="0"/>
-                <w:i w:val="0"/>
-                <w:color w:val="000000"/>
-                <w:sz w:val="19"/>
-              </w:rPr>
-            </w:r>
-          </w:p>
-        </w:tc>
-      </w:tr>
-      <w:tr>
-        <w:tc>
-          <w:tcPr>
-            <w:tcW w:type="dxa" w:w="3402"/>
-            <w:tcMar>
-              <w:top w:w="80" w:type="dxa"/>
-              <w:bottom w:w="80" w:type="dxa"/>
-              <w:left w:w="100" w:type="dxa"/>
-              <w:right w:w="100" w:type="dxa"/>
-            </w:tcMar>
-          </w:tcPr>
-          <w:p>
-            <w:pPr>
-              <w:jc w:val="left"/>
-            </w:pPr>
-            <w:r>
-              <w:rPr>
-                <w:rFonts w:ascii="Times New Roman" w:hAnsi="Times New Roman"/>
-                <w:b w:val="0"/>
-                <w:i w:val="0"/>
-                <w:color w:val="000000"/>
-                <w:sz w:val="19"/>
-              </w:rPr>
-              <w:t>Presentación del informe final</w:t>
-            </w:r>
-          </w:p>
-        </w:tc>
-        <w:tc>
-          <w:tcPr>
-            <w:tcW w:type="dxa" w:w="907"/>
-            <w:tcMar>
-              <w:top w:w="80" w:type="dxa"/>
-              <w:bottom w:w="80" w:type="dxa"/>
-              <w:left w:w="100" w:type="dxa"/>
-              <w:right w:w="100" w:type="dxa"/>
-            </w:tcMar>
-          </w:tcPr>
-          <w:p>
-            <w:pPr>
-              <w:jc w:val="center"/>
-            </w:pPr>
-            <w:r>
-              <w:rPr>
-                <w:rFonts w:ascii="Times New Roman" w:hAnsi="Times New Roman"/>
-                <w:b w:val="0"/>
-                <w:i w:val="0"/>
-                <w:color w:val="000000"/>
-                <w:sz w:val="19"/>
-              </w:rPr>
-            </w:r>
-          </w:p>
-        </w:tc>
-        <w:tc>
-          <w:tcPr>
-            <w:tcW w:type="dxa" w:w="907"/>
-            <w:tcMar>
-              <w:top w:w="80" w:type="dxa"/>
-              <w:bottom w:w="80" w:type="dxa"/>
-              <w:left w:w="100" w:type="dxa"/>
-              <w:right w:w="100" w:type="dxa"/>
-            </w:tcMar>
-          </w:tcPr>
-          <w:p>
-            <w:pPr>
-              <w:jc w:val="center"/>
-            </w:pPr>
-            <w:r>
-              <w:rPr>
-                <w:rFonts w:ascii="Times New Roman" w:hAnsi="Times New Roman"/>
-                <w:b w:val="0"/>
-                <w:i w:val="0"/>
-                <w:color w:val="000000"/>
-                <w:sz w:val="19"/>
-              </w:rPr>
-            </w:r>
-          </w:p>
-        </w:tc>
-        <w:tc>
-          <w:tcPr>
-            <w:tcW w:type="dxa" w:w="907"/>
-            <w:tcMar>
-              <w:top w:w="80" w:type="dxa"/>
-              <w:bottom w:w="80" w:type="dxa"/>
-              <w:left w:w="100" w:type="dxa"/>
-              <w:right w:w="100" w:type="dxa"/>
-            </w:tcMar>
-          </w:tcPr>
-          <w:p>
-            <w:pPr>
-              <w:jc w:val="center"/>
-            </w:pPr>
-            <w:r>
-              <w:rPr>
-                <w:rFonts w:ascii="Times New Roman" w:hAnsi="Times New Roman"/>
-                <w:b w:val="0"/>
-                <w:i w:val="0"/>
-                <w:color w:val="000000"/>
-                <w:sz w:val="19"/>
-              </w:rPr>
-            </w:r>
-          </w:p>
-        </w:tc>
-        <w:tc>
-          <w:tcPr>
-            <w:tcW w:type="dxa" w:w="907"/>
-            <w:tcMar>
-              <w:top w:w="80" w:type="dxa"/>
-              <w:bottom w:w="80" w:type="dxa"/>
-              <w:left w:w="100" w:type="dxa"/>
-              <w:right w:w="100" w:type="dxa"/>
-            </w:tcMar>
-          </w:tcPr>
-          <w:p>
-            <w:pPr>
-              <w:jc w:val="center"/>
-            </w:pPr>
-            <w:r>
-              <w:rPr>
-                <w:rFonts w:ascii="Times New Roman" w:hAnsi="Times New Roman"/>
-                <w:b w:val="0"/>
-                <w:i w:val="0"/>
-                <w:color w:val="000000"/>
-                <w:sz w:val="19"/>
-              </w:rPr>
-            </w:r>
-          </w:p>
-        </w:tc>
-        <w:tc>
-          <w:tcPr>
-            <w:tcW w:type="dxa" w:w="907"/>
-            <w:tcMar>
-              <w:top w:w="80" w:type="dxa"/>
-              <w:bottom w:w="80" w:type="dxa"/>
-              <w:left w:w="100" w:type="dxa"/>
-              <w:right w:w="100" w:type="dxa"/>
-            </w:tcMar>
-          </w:tcPr>
-          <w:p>
-            <w:pPr>
-              <w:jc w:val="center"/>
-            </w:pPr>
-            <w:r>
-              <w:rPr>
-                <w:rFonts w:ascii="Times New Roman" w:hAnsi="Times New Roman"/>
-                <w:b w:val="0"/>
-                <w:i w:val="0"/>
-                <w:color w:val="000000"/>
-                <w:sz w:val="19"/>
-              </w:rPr>
-            </w:r>
-          </w:p>
-        </w:tc>
-        <w:tc>
-          <w:tcPr>
-            <w:tcW w:type="dxa" w:w="907"/>
-            <w:tcMar>
-              <w:top w:w="80" w:type="dxa"/>
-              <w:bottom w:w="80" w:type="dxa"/>
-              <w:left w:w="100" w:type="dxa"/>
-              <w:right w:w="100" w:type="dxa"/>
-            </w:tcMar>
-          </w:tcPr>
-          <w:p>
-            <w:pPr>
-              <w:jc w:val="center"/>
-            </w:pPr>
-            <w:r>
-              <w:rPr>
-                <w:rFonts w:ascii="Times New Roman" w:hAnsi="Times New Roman"/>
-                <w:b/>
-                <w:i w:val="0"/>
-                <w:color w:val="000000"/>
-                <w:sz w:val="19"/>
-              </w:rPr>
-              <w:t>X</w:t>
-            </w:r>
-          </w:p>
-        </w:tc>
-      </w:tr>
-      <w:tr>
-        <w:tc>
-          <w:tcPr>
-            <w:tcW w:type="dxa" w:w="3402"/>
-            <w:tcMar>
-              <w:top w:w="80" w:type="dxa"/>
-              <w:bottom w:w="80" w:type="dxa"/>
-              <w:left w:w="100" w:type="dxa"/>
-              <w:right w:w="100" w:type="dxa"/>
-            </w:tcMar>
-          </w:tcPr>
-          <w:p>
-            <w:pPr>
-              <w:jc w:val="left"/>
-            </w:pPr>
-            <w:r>
-              <w:rPr>
-                <w:rFonts w:ascii="Times New Roman" w:hAnsi="Times New Roman"/>
-                <w:b w:val="0"/>
-                <w:i w:val="0"/>
-                <w:color w:val="000000"/>
-                <w:sz w:val="19"/>
-              </w:rPr>
-              <w:t>Sustentación de la tesis</w:t>
-            </w:r>
-          </w:p>
-        </w:tc>
-        <w:tc>
-          <w:tcPr>
-            <w:tcW w:type="dxa" w:w="907"/>
-            <w:tcMar>
-              <w:top w:w="80" w:type="dxa"/>
-              <w:bottom w:w="80" w:type="dxa"/>
-              <w:left w:w="100" w:type="dxa"/>
-              <w:right w:w="100" w:type="dxa"/>
-            </w:tcMar>
-          </w:tcPr>
-          <w:p>
-            <w:pPr>
-              <w:jc w:val="center"/>
-            </w:pPr>
-            <w:r>
-              <w:rPr>
-                <w:rFonts w:ascii="Times New Roman" w:hAnsi="Times New Roman"/>
-                <w:b w:val="0"/>
-                <w:i w:val="0"/>
-                <w:color w:val="000000"/>
-                <w:sz w:val="19"/>
-              </w:rPr>
-            </w:r>
-          </w:p>
-        </w:tc>
-        <w:tc>
-          <w:tcPr>
-            <w:tcW w:type="dxa" w:w="907"/>
-            <w:tcMar>
-              <w:top w:w="80" w:type="dxa"/>
-              <w:bottom w:w="80" w:type="dxa"/>
-              <w:left w:w="100" w:type="dxa"/>
-              <w:right w:w="100" w:type="dxa"/>
-            </w:tcMar>
-          </w:tcPr>
-          <w:p>
-            <w:pPr>
-              <w:jc w:val="center"/>
-            </w:pPr>
-            <w:r>
-              <w:rPr>
-                <w:rFonts w:ascii="Times New Roman" w:hAnsi="Times New Roman"/>
-                <w:b w:val="0"/>
-                <w:i w:val="0"/>
-                <w:color w:val="000000"/>
-                <w:sz w:val="19"/>
-              </w:rPr>
-            </w:r>
-          </w:p>
-        </w:tc>
-        <w:tc>
-          <w:tcPr>
-            <w:tcW w:type="dxa" w:w="907"/>
-            <w:tcMar>
-              <w:top w:w="80" w:type="dxa"/>
-              <w:bottom w:w="80" w:type="dxa"/>
-              <w:left w:w="100" w:type="dxa"/>
-              <w:right w:w="100" w:type="dxa"/>
-            </w:tcMar>
-          </w:tcPr>
-          <w:p>
-            <w:pPr>
-              <w:jc w:val="center"/>
-            </w:pPr>
-            <w:r>
-              <w:rPr>
-                <w:rFonts w:ascii="Times New Roman" w:hAnsi="Times New Roman"/>
-                <w:b w:val="0"/>
-                <w:i w:val="0"/>
-                <w:color w:val="000000"/>
-                <w:sz w:val="19"/>
-              </w:rPr>
-            </w:r>
-          </w:p>
-        </w:tc>
-        <w:tc>
-          <w:tcPr>
-            <w:tcW w:type="dxa" w:w="907"/>
-            <w:tcMar>
-              <w:top w:w="80" w:type="dxa"/>
-              <w:bottom w:w="80" w:type="dxa"/>
-              <w:left w:w="100" w:type="dxa"/>
-              <w:right w:w="100" w:type="dxa"/>
-            </w:tcMar>
-          </w:tcPr>
-          <w:p>
-            <w:pPr>
-              <w:jc w:val="center"/>
-            </w:pPr>
-            <w:r>
-              <w:rPr>
-                <w:rFonts w:ascii="Times New Roman" w:hAnsi="Times New Roman"/>
-                <w:b w:val="0"/>
-                <w:i w:val="0"/>
-                <w:color w:val="000000"/>
-                <w:sz w:val="19"/>
-              </w:rPr>
-            </w:r>
-          </w:p>
-        </w:tc>
-        <w:tc>
-          <w:tcPr>
-            <w:tcW w:type="dxa" w:w="907"/>
-            <w:tcMar>
-              <w:top w:w="80" w:type="dxa"/>
-              <w:bottom w:w="80" w:type="dxa"/>
-              <w:left w:w="100" w:type="dxa"/>
-              <w:right w:w="100" w:type="dxa"/>
-            </w:tcMar>
-          </w:tcPr>
-          <w:p>
-            <w:pPr>
-              <w:jc w:val="center"/>
-            </w:pPr>
-            <w:r>
-              <w:rPr>
-                <w:rFonts w:ascii="Times New Roman" w:hAnsi="Times New Roman"/>
-                <w:b w:val="0"/>
-                <w:i w:val="0"/>
-                <w:color w:val="000000"/>
-                <w:sz w:val="19"/>
-              </w:rPr>
-            </w:r>
-          </w:p>
-        </w:tc>
-        <w:tc>
-          <w:tcPr>
-            <w:tcW w:type="dxa" w:w="907"/>
-            <w:tcMar>
-              <w:top w:w="80" w:type="dxa"/>
-              <w:bottom w:w="80" w:type="dxa"/>
-              <w:left w:w="100" w:type="dxa"/>
-              <w:right w:w="100" w:type="dxa"/>
-            </w:tcMar>
-          </w:tcPr>
-          <w:p>
-            <w:pPr>
-              <w:jc w:val="center"/>
-            </w:pPr>
-            <w:r>
-              <w:rPr>
-                <w:rFonts w:ascii="Times New Roman" w:hAnsi="Times New Roman"/>
-                <w:b/>
-                <w:i w:val="0"/>
-                <w:color w:val="000000"/>
-                <w:sz w:val="19"/>
-              </w:rPr>
-              <w:t>X</w:t>
-            </w:r>
-          </w:p>
-        </w:tc>
-      </w:tr>
-    </w:tbl>
-    <w:p>
-      <w:pPr>
-        <w:sectPr>
-          <w:headerReference w:type="default" r:id="rId25"/>
-          <w:footerReference w:type="default" r:id="rId26"/>
-          <w:pgSz w:w="11906" w:h="16838"/>
-          <w:pgMar w:top="1701" w:right="1417" w:bottom="1417" w:left="1984" w:header="720" w:footer="720" w:gutter="0"/>
-          <w:cols w:space="720"/>
-          <w:docGrid w:linePitch="360"/>
-          <w:pgNumType w:fmt="decimal"/>
-        </w:sectPr>
-      </w:pPr>
-    </w:p>
-    <w:p>
-      <w:pPr>
         <w:spacing w:before="0" w:after="240"/>
         <w:jc w:val="left"/>
       </w:pPr>
@@ -13190,7 +4375,7 @@
           <w:color w:val="000000"/>
           <w:sz w:val="24"/>
         </w:rPr>
-        <w:t>Hernández-Sampieri R, Mendoza CP. Metodología de la investigación: las rutas cuantitativa, cualitativa y mixta. Ciudad de México: McGraw-Hill; 2018.</w:t>
+        <w:t>World Health Organization, OECD, The World Bank. Delivering quality health services: a global imperative for universal health coverage. Geneva: World Health Organization; 2018.</w:t>
       </w:r>
     </w:p>
     <w:p>
@@ -13217,7 +4402,7 @@
           <w:color w:val="000000"/>
           <w:sz w:val="24"/>
         </w:rPr>
-        <w:t>Donabedian A. The definition of quality and approaches to its assessment. Ann Arbor: Health Administration Press; 2005.</w:t>
+        <w:t>Ministerio de Salud del Perú. Política Nacional de Calidad en Salud: Documento Técnico. Lima: MINSA; 2021.</w:t>
       </w:r>
     </w:p>
     <w:p>
@@ -13244,7 +4429,7 @@
           <w:color w:val="000000"/>
           <w:sz w:val="24"/>
         </w:rPr>
-        <w:t>Watson J. Nursing: The philosophy and science of caring. 2nd ed. Boulder: University Press of Colorado; 2008.</w:t>
+        <w:t>Ministerio de Salud del Perú. Líneas de Investigación en Salud al 2030: Resolución Ministerial N° 424-2025/MINSA. Lima: MINSA; 2025.</w:t>
       </w:r>
     </w:p>
     <w:p>
@@ -13271,7 +4456,7 @@
           <w:color w:val="000000"/>
           <w:sz w:val="24"/>
         </w:rPr>
-        <w:t>Husserl E. Ideas relativas a una fenomenología pura y una filosofía fenomenológica. Gaos J, traductor. México D.F.: Fondo de Cultura Económica; 1949.</w:t>
+        <w:t>Dirección Regional de Salud de Ayacucho. Prioridades Regionales de Investigación en Salud de Ayacucho 2025–2030. Ayacucho: DIRESA Ayacucho; 2025.</w:t>
       </w:r>
     </w:p>
     <w:p>
@@ -13298,7 +4483,7 @@
           <w:color w:val="000000"/>
           <w:sz w:val="24"/>
         </w:rPr>
-        <w:t>Creswell JW. Qualitative inquiry and research design: Choosing among five approaches. 3rd ed. Thousand Oaks (CA): SAGE Publications; 2013.</w:t>
+        <w:t>Hernández-Sampieri R, Mendoza CP. Metodología de la investigación: las rutas cuantitativa, cualitativa y mixta. Ciudad de México: McGraw-Hill; 2018.</w:t>
       </w:r>
     </w:p>
     <w:p>
@@ -13325,7 +4510,7 @@
           <w:color w:val="000000"/>
           <w:sz w:val="24"/>
         </w:rPr>
-        <w:t>van Manen M. Researching lived experience: Human science for an action sensitive pedagogy. Albany (NY): State University of New York Press; 1990.</w:t>
+        <w:t>Creswell JW. Qualitative inquiry and research design: Choosing among five approaches. 3rd ed. Thousand Oaks (CA): SAGE Publications; 2013.</w:t>
       </w:r>
     </w:p>
     <w:p>
@@ -13352,7 +4537,7 @@
           <w:color w:val="000000"/>
           <w:sz w:val="24"/>
         </w:rPr>
-        <w:t>Moustakas C. Phenomenological research methods. Thousand Oaks (CA): SAGE Publications; 1994.</w:t>
+        <w:t>Husserl E. Ideas relativas a una fenomenología pura y una filosofía fenomenológica. Gaos J, traductor. México D.F.: Fondo de Cultura Económica; 1949.</w:t>
       </w:r>
     </w:p>
     <w:p>
@@ -13379,7 +4564,7 @@
           <w:color w:val="000000"/>
           <w:sz w:val="24"/>
         </w:rPr>
-        <w:t>Norlyk A, Harder I. What makes a phenomenological study phenomenological? An analysis of peer-reviewed empirical nursing studies. Qual Health Res. 2010;20(3):420-31.</w:t>
+        <w:t>van Manen M. Researching lived experience: Human science for an action sensitive pedagogy. Albany (NY): State University of New York Press; 1990.</w:t>
       </w:r>
     </w:p>
     <w:p>
@@ -13406,7 +4591,7 @@
           <w:color w:val="000000"/>
           <w:sz w:val="24"/>
         </w:rPr>
-        <w:t>Benner P. From novice to expert: Excellence and power in clinical nursing practice. Commemorative ed. Upper Saddle River (NJ): Prentice Hall; 2008.</w:t>
+        <w:t>Donabedian A. Explorations in Quality Assessment and Monitoring. Vol. 1: The Definition of Quality and Approaches to its Assessment. Ann Arbor (MI): Health Administration Press; 1980.</w:t>
       </w:r>
     </w:p>
     <w:p>
@@ -13433,7 +4618,7 @@
           <w:color w:val="000000"/>
           <w:sz w:val="24"/>
         </w:rPr>
-        <w:t>Wilson HS. Research in nursing. 3rd ed. Redwood City (CA): Addison-Wesley; 2007.</w:t>
+        <w:t>Donabedian A. Evaluating the quality of medical care. 1966. Milbank Q. 2005;83(4):691-729.</w:t>
       </w:r>
     </w:p>
     <w:p>
@@ -13460,7 +4645,7 @@
           <w:color w:val="000000"/>
           <w:sz w:val="24"/>
         </w:rPr>
-        <w:t>Esbensen BA, Swane CE, Hallberg IR, Thome B. Being a next of kin to an elderly person with cancer: Experiences of the relationship to the person with cancer and to the health care system. Eur J Oncol Nurs. 2008;12(1):40-8.</w:t>
+        <w:t>Penchansky R, Thomas JW. The concept of access: definition and relationship to consumer satisfaction. Med Care. 1981;19(2):127-40.</w:t>
       </w:r>
     </w:p>
     <w:p>
@@ -13487,7 +4672,7 @@
           <w:color w:val="000000"/>
           <w:sz w:val="24"/>
         </w:rPr>
-        <w:t>Lincoln YS, Guba EG. Naturalistic Inquiry. Beverly Hills (CA): SAGE Publications; 1985.</w:t>
+        <w:t>Watson J. Nursing: The philosophy and science of caring. 2nd ed. Boulder: University Press of Colorado; 2008.</w:t>
       </w:r>
     </w:p>
     <w:p>
@@ -13514,7 +4699,7 @@
           <w:color w:val="000000"/>
           <w:sz w:val="24"/>
         </w:rPr>
-        <w:t>Quintana L, Hermida J. La hermenéutica como método de interpretación de textos en la investigación psicoanalítica. Rev Psicolog Cienc Afines. 2019;16(2):73-80.</w:t>
+        <w:t>Lincoln YS, Guba EG. Naturalistic Inquiry. Beverly Hills (CA): SAGE Publications; 1985.</w:t>
       </w:r>
     </w:p>
     <w:p>
@@ -13541,7 +4726,7 @@
           <w:color w:val="000000"/>
           <w:sz w:val="24"/>
         </w:rPr>
-        <w:t>Montes-Sosa G, Castillo-Sanguino N. El método fenomenológico en la investigación educativa. Diálogos sobre educ. 2024;15(29):1-15.</w:t>
+        <w:t>Okuda Benavides M, Gómez-Restrepo C. Métodos en investigación cualitativa: triangulación. Rev Colomb Psiquiatr. 2005;34(1):118-24.</w:t>
       </w:r>
     </w:p>
     <w:p>
@@ -13568,7 +4753,7 @@
           <w:color w:val="000000"/>
           <w:sz w:val="24"/>
         </w:rPr>
-        <w:t>Cotán Fernández A. El método etnográfico como construcción de conocimiento. MÁRGENES. 2020;1(1):83-103.</w:t>
+        <w:t>Bunge M. La ciencia, su método y su filosofía. Buenos Aires: Editorial Sudamericana; 2014.</w:t>
       </w:r>
     </w:p>
     <w:p>
@@ -13595,7 +4780,7 @@
           <w:color w:val="000000"/>
           <w:sz w:val="24"/>
         </w:rPr>
-        <w:t>Okuda Benavides M, Gómez-Restrepo C. Métodos en investigación cualitativa: triangulación. Rev Colomb Psiquiatr. 2005;34(1):118-24.</w:t>
+        <w:t>Asociación Médica Mundial. Declaración de Helsinki de la AMM: Principios éticos para las investigaciones médicas en seres humanos. Ferney-Voltaire: WMA; 2013.</w:t>
       </w:r>
     </w:p>
     <w:p>
@@ -13622,7 +4807,7 @@
           <w:color w:val="000000"/>
           <w:sz w:val="24"/>
         </w:rPr>
-        <w:t>Ministerio de Salud del Perú. Política Nacional de Calidad en Salud. Lima: MINSA; 2021.</w:t>
+        <w:t>Consejo de Organizaciones Internacionales de las Ciencias Médicas (CIOMS). Pautas éticas internacionales para la investigación relacionada con la salud con seres humanos. Ginebra: CIOMS; 2016.</w:t>
       </w:r>
     </w:p>
     <w:p>
@@ -13649,7 +4834,7 @@
           <w:color w:val="000000"/>
           <w:sz w:val="24"/>
         </w:rPr>
-        <w:t>Pineda EB, De Alvarado EL, De Canales FH. Metodología de la investigación: manual para el desarrollo de personal de salud. 2da ed. Washington D.C.: OPS/OMS; 1994.</w:t>
+        <w:t>Aguirre-Andrade M, Tenorio-Acosta I, Rivas-Díaz L, Valenzuela-Oré F, Sánchez-Simbrón M, Quino-Huamaní F. Promoción de salud y nivel de salubridad de las familias, en comunidades del Distrito de Cangallo, Ayacucho 2020. Rev Investig Salud. 2020;14(2):45-58.</w:t>
       </w:r>
     </w:p>
     <w:p>
@@ -13676,7 +4861,7 @@
           <w:color w:val="000000"/>
           <w:sz w:val="24"/>
         </w:rPr>
-        <w:t>Katayama Omura RJ. Introducción a la investigación cualitativa: fundamentos, métodos, estrategias y técnicas. Lima: Fondo Editorial UIGV; 2014.</w:t>
+        <w:t>Parasuraman A, Zeithaml VA, Berry LL. SERVQUAL: A multiple-item scale for measuring consumer perceptions of service quality. J Retailing. 1988;64(1):12-40.</w:t>
       </w:r>
     </w:p>
     <w:p>
@@ -13703,122 +4888,14 @@
           <w:color w:val="000000"/>
           <w:sz w:val="24"/>
         </w:rPr>
-        <w:t>Ministerio de Salud del Perú. Líneas de Investigación en Salud al 2030: Resolución Ministerial N° 424-2025/MINSA. Lima: MINSA; 2025.</w:t>
+        <w:t>Ministerio de Salud del Perú. Guía técnica para la evaluación de la satisfacción del usuario externo en los establecimientos de salud y servicios médicos de apoyo: Resolución Ministerial N° 527-2011/MINSA. Lima: MINSA; 2011.</w:t>
       </w:r>
     </w:p>
     <w:p>
       <w:pPr>
-        <w:spacing w:line="312" w:lineRule="auto" w:before="0" w:after="80"/>
-        <w:ind w:left="720" w:hanging="720"/>
-        <w:jc w:val="both"/>
-      </w:pPr>
-      <w:r>
-        <w:rPr>
-          <w:rFonts w:ascii="Times New Roman" w:hAnsi="Times New Roman"/>
-          <w:b w:val="0"/>
-          <w:i w:val="0"/>
-          <w:color w:val="000000"/>
-          <w:sz w:val="24"/>
-        </w:rPr>
-        <w:t xml:space="preserve">[21]  </w:t>
-      </w:r>
-      <w:r>
-        <w:rPr>
-          <w:rFonts w:ascii="Times New Roman" w:hAnsi="Times New Roman"/>
-          <w:b w:val="0"/>
-          <w:i w:val="0"/>
-          <w:color w:val="000000"/>
-          <w:sz w:val="24"/>
-        </w:rPr>
-        <w:t>Dirección Regional de Salud de Ayacucho. Prioridades Regionales de Investigación en Salud de Ayacucho 2025–2030. Ayacucho: DIRESA; 2025.</w:t>
-      </w:r>
-    </w:p>
-    <w:p>
-      <w:pPr>
-        <w:spacing w:line="312" w:lineRule="auto" w:before="0" w:after="80"/>
-        <w:ind w:left="720" w:hanging="720"/>
-        <w:jc w:val="both"/>
-      </w:pPr>
-      <w:r>
-        <w:rPr>
-          <w:rFonts w:ascii="Times New Roman" w:hAnsi="Times New Roman"/>
-          <w:b w:val="0"/>
-          <w:i w:val="0"/>
-          <w:color w:val="000000"/>
-          <w:sz w:val="24"/>
-        </w:rPr>
-        <w:t xml:space="preserve">[22]  </w:t>
-      </w:r>
-      <w:r>
-        <w:rPr>
-          <w:rFonts w:ascii="Times New Roman" w:hAnsi="Times New Roman"/>
-          <w:b w:val="0"/>
-          <w:i w:val="0"/>
-          <w:color w:val="000000"/>
-          <w:sz w:val="24"/>
-        </w:rPr>
-        <w:t>Aguirre-Andrade M, Tenorio-Acosta I, Rivas-Díaz L, Valenzuela-Oré F, Sánchez-Simbrón M, Quino-Huamaní F. Promoción de salud y nivel de salubridad de las familias, en comunidades del Distrito de Cangallo, Ayacucho 2020. Rev Investig Salud. 2020;14(2):45-58.</w:t>
-      </w:r>
-    </w:p>
-    <w:p>
-      <w:pPr>
-        <w:spacing w:line="312" w:lineRule="auto" w:before="0" w:after="80"/>
-        <w:ind w:left="720" w:hanging="720"/>
-        <w:jc w:val="both"/>
-      </w:pPr>
-      <w:r>
-        <w:rPr>
-          <w:rFonts w:ascii="Times New Roman" w:hAnsi="Times New Roman"/>
-          <w:b w:val="0"/>
-          <w:i w:val="0"/>
-          <w:color w:val="000000"/>
-          <w:sz w:val="24"/>
-        </w:rPr>
-        <w:t xml:space="preserve">[23]  </w:t>
-      </w:r>
-      <w:r>
-        <w:rPr>
-          <w:rFonts w:ascii="Times New Roman" w:hAnsi="Times New Roman"/>
-          <w:b w:val="0"/>
-          <w:i w:val="0"/>
-          <w:color w:val="000000"/>
-          <w:sz w:val="24"/>
-        </w:rPr>
-        <w:t>Asociación Médica Mundial. Declaración de Helsinki de la AMM: Principios éticos para las investigaciones médicas en seres humanos. Ferney-Voltaire: WMA; 2013.</w:t>
-      </w:r>
-    </w:p>
-    <w:p>
-      <w:pPr>
-        <w:spacing w:line="312" w:lineRule="auto" w:before="0" w:after="80"/>
-        <w:ind w:left="720" w:hanging="720"/>
-        <w:jc w:val="both"/>
-      </w:pPr>
-      <w:r>
-        <w:rPr>
-          <w:rFonts w:ascii="Times New Roman" w:hAnsi="Times New Roman"/>
-          <w:b w:val="0"/>
-          <w:i w:val="0"/>
-          <w:color w:val="000000"/>
-          <w:sz w:val="24"/>
-        </w:rPr>
-        <w:t xml:space="preserve">[24]  </w:t>
-      </w:r>
-      <w:r>
-        <w:rPr>
-          <w:rFonts w:ascii="Times New Roman" w:hAnsi="Times New Roman"/>
-          <w:b w:val="0"/>
-          <w:i w:val="0"/>
-          <w:color w:val="000000"/>
-          <w:sz w:val="24"/>
-        </w:rPr>
-        <w:t>Consejo de Organizaciones Internacionales de las Ciencias Médicas (CIOMS). Pautas éticas internacionales para la investigación relacionada con la salud con seres humanos. Ginebra: CIOMS; 2016.</w:t>
-      </w:r>
-    </w:p>
-    <w:p>
-      <w:pPr>
         <w:sectPr>
-          <w:headerReference w:type="default" r:id="rId27"/>
-          <w:footerReference w:type="default" r:id="rId28"/>
+          <w:headerReference w:type="default" r:id="rId21"/>
+          <w:footerReference w:type="default" r:id="rId22"/>
           <w:pgSz w:w="11906" w:h="16838"/>
           <w:pgMar w:top="1701" w:right="1417" w:bottom="1417" w:left="1984" w:header="720" w:footer="720" w:gutter="0"/>
           <w:cols w:space="720"/>
@@ -16326,8 +7403,8 @@
       </w:r>
     </w:p>
     <w:sectPr>
-      <w:headerReference w:type="default" r:id="rId29"/>
-      <w:footerReference w:type="default" r:id="rId30"/>
+      <w:headerReference w:type="default" r:id="rId23"/>
+      <w:footerReference w:type="default" r:id="rId24"/>
       <w:pgSz w:w="11906" w:h="16838"/>
       <w:pgMar w:top="1701" w:right="1417" w:bottom="1417" w:left="1984" w:header="720" w:footer="720" w:gutter="0"/>
       <w:cols w:space="720"/>
@@ -16339,17 +7416,6 @@
 </file>
 
 <file path=word/footer1.xml><?xml version="1.0" encoding="utf-8"?>
-<w:ftr xmlns:m="http://schemas.openxmlformats.org/officeDocument/2006/math" xmlns:mc="http://schemas.openxmlformats.org/markup-compatibility/2006" xmlns:mo="http://schemas.microsoft.com/office/mac/office/2008/main" xmlns:mv="urn:schemas-microsoft-com:mac:vml" xmlns:o="urn:schemas-microsoft-com:office:office" xmlns:r="http://schemas.openxmlformats.org/officeDocument/2006/relationships" xmlns:v="urn:schemas-microsoft-com:vml" xmlns:w10="urn:schemas-microsoft-com:office:word" xmlns:w14="http://schemas.microsoft.com/office/word/2010/wordml" xmlns:w="http://schemas.openxmlformats.org/wordprocessingml/2006/main" xmlns:wne="http://schemas.microsoft.com/office/word/2006/wordml" xmlns:wp14="http://schemas.microsoft.com/office/word/2010/wordprocessingDrawing" xmlns:wp="http://schemas.openxmlformats.org/drawingml/2006/wordprocessingDrawing" xmlns:wpc="http://schemas.microsoft.com/office/word/2010/wordprocessingCanvas" xmlns:wpg="http://schemas.microsoft.com/office/word/2010/wordprocessingGroup" xmlns:wpi="http://schemas.microsoft.com/office/word/2010/wordprocessingInk" xmlns:wps="http://schemas.microsoft.com/office/word/2010/wordprocessingShape" mc:Ignorable="w14 wp14">
-  <w:p>
-    <w:pPr>
-      <w:pStyle w:val="Footer"/>
-    </w:pPr>
-    <w:r/>
-  </w:p>
-</w:ftr>
-</file>
-
-<file path=word/footer10.xml><?xml version="1.0" encoding="utf-8"?>
 <w:ftr xmlns:m="http://schemas.openxmlformats.org/officeDocument/2006/math" xmlns:mc="http://schemas.openxmlformats.org/markup-compatibility/2006" xmlns:mo="http://schemas.microsoft.com/office/mac/office/2008/main" xmlns:mv="urn:schemas-microsoft-com:mac:vml" xmlns:o="urn:schemas-microsoft-com:office:office" xmlns:r="http://schemas.openxmlformats.org/officeDocument/2006/relationships" xmlns:v="urn:schemas-microsoft-com:vml" xmlns:w10="urn:schemas-microsoft-com:office:word" xmlns:w14="http://schemas.microsoft.com/office/word/2010/wordml" xmlns:w="http://schemas.openxmlformats.org/wordprocessingml/2006/main" xmlns:wne="http://schemas.microsoft.com/office/word/2006/wordml" xmlns:wp14="http://schemas.microsoft.com/office/word/2010/wordprocessingDrawing" xmlns:wp="http://schemas.openxmlformats.org/drawingml/2006/wordprocessingDrawing" xmlns:wpc="http://schemas.microsoft.com/office/word/2010/wordprocessingCanvas" xmlns:wpg="http://schemas.microsoft.com/office/word/2010/wordprocessingGroup" xmlns:wpi="http://schemas.microsoft.com/office/word/2010/wordprocessingInk" xmlns:wps="http://schemas.microsoft.com/office/word/2010/wordprocessingShape" mc:Ignorable="w14 wp14">
   <w:p>
     <w:pPr>
@@ -16435,28 +7501,6 @@
 </w:ftr>
 </file>
 
-<file path=word/footer8.xml><?xml version="1.0" encoding="utf-8"?>
-<w:ftr xmlns:m="http://schemas.openxmlformats.org/officeDocument/2006/math" xmlns:mc="http://schemas.openxmlformats.org/markup-compatibility/2006" xmlns:mo="http://schemas.microsoft.com/office/mac/office/2008/main" xmlns:mv="urn:schemas-microsoft-com:mac:vml" xmlns:o="urn:schemas-microsoft-com:office:office" xmlns:r="http://schemas.openxmlformats.org/officeDocument/2006/relationships" xmlns:v="urn:schemas-microsoft-com:vml" xmlns:w10="urn:schemas-microsoft-com:office:word" xmlns:w14="http://schemas.microsoft.com/office/word/2010/wordml" xmlns:w="http://schemas.openxmlformats.org/wordprocessingml/2006/main" xmlns:wne="http://schemas.microsoft.com/office/word/2006/wordml" xmlns:wp14="http://schemas.microsoft.com/office/word/2010/wordprocessingDrawing" xmlns:wp="http://schemas.openxmlformats.org/drawingml/2006/wordprocessingDrawing" xmlns:wpc="http://schemas.microsoft.com/office/word/2010/wordprocessingCanvas" xmlns:wpg="http://schemas.microsoft.com/office/word/2010/wordprocessingGroup" xmlns:wpi="http://schemas.microsoft.com/office/word/2010/wordprocessingInk" xmlns:wps="http://schemas.microsoft.com/office/word/2010/wordprocessingShape" mc:Ignorable="w14 wp14">
-  <w:p>
-    <w:pPr>
-      <w:pStyle w:val="Footer"/>
-    </w:pPr>
-    <w:r/>
-  </w:p>
-</w:ftr>
-</file>
-
-<file path=word/footer9.xml><?xml version="1.0" encoding="utf-8"?>
-<w:ftr xmlns:m="http://schemas.openxmlformats.org/officeDocument/2006/math" xmlns:mc="http://schemas.openxmlformats.org/markup-compatibility/2006" xmlns:mo="http://schemas.microsoft.com/office/mac/office/2008/main" xmlns:mv="urn:schemas-microsoft-com:mac:vml" xmlns:o="urn:schemas-microsoft-com:office:office" xmlns:r="http://schemas.openxmlformats.org/officeDocument/2006/relationships" xmlns:v="urn:schemas-microsoft-com:vml" xmlns:w10="urn:schemas-microsoft-com:office:word" xmlns:w14="http://schemas.microsoft.com/office/word/2010/wordml" xmlns:w="http://schemas.openxmlformats.org/wordprocessingml/2006/main" xmlns:wne="http://schemas.microsoft.com/office/word/2006/wordml" xmlns:wp14="http://schemas.microsoft.com/office/word/2010/wordprocessingDrawing" xmlns:wp="http://schemas.openxmlformats.org/drawingml/2006/wordprocessingDrawing" xmlns:wpc="http://schemas.microsoft.com/office/word/2010/wordprocessingCanvas" xmlns:wpg="http://schemas.microsoft.com/office/word/2010/wordprocessingGroup" xmlns:wpi="http://schemas.microsoft.com/office/word/2010/wordprocessingInk" xmlns:wps="http://schemas.microsoft.com/office/word/2010/wordprocessingShape" mc:Ignorable="w14 wp14">
-  <w:p>
-    <w:pPr>
-      <w:pStyle w:val="Footer"/>
-    </w:pPr>
-    <w:r/>
-  </w:p>
-</w:ftr>
-</file>
-
 <file path=word/header1.xml><?xml version="1.0" encoding="utf-8"?>
 <w:hdr xmlns:m="http://schemas.openxmlformats.org/officeDocument/2006/math" xmlns:mc="http://schemas.openxmlformats.org/markup-compatibility/2006" xmlns:mo="http://schemas.microsoft.com/office/mac/office/2008/main" xmlns:mv="urn:schemas-microsoft-com:mac:vml" xmlns:o="urn:schemas-microsoft-com:office:office" xmlns:r="http://schemas.openxmlformats.org/officeDocument/2006/relationships" xmlns:v="urn:schemas-microsoft-com:vml" xmlns:w10="urn:schemas-microsoft-com:office:word" xmlns:w14="http://schemas.microsoft.com/office/word/2010/wordml" xmlns:w="http://schemas.openxmlformats.org/wordprocessingml/2006/main" xmlns:wne="http://schemas.microsoft.com/office/word/2006/wordml" xmlns:wp14="http://schemas.microsoft.com/office/word/2010/wordprocessingDrawing" xmlns:wp="http://schemas.openxmlformats.org/drawingml/2006/wordprocessingDrawing" xmlns:wpc="http://schemas.microsoft.com/office/word/2010/wordprocessingCanvas" xmlns:wpg="http://schemas.microsoft.com/office/word/2010/wordprocessingGroup" xmlns:wpi="http://schemas.microsoft.com/office/word/2010/wordprocessingInk" xmlns:wps="http://schemas.microsoft.com/office/word/2010/wordprocessingShape" mc:Ignorable="w14 wp14">
   <w:p>
@@ -16464,86 +7508,6 @@
       <w:pStyle w:val="Header"/>
     </w:pPr>
     <w:r/>
-  </w:p>
-</w:hdr>
-</file>
-
-<file path=word/header10.xml><?xml version="1.0" encoding="utf-8"?>
-<w:hdr xmlns:m="http://schemas.openxmlformats.org/officeDocument/2006/math" xmlns:mc="http://schemas.openxmlformats.org/markup-compatibility/2006" xmlns:mo="http://schemas.microsoft.com/office/mac/office/2008/main" xmlns:mv="urn:schemas-microsoft-com:mac:vml" xmlns:o="urn:schemas-microsoft-com:office:office" xmlns:r="http://schemas.openxmlformats.org/officeDocument/2006/relationships" xmlns:v="urn:schemas-microsoft-com:vml" xmlns:w10="urn:schemas-microsoft-com:office:word" xmlns:w14="http://schemas.microsoft.com/office/word/2010/wordml" xmlns:w="http://schemas.openxmlformats.org/wordprocessingml/2006/main" xmlns:wne="http://schemas.microsoft.com/office/word/2006/wordml" xmlns:wp14="http://schemas.microsoft.com/office/word/2010/wordprocessingDrawing" xmlns:wp="http://schemas.openxmlformats.org/drawingml/2006/wordprocessingDrawing" xmlns:wpc="http://schemas.microsoft.com/office/word/2010/wordprocessingCanvas" xmlns:wpg="http://schemas.microsoft.com/office/word/2010/wordprocessingGroup" xmlns:wpi="http://schemas.microsoft.com/office/word/2010/wordprocessingInk" xmlns:wps="http://schemas.microsoft.com/office/word/2010/wordprocessingShape" mc:Ignorable="w14 wp14">
-  <w:p>
-    <w:pPr>
-      <w:pStyle w:val="Header"/>
-      <w:jc w:val="left"/>
-      <w:pBdr>
-        <w:bottom w:val="single" w:sz="4" w:space="2" w:color="000000"/>
-      </w:pBdr>
-    </w:pPr>
-    <w:r/>
-    <w:r>
-      <w:rPr>
-        <w:rFonts w:ascii="Times New Roman" w:hAnsi="Times New Roman"/>
-        <w:color w:val="000000"/>
-        <w:sz w:val="18"/>
-      </w:rPr>
-      <w:t>REFERENCIAS BIBLIOGRÁFICAS</w:t>
-    </w:r>
-    <w:r>
-      <w:rPr>
-        <w:rFonts w:ascii="Times New Roman" w:hAnsi="Times New Roman"/>
-        <w:sz w:val="18"/>
-      </w:rPr>
-      <w:tab/>
-      <w:tab/>
-    </w:r>
-    <w:fldSimple w:instr="PAGE">
-      <w:r>
-        <w:rPr>
-          <w:rFonts w:ascii="Times New Roman" w:hAnsi="Times New Roman"/>
-          <w:sz w:val="18"/>
-        </w:rPr>
-        <w:t>1</w:t>
-      </w:r>
-    </w:fldSimple>
-  </w:p>
-</w:hdr>
-</file>
-
-<file path=word/header11.xml><?xml version="1.0" encoding="utf-8"?>
-<w:hdr xmlns:m="http://schemas.openxmlformats.org/officeDocument/2006/math" xmlns:mc="http://schemas.openxmlformats.org/markup-compatibility/2006" xmlns:mo="http://schemas.microsoft.com/office/mac/office/2008/main" xmlns:mv="urn:schemas-microsoft-com:mac:vml" xmlns:o="urn:schemas-microsoft-com:office:office" xmlns:r="http://schemas.openxmlformats.org/officeDocument/2006/relationships" xmlns:v="urn:schemas-microsoft-com:vml" xmlns:w10="urn:schemas-microsoft-com:office:word" xmlns:w14="http://schemas.microsoft.com/office/word/2010/wordml" xmlns:w="http://schemas.openxmlformats.org/wordprocessingml/2006/main" xmlns:wne="http://schemas.microsoft.com/office/word/2006/wordml" xmlns:wp14="http://schemas.microsoft.com/office/word/2010/wordprocessingDrawing" xmlns:wp="http://schemas.openxmlformats.org/drawingml/2006/wordprocessingDrawing" xmlns:wpc="http://schemas.microsoft.com/office/word/2010/wordprocessingCanvas" xmlns:wpg="http://schemas.microsoft.com/office/word/2010/wordprocessingGroup" xmlns:wpi="http://schemas.microsoft.com/office/word/2010/wordprocessingInk" xmlns:wps="http://schemas.microsoft.com/office/word/2010/wordprocessingShape" mc:Ignorable="w14 wp14">
-  <w:p>
-    <w:pPr>
-      <w:pStyle w:val="Header"/>
-      <w:jc w:val="left"/>
-      <w:pBdr>
-        <w:bottom w:val="single" w:sz="4" w:space="2" w:color="000000"/>
-      </w:pBdr>
-    </w:pPr>
-    <w:r/>
-    <w:r>
-      <w:rPr>
-        <w:rFonts w:ascii="Times New Roman" w:hAnsi="Times New Roman"/>
-        <w:color w:val="000000"/>
-        <w:sz w:val="18"/>
-      </w:rPr>
-      <w:t>ANEXOS</w:t>
-    </w:r>
-    <w:r>
-      <w:rPr>
-        <w:rFonts w:ascii="Times New Roman" w:hAnsi="Times New Roman"/>
-        <w:sz w:val="18"/>
-      </w:rPr>
-      <w:tab/>
-      <w:tab/>
-    </w:r>
-    <w:fldSimple w:instr="PAGE">
-      <w:r>
-        <w:rPr>
-          <w:rFonts w:ascii="Times New Roman" w:hAnsi="Times New Roman"/>
-          <w:sz w:val="18"/>
-        </w:rPr>
-        <w:t>1</w:t>
-      </w:r>
-    </w:fldSimple>
   </w:p>
 </w:hdr>
 </file>
@@ -16736,7 +7700,7 @@
         <w:color w:val="000000"/>
         <w:sz w:val="18"/>
       </w:rPr>
-      <w:t>CAPÍTULO III: ABORDAJE TEÓRICO</w:t>
+      <w:t>REFERENCIAS BIBLIOGRÁFICAS</w:t>
     </w:r>
     <w:r>
       <w:rPr>
@@ -16776,47 +7740,7 @@
         <w:color w:val="000000"/>
         <w:sz w:val="18"/>
       </w:rPr>
-      <w:t>CAPÍTULO IV: METODOLOGÍA FENOMENOLÓGICA</w:t>
-    </w:r>
-    <w:r>
-      <w:rPr>
-        <w:rFonts w:ascii="Times New Roman" w:hAnsi="Times New Roman"/>
-        <w:sz w:val="18"/>
-      </w:rPr>
-      <w:tab/>
-      <w:tab/>
-    </w:r>
-    <w:fldSimple w:instr="PAGE">
-      <w:r>
-        <w:rPr>
-          <w:rFonts w:ascii="Times New Roman" w:hAnsi="Times New Roman"/>
-          <w:sz w:val="18"/>
-        </w:rPr>
-        <w:t>1</w:t>
-      </w:r>
-    </w:fldSimple>
-  </w:p>
-</w:hdr>
-</file>
-
-<file path=word/header9.xml><?xml version="1.0" encoding="utf-8"?>
-<w:hdr xmlns:m="http://schemas.openxmlformats.org/officeDocument/2006/math" xmlns:mc="http://schemas.openxmlformats.org/markup-compatibility/2006" xmlns:mo="http://schemas.microsoft.com/office/mac/office/2008/main" xmlns:mv="urn:schemas-microsoft-com:mac:vml" xmlns:o="urn:schemas-microsoft-com:office:office" xmlns:r="http://schemas.openxmlformats.org/officeDocument/2006/relationships" xmlns:v="urn:schemas-microsoft-com:vml" xmlns:w10="urn:schemas-microsoft-com:office:word" xmlns:w14="http://schemas.microsoft.com/office/word/2010/wordml" xmlns:w="http://schemas.openxmlformats.org/wordprocessingml/2006/main" xmlns:wne="http://schemas.microsoft.com/office/word/2006/wordml" xmlns:wp14="http://schemas.microsoft.com/office/word/2010/wordprocessingDrawing" xmlns:wp="http://schemas.openxmlformats.org/drawingml/2006/wordprocessingDrawing" xmlns:wpc="http://schemas.microsoft.com/office/word/2010/wordprocessingCanvas" xmlns:wpg="http://schemas.microsoft.com/office/word/2010/wordprocessingGroup" xmlns:wpi="http://schemas.microsoft.com/office/word/2010/wordprocessingInk" xmlns:wps="http://schemas.microsoft.com/office/word/2010/wordprocessingShape" mc:Ignorable="w14 wp14">
-  <w:p>
-    <w:pPr>
-      <w:pStyle w:val="Header"/>
-      <w:jc w:val="left"/>
-      <w:pBdr>
-        <w:bottom w:val="single" w:sz="4" w:space="2" w:color="000000"/>
-      </w:pBdr>
-    </w:pPr>
-    <w:r/>
-    <w:r>
-      <w:rPr>
-        <w:rFonts w:ascii="Times New Roman" w:hAnsi="Times New Roman"/>
-        <w:color w:val="000000"/>
-        <w:sz w:val="18"/>
-      </w:rPr>
-      <w:t>CAPÍTULO V: ASPECTOS ADMINISTRATIVOS</w:t>
+      <w:t>ANEXOS</w:t>
     </w:r>
     <w:r>
       <w:rPr>

--- a/plantilla/AQUI/EDITA.docx
+++ b/plantilla/AQUI/EDITA.docx
@@ -358,7 +358,7 @@
           <w:color w:val="000000"/>
           <w:sz w:val="23"/>
         </w:rPr>
-        <w:t>CAPÍTULO I: EL PROBLEMA</w:t>
+        <w:t>CAPÍTULO I: EL PROBLEMA DE INVESTIGACIÓN</w:t>
         <w:tab/>
       </w:r>
       <w:r>
@@ -388,7 +388,7 @@
           <w:color w:val="000000"/>
           <w:sz w:val="22"/>
         </w:rPr>
-        <w:t xml:space="preserve">    1.1. Contextualización del problema de investigación</w:t>
+        <w:t xml:space="preserve">    1.1. Descripción de la realidad problemática</w:t>
         <w:tab/>
       </w:r>
       <w:r>
@@ -418,7 +418,7 @@
           <w:color w:val="000000"/>
           <w:sz w:val="22"/>
         </w:rPr>
-        <w:t xml:space="preserve">    1.2. Formulación de las preguntas norteadoras</w:t>
+        <w:t xml:space="preserve">    1.2. Formulación del problema (Preguntas norteadoras)</w:t>
         <w:tab/>
       </w:r>
       <w:r>
@@ -448,7 +448,7 @@
           <w:color w:val="000000"/>
           <w:sz w:val="22"/>
         </w:rPr>
-        <w:t xml:space="preserve">    1.3. Formulación de los objetivos de investigación</w:t>
+        <w:t xml:space="preserve">    1.3. Objetivos de la investigación</w:t>
         <w:tab/>
       </w:r>
       <w:r>
@@ -460,6 +460,96 @@
           <w:sz w:val="22"/>
         </w:rPr>
         <w:t>5</w:t>
+      </w:r>
+    </w:p>
+    <w:p>
+      <w:pPr>
+        <w:tabs>
+          <w:tab w:pos="8504" w:val="right" w:leader="dot"/>
+        </w:tabs>
+        <w:spacing w:before="0" w:after="60" w:line="276" w:lineRule="auto"/>
+        <w:jc w:val="left"/>
+      </w:pPr>
+      <w:r>
+        <w:rPr>
+          <w:rFonts w:ascii="Times New Roman" w:hAnsi="Times New Roman"/>
+          <w:b w:val="0"/>
+          <w:i w:val="0"/>
+          <w:color w:val="000000"/>
+          <w:sz w:val="22"/>
+        </w:rPr>
+        <w:t xml:space="preserve">    1.4. Supuestos fenomenológicos de la investigación</w:t>
+        <w:tab/>
+      </w:r>
+      <w:r>
+        <w:rPr>
+          <w:rFonts w:ascii="Times New Roman" w:hAnsi="Times New Roman"/>
+          <w:b w:val="0"/>
+          <w:i w:val="0"/>
+          <w:color w:val="000000"/>
+          <w:sz w:val="22"/>
+        </w:rPr>
+        <w:t>5</w:t>
+      </w:r>
+    </w:p>
+    <w:p>
+      <w:pPr>
+        <w:tabs>
+          <w:tab w:pos="8504" w:val="right" w:leader="dot"/>
+        </w:tabs>
+        <w:spacing w:before="0" w:after="60" w:line="276" w:lineRule="auto"/>
+        <w:jc w:val="left"/>
+      </w:pPr>
+      <w:r>
+        <w:rPr>
+          <w:rFonts w:ascii="Times New Roman" w:hAnsi="Times New Roman"/>
+          <w:b w:val="0"/>
+          <w:i w:val="0"/>
+          <w:color w:val="000000"/>
+          <w:sz w:val="22"/>
+        </w:rPr>
+        <w:t xml:space="preserve">    1.5. Justificación e importancia de la investigación</w:t>
+        <w:tab/>
+      </w:r>
+      <w:r>
+        <w:rPr>
+          <w:rFonts w:ascii="Times New Roman" w:hAnsi="Times New Roman"/>
+          <w:b w:val="0"/>
+          <w:i w:val="0"/>
+          <w:color w:val="000000"/>
+          <w:sz w:val="22"/>
+        </w:rPr>
+        <w:t>6</w:t>
+      </w:r>
+    </w:p>
+    <w:p>
+      <w:pPr>
+        <w:tabs>
+          <w:tab w:pos="8504" w:val="right" w:leader="dot"/>
+        </w:tabs>
+        <w:spacing w:before="0" w:after="60" w:line="276" w:lineRule="auto"/>
+        <w:jc w:val="left"/>
+      </w:pPr>
+      <w:r>
+        <w:rPr>
+          <w:rFonts w:ascii="Times New Roman" w:hAnsi="Times New Roman"/>
+          <w:b w:val="0"/>
+          <w:i w:val="0"/>
+          <w:color w:val="000000"/>
+          <w:sz w:val="22"/>
+        </w:rPr>
+        <w:t xml:space="preserve">    1.6. Delimitaciones y limitaciones del estudio</w:t>
+        <w:tab/>
+      </w:r>
+      <w:r>
+        <w:rPr>
+          <w:rFonts w:ascii="Times New Roman" w:hAnsi="Times New Roman"/>
+          <w:b w:val="0"/>
+          <w:i w:val="0"/>
+          <w:color w:val="000000"/>
+          <w:sz w:val="22"/>
+        </w:rPr>
+        <w:t>7</w:t>
       </w:r>
     </w:p>
     <w:p>
@@ -478,7 +568,7 @@
           <w:color w:val="000000"/>
           <w:sz w:val="22"/>
         </w:rPr>
-        <w:t xml:space="preserve">    1.4. Viabilidad y consideraciones bioéticas</w:t>
+        <w:t xml:space="preserve">    1.7. Viabilidad y consideraciones bioéticas</w:t>
         <w:tab/>
       </w:r>
       <w:r>
@@ -489,7 +579,7 @@
           <w:color w:val="000000"/>
           <w:sz w:val="22"/>
         </w:rPr>
-        <w:t>5</w:t>
+        <w:t>8</w:t>
       </w:r>
     </w:p>
     <w:p>
@@ -519,7 +609,7 @@
           <w:color w:val="000000"/>
           <w:sz w:val="23"/>
         </w:rPr>
-        <w:t>7</w:t>
+        <w:t>9</w:t>
       </w:r>
     </w:p>
     <w:p>
@@ -549,7 +639,7 @@
           <w:color w:val="000000"/>
           <w:sz w:val="22"/>
         </w:rPr>
-        <w:t>7</w:t>
+        <w:t>9</w:t>
       </w:r>
     </w:p>
     <w:p>
@@ -579,7 +669,7 @@
           <w:color w:val="000000"/>
           <w:sz w:val="22"/>
         </w:rPr>
-        <w:t>8</w:t>
+        <w:t>10</w:t>
       </w:r>
     </w:p>
     <w:p>
@@ -609,7 +699,7 @@
           <w:color w:val="000000"/>
           <w:sz w:val="22"/>
         </w:rPr>
-        <w:t>9</w:t>
+        <w:t>11</w:t>
       </w:r>
     </w:p>
     <w:p>
@@ -639,7 +729,7 @@
           <w:color w:val="000000"/>
           <w:sz w:val="22"/>
         </w:rPr>
-        <w:t>10</w:t>
+        <w:t>12</w:t>
       </w:r>
     </w:p>
     <w:p>
@@ -669,7 +759,7 @@
           <w:color w:val="000000"/>
           <w:sz w:val="22"/>
         </w:rPr>
-        <w:t>11</w:t>
+        <w:t>13</w:t>
       </w:r>
     </w:p>
     <w:p>
@@ -699,7 +789,7 @@
           <w:color w:val="000000"/>
           <w:sz w:val="22"/>
         </w:rPr>
-        <w:t>12</w:t>
+        <w:t>14</w:t>
       </w:r>
     </w:p>
     <w:p>
@@ -729,7 +819,7 @@
           <w:color w:val="000000"/>
           <w:sz w:val="23"/>
         </w:rPr>
-        <w:t>14</w:t>
+        <w:t>16</w:t>
       </w:r>
     </w:p>
     <w:p>
@@ -759,7 +849,7 @@
           <w:color w:val="000000"/>
           <w:sz w:val="23"/>
         </w:rPr>
-        <w:t>16</w:t>
+        <w:t>18</w:t>
       </w:r>
     </w:p>
     <w:p>
@@ -789,7 +879,7 @@
           <w:color w:val="000000"/>
           <w:sz w:val="22"/>
         </w:rPr>
-        <w:t>16</w:t>
+        <w:t>18</w:t>
       </w:r>
     </w:p>
     <w:p>
@@ -819,7 +909,7 @@
           <w:color w:val="000000"/>
           <w:sz w:val="22"/>
         </w:rPr>
-        <w:t>17</w:t>
+        <w:t>19</w:t>
       </w:r>
     </w:p>
     <w:p>
@@ -849,7 +939,7 @@
           <w:color w:val="000000"/>
           <w:sz w:val="22"/>
         </w:rPr>
-        <w:t>18</w:t>
+        <w:t>20</w:t>
       </w:r>
     </w:p>
     <w:p>
@@ -879,7 +969,7 @@
           <w:color w:val="000000"/>
           <w:sz w:val="22"/>
         </w:rPr>
-        <w:t>19</w:t>
+        <w:t>21</w:t>
       </w:r>
     </w:p>
     <w:p>
@@ -909,7 +999,7 @@
           <w:color w:val="000000"/>
           <w:sz w:val="22"/>
         </w:rPr>
-        <w:t>20</w:t>
+        <w:t>22</w:t>
       </w:r>
     </w:p>
     <w:p>
@@ -1119,7 +1209,7 @@
           <w:color w:val="000000"/>
           <w:sz w:val="28"/>
         </w:rPr>
-        <w:t>CAPÍTULO I: EL PROBLEMA</w:t>
+        <w:t>CAPÍTULO I: EL PROBLEMA DE INVESTIGACIÓN</w:t>
       </w:r>
     </w:p>
     <w:p>
@@ -1135,7 +1225,7 @@
           <w:color w:val="000000"/>
           <w:sz w:val="24"/>
         </w:rPr>
-        <w:t>1.1. Contextualización del problema de investigación</w:t>
+        <w:t>1.1. Descripción de la realidad problemática</w:t>
       </w:r>
     </w:p>
     <w:p>
@@ -1152,7 +1242,7 @@
           <w:color w:val="000000"/>
           <w:sz w:val="24"/>
         </w:rPr>
-        <w:t>En el marco de la investigación científica cualitativa, tal como sostienen Hernández-Sampieri y Mendoza [5], el planteamiento del problema adopta una naturaleza inductiva: no parte de deducciones hipotéticas preconcebidas ni de fórmulas numéricas abstractas, sino de la inmersión directa en una realidad concreta, latente y sentida por los actores sociales en su vida cotidiana. Plantear y delimitar el problema cualitativo constituye un proceso reflexivo, dinámico y flexible que demanda tiempo y apertura mental, orientado a capturar la esencia, las emociones, los sentires corpóreos y los significados intersubjetivos que las personas otorgan a sus vivencias en el momento del acto asistencial, siguiendo los fundamentos de Husserl [7] y van Manen [8].</w:t>
+        <w:t>En el marco epistemológico de la investigación cualitativa, tal como sostienen Hernández-Sampieri y Mendoza [5], el planteamiento del problema adopta una naturaleza puramente inductiva y fenomenológica: no parte del aislamiento artificial de variables cuantitativas ni del contraste de hipótesis numéricas preconcebidas, sino de la inmersión vivencial directa en el ambiente natural donde acontecen los fenómenos humanos. Plantear y delimitar un problema cualitativo fenomenológico constituye un proceso reflexivo, dinámico y abierto orientado a capturar la esencia, las emociones, los sentires corpóreos y los significados intersubjetivos que las personas otorgan a sus vivencias en el momento del acto asistencial, siguiendo los fundamentos de Husserl [7] y van Manen [8].</w:t>
       </w:r>
     </w:p>
     <w:p>
@@ -1169,7 +1259,7 @@
           <w:color w:val="000000"/>
           <w:sz w:val="24"/>
         </w:rPr>
-        <w:t>Para tal fin, la metodología exige un contacto directo y vivencial con la realidad estudiada. En el presente estudio, el origen del problema se fundamenta en la propia subjetividad, observación reflexiva y experiencia acumulada por la investigadora durante sus prácticas preprofesionales y comunitarias de la Escuela Profesional de Enfermería de la Universidad Nacional de San Cristóbal de Huamanga (UNSCH) en los diferentes servicios del primer nivel de atención.</w:t>
+        <w:t>Para tal fin, la metodología demanda un contacto directo y vivencial con la realidad estudiada en su escenario cotidiano. En el presente estudio, el origen de la indagación se sustenta en la observación reflexiva y la experiencia acumulada por la investigadora durante sus prácticas preprofesionales de la Escuela Profesional de Enfermería de la Universidad Nacional de San Cristóbal de Huamanga (UNSCH) en los consultorios del Centro de Salud Belén.</w:t>
       </w:r>
     </w:p>
     <w:p>
@@ -1186,7 +1276,23 @@
           <w:color w:val="000000"/>
           <w:sz w:val="24"/>
         </w:rPr>
-        <w:t>En el contexto territorial de Huamanga, el Centro de Salud Belén (establecimiento categoría I-3) cumple una labor asistencial estratégica al brindar atención preventiva y recuperativa a familias en condiciones de notable vulnerabilidad socioeconómica. No obstante, en la cotidianidad asistencial aflora una tensión constante: los usuarios madrugan desde las 4:00 o 5:00 de la madrugada para alcanzar un turno o cupo, afrontando la intemperie matutina, la incertidumbre en las filas, la saturación física de los pasillos y prolongadas horas de espera antes de ser llamados a los consultorios de Medicina, Crecimiento y Desarrollo (CRED), Inmunizaciones o Salud Sexual.</w:t>
+        <w:t>En estricta observancia del canon metodológico de la cátedra de EN 486 (Dr. Manglio Aguirre Andrade), la caracterización de la realidad problemática se articula mediante la técnica del embudo en tres niveles de profundidad:</w:t>
+      </w:r>
+    </w:p>
+    <w:p>
+      <w:pPr>
+        <w:spacing w:before="160" w:after="60"/>
+        <w:jc w:val="left"/>
+      </w:pPr>
+      <w:r>
+        <w:rPr>
+          <w:rFonts w:ascii="Times New Roman" w:hAnsi="Times New Roman"/>
+          <w:b/>
+          <w:i/>
+          <w:color w:val="000000"/>
+          <w:sz w:val="24"/>
+        </w:rPr>
+        <w:t>Contexto Internacional (Macro)</w:t>
       </w:r>
     </w:p>
     <w:p>
@@ -1203,7 +1309,23 @@
           <w:color w:val="000000"/>
           <w:sz w:val="24"/>
         </w:rPr>
-        <w:t>En este recorrido asistencial, se percibe una latente desconexión entre la destreza técnica de los procedimientos sanitarios y la calidad del encuentro interpersonal. Para la población ayacuchana —cuya matriz sociocultural e identidad lingüística está profundamente ligada al quechua chanka—, la atención en salud cobra significado a través de la calidez, la mirada directa, el saludo afectuoso, la paciencia explicativa y el respeto a su dignidad individual. Cuando estas pautas se omiten por la prisa o la sobrecarga del personal, el usuario experimenta sensaciones de desamparo, frustración o silencio. El verdadero problema radica en que los sistemas de gestión tradicionales evalúan la calidad únicamente mediante encuestas estandarizadas cuantitativas como SERVQUAL [19, 20] que reducen la satisfacción a medias aritméticas, desconociendo por completo las vivencias, emociones, mecanismos de respuesta y el sentido que los propios usuarios le atribuyen al cuidado de su salud.</w:t>
+        <w:t>A escala mundial, los sistemas de salud enfrentan una crisis estructural caracterizada por la fragmentación asistencial y la despersonalización del acto de cuidado, según lo advertido por la Organización Mundial de la Salud (OMS), la OCDE y el Banco Mundial [1]. El predominio de un paradigma biomédico tecnicista y la sobrecarga burocrática en el primer nivel de atención han reducido la evaluación de los servicios a meros indicadores de rendimiento cuantitativo, invisibilizando la vivencia afectiva del paciente, el sufrimiento somático de la espera y los determinantes socioculturales de la salud. De acuerdo con Donabedian [9, 10] y Watson [12], la calidad del cuidado no reside únicamente en la corrección instrumental del procedimiento terapéutico, sino medularmente en el proceso interpersonal: la calidez de la mirada, la capacidad de escucha, el respeto a la dignidad y la reciprocidad humanizada entre el profesional y el ser cuidado.</w:t>
+      </w:r>
+    </w:p>
+    <w:p>
+      <w:pPr>
+        <w:spacing w:before="160" w:after="60"/>
+        <w:jc w:val="left"/>
+      </w:pPr>
+      <w:r>
+        <w:rPr>
+          <w:rFonts w:ascii="Times New Roman" w:hAnsi="Times New Roman"/>
+          <w:b/>
+          <w:i/>
+          <w:color w:val="000000"/>
+          <w:sz w:val="24"/>
+        </w:rPr>
+        <w:t>Contexto Nacional (Meso)</w:t>
       </w:r>
     </w:p>
     <w:p>
@@ -1215,13 +1337,36 @@
       <w:r>
         <w:rPr>
           <w:rFonts w:ascii="Times New Roman" w:hAnsi="Times New Roman"/>
+          <w:b w:val="0"/>
+          <w:i w:val="0"/>
+          <w:color w:val="000000"/>
+          <w:sz w:val="24"/>
+        </w:rPr>
+        <w:t>En el Perú, la Política Nacional de Calidad en Salud del Ministerio de Salud [2] reconoce que la persistencia de barreras de acceso geográficas, organizacionales, económicas y culturales debilita gravemente la capacidad resolutiva del primer nivel asistencial (categorías I-1 a I-4), donde recae más del 78% de las atenciones asistenciales del país. A pesar de los esfuerzos normativos, persisten cuellos de botella crónicos: colas en la madrugada para conseguir un cupo, desabastecimiento de medicamentos esenciales del petitorio oficial y una marcada frialdad comunicativa en el trato al usuario. Esta brecha motivó al Estado peruano a priorizar la investigación en salud a través de la Línea 10 de Investigación en Salud al 2030: “Sistemas y servicios de salud, acceso y cobertura universal” (Resolución Ministerial N° 424-2025/MINSA) [3], orientada a generar evidencia empírica directa para dignificar la atención y garantizar la cobertura sanitaria universal.</w:t>
+      </w:r>
+    </w:p>
+    <w:p>
+      <w:pPr>
+        <w:spacing w:before="160" w:after="60"/>
+        <w:jc w:val="left"/>
+      </w:pPr>
+      <w:r>
+        <w:rPr>
+          <w:rFonts w:ascii="Times New Roman" w:hAnsi="Times New Roman"/>
           <w:b/>
-          <w:i w:val="0"/>
+          <w:i/>
           <w:color w:val="000000"/>
           <w:sz w:val="24"/>
         </w:rPr>
-        <w:t xml:space="preserve">Objeto de estudio principal: </w:t>
-      </w:r>
+        <w:t>Contexto Regional y Local (Micro: Centro de Salud Belén)</w:t>
+      </w:r>
+    </w:p>
+    <w:p>
+      <w:pPr>
+        <w:spacing w:line="312" w:lineRule="auto" w:before="0" w:after="80"/>
+        <w:ind w:firstLine="720"/>
+        <w:jc w:val="both"/>
+      </w:pPr>
       <w:r>
         <w:rPr>
           <w:rFonts w:ascii="Times New Roman" w:hAnsi="Times New Roman"/>
@@ -1230,7 +1375,24 @@
           <w:color w:val="000000"/>
           <w:sz w:val="24"/>
         </w:rPr>
-        <w:t>El fenómeno central que se investiga comprende la vivencia e interpretación intersubjetiva que le otorgan los usuarios a la atención recibida en el Centro de Salud Belén, desagregado en cinco dimensiones vivenciales:</w:t>
+        <w:t>En el ámbito regional, el estudio se articula de forma vinculante con la Prioridad 10 de Investigación en Salud de Ayacucho 2025–2030, aprobada por la Dirección Regional de Salud de Ayacucho [4]: “Organización, gestión, calidad y accesibilidad de los servicios de salud”. En este marco, el Centro de Salud Belén (Categoría I-3, Microred Huamanga) representa un punto neurálgico asistencial que atiende a una población adscrita de 18,450 habitantes en el distrito de Ayacucho, a 2,760 metros sobre el nivel del mar.</w:t>
+      </w:r>
+    </w:p>
+    <w:p>
+      <w:pPr>
+        <w:spacing w:line="312" w:lineRule="auto" w:before="0" w:after="80"/>
+        <w:ind w:firstLine="720"/>
+        <w:jc w:val="both"/>
+      </w:pPr>
+      <w:r>
+        <w:rPr>
+          <w:rFonts w:ascii="Times New Roman" w:hAnsi="Times New Roman"/>
+          <w:b w:val="0"/>
+          <w:i w:val="0"/>
+          <w:color w:val="000000"/>
+          <w:sz w:val="24"/>
+        </w:rPr>
+        <w:t>En este establecimiento aflora una dramática distancia entre la lógica asistencial programática y la vivencia sentida del usuario andino:</w:t>
       </w:r>
     </w:p>
     <w:p>
@@ -1257,7 +1419,7 @@
           <w:color w:val="000000"/>
           <w:sz w:val="24"/>
         </w:rPr>
-        <w:t xml:space="preserve">Emociones y sentimientos experimentados: </w:t>
+        <w:t xml:space="preserve">Vulnerabilidad socioeconómica: </w:t>
       </w:r>
       <w:r>
         <w:rPr>
@@ -1267,7 +1429,7 @@
           <w:color w:val="000000"/>
           <w:sz w:val="24"/>
         </w:rPr>
-        <w:t>Las vivencias afectivas (tranquilidad, angustia, impotencia, gratitud, desamparo o satisfacción) que se suscitan a lo largo de la atención.</w:t>
+        <w:t>El 68.2% de la población usuaria se encuentra en situación de pobreza o extrema pobreza según el SISFOH, y más del 94.5% depende del Seguro Integral de Salud (SIS) en su modalidad subsidiada.</w:t>
       </w:r>
     </w:p>
     <w:p>
@@ -1294,7 +1456,7 @@
           <w:color w:val="000000"/>
           <w:sz w:val="24"/>
         </w:rPr>
-        <w:t xml:space="preserve">Trayectoria y relatos de la experiencia cotidiana: </w:t>
+        <w:t xml:space="preserve">Identidad lingüística y cultural: </w:t>
       </w:r>
       <w:r>
         <w:rPr>
@@ -1304,7 +1466,7 @@
           <w:color w:val="000000"/>
           <w:sz w:val="24"/>
         </w:rPr>
-        <w:t>Los relatos y significados asignados a las filas de madrugada, la espera en salas y el tránsito por admisión, consultorios y farmacia.</w:t>
+        <w:t>El 72.0% de los usuarios presenta bilingüismo activo quechua chanka-castellano. Para esta población, la salud se vivencia a través de códigos ancestrales de afecto y reciprocidad comunitaria: la acogida hospitalaria (allin chaskiy), el saludo cálido y respetuoso (napaykuy) y el respeto mutuo (respetanakuy), conforme a los hallazgos de Aguirre-Andrade y colaboradores [18].</w:t>
       </w:r>
     </w:p>
     <w:p>
@@ -1331,7 +1493,7 @@
           <w:color w:val="000000"/>
           <w:sz w:val="24"/>
         </w:rPr>
-        <w:t xml:space="preserve">Mecanismos de respuesta y afrontamiento del usuario: </w:t>
+        <w:t xml:space="preserve">La experiencia de la desatención: </w:t>
       </w:r>
       <w:r>
         <w:rPr>
@@ -1341,7 +1503,106 @@
           <w:color w:val="000000"/>
           <w:sz w:val="24"/>
         </w:rPr>
-        <w:t>Las conductas y estrategias (resignación, paciencia activa, reclamo formal o repliegue silencioso) desplegadas ante trabas o demoras.</w:t>
+        <w:t>Cuando los profesionales —condicionados por la prisa protocolar, la sobrecarga laboral o el monolingüismo hispanohablante— omiten el saludo, evitan el contacto visual o se muestran indiferentes ante el dolor (nanay), el usuario experimenta sensaciones de desamparo, intimidación y violencia simbólica, replegándose en el silencio defensivo (upallay). Asimismo, las madrugadas gélidas a la intemperie (5 °C a 8 °C) desde las 4:00 AM para obtener un cupo generan agotamiento somático y menoscabo de la dignidad de las madres gestantes y adultos mayores.</w:t>
+      </w:r>
+    </w:p>
+    <w:p>
+      <w:pPr>
+        <w:spacing w:line="312" w:lineRule="auto" w:before="0" w:after="80"/>
+        <w:ind w:firstLine="720"/>
+        <w:jc w:val="both"/>
+      </w:pPr>
+      <w:r>
+        <w:rPr>
+          <w:rFonts w:ascii="Times New Roman" w:hAnsi="Times New Roman"/>
+          <w:b w:val="0"/>
+          <w:i w:val="0"/>
+          <w:color w:val="000000"/>
+          <w:sz w:val="24"/>
+        </w:rPr>
+        <w:t>El problema medular de investigación radica, por consiguiente, en develar y comprender cómo los propios usuarios perciben, vivencian y significan la calidad de atención y el acceso asistencial en el Centro de Salud Belén desde la profundidad de su mundo de la vida.</w:t>
+      </w:r>
+    </w:p>
+    <w:p>
+      <w:pPr>
+        <w:spacing w:before="200" w:after="80"/>
+        <w:jc w:val="left"/>
+      </w:pPr>
+      <w:r>
+        <w:rPr>
+          <w:rFonts w:ascii="Times New Roman" w:hAnsi="Times New Roman"/>
+          <w:b/>
+          <w:i w:val="0"/>
+          <w:color w:val="000000"/>
+          <w:sz w:val="24"/>
+        </w:rPr>
+        <w:t>1.2. Formulación del problema (Preguntas norteadoras)</w:t>
+      </w:r>
+    </w:p>
+    <w:p>
+      <w:pPr>
+        <w:spacing w:line="312" w:lineRule="auto" w:before="0" w:after="80"/>
+        <w:ind w:firstLine="720"/>
+        <w:jc w:val="both"/>
+      </w:pPr>
+      <w:r>
+        <w:rPr>
+          <w:rFonts w:ascii="Times New Roman" w:hAnsi="Times New Roman"/>
+          <w:b w:val="0"/>
+          <w:i w:val="0"/>
+          <w:color w:val="000000"/>
+          <w:sz w:val="24"/>
+        </w:rPr>
+        <w:t>En coherencia con los preceptos del diseño fenomenológico articulados por Hernández-Sampieri y Mendoza [5] y el principio de inmutabilidad del entorno sellado, se formulan las preguntas norteadoras de la investigación:</w:t>
+      </w:r>
+    </w:p>
+    <w:p>
+      <w:pPr>
+        <w:spacing w:before="160" w:after="60"/>
+        <w:jc w:val="left"/>
+      </w:pPr>
+      <w:r>
+        <w:rPr>
+          <w:rFonts w:ascii="Times New Roman" w:hAnsi="Times New Roman"/>
+          <w:b/>
+          <w:i/>
+          <w:color w:val="000000"/>
+          <w:sz w:val="24"/>
+        </w:rPr>
+        <w:t>Problema General (Pregunta Principal)</w:t>
+      </w:r>
+    </w:p>
+    <w:p>
+      <w:pPr>
+        <w:spacing w:line="312" w:lineRule="auto" w:before="0" w:after="80"/>
+        <w:ind w:firstLine="720"/>
+        <w:jc w:val="both"/>
+      </w:pPr>
+      <w:r>
+        <w:rPr>
+          <w:rFonts w:ascii="Times New Roman" w:hAnsi="Times New Roman"/>
+          <w:b w:val="0"/>
+          <w:i w:val="0"/>
+          <w:color w:val="000000"/>
+          <w:sz w:val="24"/>
+        </w:rPr>
+        <w:t>¿Cuál es el significado, estructura y esencia de la experiencia vivida por los usuarios respecto al fenómeno del acceso y la calidad de atención en los servicios de salud del Centro de Salud Belén, Ayacucho 2026?</w:t>
+      </w:r>
+    </w:p>
+    <w:p>
+      <w:pPr>
+        <w:spacing w:before="160" w:after="60"/>
+        <w:jc w:val="left"/>
+      </w:pPr>
+      <w:r>
+        <w:rPr>
+          <w:rFonts w:ascii="Times New Roman" w:hAnsi="Times New Roman"/>
+          <w:b/>
+          <w:i/>
+          <w:color w:val="000000"/>
+          <w:sz w:val="24"/>
+        </w:rPr>
+        <w:t>Problemas Específicos (Preguntas Específicas)</w:t>
       </w:r>
     </w:p>
     <w:p>
@@ -1358,27 +1619,17 @@
           <w:color w:val="000000"/>
           <w:sz w:val="24"/>
         </w:rPr>
-        <w:t xml:space="preserve">•  </w:t>
-      </w:r>
-      <w:r>
-        <w:rPr>
-          <w:rFonts w:ascii="Times New Roman" w:hAnsi="Times New Roman"/>
-          <w:b/>
+        <w:t xml:space="preserve">1.  </w:t>
+      </w:r>
+      <w:r>
+        <w:rPr>
+          <w:rFonts w:ascii="Times New Roman" w:hAnsi="Times New Roman"/>
+          <w:b w:val="0"/>
           <w:i w:val="0"/>
           <w:color w:val="000000"/>
           <w:sz w:val="24"/>
         </w:rPr>
-        <w:t xml:space="preserve">Formas de interacción y trato interpersonal: </w:t>
-      </w:r>
-      <w:r>
-        <w:rPr>
-          <w:rFonts w:ascii="Times New Roman" w:hAnsi="Times New Roman"/>
-          <w:b w:val="0"/>
-          <w:i w:val="0"/>
-          <w:color w:val="000000"/>
-          <w:sz w:val="24"/>
-        </w:rPr>
-        <w:t>La calidez, cordialidad, empatía, escucha atenta y pertinencia lingüística intercultural (quechua-castellano) en el encuentro con el equipo de salud.</w:t>
+        <w:t>¿Cómo vivencian los usuarios la dimensión temporal (tiempo vivido / Lebenszeit) en las filas de madrugada (4:00 AM) y las horas transcurridas en sala de espera antes de ser atendidos?</w:t>
       </w:r>
     </w:p>
     <w:p>
@@ -1395,31 +1646,102 @@
           <w:color w:val="000000"/>
           <w:sz w:val="24"/>
         </w:rPr>
-        <w:t xml:space="preserve">•  </w:t>
-      </w:r>
-      <w:r>
-        <w:rPr>
-          <w:rFonts w:ascii="Times New Roman" w:hAnsi="Times New Roman"/>
-          <w:b/>
+        <w:t xml:space="preserve">2.  </w:t>
+      </w:r>
+      <w:r>
+        <w:rPr>
+          <w:rFonts w:ascii="Times New Roman" w:hAnsi="Times New Roman"/>
+          <w:b w:val="0"/>
           <w:i w:val="0"/>
           <w:color w:val="000000"/>
           <w:sz w:val="24"/>
         </w:rPr>
-        <w:t xml:space="preserve">Significado holístico de la calidad del servicio: </w:t>
-      </w:r>
-      <w:r>
-        <w:rPr>
-          <w:rFonts w:ascii="Times New Roman" w:hAnsi="Times New Roman"/>
-          <w:b w:val="0"/>
-          <w:i w:val="0"/>
-          <w:color w:val="000000"/>
-          <w:sz w:val="24"/>
-        </w:rPr>
-        <w:t>La valoración global que construye el usuario sobre la dignidad del servicio y la confianza institucional depositada en el establecimiento.</w:t>
+        <w:t>¿De qué manera experimentan los usuarios la dimensión espacial (espacio vivido / Lebensraum) respecto al hacinamiento, comodidad física y privacidad dentro de los consultorios?</w:t>
       </w:r>
     </w:p>
     <w:p>
       <w:pPr>
+        <w:spacing w:line="312" w:lineRule="auto" w:before="20" w:after="60"/>
+        <w:ind w:left="850" w:hanging="454"/>
+        <w:jc w:val="both"/>
+      </w:pPr>
+      <w:r>
+        <w:rPr>
+          <w:rFonts w:ascii="Times New Roman" w:hAnsi="Times New Roman"/>
+          <w:b w:val="0"/>
+          <w:i w:val="0"/>
+          <w:color w:val="000000"/>
+          <w:sz w:val="24"/>
+        </w:rPr>
+        <w:t xml:space="preserve">3.  </w:t>
+      </w:r>
+      <w:r>
+        <w:rPr>
+          <w:rFonts w:ascii="Times New Roman" w:hAnsi="Times New Roman"/>
+          <w:b w:val="0"/>
+          <w:i w:val="0"/>
+          <w:color w:val="000000"/>
+          <w:sz w:val="24"/>
+        </w:rPr>
+        <w:t>¿Cuáles son las vivencias somáticas y emocionales vinculadas a la dimensión corporal (cuerpo vivido / Leib), tales como frío matutino, fatiga física, hambre y dolor (nanay) frente a la espera asistencial?</w:t>
+      </w:r>
+    </w:p>
+    <w:p>
+      <w:pPr>
+        <w:spacing w:line="312" w:lineRule="auto" w:before="20" w:after="60"/>
+        <w:ind w:left="850" w:hanging="454"/>
+        <w:jc w:val="both"/>
+      </w:pPr>
+      <w:r>
+        <w:rPr>
+          <w:rFonts w:ascii="Times New Roman" w:hAnsi="Times New Roman"/>
+          <w:b w:val="0"/>
+          <w:i w:val="0"/>
+          <w:color w:val="000000"/>
+          <w:sz w:val="24"/>
+        </w:rPr>
+        <w:t xml:space="preserve">4.  </w:t>
+      </w:r>
+      <w:r>
+        <w:rPr>
+          <w:rFonts w:ascii="Times New Roman" w:hAnsi="Times New Roman"/>
+          <w:b w:val="0"/>
+          <w:i w:val="0"/>
+          <w:color w:val="000000"/>
+          <w:sz w:val="24"/>
+        </w:rPr>
+        <w:t>¿Cómo perciben los usuarios la dimensión relacional (relación humana vivida / Mitwelt) respecto a la empatía, calidez, escucha activa y comunicación intercultural en quechua chanka brindada por el equipo de salud?</w:t>
+      </w:r>
+    </w:p>
+    <w:p>
+      <w:pPr>
+        <w:spacing w:line="312" w:lineRule="auto" w:before="20" w:after="60"/>
+        <w:ind w:left="850" w:hanging="454"/>
+        <w:jc w:val="both"/>
+      </w:pPr>
+      <w:r>
+        <w:rPr>
+          <w:rFonts w:ascii="Times New Roman" w:hAnsi="Times New Roman"/>
+          <w:b w:val="0"/>
+          <w:i w:val="0"/>
+          <w:color w:val="000000"/>
+          <w:sz w:val="24"/>
+        </w:rPr>
+        <w:t xml:space="preserve">5.  </w:t>
+      </w:r>
+      <w:r>
+        <w:rPr>
+          <w:rFonts w:ascii="Times New Roman" w:hAnsi="Times New Roman"/>
+          <w:b w:val="0"/>
+          <w:i w:val="0"/>
+          <w:color w:val="000000"/>
+          <w:sz w:val="24"/>
+        </w:rPr>
+        <w:t>¿Cuál es la esencia compartida y las divergencias vivenciales que configuran el significado integral atribuido por los usuarios a una atención de calidad y digna en el Centro de Salud Belén?</w:t>
+      </w:r>
+    </w:p>
+    <w:p>
+      <w:pPr>
         <w:spacing w:before="200" w:after="80"/>
         <w:jc w:val="left"/>
       </w:pPr>
@@ -1431,7 +1753,7 @@
           <w:color w:val="000000"/>
           <w:sz w:val="24"/>
         </w:rPr>
-        <w:t>1.2. Formulación de las preguntas norteadoras</w:t>
+        <w:t>1.3. Objetivos de la investigación</w:t>
       </w:r>
     </w:p>
     <w:p>
@@ -1448,7 +1770,7 @@
           <w:color w:val="000000"/>
           <w:sz w:val="24"/>
         </w:rPr>
-        <w:t>En coherencia con el diseño fenomenológico de investigación [5, 6] y las directrices de la Escuela de Enfermería de la UNSCH, se formulan preguntas norteadoras abiertas, orientadas a develar la esencia compartida y las estructuras universales de la experiencia vivida por los participantes, evitando hipótesis deductivas preconcebidas. Siguiendo la interrogante canónica de la fenomenología empírica:</w:t>
+        <w:t>Guardando estricta simetría lógica biunívoca (1:1) con las preguntas norteadoras y empleando verbos en infinitivo propios de la indagación cualitativa comprensiva, se establecen los siguientes objetivos:</w:t>
       </w:r>
     </w:p>
     <w:p>
@@ -1464,7 +1786,7 @@
           <w:color w:val="000000"/>
           <w:sz w:val="24"/>
         </w:rPr>
-        <w:t>Pregunta principal</w:t>
+        <w:t>Objetivo General</w:t>
       </w:r>
     </w:p>
     <w:p>
@@ -1481,7 +1803,7 @@
           <w:color w:val="000000"/>
           <w:sz w:val="24"/>
         </w:rPr>
-        <w:t>¿Cuál es el significado, estructura y esencia de la experiencia vivida por los usuarios respecto al fenómeno del acceso y la calidad de atención en los servicios de salud del Centro de Salud Belén, Ayacucho 2026?</w:t>
+        <w:t>Explorar, comprender y describir el significado, estructura y esencia de la experiencia vivida por los usuarios respecto al acceso y calidad de atención en el Centro de Salud Belén, Ayacucho 2026.</w:t>
       </w:r>
     </w:p>
     <w:p>
@@ -1497,7 +1819,7 @@
           <w:color w:val="000000"/>
           <w:sz w:val="24"/>
         </w:rPr>
-        <w:t>Preguntas específicas</w:t>
+        <w:t>Objetivos Específicos</w:t>
       </w:r>
     </w:p>
     <w:p>
@@ -1524,7 +1846,7 @@
           <w:color w:val="000000"/>
           <w:sz w:val="24"/>
         </w:rPr>
-        <w:t>¿Cuáles son las emociones, sentimientos y sensaciones corporales (tranquilidad, angustia, fatiga o dolor) que vivencian los usuarios durante su tránsito por el Centro de Salud Belén?</w:t>
+        <w:t>Explorar y comprender las vivencias de los usuarios respecto a la dimensión temporal (tiempo vivido) en las filas matutinas de madrugada y el tiempo de espera en el establecimiento.</w:t>
       </w:r>
     </w:p>
     <w:p>
@@ -1551,7 +1873,7 @@
           <w:color w:val="000000"/>
           <w:sz w:val="24"/>
         </w:rPr>
-        <w:t>¿Cómo experimentan los usuarios la temporalidad de su trayectoria asistencial (madrugar a las 4:00 am, horas de espera en filas y demoras en consultorio)?</w:t>
+        <w:t>Describir y comprender la experiencia de los usuarios respecto a la dimensión espacial (espacio vivido) en cuanto al confort, hacinamiento y privacidad de los ambientes asistenciales.</w:t>
       </w:r>
     </w:p>
     <w:p>
@@ -1578,7 +1900,7 @@
           <w:color w:val="000000"/>
           <w:sz w:val="24"/>
         </w:rPr>
-        <w:t>¿Cómo perciben los usuarios la espacialidad del establecimiento (confort físico, hacinamiento, frío, orden y privacidad) y qué mecanismos de afrontamiento despliegan ante las limitaciones observadas?</w:t>
+        <w:t>Identificar y comprender las vivencias somáticas de la dimensión corporal (cuerpo vivido), analizando la resistencia al frío matutino, fatiga, hambre y dolor del paciente.</w:t>
       </w:r>
     </w:p>
     <w:p>
@@ -1605,7 +1927,7 @@
           <w:color w:val="000000"/>
           <w:sz w:val="24"/>
         </w:rPr>
-        <w:t>¿Cómo es la relacionalidad y el encuentro interpersonal (empatía, calidez, escucha atenta y comunicación intercultural en quechua chanka y castellano) entre los usuarios y el equipo de salud?</w:t>
+        <w:t>Comprender y analizar la experiencia de la dimensión relacional (relación humana vivida) en el encuentro asistencial, focalizando la empatía, trato digno y diálogo en lengua quechua.</w:t>
       </w:r>
     </w:p>
     <w:p>
@@ -1632,7 +1954,7 @@
           <w:color w:val="000000"/>
           <w:sz w:val="24"/>
         </w:rPr>
-        <w:t>¿Cuáles son los temas esenciales comunes y los elementos divergentes que configuran la esencia compartida del significado de la calidad asistencial para la comunidad de Belén?</w:t>
+        <w:t>Sintetizar la estructura esencial y las divergencias fenomenológicas que configuran la percepción de una atención digna y de calidad en el Centro de Salud Belén.</w:t>
       </w:r>
     </w:p>
     <w:p>
@@ -1648,7 +1970,7 @@
           <w:color w:val="000000"/>
           <w:sz w:val="24"/>
         </w:rPr>
-        <w:t>1.3. Formulación de los objetivos de investigación</w:t>
+        <w:t>1.4. Supuestos fenomenológicos de la investigación</w:t>
       </w:r>
     </w:p>
     <w:p>
@@ -1665,7 +1987,7 @@
           <w:color w:val="000000"/>
           <w:sz w:val="24"/>
         </w:rPr>
-        <w:t>Guardando una simetría lógica estricta (1:1) con las preguntas norteadoras y empleando verbos analíticos propios de la investigación fenomenológica [5, 6], se determinan los siguientes objetivos:</w:t>
+        <w:t>En el paradigma cualitativo fenomenológico, en concordancia con Hernández-Sampieri y Mendoza [5] y van Manen [8], la investigación no formula hipótesis cuantitativas para contrastación estadística paramétrica. En su lugar, se establecen supuestos fenomenológicos inductivos, los cuales constituyen proposiciones teóricas preliminares que orientan la mirada de la investigadora sin prejuzgar ni constreñir las vivencias que emergerán de los informantes durante la reducción fenomenológica (epojé):</w:t>
       </w:r>
     </w:p>
     <w:p>
@@ -1681,7 +2003,7 @@
           <w:color w:val="000000"/>
           <w:sz w:val="24"/>
         </w:rPr>
-        <w:t>Objetivo general</w:t>
+        <w:t>Supuesto General</w:t>
       </w:r>
     </w:p>
     <w:p>
@@ -1698,7 +2020,7 @@
           <w:color w:val="000000"/>
           <w:sz w:val="24"/>
         </w:rPr>
-        <w:t>Comprender la estructura y esencia de la experiencia vivida por los usuarios respecto al acceso y la calidad de atención en los servicios de salud del Centro de Salud Belén, Ayacucho 2026.</w:t>
+        <w:t>La percepción de la calidad de atención y el acceso constituye para el usuario del Centro de Salud Belén una vivencia intersubjetiva profunda donde la calidez humana, el reconocimiento de su dignidad andina, la comunicación empática en lengua originaria y la oportunidad resolutiva del padecimiento prevalecen sobre la mera dimensión instrumental o protocolar del acto asistencial.</w:t>
       </w:r>
     </w:p>
     <w:p>
@@ -1714,7 +2036,7 @@
           <w:color w:val="000000"/>
           <w:sz w:val="24"/>
         </w:rPr>
-        <w:t>Objetivos específicos</w:t>
+        <w:t>Supuestos Específicos del Mundo de la Vida (Lebenswelt)</w:t>
       </w:r>
     </w:p>
     <w:p>
@@ -1736,12 +2058,22 @@
       <w:r>
         <w:rPr>
           <w:rFonts w:ascii="Times New Roman" w:hAnsi="Times New Roman"/>
+          <w:b/>
+          <w:i w:val="0"/>
+          <w:color w:val="000000"/>
+          <w:sz w:val="24"/>
+        </w:rPr>
+        <w:t xml:space="preserve">Supuesto sobre la Temporalidad: </w:t>
+      </w:r>
+      <w:r>
+        <w:rPr>
+          <w:rFonts w:ascii="Times New Roman" w:hAnsi="Times New Roman"/>
           <w:b w:val="0"/>
           <w:i w:val="0"/>
           <w:color w:val="000000"/>
           <w:sz w:val="24"/>
         </w:rPr>
-        <w:t>Develar las emociones, sentimientos y vivencias corporales que experimentan los usuarios a lo largo del proceso asistencial en el establecimiento.</w:t>
+        <w:t>La prolongada espera a la intemperie y la incertidumbre en la obtención de cupos genera en el usuario una vivencia de desvalorización de su tiempo vital y angustia existencial, transformando el acceso en una experiencia de sacrificio físico.</w:t>
       </w:r>
     </w:p>
     <w:p>
@@ -1763,12 +2095,22 @@
       <w:r>
         <w:rPr>
           <w:rFonts w:ascii="Times New Roman" w:hAnsi="Times New Roman"/>
+          <w:b/>
+          <w:i w:val="0"/>
+          <w:color w:val="000000"/>
+          <w:sz w:val="24"/>
+        </w:rPr>
+        <w:t xml:space="preserve">Supuesto sobre la Espacialidad: </w:t>
+      </w:r>
+      <w:r>
+        <w:rPr>
+          <w:rFonts w:ascii="Times New Roman" w:hAnsi="Times New Roman"/>
           <w:b w:val="0"/>
           <w:i w:val="0"/>
           <w:color w:val="000000"/>
           <w:sz w:val="24"/>
         </w:rPr>
-        <w:t>Describir la temporalidad vivida en la trayectoria asistencial del usuario desde su arribo en la madrugada hasta la conclusión de su atención médica.</w:t>
+        <w:t>El espacio físico precario, la falta de asientos adecuados y la ausencia de privacidad acústica y visual en el consultorio restringen la intimidad del paciente, inhibiendo la revelación libre de sus síntomas y temores íntimos.</w:t>
       </w:r>
     </w:p>
     <w:p>
@@ -1790,12 +2132,22 @@
       <w:r>
         <w:rPr>
           <w:rFonts w:ascii="Times New Roman" w:hAnsi="Times New Roman"/>
+          <w:b/>
+          <w:i w:val="0"/>
+          <w:color w:val="000000"/>
+          <w:sz w:val="24"/>
+        </w:rPr>
+        <w:t xml:space="preserve">Supuesto sobre la Corporalidad: </w:t>
+      </w:r>
+      <w:r>
+        <w:rPr>
+          <w:rFonts w:ascii="Times New Roman" w:hAnsi="Times New Roman"/>
           <w:b w:val="0"/>
           <w:i w:val="0"/>
           <w:color w:val="000000"/>
           <w:sz w:val="24"/>
         </w:rPr>
-        <w:t>Identificar la vivencia de la espacialidad del centro de salud (condiciones físicas y privacidad) y los mecanismos de afrontamiento adoptados ante trabas asistenciales.</w:t>
+        <w:t>El cuerpo del usuario somatiza la desatención institucional a través del impacto del frío matutino andino (5 °C a 8 °C), el agotamiento muscular y la agudización del dolor físico (nanay), transformando la espera en una vivencia corporalmente aflictiva.</w:t>
       </w:r>
     </w:p>
     <w:p>
@@ -1817,12 +2169,22 @@
       <w:r>
         <w:rPr>
           <w:rFonts w:ascii="Times New Roman" w:hAnsi="Times New Roman"/>
+          <w:b/>
+          <w:i w:val="0"/>
+          <w:color w:val="000000"/>
+          <w:sz w:val="24"/>
+        </w:rPr>
+        <w:t xml:space="preserve">Supuesto sobre la Relacionalidad: </w:t>
+      </w:r>
+      <w:r>
+        <w:rPr>
+          <w:rFonts w:ascii="Times New Roman" w:hAnsi="Times New Roman"/>
           <w:b w:val="0"/>
           <w:i w:val="0"/>
           <w:color w:val="000000"/>
           <w:sz w:val="24"/>
         </w:rPr>
-        <w:t>Caracterizar la relacionalidad y las formas de interacción interpersonal intercultural (en quechua y español) experimentadas en el encuentro con el equipo de salud.</w:t>
+        <w:t>La interacción dialógica intercultural mediada por la calidez del saludo (napaykuy) y la acogida en quechua chanka (allin chaskiy) mitiga el temor institucional, restablece la confianza terapéutica y resignifica positivamente la calidad del servicio.</w:t>
       </w:r>
     </w:p>
     <w:p>
@@ -1844,12 +2206,22 @@
       <w:r>
         <w:rPr>
           <w:rFonts w:ascii="Times New Roman" w:hAnsi="Times New Roman"/>
+          <w:b/>
+          <w:i w:val="0"/>
+          <w:color w:val="000000"/>
+          <w:sz w:val="24"/>
+        </w:rPr>
+        <w:t xml:space="preserve">Supuesto sobre la Esencia y Divergencias: </w:t>
+      </w:r>
+      <w:r>
+        <w:rPr>
+          <w:rFonts w:ascii="Times New Roman" w:hAnsi="Times New Roman"/>
           <w:b w:val="0"/>
           <w:i w:val="0"/>
           <w:color w:val="000000"/>
           <w:sz w:val="24"/>
         </w:rPr>
-        <w:t>Interpretar la esencia compartida y las categorías divergentes del significado de la calidad asistencial construidas por los usuarios a partir de sus vivencias cotidianas.</w:t>
+        <w:t>La esencia del cuidado digno radica en la experiencia compartida de sentirse respetado como persona humana integral, emergiendo divergencias vivenciales moduladas por la edad y el grado de vulnerabilidad socioeconómica del usuario.</w:t>
       </w:r>
     </w:p>
     <w:p>
@@ -1865,7 +2237,7 @@
           <w:color w:val="000000"/>
           <w:sz w:val="24"/>
         </w:rPr>
-        <w:t>1.4. Viabilidad y consideraciones bioéticas</w:t>
+        <w:t>1.5. Justificación e importancia de la investigación</w:t>
       </w:r>
     </w:p>
     <w:p>
@@ -1882,7 +2254,23 @@
           <w:color w:val="000000"/>
           <w:sz w:val="24"/>
         </w:rPr>
-        <w:t>La presente investigación es plenamente viable puesto que cuenta con acceso expedito a las instalaciones del Centro de Salud Belén, disponibilidad de recursos humanos calificados, respaldo de la asesoría académica de la cátedra de investigación y un presupuesto cubierto en su totalidad con recursos propios por la investigadora principal.</w:t>
+        <w:t>Conforme a las directrices epistemológicas de la cátedra de EN 486 (UNSCH), fundamentadas en la concepción científica y rigurosa de Mario Bunge [15], y los criterios de relevancia de Hernández-Sampieri y Mendoza [5], el proyecto se sustenta en cuatro dimensiones justificatorias:</w:t>
+      </w:r>
+    </w:p>
+    <w:p>
+      <w:pPr>
+        <w:spacing w:before="160" w:after="60"/>
+        <w:jc w:val="left"/>
+      </w:pPr>
+      <w:r>
+        <w:rPr>
+          <w:rFonts w:ascii="Times New Roman" w:hAnsi="Times New Roman"/>
+          <w:b/>
+          <w:i/>
+          <w:color w:val="000000"/>
+          <w:sz w:val="24"/>
+        </w:rPr>
+        <w:t>Justificación Teórica</w:t>
       </w:r>
     </w:p>
     <w:p>
@@ -1899,7 +2287,320 @@
           <w:color w:val="000000"/>
           <w:sz w:val="24"/>
         </w:rPr>
-        <w:t>En estricta observancia del rigor bioético, el protocolo será remitido al Comité Institucional de Ética en Investigación (CIEI) de la Universidad Nacional de San Cristóbal de Huamanga (UNSCH) y coordinado formalmente ante las autoridades de la Dirección Regional de Salud (DIRESA) de Ayacucho y de la Red de Salud Huamanga antes de cualquier interacción con los participantes.</w:t>
+        <w:t>El estudio llena un vacío epistémico crítico en la literatura regional sobre calidad de atención en salud pública. Tradicionalmente, la evaluación de servicios se ha sustentado en modelos estandarizados cuantitativos (como SERVQUAL) [19, 20] que reducen la satisfacción a medias aritméticas, omitiendo las complejidades subjetivas y la cosmovisión del habitante andino. Esta investigación articula dialógicamente el Enfoque de Calidad en Salud de Donabedian [9, 10], la Teoría del Acceso de Penchansky [11] y la Teoría del Cuidado Humano de Watson [12] con las cuatro dimensiones existenciales de van Manen [8], construyendo un marco comprensivo pionero con pertinencia cultural andina en la UNSCH.</w:t>
+      </w:r>
+    </w:p>
+    <w:p>
+      <w:pPr>
+        <w:spacing w:before="160" w:after="60"/>
+        <w:jc w:val="left"/>
+      </w:pPr>
+      <w:r>
+        <w:rPr>
+          <w:rFonts w:ascii="Times New Roman" w:hAnsi="Times New Roman"/>
+          <w:b/>
+          <w:i/>
+          <w:color w:val="000000"/>
+          <w:sz w:val="24"/>
+        </w:rPr>
+        <w:t>Justificación Práctica</w:t>
+      </w:r>
+    </w:p>
+    <w:p>
+      <w:pPr>
+        <w:spacing w:line="312" w:lineRule="auto" w:before="0" w:after="80"/>
+        <w:ind w:firstLine="720"/>
+        <w:jc w:val="both"/>
+      </w:pPr>
+      <w:r>
+        <w:rPr>
+          <w:rFonts w:ascii="Times New Roman" w:hAnsi="Times New Roman"/>
+          <w:b w:val="0"/>
+          <w:i w:val="0"/>
+          <w:color w:val="000000"/>
+          <w:sz w:val="24"/>
+        </w:rPr>
+        <w:t>La investigación responde a una necesidad institucional urgente. Al desentrañar los nudos críticos del acceso y el trato humano desde el relato directo de los usuarios, los hallazgos aportarán insumos concretos para que la Jefatura del Centro de Salud Belén y la Dirección de la Red de Salud Huamanga rediseñen el flujo de admisión matutina, erradiquen las filas a la intemperie en la madrugada y elaboren protocolos de triaje y acogida intercultural con pertinencia lingüística en quechua chanka.</w:t>
+      </w:r>
+    </w:p>
+    <w:p>
+      <w:pPr>
+        <w:spacing w:before="160" w:after="60"/>
+        <w:jc w:val="left"/>
+      </w:pPr>
+      <w:r>
+        <w:rPr>
+          <w:rFonts w:ascii="Times New Roman" w:hAnsi="Times New Roman"/>
+          <w:b/>
+          <w:i/>
+          <w:color w:val="000000"/>
+          <w:sz w:val="24"/>
+        </w:rPr>
+        <w:t>Justificación Metodológica</w:t>
+      </w:r>
+    </w:p>
+    <w:p>
+      <w:pPr>
+        <w:spacing w:line="312" w:lineRule="auto" w:before="0" w:after="80"/>
+        <w:ind w:firstLine="720"/>
+        <w:jc w:val="both"/>
+      </w:pPr>
+      <w:r>
+        <w:rPr>
+          <w:rFonts w:ascii="Times New Roman" w:hAnsi="Times New Roman"/>
+          <w:b w:val="0"/>
+          <w:i w:val="0"/>
+          <w:color w:val="000000"/>
+          <w:sz w:val="24"/>
+        </w:rPr>
+        <w:t>Aporta al campo de la investigación en enfermería un protocolo fenomenológico riguroso, validado por juicio de expertos y estructurado bajo los cuatro existenciales del Lebenswelt. Diseña y valida una guía de entrevista semiestructurada bilingüe (Quechua Chanka-Español) y una matriz de categorización temática cualitativa auditadas bajo los criterios de rigor de Guba y Lincoln [13]: credibilidad, transferibilidad, consistencia y confirmabilidad, estableciendo un precedente metodológico replicable para futuras tesis de la Facultad de Ciencias de la Salud de la UNSCH.</w:t>
+      </w:r>
+    </w:p>
+    <w:p>
+      <w:pPr>
+        <w:spacing w:before="160" w:after="60"/>
+        <w:jc w:val="left"/>
+      </w:pPr>
+      <w:r>
+        <w:rPr>
+          <w:rFonts w:ascii="Times New Roman" w:hAnsi="Times New Roman"/>
+          <w:b/>
+          <w:i/>
+          <w:color w:val="000000"/>
+          <w:sz w:val="24"/>
+        </w:rPr>
+        <w:t>Justificación Social y Sanitaria</w:t>
+      </w:r>
+    </w:p>
+    <w:p>
+      <w:pPr>
+        <w:spacing w:line="312" w:lineRule="auto" w:before="0" w:after="80"/>
+        <w:ind w:firstLine="720"/>
+        <w:jc w:val="both"/>
+      </w:pPr>
+      <w:r>
+        <w:rPr>
+          <w:rFonts w:ascii="Times New Roman" w:hAnsi="Times New Roman"/>
+          <w:b w:val="0"/>
+          <w:i w:val="0"/>
+          <w:color w:val="000000"/>
+          <w:sz w:val="24"/>
+        </w:rPr>
+        <w:t>El proyecto encarna un imperativo ético de equidad en salud. Visibiliza el sufrimiento silenciado de las madres de familia en CRED, gestantes y adultos mayores en situación de pobreza (68.2% SISFOH) y alta dependencia del SIS (94.5%). Responde de manera vinculante a la Línea 10 Nacional de Investigación del MINSA al 2030 [3] y a la Prioridad 10 Regional de Investigación de la DIRESA Ayacucho 2025–2030 [4], contribuyendo a transformar la atención de salud en un espacio de dignidad humana y justicia social.</w:t>
+      </w:r>
+    </w:p>
+    <w:p>
+      <w:pPr>
+        <w:spacing w:before="200" w:after="80"/>
+        <w:jc w:val="left"/>
+      </w:pPr>
+      <w:r>
+        <w:rPr>
+          <w:rFonts w:ascii="Times New Roman" w:hAnsi="Times New Roman"/>
+          <w:b/>
+          <w:i w:val="0"/>
+          <w:color w:val="000000"/>
+          <w:sz w:val="24"/>
+        </w:rPr>
+        <w:t>1.6. Delimitaciones y limitaciones del estudio</w:t>
+      </w:r>
+    </w:p>
+    <w:p>
+      <w:pPr>
+        <w:spacing w:line="312" w:lineRule="auto" w:before="0" w:after="80"/>
+        <w:ind w:firstLine="720"/>
+        <w:jc w:val="both"/>
+      </w:pPr>
+      <w:r>
+        <w:rPr>
+          <w:rFonts w:ascii="Times New Roman" w:hAnsi="Times New Roman"/>
+          <w:b w:val="0"/>
+          <w:i w:val="0"/>
+          <w:color w:val="000000"/>
+          <w:sz w:val="24"/>
+        </w:rPr>
+        <w:t>Para preservar las fronteras del entorno de investigación y garantizar el aislamiento metodológico, se declaran formalmente las delimitaciones del alcance y las limitaciones del estudio:</w:t>
+      </w:r>
+    </w:p>
+    <w:p>
+      <w:pPr>
+        <w:spacing w:before="160" w:after="60"/>
+        <w:jc w:val="left"/>
+      </w:pPr>
+      <w:r>
+        <w:rPr>
+          <w:rFonts w:ascii="Times New Roman" w:hAnsi="Times New Roman"/>
+          <w:b/>
+          <w:i/>
+          <w:color w:val="000000"/>
+          <w:sz w:val="24"/>
+        </w:rPr>
+        <w:t>Delimitación Espacial y Territorial</w:t>
+      </w:r>
+    </w:p>
+    <w:p>
+      <w:pPr>
+        <w:spacing w:line="312" w:lineRule="auto" w:before="0" w:after="80"/>
+        <w:ind w:firstLine="720"/>
+        <w:jc w:val="both"/>
+      </w:pPr>
+      <w:r>
+        <w:rPr>
+          <w:rFonts w:ascii="Times New Roman" w:hAnsi="Times New Roman"/>
+          <w:b w:val="0"/>
+          <w:i w:val="0"/>
+          <w:color w:val="000000"/>
+          <w:sz w:val="24"/>
+        </w:rPr>
+        <w:t>La investigación se circunscribe de forma estricta a los ambientes físicos del Centro de Salud Belén (Categoría I-3), abarcando la vereda exterior de espera matutina, las salas interiores de espera y los consultorios asistenciales de Medicina General, Enfermería (CRED, Inmunizaciones), Obstetricia y Odontología, ubicado en el distrito de Ayacucho, provincia de Huamanga, departamento de Ayacucho, a 2,760 msnm.</w:t>
+      </w:r>
+    </w:p>
+    <w:p>
+      <w:pPr>
+        <w:spacing w:before="160" w:after="60"/>
+        <w:jc w:val="left"/>
+      </w:pPr>
+      <w:r>
+        <w:rPr>
+          <w:rFonts w:ascii="Times New Roman" w:hAnsi="Times New Roman"/>
+          <w:b/>
+          <w:i/>
+          <w:color w:val="000000"/>
+          <w:sz w:val="24"/>
+        </w:rPr>
+        <w:t>Delimitación Temporal</w:t>
+      </w:r>
+    </w:p>
+    <w:p>
+      <w:pPr>
+        <w:spacing w:line="312" w:lineRule="auto" w:before="0" w:after="80"/>
+        <w:ind w:firstLine="720"/>
+        <w:jc w:val="both"/>
+      </w:pPr>
+      <w:r>
+        <w:rPr>
+          <w:rFonts w:ascii="Times New Roman" w:hAnsi="Times New Roman"/>
+          <w:b w:val="0"/>
+          <w:i w:val="0"/>
+          <w:color w:val="000000"/>
+          <w:sz w:val="24"/>
+        </w:rPr>
+        <w:t>El horizonte temporal de recolección y análisis vivencial corresponde al año fiscal y académico 2026.</w:t>
+      </w:r>
+    </w:p>
+    <w:p>
+      <w:pPr>
+        <w:spacing w:before="160" w:after="60"/>
+        <w:jc w:val="left"/>
+      </w:pPr>
+      <w:r>
+        <w:rPr>
+          <w:rFonts w:ascii="Times New Roman" w:hAnsi="Times New Roman"/>
+          <w:b/>
+          <w:i/>
+          <w:color w:val="000000"/>
+          <w:sz w:val="24"/>
+        </w:rPr>
+        <w:t>Delimitación Teórica y Epistemológica</w:t>
+      </w:r>
+    </w:p>
+    <w:p>
+      <w:pPr>
+        <w:spacing w:line="312" w:lineRule="auto" w:before="0" w:after="80"/>
+        <w:ind w:firstLine="720"/>
+        <w:jc w:val="both"/>
+      </w:pPr>
+      <w:r>
+        <w:rPr>
+          <w:rFonts w:ascii="Times New Roman" w:hAnsi="Times New Roman"/>
+          <w:b w:val="0"/>
+          <w:i w:val="0"/>
+          <w:color w:val="000000"/>
+          <w:sz w:val="24"/>
+        </w:rPr>
+        <w:t>El marco teórico se limita de manera exclusiva a los modelos de Calidad Asistencial de Donabedian [9], la Teoría de Acceso de Penchansky [11], la Teoría del Cuidado Humano de Watson [12] y la fenomenología hermenéutica de Husserl [7] y van Manen [8]. Todo constructo positivista ajeno a estas fronteras queda excluido.</w:t>
+      </w:r>
+    </w:p>
+    <w:p>
+      <w:pPr>
+        <w:spacing w:before="160" w:after="60"/>
+        <w:jc w:val="left"/>
+      </w:pPr>
+      <w:r>
+        <w:rPr>
+          <w:rFonts w:ascii="Times New Roman" w:hAnsi="Times New Roman"/>
+          <w:b/>
+          <w:i/>
+          <w:color w:val="000000"/>
+          <w:sz w:val="24"/>
+        </w:rPr>
+        <w:t>Delimitación Conceptual y Temática</w:t>
+      </w:r>
+    </w:p>
+    <w:p>
+      <w:pPr>
+        <w:spacing w:line="312" w:lineRule="auto" w:before="0" w:after="80"/>
+        <w:ind w:firstLine="720"/>
+        <w:jc w:val="both"/>
+      </w:pPr>
+      <w:r>
+        <w:rPr>
+          <w:rFonts w:ascii="Times New Roman" w:hAnsi="Times New Roman"/>
+          <w:b w:val="0"/>
+          <w:i w:val="0"/>
+          <w:color w:val="000000"/>
+          <w:sz w:val="24"/>
+        </w:rPr>
+        <w:t>El fenómeno se investiga a través del prisma exclusivo de las cuatro dimensiones existenciales del mundo de la vida (Lebenswelt): Temporalidad (Lebenszeit), Espacialidad (Lebensraum), Corporalidad (Leib) y Relacionalidad (Mitwelt), más la síntesis estructural esencial.</w:t>
+      </w:r>
+    </w:p>
+    <w:p>
+      <w:pPr>
+        <w:spacing w:before="160" w:after="60"/>
+        <w:jc w:val="left"/>
+      </w:pPr>
+      <w:r>
+        <w:rPr>
+          <w:rFonts w:ascii="Times New Roman" w:hAnsi="Times New Roman"/>
+          <w:b/>
+          <w:i/>
+          <w:color w:val="000000"/>
+          <w:sz w:val="24"/>
+        </w:rPr>
+        <w:t>Delimitación Social y Poblacional</w:t>
+      </w:r>
+    </w:p>
+    <w:p>
+      <w:pPr>
+        <w:spacing w:line="312" w:lineRule="auto" w:before="0" w:after="80"/>
+        <w:ind w:firstLine="720"/>
+        <w:jc w:val="both"/>
+      </w:pPr>
+      <w:r>
+        <w:rPr>
+          <w:rFonts w:ascii="Times New Roman" w:hAnsi="Times New Roman"/>
+          <w:b w:val="0"/>
+          <w:i w:val="0"/>
+          <w:color w:val="000000"/>
+          <w:sz w:val="24"/>
+        </w:rPr>
+        <w:t>La unidad de estudio está constituida por personas usuarias mayores de 18 años, hispanohablantes o quechuahablantes, que acuden como usuarios externos a los servicios asistenciales del establecimiento. Se excluye al personal administrativo y asistencial, cuya vivencia laboral constituye un objeto de estudio independiente.</w:t>
+      </w:r>
+    </w:p>
+    <w:p>
+      <w:pPr>
+        <w:spacing w:before="160" w:after="60"/>
+        <w:jc w:val="left"/>
+      </w:pPr>
+      <w:r>
+        <w:rPr>
+          <w:rFonts w:ascii="Times New Roman" w:hAnsi="Times New Roman"/>
+          <w:b/>
+          <w:i/>
+          <w:color w:val="000000"/>
+          <w:sz w:val="24"/>
+        </w:rPr>
+        <w:t>Limitaciones Metodológicas del Estudio</w:t>
       </w:r>
     </w:p>
     <w:p>
@@ -1926,7 +2627,7 @@
           <w:color w:val="000000"/>
           <w:sz w:val="24"/>
         </w:rPr>
-        <w:t xml:space="preserve">Principio de Autonomía: </w:t>
+        <w:t xml:space="preserve">Naturaleza no probabilística del diseño: </w:t>
       </w:r>
       <w:r>
         <w:rPr>
@@ -1936,7 +2637,7 @@
           <w:color w:val="000000"/>
           <w:sz w:val="24"/>
         </w:rPr>
-        <w:t>Se garantizará la voluntariedad absoluta a través de la suscripción formal del Consentimiento Informado (Anexo 4), brindando explicaciones claras sobre la naturaleza del estudio en el idioma materno del usuario (quechua chanka o español).</w:t>
+        <w:t>Los hallazgos fenomenológicos no persiguen la generalización estadística numérica de frecuencias poblacionales, sino la transferibilidad conceptual contextualizada según los criterios de rigor de Guba y Lincoln [13].</w:t>
       </w:r>
     </w:p>
     <w:p>
@@ -1963,7 +2664,7 @@
           <w:color w:val="000000"/>
           <w:sz w:val="24"/>
         </w:rPr>
-        <w:t xml:space="preserve">Principio de Beneficencia y No Maleficencia: </w:t>
+        <w:t xml:space="preserve">Efecto de reactividad y pudor: </w:t>
       </w:r>
       <w:r>
         <w:rPr>
@@ -1973,7 +2674,7 @@
           <w:color w:val="000000"/>
           <w:sz w:val="24"/>
         </w:rPr>
-        <w:t>Se evitará cualquier situación que genere incomodidad, angustia o alteración anímica. Las entrevistas se pausarán o suspenderán si el participante así lo requiere.</w:t>
+        <w:t>La presencia de la investigadora y el uso de grabadoras de audio podrían generar reticencia inicial en ciertos informantes quechuahablantes. Dicha limitación se mitiga mediante una inmersión prolongada en el campo, el establecimiento de rapport empático y el diálogo en su lengua materna.</w:t>
       </w:r>
     </w:p>
     <w:p>
@@ -2000,6 +2701,184 @@
           <w:color w:val="000000"/>
           <w:sz w:val="24"/>
         </w:rPr>
+        <w:t xml:space="preserve">Condicionamiento biometeorológico: </w:t>
+      </w:r>
+      <w:r>
+        <w:rPr>
+          <w:rFonts w:ascii="Times New Roman" w:hAnsi="Times New Roman"/>
+          <w:b w:val="0"/>
+          <w:i w:val="0"/>
+          <w:color w:val="000000"/>
+          <w:sz w:val="24"/>
+        </w:rPr>
+        <w:t>Las variaciones estacionales de frío y lluvia pueden modular la vivencia somática, lo que demanda registrar notas de campo reflexivas precisas en cada sesión de entrevista.</w:t>
+      </w:r>
+    </w:p>
+    <w:p>
+      <w:pPr>
+        <w:spacing w:before="200" w:after="80"/>
+        <w:jc w:val="left"/>
+      </w:pPr>
+      <w:r>
+        <w:rPr>
+          <w:rFonts w:ascii="Times New Roman" w:hAnsi="Times New Roman"/>
+          <w:b/>
+          <w:i w:val="0"/>
+          <w:color w:val="000000"/>
+          <w:sz w:val="24"/>
+        </w:rPr>
+        <w:t>1.7. Viabilidad y consideraciones bioéticas</w:t>
+      </w:r>
+    </w:p>
+    <w:p>
+      <w:pPr>
+        <w:spacing w:line="312" w:lineRule="auto" w:before="0" w:after="80"/>
+        <w:ind w:firstLine="720"/>
+        <w:jc w:val="both"/>
+      </w:pPr>
+      <w:r>
+        <w:rPr>
+          <w:rFonts w:ascii="Times New Roman" w:hAnsi="Times New Roman"/>
+          <w:b w:val="0"/>
+          <w:i w:val="0"/>
+          <w:color w:val="000000"/>
+          <w:sz w:val="24"/>
+        </w:rPr>
+        <w:t>La presente investigación es plenamente viable puesto que cuenta con acceso institucional favorable a las instalaciones del Centro de Salud Belén, disponibilidad de recursos humanos calificados, respaldo académico tutorial de la cátedra de EN 486 (Dr. Manglio Aguirre Andrade) y financiamiento asegurado en su totalidad con recursos propios de la investigadora principal.</w:t>
+      </w:r>
+    </w:p>
+    <w:p>
+      <w:pPr>
+        <w:spacing w:line="312" w:lineRule="auto" w:before="0" w:after="80"/>
+        <w:ind w:firstLine="720"/>
+        <w:jc w:val="both"/>
+      </w:pPr>
+      <w:r>
+        <w:rPr>
+          <w:rFonts w:ascii="Times New Roman" w:hAnsi="Times New Roman"/>
+          <w:b w:val="0"/>
+          <w:i w:val="0"/>
+          <w:color w:val="000000"/>
+          <w:sz w:val="24"/>
+        </w:rPr>
+        <w:t>En estricta observancia del rigor bioético, el protocolo será sometido al Comité Institucional de Ética en Investigación (CIEI) de la Universidad Nacional de San Cristóbal de Huamanga (UNSCH) y coordinado formalmente con la Dirección Regional de Salud (DIRESA) de Ayacucho y la Red de Salud Huamanga antes de cualquier abordaje de campo.</w:t>
+      </w:r>
+    </w:p>
+    <w:p>
+      <w:pPr>
+        <w:spacing w:line="312" w:lineRule="auto" w:before="0" w:after="80"/>
+        <w:ind w:firstLine="720"/>
+        <w:jc w:val="both"/>
+      </w:pPr>
+      <w:r>
+        <w:rPr>
+          <w:rFonts w:ascii="Times New Roman" w:hAnsi="Times New Roman"/>
+          <w:b w:val="0"/>
+          <w:i w:val="0"/>
+          <w:color w:val="000000"/>
+          <w:sz w:val="24"/>
+        </w:rPr>
+        <w:t>El estudio se rige bajo los principios de la Declaración de Helsinki [16], las pautas internacionales del CIOMS [17] y el Informe Belmont:</w:t>
+      </w:r>
+    </w:p>
+    <w:p>
+      <w:pPr>
+        <w:spacing w:line="312" w:lineRule="auto" w:before="20" w:after="60"/>
+        <w:ind w:left="850" w:hanging="454"/>
+        <w:jc w:val="both"/>
+      </w:pPr>
+      <w:r>
+        <w:rPr>
+          <w:rFonts w:ascii="Times New Roman" w:hAnsi="Times New Roman"/>
+          <w:b w:val="0"/>
+          <w:i w:val="0"/>
+          <w:color w:val="000000"/>
+          <w:sz w:val="24"/>
+        </w:rPr>
+        <w:t xml:space="preserve">•  </w:t>
+      </w:r>
+      <w:r>
+        <w:rPr>
+          <w:rFonts w:ascii="Times New Roman" w:hAnsi="Times New Roman"/>
+          <w:b/>
+          <w:i w:val="0"/>
+          <w:color w:val="000000"/>
+          <w:sz w:val="24"/>
+        </w:rPr>
+        <w:t xml:space="preserve">Principio de Autonomía: </w:t>
+      </w:r>
+      <w:r>
+        <w:rPr>
+          <w:rFonts w:ascii="Times New Roman" w:hAnsi="Times New Roman"/>
+          <w:b w:val="0"/>
+          <w:i w:val="0"/>
+          <w:color w:val="000000"/>
+          <w:sz w:val="24"/>
+        </w:rPr>
+        <w:t>Se garantizará la voluntariedad absoluta a través de la suscripción formal del Consentimiento Informado (Anexo 4), explicándose de forma detallada y comprensible la naturaleza de la investigación en quechua chanka o castellano.</w:t>
+      </w:r>
+    </w:p>
+    <w:p>
+      <w:pPr>
+        <w:spacing w:line="312" w:lineRule="auto" w:before="20" w:after="60"/>
+        <w:ind w:left="850" w:hanging="454"/>
+        <w:jc w:val="both"/>
+      </w:pPr>
+      <w:r>
+        <w:rPr>
+          <w:rFonts w:ascii="Times New Roman" w:hAnsi="Times New Roman"/>
+          <w:b w:val="0"/>
+          <w:i w:val="0"/>
+          <w:color w:val="000000"/>
+          <w:sz w:val="24"/>
+        </w:rPr>
+        <w:t xml:space="preserve">•  </w:t>
+      </w:r>
+      <w:r>
+        <w:rPr>
+          <w:rFonts w:ascii="Times New Roman" w:hAnsi="Times New Roman"/>
+          <w:b/>
+          <w:i w:val="0"/>
+          <w:color w:val="000000"/>
+          <w:sz w:val="24"/>
+        </w:rPr>
+        <w:t xml:space="preserve">Principio de Beneficencia y No Maleficencia: </w:t>
+      </w:r>
+      <w:r>
+        <w:rPr>
+          <w:rFonts w:ascii="Times New Roman" w:hAnsi="Times New Roman"/>
+          <w:b w:val="0"/>
+          <w:i w:val="0"/>
+          <w:color w:val="000000"/>
+          <w:sz w:val="24"/>
+        </w:rPr>
+        <w:t>Se asegurará un ambiente de escucha digno y contenedor, evitando cualquier revictimización o angustia emocional durante el relato vivencial. Las entrevistas podrán suspenderse si el informante lo solicita.</w:t>
+      </w:r>
+    </w:p>
+    <w:p>
+      <w:pPr>
+        <w:spacing w:line="312" w:lineRule="auto" w:before="20" w:after="60"/>
+        <w:ind w:left="850" w:hanging="454"/>
+        <w:jc w:val="both"/>
+      </w:pPr>
+      <w:r>
+        <w:rPr>
+          <w:rFonts w:ascii="Times New Roman" w:hAnsi="Times New Roman"/>
+          <w:b w:val="0"/>
+          <w:i w:val="0"/>
+          <w:color w:val="000000"/>
+          <w:sz w:val="24"/>
+        </w:rPr>
+        <w:t xml:space="preserve">•  </w:t>
+      </w:r>
+      <w:r>
+        <w:rPr>
+          <w:rFonts w:ascii="Times New Roman" w:hAnsi="Times New Roman"/>
+          <w:b/>
+          <w:i w:val="0"/>
+          <w:color w:val="000000"/>
+          <w:sz w:val="24"/>
+        </w:rPr>
         <w:t xml:space="preserve">Principio de Justicia y Confidencialidad: </w:t>
       </w:r>
       <w:r>
@@ -2010,7 +2889,7 @@
           <w:color w:val="000000"/>
           <w:sz w:val="24"/>
         </w:rPr>
-        <w:t>Se mantendrá el anonimato absoluto mediante el empleo de códigos alfanuméricos despersonalizados (ejemplo: Informante 01 – Inf. 01) en todas las fases de transcripción, análisis y redacción del informe de tesis.</w:t>
+        <w:t>Se mantendrá el anonimato absoluto mediante el uso de códigos alfanuméricos despersonalizados (ejemplo: Informante 01 -- [INF-01-MED]) en todas las etapas de transcripción, categorización en ATLAS.ti v9 y redacción del informe final.</w:t>
       </w:r>
     </w:p>
     <w:p>
@@ -7620,7 +8499,7 @@
         <w:color w:val="000000"/>
         <w:sz w:val="18"/>
       </w:rPr>
-      <w:t>CAPÍTULO I: EL PROBLEMA</w:t>
+      <w:t>CAPÍTULO I: EL PROBLEMA DE INVESTIGACIÓN</w:t>
     </w:r>
     <w:r>
       <w:rPr>

--- a/plantilla/AQUI/EDITA.docx
+++ b/plantilla/AQUI/EDITA.docx
@@ -119,7 +119,7 @@
           <w:color w:val="000000"/>
           <w:sz w:val="30"/>
         </w:rPr>
-        <w:t>Percepción de la Calidad de Atención en Usuarios del Centro de Salud Belén, Ayacucho 2026</w:t>
+        <w:t>Calidad de Atención en Usuarios del Centro de Salud Belén, Ayacucho 2026</w:t>
       </w:r>
     </w:p>
     <w:p>
@@ -183,7 +183,7 @@
           <w:color w:val="000000"/>
           <w:sz w:val="30"/>
         </w:rPr>
-        <w:t>Bach. Gresly Lucero PARIONA PALOMINO</w:t>
+        <w:t>Gresly Lucero PARIONA PALOMINO</w:t>
       </w:r>
     </w:p>
     <w:p>
@@ -1045,7 +1045,7 @@
           <w:color w:val="000000"/>
           <w:sz w:val="24"/>
         </w:rPr>
-        <w:t>La calidad de atención y el acceso efectivo a los servicios de salud en el primer nivel constituyen pilares insoslayables para la consolidación de la cobertura sanitaria universal y la materialización del derecho humano a la salud. De acuerdo con las directrices conjuntas de la Organización Mundial de la Salud (OMS), la OCDE y el Banco Mundial [1], brindar servicios oportunos, seguros, continuos y centrados en la persona es un imperativo ético indispensable para mitigar las inequidades estructurales en salud. En el contexto de la atención primaria, la percepción del usuario sobre los cuidados y tratos recibidos condiciona el uso oportuno de los servicios, la adherencia a las terapias preventivo-recuperativas y la confianza hacia las instituciones sanitarias. En el Perú, la Política Nacional de Calidad en Salud del Ministerio de Salud (MINSA) [2] reconoce que la persistencia de barreras de acceso y despersonalización debilita la capacidad de respuesta asistencial. En concordancia con los lineamientos metodológicos de la cátedra de Proyecto de Investigación en Salud (EN 486) de la Escuela Profesional de Enfermería (UNSCH), a cargo del Dr. Manglio Aguirre Andrade, la fundamentación del estudio se articula mediante la técnica del embudo en tres niveles y las siguientes dimensiones sustantivas:</w:t>
+        <w:t>La calidad de atención y el cuidado humano en el primer nivel de atención constituyen un imperativo ético y disciplinar indispensable para garantizar la dignidad de la persona y la consolidación de la cobertura sanitaria universal. En el marco de la investigación cualitativa bajo el diseño fenomenológico, la comprensión de este fenómeno no parte de abstracciones teóricas desvinculadas, sino de la inmersión vivencial y situada en los escenarios concretos donde acontece el encuentro interpersonal entre el profesional de salud y el usuario doliente. En estricta concordancia con la guía oficial para formular proyectos cualitativos de la Escuela Profesional de Enfermería de la Universidad Nacional de San Cristóbal de Huamanga (UNSCH), a cargo del Dr. Manglio Aguirre Andrade, la fundamentación del presente estudio se articula a través del recorrido inverso de contextualización (del ámbito específico al general) y el desarrollo riguroso de sus dimensiones justificatorias:</w:t>
       </w:r>
     </w:p>
     <w:p>
@@ -1062,7 +1062,7 @@
           <w:color w:val="000000"/>
           <w:sz w:val="24"/>
         </w:rPr>
-        <w:t xml:space="preserve">Importancia del proyecto: </w:t>
+        <w:t xml:space="preserve">1. Contextualización en tres niveles (Recorrido Inverso): </w:t>
       </w:r>
       <w:r>
         <w:rPr>
@@ -1072,7 +1072,7 @@
           <w:color w:val="000000"/>
           <w:sz w:val="24"/>
         </w:rPr>
-        <w:t>El Centro de Salud Belén, ubicado en el distrito de Ayacucho, cumple un rol estratégico como establecimiento cabecera de categoría I-3 que brinda cobertura a más de 18,450 habitantes en condiciones de notable vulnerabilidad socioeconómica. No obstante, persisten brechas asistenciales vinculadas a demoras prolongadas para la obtención de cupos, barreras comunicativas y hacinamiento en salas de espera. Investigar la experiencia vivida del usuario permite develar la dimensión oculta de la calidad asistencial desde la perspectiva de quienes reciben directamente el cuidado, proveyendo a los gestores sanitarios insumos reflexivos para humanizar la atención.</w:t>
+        <w:t>En el plano local y de manera estricta y exclusiva, la investigación se sitúa en el Centro de Salud Belén (Categoría I-3, Microred Huamanga), establecimiento cabecera que atiende a una población adscrita de 18,450 habitantes en el distrito de Ayacucho, a 2,760 metros sobre el nivel del mar. La realidad cotidiana del establecimiento está marcada por una profunda vulnerabilidad: el 68.2% de los usuarios vive en condición de pobreza según el SISFOH, más del 94.5% depende del Seguro Integral de Salud (SIS) y el 72% posee bilingüismo activo quechua chanka-castellano. Para esta población, la calidad del cuidado no reside en la frialdad de un trámite clínico, sino en la necesidad vital de un trato digno, acogedor y respetuoso expresado en pautas andinas como el saludo afectuoso (napaykuy), la hospitalidad en la atención (allin chaskiy) y el respeto mutuo (respetanakuy). El estudio responde de forma vinculante a la Prioridad Regional 10 de Investigación en Salud de Ayacucho 2025–2030, aprobada por la Dirección Regional de Salud (DIRESA) de Ayacucho [1]: “Organización, gestión, calidad y accesibilidad de los servicios de salud”. A nivel nacional, la problemática local refleja las tensiones estructurales del sistema sanitario peruano, donde más del 78% de las consultas ambulatorias recaen en el primer nivel (categorías I-1 a I-4). La Política Nacional de Calidad en Salud del Ministerio de Salud (MINSA) [2] reconoce que la persistencia de barreras de trato interpersonal, la prisa protocolar con consultas abreviadas de escasos minutos y la debilidad en la comunicación empática en lenguas originarias erosionan la confianza ciudadana y la adherencia a los tratamientos. Esta situación motivó al Estado peruano a priorizar la investigación en servicios sanitarios mediante la Línea 10 de Investigación en Salud al 2030: “Sistemas y servicios de salud, acceso y cobertura universal” (Resolución Ministerial N° 424-2025/MINSA) [3], con el fin de generar evidencia empírica directa para humanizar la atención asistencial. Finalmente, en el plano internacional, organismos rectores como la Organización Mundial de la Salud (OMS), la OCDE y el Banco Mundial [4] advierten que los sistemas sanitarios del mundo atraviesan una severa crisis de deshumanización asistencial provocada por la sobrecarga burocrática y el predominio de un paradigma biomédico tecnicista que invisibiliza la dimensión afectiva y el respeto al pudor somático.</w:t>
       </w:r>
     </w:p>
     <w:p>
@@ -1089,7 +1089,7 @@
           <w:color w:val="000000"/>
           <w:sz w:val="24"/>
         </w:rPr>
-        <w:t xml:space="preserve">Finalidad e impacto (valor práctico y social): </w:t>
+        <w:t xml:space="preserve">2. Importancia y relevancia social del proyecto: </w:t>
       </w:r>
       <w:r>
         <w:rPr>
@@ -1099,7 +1099,7 @@
           <w:color w:val="000000"/>
           <w:sz w:val="24"/>
         </w:rPr>
-        <w:t>El estudio tiene como finalidad práctica comprender en profundidad la vivencia subjetiva del usuario respecto al trato, tiempos de espera, información y privacidad. Sus hallazgos proporcionarán evidencia empírica directa para que el equipo directivo del Centro de Salud Belén, la Red de Salud Huamanga y el cuerpo de enfermería formulen estrategias interpersonales, planes de mejora continua y guías de trato humanizado con pertinencia cultural, orientadas a mitigar cuellos de botella en la atención primaria.</w:t>
+        <w:t>El estudio aborda un problema crítico de alta sensibilidad humana: la brecha latente entre los lineamientos institucionales y la vivencia sentida del usuario andino frente al cuidado de salud. Al develar los significados, frustraciones, silencios y experiencias de sosiego de las madres de familia en CRED, gestantes y personas adultas mayores del Centro de Salud Belén, se genera conocimiento de primera fuente para visibilizar la urgencia de una atención digna. Los beneficiarios directos serán los usuarios de la zona de Belén, quienes contarán con una vía científica para expresar sus demandas de respeto y buen trato; asimismo, los hallazgos beneficiarán al equipo de gestión del establecimiento, a la Red de Salud Huamanga y al colectivo profesional de enfermería.</w:t>
       </w:r>
     </w:p>
     <w:p>
@@ -1116,7 +1116,7 @@
           <w:color w:val="000000"/>
           <w:sz w:val="24"/>
         </w:rPr>
-        <w:t xml:space="preserve">Valor teórico y clasificación por propósito: </w:t>
+        <w:t xml:space="preserve">3. Finalidad o valor práctico: </w:t>
       </w:r>
       <w:r>
         <w:rPr>
@@ -1126,7 +1126,7 @@
           <w:color w:val="000000"/>
           <w:sz w:val="24"/>
         </w:rPr>
-        <w:t>La presente investigación corresponde a una investigación básica (sustantiva) con nivel descriptivo-interpretativo y un riguroso diseño cualitativo fenomenológico [5, 6]. Siguiendo a Roberto Hernández-Sampieri y Christian Mendoza [5], Edmund Husserl [7], Max van Manen [8] y John Creswell [6], su propósito central consiste en explorar, describir y comprender la esencia de las experiencias compartidas (vivencias) de los usuarios frente al fenómeno del acceso y la calidad asistencial en el Centro de Salud Belén, aprehendiendo sus cuatro dimensiones existenciales: temporalidad (tiempo vivido en madrugadas y esperas), espacialidad (espacio vivido en salas y consultorios), corporalidad (cuerpo doliente, fatiga y frío) y relacionalidad (encuentro interpersonal empático y diálogo en quechua chanka). Articula dialógicamente los modelos de Calidad en Salud de Avedis Donabedian [9, 10], la Teoría del Acceso de Roy Penchansky [11] y la Teoría del Cuidado Humano de Jean Watson [12] con la matriz cultural andina de Huamanga.</w:t>
+        <w:t>A partir de sus objetivos, la investigación busca aportar evidencia empírica cualitativa para responder al problema de la despersonalización del acto de cuidado. Sus resultados permitirán proponer pautas concretas de mejora a las autoridades sanitarias competentes: el diseño de protocolos de acogida clínica humanizada con pertinencia lingüística en quechua chanka, la reorganización del tiempo de consulta para asegurar una escucha atenta y el fortalecimiento de la empatía en la relación enfermera-paciente en el Centro de Salud Belén.</w:t>
       </w:r>
     </w:p>
     <w:p>
@@ -1143,7 +1143,7 @@
           <w:color w:val="000000"/>
           <w:sz w:val="24"/>
         </w:rPr>
-        <w:t xml:space="preserve">Valor metodológico: </w:t>
+        <w:t xml:space="preserve">4. Valor teórico y tipología de la investigación: </w:t>
       </w:r>
       <w:r>
         <w:rPr>
@@ -1153,7 +1153,7 @@
           <w:color w:val="000000"/>
           <w:sz w:val="24"/>
         </w:rPr>
-        <w:t>En el plano metodológico, el estudio adopta formalmente el diseño fenomenológico fundamentado en Husserl [7] y van Manen [8]. Aporta y valida una guía de entrevista en profundidad y una matriz de categorización temática cualitativa ajustadas a los criterios de rigor científico de Guba y Lincoln [13] (credibilidad, transferibilidad, consistencia y confirmabilidad), aplicando la técnica de triangulación metodológica y de actores clave [14] (usuarios, personal de salud y actores comunitarios).</w:t>
+        <w:t>Conforme a la tipología metodológica de la investigación científica, el estudio se clasifica como una investigación básica o sustantiva, con nivel descriptivo-interpretativo y un riguroso diseño cualitativo fenomenológico [5, 6]. Siguiendo las directrices epistemológicas de Edmund Husserl [7], Max van Manen [8] y Roberto Hernández-Sampieri [5], el proyecto llena un vacío crítico de conocimiento al contrastar la base teórica existente con la vivencia del poblador andino. Para ello, articula dialógicamente el modelo del Proceso Interpersonal de Calidad en Salud de Avedis Donabedian [9, 10] y la Teoría del Cuidado Humano de Jean Watson [11] con los cuatro existenciales universales del Lebenswelt: relacionalidad (el encuentro humano y diálogo en quechua), temporalidad (tiempo y calma de la consulta), espacialidad (privacidad del consultorio) y corporalidad (respeto al pudor físico y alivio del dolor nanay).</w:t>
       </w:r>
     </w:p>
     <w:p>
@@ -1170,7 +1170,7 @@
           <w:color w:val="000000"/>
           <w:sz w:val="24"/>
         </w:rPr>
-        <w:t xml:space="preserve">Justificación institucional y bioética: </w:t>
+        <w:t xml:space="preserve">5. Valor metodológico: </w:t>
       </w:r>
       <w:r>
         <w:rPr>
@@ -1180,7 +1180,34 @@
           <w:color w:val="000000"/>
           <w:sz w:val="24"/>
         </w:rPr>
-        <w:t>El estudio cumple con los estándares epistemológicos promovidos por la cátedra de EN 486 fundamentados en Mario Bunge [15], respetando de forma irrestricta las normas bioéticas de la Declaración de Helsinki [16] y las pautas internacionales del CIOMS [17]. Asimismo, se alinea con los instrumentos rectores sanitarios: a nivel regional, responde a la Prioridad Regional 10 de la DIRESA Ayacucho 2025–2030 (“Organización, gestión, calidad y accesibilidad de los servicios de salud”) [4]; a nivel nacional, se adscribe a la Línea 10 de Investigación del MINSA al 2030 (“Sistemas y servicios de salud, acceso y cobertura universal”, RM N° 424-2025/MINSA) [3].</w:t>
+        <w:t>En el ámbito metodológico, el proyecto aporta una guía de entrevista fenomenológica en profundidad semiestructurada bilingüe y una matriz de categorización temática cualitativa, centradas exclusivamente en la calidad del cuidado. Estos instrumentos y procedimientos se ajustan a los cuatro criterios de rigor cualitativo establecidos por Guba y Lincoln [12]: credibilidad, transferibilidad, consistencia y confirmabilidad, complementados con la técnica de triangulación múltiple de métodos y fuentes de información [13].</w:t>
+      </w:r>
+    </w:p>
+    <w:p>
+      <w:pPr>
+        <w:spacing w:line="312" w:lineRule="auto" w:before="0" w:after="80"/>
+        <w:ind w:firstLine="720"/>
+        <w:jc w:val="both"/>
+      </w:pPr>
+      <w:r>
+        <w:rPr>
+          <w:rFonts w:ascii="Times New Roman" w:hAnsi="Times New Roman"/>
+          <w:b/>
+          <w:i w:val="0"/>
+          <w:color w:val="000000"/>
+          <w:sz w:val="24"/>
+        </w:rPr>
+        <w:t xml:space="preserve">6. Justificación institucional y bioética: </w:t>
+      </w:r>
+      <w:r>
+        <w:rPr>
+          <w:rFonts w:ascii="Times New Roman" w:hAnsi="Times New Roman"/>
+          <w:b w:val="0"/>
+          <w:i w:val="0"/>
+          <w:color w:val="000000"/>
+          <w:sz w:val="24"/>
+        </w:rPr>
+        <w:t>El protocolo cumple los estándares científicos de la cátedra de EN 486 (fundamentados en el rigor epistemológico de Mario Bunge [14]), respetando de forma irrestricta las normas bioéticas internacionales de la Declaración de Helsinki [15] y las pautas éticas del CIOMS [16], garantizando el consentimiento informado voluntario, la confidencialidad, el anonimato mediante códigos alfanuméricos y la no maleficencia para con los participantes.</w:t>
       </w:r>
     </w:p>
     <w:p>
@@ -1276,7 +1303,7 @@
           <w:color w:val="000000"/>
           <w:sz w:val="24"/>
         </w:rPr>
-        <w:t>En estricta observancia del canon metodológico de la cátedra de EN 486 (Dr. Manglio Aguirre Andrade), la caracterización de la realidad problemática se articula mediante la técnica del embudo en tres niveles de profundidad:</w:t>
+        <w:t>En estricta observancia del canon metodológico del Dr. Manglio Aguirre Andrade y el protocolo cualitativo de referencia, la contextualización del problema de calidad de atención se articula a través del recorrido inverso, partiendo del ámbito específico hacia el general:</w:t>
       </w:r>
     </w:p>
     <w:p>
@@ -1292,7 +1319,7 @@
           <w:color w:val="000000"/>
           <w:sz w:val="24"/>
         </w:rPr>
-        <w:t>Contexto Internacional (Macro)</w:t>
+        <w:t>1. Ámbito Local (Centro de Salud Belén, Ayacucho)</w:t>
       </w:r>
     </w:p>
     <w:p>
@@ -1309,23 +1336,7 @@
           <w:color w:val="000000"/>
           <w:sz w:val="24"/>
         </w:rPr>
-        <w:t>A escala mundial, los sistemas de salud enfrentan una crisis estructural caracterizada por la fragmentación asistencial y la despersonalización del acto de cuidado, según lo advertido por la Organización Mundial de la Salud (OMS), la OCDE y el Banco Mundial [1]. El predominio de un paradigma biomédico tecnicista y la sobrecarga burocrática en el primer nivel de atención han reducido la evaluación de los servicios a meros indicadores de rendimiento cuantitativo, invisibilizando la vivencia afectiva del paciente, el sufrimiento somático de la espera y los determinantes socioculturales de la salud. De acuerdo con Donabedian [9, 10] y Watson [12], la calidad del cuidado no reside únicamente en la corrección instrumental del procedimiento terapéutico, sino medularmente en el proceso interpersonal: la calidez de la mirada, la capacidad de escucha, el respeto a la dignidad y la reciprocidad humanizada entre el profesional y el ser cuidado.</w:t>
-      </w:r>
-    </w:p>
-    <w:p>
-      <w:pPr>
-        <w:spacing w:before="160" w:after="60"/>
-        <w:jc w:val="left"/>
-      </w:pPr>
-      <w:r>
-        <w:rPr>
-          <w:rFonts w:ascii="Times New Roman" w:hAnsi="Times New Roman"/>
-          <w:b/>
-          <w:i/>
-          <w:color w:val="000000"/>
-          <w:sz w:val="24"/>
-        </w:rPr>
-        <w:t>Contexto Nacional (Meso)</w:t>
+        <w:t>En el plano local, el estudio se centra de manera estricta y exclusiva en el Centro de Salud Belén (Categoría I-3, Microred Huamanga), establecimiento cabecera que atiende a una población adscrita de 18,450 habitantes en el distrito de Ayacucho, provincia de Huamanga, a 2,760 metros sobre el nivel del mar. La investigación se focaliza exclusivamente en la dinámica asistencial de Belén, en vinculación directa con la Prioridad Regional 10 de Investigación en Salud de Ayacucho 2025–2030, aprobada por la Dirección Regional de Salud (DIRESA) de Ayacucho [1]: “Organización, gestión, calidad y accesibilidad de los servicios de salud”.</w:t>
       </w:r>
     </w:p>
     <w:p>
@@ -1342,11 +1353,122 @@
           <w:color w:val="000000"/>
           <w:sz w:val="24"/>
         </w:rPr>
-        <w:t>En el Perú, la Política Nacional de Calidad en Salud del Ministerio de Salud [2] reconoce que la persistencia de barreras de acceso geográficas, organizacionales, económicas y culturales debilita gravemente la capacidad resolutiva del primer nivel asistencial (categorías I-1 a I-4), donde recae más del 78% de las atenciones asistenciales del país. A pesar de los esfuerzos normativos, persisten cuellos de botella crónicos: colas en la madrugada para conseguir un cupo, desabastecimiento de medicamentos esenciales del petitorio oficial y una marcada frialdad comunicativa en el trato al usuario. Esta brecha motivó al Estado peruano a priorizar la investigación en salud a través de la Línea 10 de Investigación en Salud al 2030: “Sistemas y servicios de salud, acceso y cobertura universal” (Resolución Ministerial N° 424-2025/MINSA) [3], orientada a generar evidencia empírica directa para dignificar la atención y garantizar la cobertura sanitaria universal.</w:t>
+        <w:t>En este escenario aflora una profunda distancia entre las normas programáticas institucionales y la vivencia sentida del usuario andino frente a la calidad del cuidado:</w:t>
       </w:r>
     </w:p>
     <w:p>
       <w:pPr>
+        <w:spacing w:line="312" w:lineRule="auto" w:before="20" w:after="60"/>
+        <w:ind w:left="850" w:hanging="454"/>
+        <w:jc w:val="both"/>
+      </w:pPr>
+      <w:r>
+        <w:rPr>
+          <w:rFonts w:ascii="Times New Roman" w:hAnsi="Times New Roman"/>
+          <w:b w:val="0"/>
+          <w:i w:val="0"/>
+          <w:color w:val="000000"/>
+          <w:sz w:val="24"/>
+        </w:rPr>
+        <w:t xml:space="preserve">•  </w:t>
+      </w:r>
+      <w:r>
+        <w:rPr>
+          <w:rFonts w:ascii="Times New Roman" w:hAnsi="Times New Roman"/>
+          <w:b/>
+          <w:i w:val="0"/>
+          <w:color w:val="000000"/>
+          <w:sz w:val="24"/>
+        </w:rPr>
+        <w:t xml:space="preserve">Vulnerabilidad socioeconómica y necesidad de contención afectiva: </w:t>
+      </w:r>
+      <w:r>
+        <w:rPr>
+          <w:rFonts w:ascii="Times New Roman" w:hAnsi="Times New Roman"/>
+          <w:b w:val="0"/>
+          <w:i w:val="0"/>
+          <w:color w:val="000000"/>
+          <w:sz w:val="24"/>
+        </w:rPr>
+        <w:t>El 68.2% de la población usuaria se encuentra en situación de pobreza según el SISFOH y más del 94.5% depende del Seguro Integral de Salud (SIS). Para estas familias, acudir a los consultorios de Belén representa un momento de vulnerabilidad extrema donde demandan no solo una prescripción médica o un procedimiento de enfermería, sino contención afectiva y comprensión empática frente a su precaria situación de vida.</w:t>
+      </w:r>
+    </w:p>
+    <w:p>
+      <w:pPr>
+        <w:spacing w:line="312" w:lineRule="auto" w:before="20" w:after="60"/>
+        <w:ind w:left="850" w:hanging="454"/>
+        <w:jc w:val="both"/>
+      </w:pPr>
+      <w:r>
+        <w:rPr>
+          <w:rFonts w:ascii="Times New Roman" w:hAnsi="Times New Roman"/>
+          <w:b w:val="0"/>
+          <w:i w:val="0"/>
+          <w:color w:val="000000"/>
+          <w:sz w:val="24"/>
+        </w:rPr>
+        <w:t xml:space="preserve">•  </w:t>
+      </w:r>
+      <w:r>
+        <w:rPr>
+          <w:rFonts w:ascii="Times New Roman" w:hAnsi="Times New Roman"/>
+          <w:b/>
+          <w:i w:val="0"/>
+          <w:color w:val="000000"/>
+          <w:sz w:val="24"/>
+        </w:rPr>
+        <w:t xml:space="preserve">Identidad lingüística y códigos andinos de calidad: </w:t>
+      </w:r>
+      <w:r>
+        <w:rPr>
+          <w:rFonts w:ascii="Times New Roman" w:hAnsi="Times New Roman"/>
+          <w:b w:val="0"/>
+          <w:i w:val="0"/>
+          <w:color w:val="000000"/>
+          <w:sz w:val="24"/>
+        </w:rPr>
+        <w:t>El 72.0% de los usuarios presenta bilingüismo activo quechua chanka-castellano. Para esta población, la calidad de la atención no se concibe como un trámite administrativo frío, sino como un acto de reciprocidad y respeto que exige la acogida hospitalaria (allin chaskiy), el saludo cálido (napaykuy) y el respeto mutuo (respetanakuy), conforme a los hallazgos de Aguirre-Andrade y colaboradores [17].</w:t>
+      </w:r>
+    </w:p>
+    <w:p>
+      <w:pPr>
+        <w:spacing w:line="312" w:lineRule="auto" w:before="20" w:after="60"/>
+        <w:ind w:left="850" w:hanging="454"/>
+        <w:jc w:val="both"/>
+      </w:pPr>
+      <w:r>
+        <w:rPr>
+          <w:rFonts w:ascii="Times New Roman" w:hAnsi="Times New Roman"/>
+          <w:b w:val="0"/>
+          <w:i w:val="0"/>
+          <w:color w:val="000000"/>
+          <w:sz w:val="24"/>
+        </w:rPr>
+        <w:t xml:space="preserve">•  </w:t>
+      </w:r>
+      <w:r>
+        <w:rPr>
+          <w:rFonts w:ascii="Times New Roman" w:hAnsi="Times New Roman"/>
+          <w:b/>
+          <w:i w:val="0"/>
+          <w:color w:val="000000"/>
+          <w:sz w:val="24"/>
+        </w:rPr>
+        <w:t xml:space="preserve">La vivencia de la desatención y la prisa protocolar: </w:t>
+      </w:r>
+      <w:r>
+        <w:rPr>
+          <w:rFonts w:ascii="Times New Roman" w:hAnsi="Times New Roman"/>
+          <w:b w:val="0"/>
+          <w:i w:val="0"/>
+          <w:color w:val="000000"/>
+          <w:sz w:val="24"/>
+        </w:rPr>
+        <w:t>Cuando el personal sanitario —condicionado por la sobrecarga laboral o la digitación continua en el computador— no establece contacto visual, interrumpe el relato del paciente o muestra indiferencia ante el dolor físico (nanay), el usuario experimenta una profunda insatisfacción afectiva y desamparo, replegándose en el silencio defensivo (upallay). Asimismo, las consultas abreviadas de escasos minutos dejan en las madres de familia en CRED y en las personas adultas mayores dudas e incertidumbres no resueltas.</w:t>
+      </w:r>
+    </w:p>
+    <w:p>
+      <w:pPr>
         <w:spacing w:before="160" w:after="60"/>
         <w:jc w:val="left"/>
       </w:pPr>
@@ -1358,7 +1480,7 @@
           <w:color w:val="000000"/>
           <w:sz w:val="24"/>
         </w:rPr>
-        <w:t>Contexto Regional y Local (Micro: Centro de Salud Belén)</w:t>
+        <w:t>2. Ámbito Nacional (Perú)</w:t>
       </w:r>
     </w:p>
     <w:p>
@@ -1375,7 +1497,23 @@
           <w:color w:val="000000"/>
           <w:sz w:val="24"/>
         </w:rPr>
-        <w:t>En el ámbito regional, el estudio se articula de forma vinculante con la Prioridad 10 de Investigación en Salud de Ayacucho 2025–2030, aprobada por la Dirección Regional de Salud de Ayacucho [4]: “Organización, gestión, calidad y accesibilidad de los servicios de salud”. En este marco, el Centro de Salud Belén (Categoría I-3, Microred Huamanga) representa un punto neurálgico asistencial que atiende a una población adscrita de 18,450 habitantes en el distrito de Ayacucho, a 2,760 metros sobre el nivel del mar.</w:t>
+        <w:t>En el ámbito nacional, la realidad observada en Belén refleja los nudos críticos del primer nivel de atención en el Perú (categorías I-1 a I-4), donde se concentra más del 78% de las atenciones asistenciales de todo el país. La Política Nacional de Calidad en Salud del Ministerio de Salud [2] reconoce que la persistencia de barreras de trato interpersonal, frialdad burocrática y falta de pertinencia cultural debilita gravemente la capacidad resolutiva del sistema público. Esta situación motivó al Estado peruano a priorizar la investigación en servicios sanitarios a través de la Línea 10 de Investigación en Salud al 2030: “Sistemas y servicios de salud, acceso y cobertura universal” (Resolución Ministerial N° 424-2025/MINSA) [3], buscando dignificar la atención sanitaria en todos los establecimientos de atención primaria de la nación.</w:t>
+      </w:r>
+    </w:p>
+    <w:p>
+      <w:pPr>
+        <w:spacing w:before="160" w:after="60"/>
+        <w:jc w:val="left"/>
+      </w:pPr>
+      <w:r>
+        <w:rPr>
+          <w:rFonts w:ascii="Times New Roman" w:hAnsi="Times New Roman"/>
+          <w:b/>
+          <w:i/>
+          <w:color w:val="000000"/>
+          <w:sz w:val="24"/>
+        </w:rPr>
+        <w:t>3. Ámbito Mundial (Internacional o Global)</w:t>
       </w:r>
     </w:p>
     <w:p>
@@ -1392,7 +1530,106 @@
           <w:color w:val="000000"/>
           <w:sz w:val="24"/>
         </w:rPr>
-        <w:t>En este establecimiento aflora una dramática distancia entre la lógica asistencial programática y la vivencia sentida del usuario andino:</w:t>
+        <w:t>A escala mundial, los sistemas de salud enfrentan una severa crisis de deshumanización asistencial caracterizada por la tecnificación desmedida del acto clínico y la sobrecarga burocrática en el primer nivel de atención, según lo advertido por la Organización Mundial de la Salud (OMS), la OCDE y el Banco Mundial [4]. El predominio de un paradigma biomédico mecanicista ha reducido la evaluación de los servicios a meros indicadores cuantitativos de producción, invisibilizando la vivencia afectiva del paciente, el sufrimiento somático y los determinantes socioculturales de la salud. De acuerdo con Avedis Donabedian [9, 10] y Jean Watson [11], la calidad del cuidado no reside únicamente en la pericia instrumental de un procedimiento, sino medularmente en el proceso interpersonal: la calidez de la mirada, la capacidad de escucha compasiva, el respeto a la dignidad y la reciprocidad humanizada entre el profesional de salud y el ser cuidado.</w:t>
+      </w:r>
+    </w:p>
+    <w:p>
+      <w:pPr>
+        <w:spacing w:line="312" w:lineRule="auto" w:before="0" w:after="80"/>
+        <w:ind w:firstLine="720"/>
+        <w:jc w:val="both"/>
+      </w:pPr>
+      <w:r>
+        <w:rPr>
+          <w:rFonts w:ascii="Times New Roman" w:hAnsi="Times New Roman"/>
+          <w:b w:val="0"/>
+          <w:i w:val="0"/>
+          <w:color w:val="000000"/>
+          <w:sz w:val="24"/>
+        </w:rPr>
+        <w:t>El problema medular y objeto de estudio de la investigación radica, por consiguiente, en develar y comprender cómo los usuarios significan, valoran y experimentan la calidad de atención y el cuidado de enfermería en los consultorios del Centro de Salud Belén desde la profundidad de su mundo de la vida (Lebenswelt).</w:t>
+      </w:r>
+    </w:p>
+    <w:p>
+      <w:pPr>
+        <w:spacing w:before="200" w:after="80"/>
+        <w:jc w:val="left"/>
+      </w:pPr>
+      <w:r>
+        <w:rPr>
+          <w:rFonts w:ascii="Times New Roman" w:hAnsi="Times New Roman"/>
+          <w:b/>
+          <w:i w:val="0"/>
+          <w:color w:val="000000"/>
+          <w:sz w:val="24"/>
+        </w:rPr>
+        <w:t>1.2. Formulación del problema (Preguntas norteadoras)</w:t>
+      </w:r>
+    </w:p>
+    <w:p>
+      <w:pPr>
+        <w:spacing w:line="312" w:lineRule="auto" w:before="0" w:after="80"/>
+        <w:ind w:firstLine="720"/>
+        <w:jc w:val="both"/>
+      </w:pPr>
+      <w:r>
+        <w:rPr>
+          <w:rFonts w:ascii="Times New Roman" w:hAnsi="Times New Roman"/>
+          <w:b w:val="0"/>
+          <w:i w:val="0"/>
+          <w:color w:val="000000"/>
+          <w:sz w:val="24"/>
+        </w:rPr>
+        <w:t>En coherencia con los preceptos del diseño fenomenológico de Hernández-Sampieri y Mendoza [5] y el marco teórico de la calidad interpersonal de Donabedian [9, 10] y Watson [11], se formulan las preguntas norteadoras de la investigación:</w:t>
+      </w:r>
+    </w:p>
+    <w:p>
+      <w:pPr>
+        <w:spacing w:before="160" w:after="60"/>
+        <w:jc w:val="left"/>
+      </w:pPr>
+      <w:r>
+        <w:rPr>
+          <w:rFonts w:ascii="Times New Roman" w:hAnsi="Times New Roman"/>
+          <w:b/>
+          <w:i/>
+          <w:color w:val="000000"/>
+          <w:sz w:val="24"/>
+        </w:rPr>
+        <w:t>Problema General (Pregunta Principal)</w:t>
+      </w:r>
+    </w:p>
+    <w:p>
+      <w:pPr>
+        <w:spacing w:line="312" w:lineRule="auto" w:before="0" w:after="80"/>
+        <w:ind w:firstLine="720"/>
+        <w:jc w:val="both"/>
+      </w:pPr>
+      <w:r>
+        <w:rPr>
+          <w:rFonts w:ascii="Times New Roman" w:hAnsi="Times New Roman"/>
+          <w:b w:val="0"/>
+          <w:i w:val="0"/>
+          <w:color w:val="000000"/>
+          <w:sz w:val="24"/>
+        </w:rPr>
+        <w:t>¿Cuál es el significado, estructura y esencia de la experiencia vivida por los usuarios respecto a la calidad de atención recibida en los servicios de salud del Centro de Salud Belén, Ayacucho 2026?</w:t>
+      </w:r>
+    </w:p>
+    <w:p>
+      <w:pPr>
+        <w:spacing w:before="160" w:after="60"/>
+        <w:jc w:val="left"/>
+      </w:pPr>
+      <w:r>
+        <w:rPr>
+          <w:rFonts w:ascii="Times New Roman" w:hAnsi="Times New Roman"/>
+          <w:b/>
+          <w:i/>
+          <w:color w:val="000000"/>
+          <w:sz w:val="24"/>
+        </w:rPr>
+        <w:t>Problemas Específicos (Preguntas Específicas)</w:t>
       </w:r>
     </w:p>
     <w:p>
@@ -1409,27 +1646,17 @@
           <w:color w:val="000000"/>
           <w:sz w:val="24"/>
         </w:rPr>
-        <w:t xml:space="preserve">•  </w:t>
-      </w:r>
-      <w:r>
-        <w:rPr>
-          <w:rFonts w:ascii="Times New Roman" w:hAnsi="Times New Roman"/>
-          <w:b/>
+        <w:t xml:space="preserve">1.  </w:t>
+      </w:r>
+      <w:r>
+        <w:rPr>
+          <w:rFonts w:ascii="Times New Roman" w:hAnsi="Times New Roman"/>
+          <w:b w:val="0"/>
           <w:i w:val="0"/>
           <w:color w:val="000000"/>
           <w:sz w:val="24"/>
         </w:rPr>
-        <w:t xml:space="preserve">Vulnerabilidad socioeconómica: </w:t>
-      </w:r>
-      <w:r>
-        <w:rPr>
-          <w:rFonts w:ascii="Times New Roman" w:hAnsi="Times New Roman"/>
-          <w:b w:val="0"/>
-          <w:i w:val="0"/>
-          <w:color w:val="000000"/>
-          <w:sz w:val="24"/>
-        </w:rPr>
-        <w:t>El 68.2% de la población usuaria se encuentra en situación de pobreza o extrema pobreza según el SISFOH, y más del 94.5% depende del Seguro Integral de Salud (SIS) en su modalidad subsidiada.</w:t>
+        <w:t>¿Cómo experimentan los usuarios la dimensión relacional (relación humana vivida / Mitwelt) respecto a la calidez, empatía, escucha activa y comunicación intercultural en quechua chanka por parte del personal de salud?</w:t>
       </w:r>
     </w:p>
     <w:p>
@@ -1446,27 +1673,17 @@
           <w:color w:val="000000"/>
           <w:sz w:val="24"/>
         </w:rPr>
-        <w:t xml:space="preserve">•  </w:t>
-      </w:r>
-      <w:r>
-        <w:rPr>
-          <w:rFonts w:ascii="Times New Roman" w:hAnsi="Times New Roman"/>
-          <w:b/>
+        <w:t xml:space="preserve">2.  </w:t>
+      </w:r>
+      <w:r>
+        <w:rPr>
+          <w:rFonts w:ascii="Times New Roman" w:hAnsi="Times New Roman"/>
+          <w:b w:val="0"/>
           <w:i w:val="0"/>
           <w:color w:val="000000"/>
           <w:sz w:val="24"/>
         </w:rPr>
-        <w:t xml:space="preserve">Identidad lingüística y cultural: </w:t>
-      </w:r>
-      <w:r>
-        <w:rPr>
-          <w:rFonts w:ascii="Times New Roman" w:hAnsi="Times New Roman"/>
-          <w:b w:val="0"/>
-          <w:i w:val="0"/>
-          <w:color w:val="000000"/>
-          <w:sz w:val="24"/>
-        </w:rPr>
-        <w:t>El 72.0% de los usuarios presenta bilingüismo activo quechua chanka-castellano. Para esta población, la salud se vivencia a través de códigos ancestrales de afecto y reciprocidad comunitaria: la acogida hospitalaria (allin chaskiy), el saludo cálido y respetuoso (napaykuy) y el respeto mutuo (respetanakuy), conforme a los hallazgos de Aguirre-Andrade y colaboradores [18].</w:t>
+        <w:t>¿De qué manera vivencian los usuarios la dimensión temporal (tiempo vivido / Lebenszeit) respecto a la puntualidad, oportunidad y tiempo efectivo dedicado por el profesional durante la consulta clínica?</w:t>
       </w:r>
     </w:p>
     <w:p>
@@ -1483,8 +1700,78 @@
           <w:color w:val="000000"/>
           <w:sz w:val="24"/>
         </w:rPr>
-        <w:t xml:space="preserve">•  </w:t>
-      </w:r>
+        <w:t xml:space="preserve">3.  </w:t>
+      </w:r>
+      <w:r>
+        <w:rPr>
+          <w:rFonts w:ascii="Times New Roman" w:hAnsi="Times New Roman"/>
+          <w:b w:val="0"/>
+          <w:i w:val="0"/>
+          <w:color w:val="000000"/>
+          <w:sz w:val="24"/>
+        </w:rPr>
+        <w:t>¿Cómo vivencian los usuarios la dimensión espacial (espacio vivido / Lebensraum) respecto a la privacidad, confidencialidad, comodidad física y dignidad ambiental de los consultorios?</w:t>
+      </w:r>
+    </w:p>
+    <w:p>
+      <w:pPr>
+        <w:spacing w:line="312" w:lineRule="auto" w:before="20" w:after="60"/>
+        <w:ind w:left="850" w:hanging="454"/>
+        <w:jc w:val="both"/>
+      </w:pPr>
+      <w:r>
+        <w:rPr>
+          <w:rFonts w:ascii="Times New Roman" w:hAnsi="Times New Roman"/>
+          <w:b w:val="0"/>
+          <w:i w:val="0"/>
+          <w:color w:val="000000"/>
+          <w:sz w:val="24"/>
+        </w:rPr>
+        <w:t xml:space="preserve">4.  </w:t>
+      </w:r>
+      <w:r>
+        <w:rPr>
+          <w:rFonts w:ascii="Times New Roman" w:hAnsi="Times New Roman"/>
+          <w:b w:val="0"/>
+          <w:i w:val="0"/>
+          <w:color w:val="000000"/>
+          <w:sz w:val="24"/>
+        </w:rPr>
+        <w:t>¿Cuáles son las vivencias de los usuarios vinculadas a la dimensión corporal (cuerpo vivido / Leib), tales como el respeto al pudor físico, la contención del sufrimiento y el alivio del dolor (nanay)?</w:t>
+      </w:r>
+    </w:p>
+    <w:p>
+      <w:pPr>
+        <w:spacing w:line="312" w:lineRule="auto" w:before="20" w:after="60"/>
+        <w:ind w:left="850" w:hanging="454"/>
+        <w:jc w:val="both"/>
+      </w:pPr>
+      <w:r>
+        <w:rPr>
+          <w:rFonts w:ascii="Times New Roman" w:hAnsi="Times New Roman"/>
+          <w:b w:val="0"/>
+          <w:i w:val="0"/>
+          <w:color w:val="000000"/>
+          <w:sz w:val="24"/>
+        </w:rPr>
+        <w:t xml:space="preserve">5.  </w:t>
+      </w:r>
+      <w:r>
+        <w:rPr>
+          <w:rFonts w:ascii="Times New Roman" w:hAnsi="Times New Roman"/>
+          <w:b w:val="0"/>
+          <w:i w:val="0"/>
+          <w:color w:val="000000"/>
+          <w:sz w:val="24"/>
+        </w:rPr>
+        <w:t>¿Cuál es la esencia compartida y las visiones divergentes que configuran el significado atribuido por los usuarios a una atención de salud con calidad y calidez en el Centro de Salud Belén?</w:t>
+      </w:r>
+    </w:p>
+    <w:p>
+      <w:pPr>
+        <w:spacing w:before="200" w:after="80"/>
+        <w:jc w:val="left"/>
+      </w:pPr>
       <w:r>
         <w:rPr>
           <w:rFonts w:ascii="Times New Roman" w:hAnsi="Times New Roman"/>
@@ -1493,17 +1780,7 @@
           <w:color w:val="000000"/>
           <w:sz w:val="24"/>
         </w:rPr>
-        <w:t xml:space="preserve">La experiencia de la desatención: </w:t>
-      </w:r>
-      <w:r>
-        <w:rPr>
-          <w:rFonts w:ascii="Times New Roman" w:hAnsi="Times New Roman"/>
-          <w:b w:val="0"/>
-          <w:i w:val="0"/>
-          <w:color w:val="000000"/>
-          <w:sz w:val="24"/>
-        </w:rPr>
-        <w:t>Cuando los profesionales —condicionados por la prisa protocolar, la sobrecarga laboral o el monolingüismo hispanohablante— omiten el saludo, evitan el contacto visual o se muestran indiferentes ante el dolor (nanay), el usuario experimenta sensaciones de desamparo, intimidación y violencia simbólica, replegándose en el silencio defensivo (upallay). Asimismo, las madrugadas gélidas a la intemperie (5 °C a 8 °C) desde las 4:00 AM para obtener un cupo generan agotamiento somático y menoscabo de la dignidad de las madres gestantes y adultos mayores.</w:t>
+        <w:t>1.3. Objetivos de la investigación</w:t>
       </w:r>
     </w:p>
     <w:p>
@@ -1520,23 +1797,23 @@
           <w:color w:val="000000"/>
           <w:sz w:val="24"/>
         </w:rPr>
-        <w:t>El problema medular de investigación radica, por consiguiente, en develar y comprender cómo los propios usuarios perciben, vivencian y significan la calidad de atención y el acceso asistencial en el Centro de Salud Belén desde la profundidad de su mundo de la vida.</w:t>
+        <w:t>Guardando estricta simetría lógica biunívoca (1:1) con las preguntas norteadoras y empleando verbos en infinitivo propios de la indagación cualitativa comprensiva, se establecen los siguientes objetivos:</w:t>
       </w:r>
     </w:p>
     <w:p>
       <w:pPr>
-        <w:spacing w:before="200" w:after="80"/>
+        <w:spacing w:before="160" w:after="60"/>
         <w:jc w:val="left"/>
       </w:pPr>
       <w:r>
         <w:rPr>
           <w:rFonts w:ascii="Times New Roman" w:hAnsi="Times New Roman"/>
           <w:b/>
-          <w:i w:val="0"/>
+          <w:i/>
           <w:color w:val="000000"/>
           <w:sz w:val="24"/>
         </w:rPr>
-        <w:t>1.2. Formulación del problema (Preguntas norteadoras)</w:t>
+        <w:t>Objetivo General</w:t>
       </w:r>
     </w:p>
     <w:p>
@@ -1553,7 +1830,7 @@
           <w:color w:val="000000"/>
           <w:sz w:val="24"/>
         </w:rPr>
-        <w:t>En coherencia con los preceptos del diseño fenomenológico articulados por Hernández-Sampieri y Mendoza [5] y el principio de inmutabilidad del entorno sellado, se formulan las preguntas norteadoras de la investigación:</w:t>
+        <w:t>Comprender el significado, estructura y esencia de la experiencia vivida por los usuarios respecto a la calidad de atención recibida en el Centro de Salud Belén, Ayacucho 2026.</w:t>
       </w:r>
     </w:p>
     <w:p>
@@ -1569,7 +1846,158 @@
           <w:color w:val="000000"/>
           <w:sz w:val="24"/>
         </w:rPr>
-        <w:t>Problema General (Pregunta Principal)</w:t>
+        <w:t>Objetivos Específicos</w:t>
+      </w:r>
+    </w:p>
+    <w:p>
+      <w:pPr>
+        <w:spacing w:line="312" w:lineRule="auto" w:before="20" w:after="60"/>
+        <w:ind w:left="850" w:hanging="454"/>
+        <w:jc w:val="both"/>
+      </w:pPr>
+      <w:r>
+        <w:rPr>
+          <w:rFonts w:ascii="Times New Roman" w:hAnsi="Times New Roman"/>
+          <w:b w:val="0"/>
+          <w:i w:val="0"/>
+          <w:color w:val="000000"/>
+          <w:sz w:val="24"/>
+        </w:rPr>
+        <w:t xml:space="preserve">1.  </w:t>
+      </w:r>
+      <w:r>
+        <w:rPr>
+          <w:rFonts w:ascii="Times New Roman" w:hAnsi="Times New Roman"/>
+          <w:b w:val="0"/>
+          <w:i w:val="0"/>
+          <w:color w:val="000000"/>
+          <w:sz w:val="24"/>
+        </w:rPr>
+        <w:t>Comprender y analizar la experiencia de los usuarios en la dimensión relacional (relación humana vivida / Mitwelt) respecto a la calidez interpersonal, el trato digno y la comunicación en lengua quechua chanka brindada por el equipo de salud.</w:t>
+      </w:r>
+    </w:p>
+    <w:p>
+      <w:pPr>
+        <w:spacing w:line="312" w:lineRule="auto" w:before="20" w:after="60"/>
+        <w:ind w:left="850" w:hanging="454"/>
+        <w:jc w:val="both"/>
+      </w:pPr>
+      <w:r>
+        <w:rPr>
+          <w:rFonts w:ascii="Times New Roman" w:hAnsi="Times New Roman"/>
+          <w:b w:val="0"/>
+          <w:i w:val="0"/>
+          <w:color w:val="000000"/>
+          <w:sz w:val="24"/>
+        </w:rPr>
+        <w:t xml:space="preserve">2.  </w:t>
+      </w:r>
+      <w:r>
+        <w:rPr>
+          <w:rFonts w:ascii="Times New Roman" w:hAnsi="Times New Roman"/>
+          <w:b w:val="0"/>
+          <w:i w:val="0"/>
+          <w:color w:val="000000"/>
+          <w:sz w:val="24"/>
+        </w:rPr>
+        <w:t>Explorar y comprender las vivencias de los usuarios en la dimensión temporal (tiempo vivido / Lebenszeit) en relación con la puntualidad, prontitud y duración efectiva del acto del cuidado asistencial en la consulta.</w:t>
+      </w:r>
+    </w:p>
+    <w:p>
+      <w:pPr>
+        <w:spacing w:line="312" w:lineRule="auto" w:before="20" w:after="60"/>
+        <w:ind w:left="850" w:hanging="454"/>
+        <w:jc w:val="both"/>
+      </w:pPr>
+      <w:r>
+        <w:rPr>
+          <w:rFonts w:ascii="Times New Roman" w:hAnsi="Times New Roman"/>
+          <w:b w:val="0"/>
+          <w:i w:val="0"/>
+          <w:color w:val="000000"/>
+          <w:sz w:val="24"/>
+        </w:rPr>
+        <w:t xml:space="preserve">3.  </w:t>
+      </w:r>
+      <w:r>
+        <w:rPr>
+          <w:rFonts w:ascii="Times New Roman" w:hAnsi="Times New Roman"/>
+          <w:b w:val="0"/>
+          <w:i w:val="0"/>
+          <w:color w:val="000000"/>
+          <w:sz w:val="24"/>
+        </w:rPr>
+        <w:t>Describir y comprender la experiencia de los usuarios en la dimensión espacial (espacio vivido / Lebensraum) en cuanto al confort, reserva de la intimidad y privacidad física durante el cuidado en consultorios.</w:t>
+      </w:r>
+    </w:p>
+    <w:p>
+      <w:pPr>
+        <w:spacing w:line="312" w:lineRule="auto" w:before="20" w:after="60"/>
+        <w:ind w:left="850" w:hanging="454"/>
+        <w:jc w:val="both"/>
+      </w:pPr>
+      <w:r>
+        <w:rPr>
+          <w:rFonts w:ascii="Times New Roman" w:hAnsi="Times New Roman"/>
+          <w:b w:val="0"/>
+          <w:i w:val="0"/>
+          <w:color w:val="000000"/>
+          <w:sz w:val="24"/>
+        </w:rPr>
+        <w:t xml:space="preserve">4.  </w:t>
+      </w:r>
+      <w:r>
+        <w:rPr>
+          <w:rFonts w:ascii="Times New Roman" w:hAnsi="Times New Roman"/>
+          <w:b w:val="0"/>
+          <w:i w:val="0"/>
+          <w:color w:val="000000"/>
+          <w:sz w:val="24"/>
+        </w:rPr>
+        <w:t>Identificar y comprender las vivencias de la dimensión corporal (cuerpo vivido / Leib), analizando el respeto al pudor físico del paciente y la respuesta humanizada ante el dolor y sufrimiento somático (nanay).</w:t>
+      </w:r>
+    </w:p>
+    <w:p>
+      <w:pPr>
+        <w:spacing w:line="312" w:lineRule="auto" w:before="20" w:after="60"/>
+        <w:ind w:left="850" w:hanging="454"/>
+        <w:jc w:val="both"/>
+      </w:pPr>
+      <w:r>
+        <w:rPr>
+          <w:rFonts w:ascii="Times New Roman" w:hAnsi="Times New Roman"/>
+          <w:b w:val="0"/>
+          <w:i w:val="0"/>
+          <w:color w:val="000000"/>
+          <w:sz w:val="24"/>
+        </w:rPr>
+        <w:t xml:space="preserve">5.  </w:t>
+      </w:r>
+      <w:r>
+        <w:rPr>
+          <w:rFonts w:ascii="Times New Roman" w:hAnsi="Times New Roman"/>
+          <w:b w:val="0"/>
+          <w:i w:val="0"/>
+          <w:color w:val="000000"/>
+          <w:sz w:val="24"/>
+        </w:rPr>
+        <w:t>Sintetizar la estructura esencial y las divergencias fenomenológicas que componen la calidad de atención de salud en el Centro de Salud Belén.</w:t>
+      </w:r>
+    </w:p>
+    <w:p>
+      <w:pPr>
+        <w:spacing w:before="200" w:after="80"/>
+        <w:jc w:val="left"/>
+      </w:pPr>
+      <w:r>
+        <w:rPr>
+          <w:rFonts w:ascii="Times New Roman" w:hAnsi="Times New Roman"/>
+          <w:b/>
+          <w:i w:val="0"/>
+          <w:color w:val="000000"/>
+          <w:sz w:val="24"/>
+        </w:rPr>
+        <w:t>1.4. Supuestos fenomenológicos de la investigación</w:t>
       </w:r>
     </w:p>
     <w:p>
@@ -1586,7 +2014,7 @@
           <w:color w:val="000000"/>
           <w:sz w:val="24"/>
         </w:rPr>
-        <w:t>¿Cuál es el significado, estructura y esencia de la experiencia vivida por los usuarios respecto al fenómeno del acceso y la calidad de atención en los servicios de salud del Centro de Salud Belén, Ayacucho 2026?</w:t>
+        <w:t>En el paradigma cualitativo fenomenológico, en concordancia con Hernández-Sampieri y Mendoza [5] y van Manen [8], la investigación no formula hipótesis cuantitativas para contrastación estadística paramétrica. En su lugar, se establecen supuestos fenomenológicos inductivos, los cuales constituyen proposiciones teóricas preliminares que orientan la mirada de la investigadora sin prejuzgar ni constreñir las vivencias que emergerán de los informantes durante la reducción fenomenológica (epojé):</w:t>
       </w:r>
     </w:p>
     <w:p>
@@ -1602,7 +2030,40 @@
           <w:color w:val="000000"/>
           <w:sz w:val="24"/>
         </w:rPr>
-        <w:t>Problemas Específicos (Preguntas Específicas)</w:t>
+        <w:t>Supuesto General</w:t>
+      </w:r>
+    </w:p>
+    <w:p>
+      <w:pPr>
+        <w:spacing w:line="312" w:lineRule="auto" w:before="0" w:after="80"/>
+        <w:ind w:firstLine="720"/>
+        <w:jc w:val="both"/>
+      </w:pPr>
+      <w:r>
+        <w:rPr>
+          <w:rFonts w:ascii="Times New Roman" w:hAnsi="Times New Roman"/>
+          <w:b w:val="0"/>
+          <w:i w:val="0"/>
+          <w:color w:val="000000"/>
+          <w:sz w:val="24"/>
+        </w:rPr>
+        <w:t>La calidad de atención de salud constituye para el usuario del Centro de Salud Belén una vivencia intersubjetiva profunda donde la calidez humana, el reconocimiento de su dignidad andina, la comunicación empática en lengua originaria y la oportunidad resolutiva del padecimiento prevalecen sobre la mera dimensión instrumental o protocolar del acto asistencial.</w:t>
+      </w:r>
+    </w:p>
+    <w:p>
+      <w:pPr>
+        <w:spacing w:before="160" w:after="60"/>
+        <w:jc w:val="left"/>
+      </w:pPr>
+      <w:r>
+        <w:rPr>
+          <w:rFonts w:ascii="Times New Roman" w:hAnsi="Times New Roman"/>
+          <w:b/>
+          <w:i/>
+          <w:color w:val="000000"/>
+          <w:sz w:val="24"/>
+        </w:rPr>
+        <w:t>Supuestos Específicos del Mundo de la Vida (Lebenswelt)</w:t>
       </w:r>
     </w:p>
     <w:p>
@@ -1624,12 +2085,22 @@
       <w:r>
         <w:rPr>
           <w:rFonts w:ascii="Times New Roman" w:hAnsi="Times New Roman"/>
+          <w:b/>
+          <w:i w:val="0"/>
+          <w:color w:val="000000"/>
+          <w:sz w:val="24"/>
+        </w:rPr>
+        <w:t xml:space="preserve">Supuesto sobre la Temporalidad: </w:t>
+      </w:r>
+      <w:r>
+        <w:rPr>
+          <w:rFonts w:ascii="Times New Roman" w:hAnsi="Times New Roman"/>
           <w:b w:val="0"/>
           <w:i w:val="0"/>
           <w:color w:val="000000"/>
           <w:sz w:val="24"/>
         </w:rPr>
-        <w:t>¿Cómo vivencian los usuarios la dimensión temporal (tiempo vivido / Lebenszeit) en las filas de madrugada (4:00 AM) y las horas transcurridas en sala de espera antes de ser atendidos?</w:t>
+        <w:t>La prisa protocolar y las consultas abreviadas generan en el usuario una vivencia de desvalorización de su tiempo vital y desatención afectiva, mientras que una consulta con tiempo y calma genera sosiego y confianza terapéutica.</w:t>
       </w:r>
     </w:p>
     <w:p>
@@ -1651,12 +2122,22 @@
       <w:r>
         <w:rPr>
           <w:rFonts w:ascii="Times New Roman" w:hAnsi="Times New Roman"/>
+          <w:b/>
+          <w:i w:val="0"/>
+          <w:color w:val="000000"/>
+          <w:sz w:val="24"/>
+        </w:rPr>
+        <w:t xml:space="preserve">Supuesto sobre la Espacialidad: </w:t>
+      </w:r>
+      <w:r>
+        <w:rPr>
+          <w:rFonts w:ascii="Times New Roman" w:hAnsi="Times New Roman"/>
           <w:b w:val="0"/>
           <w:i w:val="0"/>
           <w:color w:val="000000"/>
           <w:sz w:val="24"/>
         </w:rPr>
-        <w:t>¿De qué manera experimentan los usuarios la dimensión espacial (espacio vivido / Lebensraum) respecto al hacinamiento, comodidad física y privacidad dentro de los consultorios?</w:t>
+        <w:t>La falta de privacidad acústica y visual en los consultorios vulnera la intimidad del paciente, inhibiendo la comunicación fluida sobre sus dolencias íntimas.</w:t>
       </w:r>
     </w:p>
     <w:p>
@@ -1678,12 +2159,22 @@
       <w:r>
         <w:rPr>
           <w:rFonts w:ascii="Times New Roman" w:hAnsi="Times New Roman"/>
+          <w:b/>
+          <w:i w:val="0"/>
+          <w:color w:val="000000"/>
+          <w:sz w:val="24"/>
+        </w:rPr>
+        <w:t xml:space="preserve">Supuesto sobre la Corporalidad: </w:t>
+      </w:r>
+      <w:r>
+        <w:rPr>
+          <w:rFonts w:ascii="Times New Roman" w:hAnsi="Times New Roman"/>
           <w:b w:val="0"/>
           <w:i w:val="0"/>
           <w:color w:val="000000"/>
           <w:sz w:val="24"/>
         </w:rPr>
-        <w:t>¿Cuáles son las vivencias somáticas y emocionales vinculadas a la dimensión corporal (cuerpo vivido / Leib), tales como frío matutino, fatiga física, hambre y dolor (nanay) frente a la espera asistencial?</w:t>
+        <w:t>El respeto al pudor físico durante el examen corporal y la delicadeza del tacto ante el dolor somático (nanay) humanizan el cuidado y alivian la aflicción somática del cuerpo enfermo (onqoy).</w:t>
       </w:r>
     </w:p>
     <w:p>
@@ -1705,12 +2196,22 @@
       <w:r>
         <w:rPr>
           <w:rFonts w:ascii="Times New Roman" w:hAnsi="Times New Roman"/>
+          <w:b/>
+          <w:i w:val="0"/>
+          <w:color w:val="000000"/>
+          <w:sz w:val="24"/>
+        </w:rPr>
+        <w:t xml:space="preserve">Supuesto sobre la Relacionalidad: </w:t>
+      </w:r>
+      <w:r>
+        <w:rPr>
+          <w:rFonts w:ascii="Times New Roman" w:hAnsi="Times New Roman"/>
           <w:b w:val="0"/>
           <w:i w:val="0"/>
           <w:color w:val="000000"/>
           <w:sz w:val="24"/>
         </w:rPr>
-        <w:t>¿Cómo perciben los usuarios la dimensión relacional (relación humana vivida / Mitwelt) respecto a la empatía, calidez, escucha activa y comunicación intercultural en quechua chanka brindada por el equipo de salud?</w:t>
+        <w:t>La interacción dialógica intercultural mediada por el saludo (napaykuy), la mirada atenta y la acogida en quechua chanka (allin chaskiy) consolida el vínculo terapéutico y define la calidad del cuidado.</w:t>
       </w:r>
     </w:p>
     <w:p>
@@ -1732,12 +2233,22 @@
       <w:r>
         <w:rPr>
           <w:rFonts w:ascii="Times New Roman" w:hAnsi="Times New Roman"/>
+          <w:b/>
+          <w:i w:val="0"/>
+          <w:color w:val="000000"/>
+          <w:sz w:val="24"/>
+        </w:rPr>
+        <w:t xml:space="preserve">Supuesto sobre la Esencia y Divergencias: </w:t>
+      </w:r>
+      <w:r>
+        <w:rPr>
+          <w:rFonts w:ascii="Times New Roman" w:hAnsi="Times New Roman"/>
           <w:b w:val="0"/>
           <w:i w:val="0"/>
           <w:color w:val="000000"/>
           <w:sz w:val="24"/>
         </w:rPr>
-        <w:t>¿Cuál es la esencia compartida y las divergencias vivenciales que configuran el significado integral atribuido por los usuarios a una atención de calidad y digna en el Centro de Salud Belén?</w:t>
+        <w:t>La esencia de la calidad radica en ser acogido y respetado como persona humana integral, emergiendo divergencias vivenciales moduladas por el servicio asistencial y la edad del usuario.</w:t>
       </w:r>
     </w:p>
     <w:p>
@@ -1753,7 +2264,7 @@
           <w:color w:val="000000"/>
           <w:sz w:val="24"/>
         </w:rPr>
-        <w:t>1.3. Objetivos de la investigación</w:t>
+        <w:t>1.5. Justificación e importancia de la investigación</w:t>
       </w:r>
     </w:p>
     <w:p>
@@ -1770,7 +2281,7 @@
           <w:color w:val="000000"/>
           <w:sz w:val="24"/>
         </w:rPr>
-        <w:t>Guardando estricta simetría lógica biunívoca (1:1) con las preguntas norteadoras y empleando verbos en infinitivo propios de la indagación cualitativa comprensiva, se establecen los siguientes objetivos:</w:t>
+        <w:t>Conforme a las directrices epistemológicas de la cátedra de EN 486 (UNSCH), fundamentadas en la concepción científica y rigurosa de Mario Bunge [14], y los criterios de relevancia de Hernández-Sampieri y Mendoza [5], el proyecto se sustenta en cuatro dimensiones justificatorias:</w:t>
       </w:r>
     </w:p>
     <w:p>
@@ -1786,7 +2297,7 @@
           <w:color w:val="000000"/>
           <w:sz w:val="24"/>
         </w:rPr>
-        <w:t>Objetivo General</w:t>
+        <w:t>Justificación Teórica</w:t>
       </w:r>
     </w:p>
     <w:p>
@@ -1803,7 +2314,7 @@
           <w:color w:val="000000"/>
           <w:sz w:val="24"/>
         </w:rPr>
-        <w:t>Explorar, comprender y describir el significado, estructura y esencia de la experiencia vivida por los usuarios respecto al acceso y calidad de atención en el Centro de Salud Belén, Ayacucho 2026.</w:t>
+        <w:t>El estudio llena un vacío epistémico crítico en la literatura regional sobre calidad de atención en salud pública. Tradicionalmente, la evaluación de servicios se ha sustentado en indicadores cuantitativos que reducen la valoración a medias aritméticas, omitiendo las complejidades subjetivas y la cosmovisión del habitante andino. Esta investigación articula dialógicamente el modelo del Proceso Interpersonal de Calidad en Salud de Donabedian [9, 10] y la Teoría del Cuidado Humano de Watson [11] con las cuatro dimensiones existenciales de van Manen [8], construyendo un marco comprensivo pionero con pertinencia cultural andina en la UNSCH.</w:t>
       </w:r>
     </w:p>
     <w:p>
@@ -1819,7 +2330,304 @@
           <w:color w:val="000000"/>
           <w:sz w:val="24"/>
         </w:rPr>
-        <w:t>Objetivos Específicos</w:t>
+        <w:t>Justificación Práctica</w:t>
+      </w:r>
+    </w:p>
+    <w:p>
+      <w:pPr>
+        <w:spacing w:line="312" w:lineRule="auto" w:before="0" w:after="80"/>
+        <w:ind w:firstLine="720"/>
+        <w:jc w:val="both"/>
+      </w:pPr>
+      <w:r>
+        <w:rPr>
+          <w:rFonts w:ascii="Times New Roman" w:hAnsi="Times New Roman"/>
+          <w:b w:val="0"/>
+          <w:i w:val="0"/>
+          <w:color w:val="000000"/>
+          <w:sz w:val="24"/>
+        </w:rPr>
+        <w:t>La investigación responde a una necesidad institucional urgente. Al desentrañar la experiencia de calidad del cuidado desde el relato directo de los usuarios, los hallazgos aportarán insumos concretos para que la Jefatura del Centro de Salud Belén y la Dirección de la Red de Salud Huamanga optimicen el tiempo de consulta clínica, resguarden la privacidad en consultorios y diseñen protocolos de acogida clínica humanizada con pertinencia lingüística en quechua chanka.</w:t>
+      </w:r>
+    </w:p>
+    <w:p>
+      <w:pPr>
+        <w:spacing w:before="160" w:after="60"/>
+        <w:jc w:val="left"/>
+      </w:pPr>
+      <w:r>
+        <w:rPr>
+          <w:rFonts w:ascii="Times New Roman" w:hAnsi="Times New Roman"/>
+          <w:b/>
+          <w:i/>
+          <w:color w:val="000000"/>
+          <w:sz w:val="24"/>
+        </w:rPr>
+        <w:t>Justificación Metodológica</w:t>
+      </w:r>
+    </w:p>
+    <w:p>
+      <w:pPr>
+        <w:spacing w:line="312" w:lineRule="auto" w:before="0" w:after="80"/>
+        <w:ind w:firstLine="720"/>
+        <w:jc w:val="both"/>
+      </w:pPr>
+      <w:r>
+        <w:rPr>
+          <w:rFonts w:ascii="Times New Roman" w:hAnsi="Times New Roman"/>
+          <w:b w:val="0"/>
+          <w:i w:val="0"/>
+          <w:color w:val="000000"/>
+          <w:sz w:val="24"/>
+        </w:rPr>
+        <w:t>Aporta al campo de la investigación en enfermería un protocolo fenomenológico riguroso, validado por juicio de expertos y estructurado bajo los cuatro existenciales del Lebenswelt. Diseña y valida una guía de entrevista semiestructurada bilingüe (Quechua Chanka-Español) y una matriz de categorización temática cualitativa auditadas bajo los criterios de rigor de Guba y Lincoln [12]: credibilidad, transferibilidad, consistencia y confirmabilidad, estableciendo un precedente metodológico replicable para futuras tesis de la Facultad de Ciencias de la Salud de la UNSCH.</w:t>
+      </w:r>
+    </w:p>
+    <w:p>
+      <w:pPr>
+        <w:spacing w:before="160" w:after="60"/>
+        <w:jc w:val="left"/>
+      </w:pPr>
+      <w:r>
+        <w:rPr>
+          <w:rFonts w:ascii="Times New Roman" w:hAnsi="Times New Roman"/>
+          <w:b/>
+          <w:i/>
+          <w:color w:val="000000"/>
+          <w:sz w:val="24"/>
+        </w:rPr>
+        <w:t>Justificación Social y Sanitaria</w:t>
+      </w:r>
+    </w:p>
+    <w:p>
+      <w:pPr>
+        <w:spacing w:line="312" w:lineRule="auto" w:before="0" w:after="80"/>
+        <w:ind w:firstLine="720"/>
+        <w:jc w:val="both"/>
+      </w:pPr>
+      <w:r>
+        <w:rPr>
+          <w:rFonts w:ascii="Times New Roman" w:hAnsi="Times New Roman"/>
+          <w:b w:val="0"/>
+          <w:i w:val="0"/>
+          <w:color w:val="000000"/>
+          <w:sz w:val="24"/>
+        </w:rPr>
+        <w:t>El proyecto encarna un imperativo ético de equidad en salud. Visibiliza la vivencia de las madres de familia en CRED, gestantes y adultos mayores en situación de pobreza (68.2% SISFOH) y alta dependencia del SIS (94.5%). Responde de manera vinculante a la Línea 10 Nacional de Investigación del MINSA al 2030 [3] y a la Prioridad 10 Regional de Investigación de la DIRESA Ayacucho 2025–2030 [4], contribuyendo a transformar la atención de salud en un espacio de dignidad humana y justicia social.</w:t>
+      </w:r>
+    </w:p>
+    <w:p>
+      <w:pPr>
+        <w:spacing w:before="200" w:after="80"/>
+        <w:jc w:val="left"/>
+      </w:pPr>
+      <w:r>
+        <w:rPr>
+          <w:rFonts w:ascii="Times New Roman" w:hAnsi="Times New Roman"/>
+          <w:b/>
+          <w:i w:val="0"/>
+          <w:color w:val="000000"/>
+          <w:sz w:val="24"/>
+        </w:rPr>
+        <w:t>1.6. Delimitaciones y limitaciones del estudio</w:t>
+      </w:r>
+    </w:p>
+    <w:p>
+      <w:pPr>
+        <w:spacing w:line="312" w:lineRule="auto" w:before="0" w:after="80"/>
+        <w:ind w:firstLine="720"/>
+        <w:jc w:val="both"/>
+      </w:pPr>
+      <w:r>
+        <w:rPr>
+          <w:rFonts w:ascii="Times New Roman" w:hAnsi="Times New Roman"/>
+          <w:b w:val="0"/>
+          <w:i w:val="0"/>
+          <w:color w:val="000000"/>
+          <w:sz w:val="24"/>
+        </w:rPr>
+        <w:t>Para preservar las fronteras del entorno de investigación y garantizar el aislamiento metodológico, se declaran formalmente las delimitaciones del alcance y las limitaciones del estudio:</w:t>
+      </w:r>
+    </w:p>
+    <w:p>
+      <w:pPr>
+        <w:spacing w:before="160" w:after="60"/>
+        <w:jc w:val="left"/>
+      </w:pPr>
+      <w:r>
+        <w:rPr>
+          <w:rFonts w:ascii="Times New Roman" w:hAnsi="Times New Roman"/>
+          <w:b/>
+          <w:i/>
+          <w:color w:val="000000"/>
+          <w:sz w:val="24"/>
+        </w:rPr>
+        <w:t>Delimitación Espacial y Territorial</w:t>
+      </w:r>
+    </w:p>
+    <w:p>
+      <w:pPr>
+        <w:spacing w:line="312" w:lineRule="auto" w:before="0" w:after="80"/>
+        <w:ind w:firstLine="720"/>
+        <w:jc w:val="both"/>
+      </w:pPr>
+      <w:r>
+        <w:rPr>
+          <w:rFonts w:ascii="Times New Roman" w:hAnsi="Times New Roman"/>
+          <w:b w:val="0"/>
+          <w:i w:val="0"/>
+          <w:color w:val="000000"/>
+          <w:sz w:val="24"/>
+        </w:rPr>
+        <w:t>La investigación se circunscribe de forma estricta a los ambientes del Centro de Salud Belén (Categoría I-3), abarcando las salas de espera y los consultorios asistenciales de Medicina General, Enfermería (CRED, Inmunizaciones), Obstetricia y Odontología, ubicado en el distrito de Ayacucho, provincia de Huamanga, departamento de Ayacucho, a 2,760 msnm.</w:t>
+      </w:r>
+    </w:p>
+    <w:p>
+      <w:pPr>
+        <w:spacing w:before="160" w:after="60"/>
+        <w:jc w:val="left"/>
+      </w:pPr>
+      <w:r>
+        <w:rPr>
+          <w:rFonts w:ascii="Times New Roman" w:hAnsi="Times New Roman"/>
+          <w:b/>
+          <w:i/>
+          <w:color w:val="000000"/>
+          <w:sz w:val="24"/>
+        </w:rPr>
+        <w:t>Delimitación Temporal</w:t>
+      </w:r>
+    </w:p>
+    <w:p>
+      <w:pPr>
+        <w:spacing w:line="312" w:lineRule="auto" w:before="0" w:after="80"/>
+        <w:ind w:firstLine="720"/>
+        <w:jc w:val="both"/>
+      </w:pPr>
+      <w:r>
+        <w:rPr>
+          <w:rFonts w:ascii="Times New Roman" w:hAnsi="Times New Roman"/>
+          <w:b w:val="0"/>
+          <w:i w:val="0"/>
+          <w:color w:val="000000"/>
+          <w:sz w:val="24"/>
+        </w:rPr>
+        <w:t>El horizonte temporal de recolección y análisis vivencial corresponde al año fiscal y académico 2026.</w:t>
+      </w:r>
+    </w:p>
+    <w:p>
+      <w:pPr>
+        <w:spacing w:before="160" w:after="60"/>
+        <w:jc w:val="left"/>
+      </w:pPr>
+      <w:r>
+        <w:rPr>
+          <w:rFonts w:ascii="Times New Roman" w:hAnsi="Times New Roman"/>
+          <w:b/>
+          <w:i/>
+          <w:color w:val="000000"/>
+          <w:sz w:val="24"/>
+        </w:rPr>
+        <w:t>Delimitación Teórica y Epistemológica</w:t>
+      </w:r>
+    </w:p>
+    <w:p>
+      <w:pPr>
+        <w:spacing w:line="312" w:lineRule="auto" w:before="0" w:after="80"/>
+        <w:ind w:firstLine="720"/>
+        <w:jc w:val="both"/>
+      </w:pPr>
+      <w:r>
+        <w:rPr>
+          <w:rFonts w:ascii="Times New Roman" w:hAnsi="Times New Roman"/>
+          <w:b w:val="0"/>
+          <w:i w:val="0"/>
+          <w:color w:val="000000"/>
+          <w:sz w:val="24"/>
+        </w:rPr>
+        <w:t>El marco teórico se limita de manera exclusiva al modelo del Proceso Interpersonal de Calidad Asistencial de Donabedian [9, 10], la Teoría del Cuidado Humano de Watson [11] y la fenomenología hermenéutica de Husserl [7] y van Manen [8]. Todo constructo positivista ajeno a estas fronteras queda excluido.</w:t>
+      </w:r>
+    </w:p>
+    <w:p>
+      <w:pPr>
+        <w:spacing w:before="160" w:after="60"/>
+        <w:jc w:val="left"/>
+      </w:pPr>
+      <w:r>
+        <w:rPr>
+          <w:rFonts w:ascii="Times New Roman" w:hAnsi="Times New Roman"/>
+          <w:b/>
+          <w:i/>
+          <w:color w:val="000000"/>
+          <w:sz w:val="24"/>
+        </w:rPr>
+        <w:t>Delimitación Conceptual y Temática</w:t>
+      </w:r>
+    </w:p>
+    <w:p>
+      <w:pPr>
+        <w:spacing w:line="312" w:lineRule="auto" w:before="0" w:after="80"/>
+        <w:ind w:firstLine="720"/>
+        <w:jc w:val="both"/>
+      </w:pPr>
+      <w:r>
+        <w:rPr>
+          <w:rFonts w:ascii="Times New Roman" w:hAnsi="Times New Roman"/>
+          <w:b w:val="0"/>
+          <w:i w:val="0"/>
+          <w:color w:val="000000"/>
+          <w:sz w:val="24"/>
+        </w:rPr>
+        <w:t>El fenómeno se investiga a través del prisma exclusivo de las cuatro dimensiones existenciales del mundo de la vida (Lebenswelt): Temporalidad (Lebenszeit), Espacialidad (Lebensraum), Corporalidad (Leib) y Relacionalidad (Mitwelt), más la síntesis estructural esencial.</w:t>
+      </w:r>
+    </w:p>
+    <w:p>
+      <w:pPr>
+        <w:spacing w:before="160" w:after="60"/>
+        <w:jc w:val="left"/>
+      </w:pPr>
+      <w:r>
+        <w:rPr>
+          <w:rFonts w:ascii="Times New Roman" w:hAnsi="Times New Roman"/>
+          <w:b/>
+          <w:i/>
+          <w:color w:val="000000"/>
+          <w:sz w:val="24"/>
+        </w:rPr>
+        <w:t>Delimitación Social y Poblacional</w:t>
+      </w:r>
+    </w:p>
+    <w:p>
+      <w:pPr>
+        <w:spacing w:line="312" w:lineRule="auto" w:before="0" w:after="80"/>
+        <w:ind w:firstLine="720"/>
+        <w:jc w:val="both"/>
+      </w:pPr>
+      <w:r>
+        <w:rPr>
+          <w:rFonts w:ascii="Times New Roman" w:hAnsi="Times New Roman"/>
+          <w:b w:val="0"/>
+          <w:i w:val="0"/>
+          <w:color w:val="000000"/>
+          <w:sz w:val="24"/>
+        </w:rPr>
+        <w:t>La unidad de estudio está constituida por personas usuarias mayores de 18 años, hispanohablantes o quechuahablantes, que acuden como usuarios externos a los servicios asistenciales del establecimiento. Se excluye al personal administrativo y asistencial, cuya vivencia laboral constituye un objeto de estudio independiente.</w:t>
+      </w:r>
+    </w:p>
+    <w:p>
+      <w:pPr>
+        <w:spacing w:before="160" w:after="60"/>
+        <w:jc w:val="left"/>
+      </w:pPr>
+      <w:r>
+        <w:rPr>
+          <w:rFonts w:ascii="Times New Roman" w:hAnsi="Times New Roman"/>
+          <w:b/>
+          <w:i/>
+          <w:color w:val="000000"/>
+          <w:sz w:val="24"/>
+        </w:rPr>
+        <w:t>Limitaciones Metodológicas del Estudio</w:t>
       </w:r>
     </w:p>
     <w:p>
@@ -1836,7 +2644,17 @@
           <w:color w:val="000000"/>
           <w:sz w:val="24"/>
         </w:rPr>
-        <w:t xml:space="preserve">1.  </w:t>
+        <w:t xml:space="preserve">•  </w:t>
+      </w:r>
+      <w:r>
+        <w:rPr>
+          <w:rFonts w:ascii="Times New Roman" w:hAnsi="Times New Roman"/>
+          <w:b/>
+          <w:i w:val="0"/>
+          <w:color w:val="000000"/>
+          <w:sz w:val="24"/>
+        </w:rPr>
+        <w:t xml:space="preserve">Naturaleza no probabilística del diseño: </w:t>
       </w:r>
       <w:r>
         <w:rPr>
@@ -1846,7 +2664,7 @@
           <w:color w:val="000000"/>
           <w:sz w:val="24"/>
         </w:rPr>
-        <w:t>Explorar y comprender las vivencias de los usuarios respecto a la dimensión temporal (tiempo vivido) en las filas matutinas de madrugada y el tiempo de espera en el establecimiento.</w:t>
+        <w:t>Los hallazgos fenomenológicos no persiguen la generalización estadística numérica de frecuencias poblacionales, sino la transferibilidad conceptual contextualizada según los criterios de rigor de Guba y Lincoln [12].</w:t>
       </w:r>
     </w:p>
     <w:p>
@@ -1863,7 +2681,17 @@
           <w:color w:val="000000"/>
           <w:sz w:val="24"/>
         </w:rPr>
-        <w:t xml:space="preserve">2.  </w:t>
+        <w:t xml:space="preserve">•  </w:t>
+      </w:r>
+      <w:r>
+        <w:rPr>
+          <w:rFonts w:ascii="Times New Roman" w:hAnsi="Times New Roman"/>
+          <w:b/>
+          <w:i w:val="0"/>
+          <w:color w:val="000000"/>
+          <w:sz w:val="24"/>
+        </w:rPr>
+        <w:t xml:space="preserve">Efecto de reactividad y pudor: </w:t>
       </w:r>
       <w:r>
         <w:rPr>
@@ -1873,7 +2701,7 @@
           <w:color w:val="000000"/>
           <w:sz w:val="24"/>
         </w:rPr>
-        <w:t>Describir y comprender la experiencia de los usuarios respecto a la dimensión espacial (espacio vivido) en cuanto al confort, hacinamiento y privacidad de los ambientes asistenciales.</w:t>
+        <w:t>La presencia de la investigadora y el uso de grabadoras de audio podrían generar reticencia inicial en ciertos informantes quechuahablantes. Dicha limitación se mitiga mediante una inmersión prolongada en el campo, el establecimiento de rapport empático y el diálogo en su lengua materna.</w:t>
       </w:r>
     </w:p>
     <w:p>
@@ -1890,7 +2718,17 @@
           <w:color w:val="000000"/>
           <w:sz w:val="24"/>
         </w:rPr>
-        <w:t xml:space="preserve">3.  </w:t>
+        <w:t xml:space="preserve">•  </w:t>
+      </w:r>
+      <w:r>
+        <w:rPr>
+          <w:rFonts w:ascii="Times New Roman" w:hAnsi="Times New Roman"/>
+          <w:b/>
+          <w:i w:val="0"/>
+          <w:color w:val="000000"/>
+          <w:sz w:val="24"/>
+        </w:rPr>
+        <w:t xml:space="preserve">Condicionamiento biometeorológico: </w:t>
       </w:r>
       <w:r>
         <w:rPr>
@@ -1900,65 +2738,11 @@
           <w:color w:val="000000"/>
           <w:sz w:val="24"/>
         </w:rPr>
-        <w:t>Identificar y comprender las vivencias somáticas de la dimensión corporal (cuerpo vivido), analizando la resistencia al frío matutino, fatiga, hambre y dolor del paciente.</w:t>
+        <w:t>Las variaciones estacionales de frío y lluvia pueden modular la vivencia somática, lo que demanda registrar notas de campo reflexivas precisas en cada sesión de entrevista.</w:t>
       </w:r>
     </w:p>
     <w:p>
       <w:pPr>
-        <w:spacing w:line="312" w:lineRule="auto" w:before="20" w:after="60"/>
-        <w:ind w:left="850" w:hanging="454"/>
-        <w:jc w:val="both"/>
-      </w:pPr>
-      <w:r>
-        <w:rPr>
-          <w:rFonts w:ascii="Times New Roman" w:hAnsi="Times New Roman"/>
-          <w:b w:val="0"/>
-          <w:i w:val="0"/>
-          <w:color w:val="000000"/>
-          <w:sz w:val="24"/>
-        </w:rPr>
-        <w:t xml:space="preserve">4.  </w:t>
-      </w:r>
-      <w:r>
-        <w:rPr>
-          <w:rFonts w:ascii="Times New Roman" w:hAnsi="Times New Roman"/>
-          <w:b w:val="0"/>
-          <w:i w:val="0"/>
-          <w:color w:val="000000"/>
-          <w:sz w:val="24"/>
-        </w:rPr>
-        <w:t>Comprender y analizar la experiencia de la dimensión relacional (relación humana vivida) en el encuentro asistencial, focalizando la empatía, trato digno y diálogo en lengua quechua.</w:t>
-      </w:r>
-    </w:p>
-    <w:p>
-      <w:pPr>
-        <w:spacing w:line="312" w:lineRule="auto" w:before="20" w:after="60"/>
-        <w:ind w:left="850" w:hanging="454"/>
-        <w:jc w:val="both"/>
-      </w:pPr>
-      <w:r>
-        <w:rPr>
-          <w:rFonts w:ascii="Times New Roman" w:hAnsi="Times New Roman"/>
-          <w:b w:val="0"/>
-          <w:i w:val="0"/>
-          <w:color w:val="000000"/>
-          <w:sz w:val="24"/>
-        </w:rPr>
-        <w:t xml:space="preserve">5.  </w:t>
-      </w:r>
-      <w:r>
-        <w:rPr>
-          <w:rFonts w:ascii="Times New Roman" w:hAnsi="Times New Roman"/>
-          <w:b w:val="0"/>
-          <w:i w:val="0"/>
-          <w:color w:val="000000"/>
-          <w:sz w:val="24"/>
-        </w:rPr>
-        <w:t>Sintetizar la estructura esencial y las divergencias fenomenológicas que configuran la percepción de una atención digna y de calidad en el Centro de Salud Belén.</w:t>
-      </w:r>
-    </w:p>
-    <w:p>
-      <w:pPr>
         <w:spacing w:before="200" w:after="80"/>
         <w:jc w:val="left"/>
       </w:pPr>
@@ -1970,7 +2754,7 @@
           <w:color w:val="000000"/>
           <w:sz w:val="24"/>
         </w:rPr>
-        <w:t>1.4. Supuestos fenomenológicos de la investigación</w:t>
+        <w:t>1.7. Viabilidad y consideraciones bioéticas</w:t>
       </w:r>
     </w:p>
     <w:p>
@@ -1987,23 +2771,7 @@
           <w:color w:val="000000"/>
           <w:sz w:val="24"/>
         </w:rPr>
-        <w:t>En el paradigma cualitativo fenomenológico, en concordancia con Hernández-Sampieri y Mendoza [5] y van Manen [8], la investigación no formula hipótesis cuantitativas para contrastación estadística paramétrica. En su lugar, se establecen supuestos fenomenológicos inductivos, los cuales constituyen proposiciones teóricas preliminares que orientan la mirada de la investigadora sin prejuzgar ni constreñir las vivencias que emergerán de los informantes durante la reducción fenomenológica (epojé):</w:t>
-      </w:r>
-    </w:p>
-    <w:p>
-      <w:pPr>
-        <w:spacing w:before="160" w:after="60"/>
-        <w:jc w:val="left"/>
-      </w:pPr>
-      <w:r>
-        <w:rPr>
-          <w:rFonts w:ascii="Times New Roman" w:hAnsi="Times New Roman"/>
-          <w:b/>
-          <w:i/>
-          <w:color w:val="000000"/>
-          <w:sz w:val="24"/>
-        </w:rPr>
-        <w:t>Supuesto General</w:t>
+        <w:t>La presente investigación es plenamente viable puesto que cuenta con acceso institucional favorable a las instalaciones del Centro de Salud Belén, disponibilidad de recursos humanos calificados, respaldo académico tutorial de la cátedra de EN 486 (Dr. Manglio Aguirre Andrade) y financiamiento asegurado en su totalidad con recursos propios de la investigadora principal.</w:t>
       </w:r>
     </w:p>
     <w:p>
@@ -2020,224 +2788,7 @@
           <w:color w:val="000000"/>
           <w:sz w:val="24"/>
         </w:rPr>
-        <w:t>La percepción de la calidad de atención y el acceso constituye para el usuario del Centro de Salud Belén una vivencia intersubjetiva profunda donde la calidez humana, el reconocimiento de su dignidad andina, la comunicación empática en lengua originaria y la oportunidad resolutiva del padecimiento prevalecen sobre la mera dimensión instrumental o protocolar del acto asistencial.</w:t>
-      </w:r>
-    </w:p>
-    <w:p>
-      <w:pPr>
-        <w:spacing w:before="160" w:after="60"/>
-        <w:jc w:val="left"/>
-      </w:pPr>
-      <w:r>
-        <w:rPr>
-          <w:rFonts w:ascii="Times New Roman" w:hAnsi="Times New Roman"/>
-          <w:b/>
-          <w:i/>
-          <w:color w:val="000000"/>
-          <w:sz w:val="24"/>
-        </w:rPr>
-        <w:t>Supuestos Específicos del Mundo de la Vida (Lebenswelt)</w:t>
-      </w:r>
-    </w:p>
-    <w:p>
-      <w:pPr>
-        <w:spacing w:line="312" w:lineRule="auto" w:before="20" w:after="60"/>
-        <w:ind w:left="850" w:hanging="454"/>
-        <w:jc w:val="both"/>
-      </w:pPr>
-      <w:r>
-        <w:rPr>
-          <w:rFonts w:ascii="Times New Roman" w:hAnsi="Times New Roman"/>
-          <w:b w:val="0"/>
-          <w:i w:val="0"/>
-          <w:color w:val="000000"/>
-          <w:sz w:val="24"/>
-        </w:rPr>
-        <w:t xml:space="preserve">1.  </w:t>
-      </w:r>
-      <w:r>
-        <w:rPr>
-          <w:rFonts w:ascii="Times New Roman" w:hAnsi="Times New Roman"/>
-          <w:b/>
-          <w:i w:val="0"/>
-          <w:color w:val="000000"/>
-          <w:sz w:val="24"/>
-        </w:rPr>
-        <w:t xml:space="preserve">Supuesto sobre la Temporalidad: </w:t>
-      </w:r>
-      <w:r>
-        <w:rPr>
-          <w:rFonts w:ascii="Times New Roman" w:hAnsi="Times New Roman"/>
-          <w:b w:val="0"/>
-          <w:i w:val="0"/>
-          <w:color w:val="000000"/>
-          <w:sz w:val="24"/>
-        </w:rPr>
-        <w:t>La prolongada espera a la intemperie y la incertidumbre en la obtención de cupos genera en el usuario una vivencia de desvalorización de su tiempo vital y angustia existencial, transformando el acceso en una experiencia de sacrificio físico.</w:t>
-      </w:r>
-    </w:p>
-    <w:p>
-      <w:pPr>
-        <w:spacing w:line="312" w:lineRule="auto" w:before="20" w:after="60"/>
-        <w:ind w:left="850" w:hanging="454"/>
-        <w:jc w:val="both"/>
-      </w:pPr>
-      <w:r>
-        <w:rPr>
-          <w:rFonts w:ascii="Times New Roman" w:hAnsi="Times New Roman"/>
-          <w:b w:val="0"/>
-          <w:i w:val="0"/>
-          <w:color w:val="000000"/>
-          <w:sz w:val="24"/>
-        </w:rPr>
-        <w:t xml:space="preserve">2.  </w:t>
-      </w:r>
-      <w:r>
-        <w:rPr>
-          <w:rFonts w:ascii="Times New Roman" w:hAnsi="Times New Roman"/>
-          <w:b/>
-          <w:i w:val="0"/>
-          <w:color w:val="000000"/>
-          <w:sz w:val="24"/>
-        </w:rPr>
-        <w:t xml:space="preserve">Supuesto sobre la Espacialidad: </w:t>
-      </w:r>
-      <w:r>
-        <w:rPr>
-          <w:rFonts w:ascii="Times New Roman" w:hAnsi="Times New Roman"/>
-          <w:b w:val="0"/>
-          <w:i w:val="0"/>
-          <w:color w:val="000000"/>
-          <w:sz w:val="24"/>
-        </w:rPr>
-        <w:t>El espacio físico precario, la falta de asientos adecuados y la ausencia de privacidad acústica y visual en el consultorio restringen la intimidad del paciente, inhibiendo la revelación libre de sus síntomas y temores íntimos.</w:t>
-      </w:r>
-    </w:p>
-    <w:p>
-      <w:pPr>
-        <w:spacing w:line="312" w:lineRule="auto" w:before="20" w:after="60"/>
-        <w:ind w:left="850" w:hanging="454"/>
-        <w:jc w:val="both"/>
-      </w:pPr>
-      <w:r>
-        <w:rPr>
-          <w:rFonts w:ascii="Times New Roman" w:hAnsi="Times New Roman"/>
-          <w:b w:val="0"/>
-          <w:i w:val="0"/>
-          <w:color w:val="000000"/>
-          <w:sz w:val="24"/>
-        </w:rPr>
-        <w:t xml:space="preserve">3.  </w:t>
-      </w:r>
-      <w:r>
-        <w:rPr>
-          <w:rFonts w:ascii="Times New Roman" w:hAnsi="Times New Roman"/>
-          <w:b/>
-          <w:i w:val="0"/>
-          <w:color w:val="000000"/>
-          <w:sz w:val="24"/>
-        </w:rPr>
-        <w:t xml:space="preserve">Supuesto sobre la Corporalidad: </w:t>
-      </w:r>
-      <w:r>
-        <w:rPr>
-          <w:rFonts w:ascii="Times New Roman" w:hAnsi="Times New Roman"/>
-          <w:b w:val="0"/>
-          <w:i w:val="0"/>
-          <w:color w:val="000000"/>
-          <w:sz w:val="24"/>
-        </w:rPr>
-        <w:t>El cuerpo del usuario somatiza la desatención institucional a través del impacto del frío matutino andino (5 °C a 8 °C), el agotamiento muscular y la agudización del dolor físico (nanay), transformando la espera en una vivencia corporalmente aflictiva.</w:t>
-      </w:r>
-    </w:p>
-    <w:p>
-      <w:pPr>
-        <w:spacing w:line="312" w:lineRule="auto" w:before="20" w:after="60"/>
-        <w:ind w:left="850" w:hanging="454"/>
-        <w:jc w:val="both"/>
-      </w:pPr>
-      <w:r>
-        <w:rPr>
-          <w:rFonts w:ascii="Times New Roman" w:hAnsi="Times New Roman"/>
-          <w:b w:val="0"/>
-          <w:i w:val="0"/>
-          <w:color w:val="000000"/>
-          <w:sz w:val="24"/>
-        </w:rPr>
-        <w:t xml:space="preserve">4.  </w:t>
-      </w:r>
-      <w:r>
-        <w:rPr>
-          <w:rFonts w:ascii="Times New Roman" w:hAnsi="Times New Roman"/>
-          <w:b/>
-          <w:i w:val="0"/>
-          <w:color w:val="000000"/>
-          <w:sz w:val="24"/>
-        </w:rPr>
-        <w:t xml:space="preserve">Supuesto sobre la Relacionalidad: </w:t>
-      </w:r>
-      <w:r>
-        <w:rPr>
-          <w:rFonts w:ascii="Times New Roman" w:hAnsi="Times New Roman"/>
-          <w:b w:val="0"/>
-          <w:i w:val="0"/>
-          <w:color w:val="000000"/>
-          <w:sz w:val="24"/>
-        </w:rPr>
-        <w:t>La interacción dialógica intercultural mediada por la calidez del saludo (napaykuy) y la acogida en quechua chanka (allin chaskiy) mitiga el temor institucional, restablece la confianza terapéutica y resignifica positivamente la calidad del servicio.</w:t>
-      </w:r>
-    </w:p>
-    <w:p>
-      <w:pPr>
-        <w:spacing w:line="312" w:lineRule="auto" w:before="20" w:after="60"/>
-        <w:ind w:left="850" w:hanging="454"/>
-        <w:jc w:val="both"/>
-      </w:pPr>
-      <w:r>
-        <w:rPr>
-          <w:rFonts w:ascii="Times New Roman" w:hAnsi="Times New Roman"/>
-          <w:b w:val="0"/>
-          <w:i w:val="0"/>
-          <w:color w:val="000000"/>
-          <w:sz w:val="24"/>
-        </w:rPr>
-        <w:t xml:space="preserve">5.  </w:t>
-      </w:r>
-      <w:r>
-        <w:rPr>
-          <w:rFonts w:ascii="Times New Roman" w:hAnsi="Times New Roman"/>
-          <w:b/>
-          <w:i w:val="0"/>
-          <w:color w:val="000000"/>
-          <w:sz w:val="24"/>
-        </w:rPr>
-        <w:t xml:space="preserve">Supuesto sobre la Esencia y Divergencias: </w:t>
-      </w:r>
-      <w:r>
-        <w:rPr>
-          <w:rFonts w:ascii="Times New Roman" w:hAnsi="Times New Roman"/>
-          <w:b w:val="0"/>
-          <w:i w:val="0"/>
-          <w:color w:val="000000"/>
-          <w:sz w:val="24"/>
-        </w:rPr>
-        <w:t>La esencia del cuidado digno radica en la experiencia compartida de sentirse respetado como persona humana integral, emergiendo divergencias vivenciales moduladas por la edad y el grado de vulnerabilidad socioeconómica del usuario.</w:t>
-      </w:r>
-    </w:p>
-    <w:p>
-      <w:pPr>
-        <w:spacing w:before="200" w:after="80"/>
-        <w:jc w:val="left"/>
-      </w:pPr>
-      <w:r>
-        <w:rPr>
-          <w:rFonts w:ascii="Times New Roman" w:hAnsi="Times New Roman"/>
-          <w:b/>
-          <w:i w:val="0"/>
-          <w:color w:val="000000"/>
-          <w:sz w:val="24"/>
-        </w:rPr>
-        <w:t>1.5. Justificación e importancia de la investigación</w:t>
+        <w:t>En estricta observancia del rigor bioético, el protocolo será sometido al Comité Institucional de Ética en Investigación (CIEI) de la Universidad Nacional de San Cristóbal de Huamanga (UNSCH) y coordinado formalmente con la Dirección Regional de Salud (DIRESA) de Ayacucho y la Red de Salud Huamanga antes de cualquier abordaje de campo.</w:t>
       </w:r>
     </w:p>
     <w:p>
@@ -2254,531 +2805,7 @@
           <w:color w:val="000000"/>
           <w:sz w:val="24"/>
         </w:rPr>
-        <w:t>Conforme a las directrices epistemológicas de la cátedra de EN 486 (UNSCH), fundamentadas en la concepción científica y rigurosa de Mario Bunge [15], y los criterios de relevancia de Hernández-Sampieri y Mendoza [5], el proyecto se sustenta en cuatro dimensiones justificatorias:</w:t>
-      </w:r>
-    </w:p>
-    <w:p>
-      <w:pPr>
-        <w:spacing w:before="160" w:after="60"/>
-        <w:jc w:val="left"/>
-      </w:pPr>
-      <w:r>
-        <w:rPr>
-          <w:rFonts w:ascii="Times New Roman" w:hAnsi="Times New Roman"/>
-          <w:b/>
-          <w:i/>
-          <w:color w:val="000000"/>
-          <w:sz w:val="24"/>
-        </w:rPr>
-        <w:t>Justificación Teórica</w:t>
-      </w:r>
-    </w:p>
-    <w:p>
-      <w:pPr>
-        <w:spacing w:line="312" w:lineRule="auto" w:before="0" w:after="80"/>
-        <w:ind w:firstLine="720"/>
-        <w:jc w:val="both"/>
-      </w:pPr>
-      <w:r>
-        <w:rPr>
-          <w:rFonts w:ascii="Times New Roman" w:hAnsi="Times New Roman"/>
-          <w:b w:val="0"/>
-          <w:i w:val="0"/>
-          <w:color w:val="000000"/>
-          <w:sz w:val="24"/>
-        </w:rPr>
-        <w:t>El estudio llena un vacío epistémico crítico en la literatura regional sobre calidad de atención en salud pública. Tradicionalmente, la evaluación de servicios se ha sustentado en modelos estandarizados cuantitativos (como SERVQUAL) [19, 20] que reducen la satisfacción a medias aritméticas, omitiendo las complejidades subjetivas y la cosmovisión del habitante andino. Esta investigación articula dialógicamente el Enfoque de Calidad en Salud de Donabedian [9, 10], la Teoría del Acceso de Penchansky [11] y la Teoría del Cuidado Humano de Watson [12] con las cuatro dimensiones existenciales de van Manen [8], construyendo un marco comprensivo pionero con pertinencia cultural andina en la UNSCH.</w:t>
-      </w:r>
-    </w:p>
-    <w:p>
-      <w:pPr>
-        <w:spacing w:before="160" w:after="60"/>
-        <w:jc w:val="left"/>
-      </w:pPr>
-      <w:r>
-        <w:rPr>
-          <w:rFonts w:ascii="Times New Roman" w:hAnsi="Times New Roman"/>
-          <w:b/>
-          <w:i/>
-          <w:color w:val="000000"/>
-          <w:sz w:val="24"/>
-        </w:rPr>
-        <w:t>Justificación Práctica</w:t>
-      </w:r>
-    </w:p>
-    <w:p>
-      <w:pPr>
-        <w:spacing w:line="312" w:lineRule="auto" w:before="0" w:after="80"/>
-        <w:ind w:firstLine="720"/>
-        <w:jc w:val="both"/>
-      </w:pPr>
-      <w:r>
-        <w:rPr>
-          <w:rFonts w:ascii="Times New Roman" w:hAnsi="Times New Roman"/>
-          <w:b w:val="0"/>
-          <w:i w:val="0"/>
-          <w:color w:val="000000"/>
-          <w:sz w:val="24"/>
-        </w:rPr>
-        <w:t>La investigación responde a una necesidad institucional urgente. Al desentrañar los nudos críticos del acceso y el trato humano desde el relato directo de los usuarios, los hallazgos aportarán insumos concretos para que la Jefatura del Centro de Salud Belén y la Dirección de la Red de Salud Huamanga rediseñen el flujo de admisión matutina, erradiquen las filas a la intemperie en la madrugada y elaboren protocolos de triaje y acogida intercultural con pertinencia lingüística en quechua chanka.</w:t>
-      </w:r>
-    </w:p>
-    <w:p>
-      <w:pPr>
-        <w:spacing w:before="160" w:after="60"/>
-        <w:jc w:val="left"/>
-      </w:pPr>
-      <w:r>
-        <w:rPr>
-          <w:rFonts w:ascii="Times New Roman" w:hAnsi="Times New Roman"/>
-          <w:b/>
-          <w:i/>
-          <w:color w:val="000000"/>
-          <w:sz w:val="24"/>
-        </w:rPr>
-        <w:t>Justificación Metodológica</w:t>
-      </w:r>
-    </w:p>
-    <w:p>
-      <w:pPr>
-        <w:spacing w:line="312" w:lineRule="auto" w:before="0" w:after="80"/>
-        <w:ind w:firstLine="720"/>
-        <w:jc w:val="both"/>
-      </w:pPr>
-      <w:r>
-        <w:rPr>
-          <w:rFonts w:ascii="Times New Roman" w:hAnsi="Times New Roman"/>
-          <w:b w:val="0"/>
-          <w:i w:val="0"/>
-          <w:color w:val="000000"/>
-          <w:sz w:val="24"/>
-        </w:rPr>
-        <w:t>Aporta al campo de la investigación en enfermería un protocolo fenomenológico riguroso, validado por juicio de expertos y estructurado bajo los cuatro existenciales del Lebenswelt. Diseña y valida una guía de entrevista semiestructurada bilingüe (Quechua Chanka-Español) y una matriz de categorización temática cualitativa auditadas bajo los criterios de rigor de Guba y Lincoln [13]: credibilidad, transferibilidad, consistencia y confirmabilidad, estableciendo un precedente metodológico replicable para futuras tesis de la Facultad de Ciencias de la Salud de la UNSCH.</w:t>
-      </w:r>
-    </w:p>
-    <w:p>
-      <w:pPr>
-        <w:spacing w:before="160" w:after="60"/>
-        <w:jc w:val="left"/>
-      </w:pPr>
-      <w:r>
-        <w:rPr>
-          <w:rFonts w:ascii="Times New Roman" w:hAnsi="Times New Roman"/>
-          <w:b/>
-          <w:i/>
-          <w:color w:val="000000"/>
-          <w:sz w:val="24"/>
-        </w:rPr>
-        <w:t>Justificación Social y Sanitaria</w:t>
-      </w:r>
-    </w:p>
-    <w:p>
-      <w:pPr>
-        <w:spacing w:line="312" w:lineRule="auto" w:before="0" w:after="80"/>
-        <w:ind w:firstLine="720"/>
-        <w:jc w:val="both"/>
-      </w:pPr>
-      <w:r>
-        <w:rPr>
-          <w:rFonts w:ascii="Times New Roman" w:hAnsi="Times New Roman"/>
-          <w:b w:val="0"/>
-          <w:i w:val="0"/>
-          <w:color w:val="000000"/>
-          <w:sz w:val="24"/>
-        </w:rPr>
-        <w:t>El proyecto encarna un imperativo ético de equidad en salud. Visibiliza el sufrimiento silenciado de las madres de familia en CRED, gestantes y adultos mayores en situación de pobreza (68.2% SISFOH) y alta dependencia del SIS (94.5%). Responde de manera vinculante a la Línea 10 Nacional de Investigación del MINSA al 2030 [3] y a la Prioridad 10 Regional de Investigación de la DIRESA Ayacucho 2025–2030 [4], contribuyendo a transformar la atención de salud en un espacio de dignidad humana y justicia social.</w:t>
-      </w:r>
-    </w:p>
-    <w:p>
-      <w:pPr>
-        <w:spacing w:before="200" w:after="80"/>
-        <w:jc w:val="left"/>
-      </w:pPr>
-      <w:r>
-        <w:rPr>
-          <w:rFonts w:ascii="Times New Roman" w:hAnsi="Times New Roman"/>
-          <w:b/>
-          <w:i w:val="0"/>
-          <w:color w:val="000000"/>
-          <w:sz w:val="24"/>
-        </w:rPr>
-        <w:t>1.6. Delimitaciones y limitaciones del estudio</w:t>
-      </w:r>
-    </w:p>
-    <w:p>
-      <w:pPr>
-        <w:spacing w:line="312" w:lineRule="auto" w:before="0" w:after="80"/>
-        <w:ind w:firstLine="720"/>
-        <w:jc w:val="both"/>
-      </w:pPr>
-      <w:r>
-        <w:rPr>
-          <w:rFonts w:ascii="Times New Roman" w:hAnsi="Times New Roman"/>
-          <w:b w:val="0"/>
-          <w:i w:val="0"/>
-          <w:color w:val="000000"/>
-          <w:sz w:val="24"/>
-        </w:rPr>
-        <w:t>Para preservar las fronteras del entorno de investigación y garantizar el aislamiento metodológico, se declaran formalmente las delimitaciones del alcance y las limitaciones del estudio:</w:t>
-      </w:r>
-    </w:p>
-    <w:p>
-      <w:pPr>
-        <w:spacing w:before="160" w:after="60"/>
-        <w:jc w:val="left"/>
-      </w:pPr>
-      <w:r>
-        <w:rPr>
-          <w:rFonts w:ascii="Times New Roman" w:hAnsi="Times New Roman"/>
-          <w:b/>
-          <w:i/>
-          <w:color w:val="000000"/>
-          <w:sz w:val="24"/>
-        </w:rPr>
-        <w:t>Delimitación Espacial y Territorial</w:t>
-      </w:r>
-    </w:p>
-    <w:p>
-      <w:pPr>
-        <w:spacing w:line="312" w:lineRule="auto" w:before="0" w:after="80"/>
-        <w:ind w:firstLine="720"/>
-        <w:jc w:val="both"/>
-      </w:pPr>
-      <w:r>
-        <w:rPr>
-          <w:rFonts w:ascii="Times New Roman" w:hAnsi="Times New Roman"/>
-          <w:b w:val="0"/>
-          <w:i w:val="0"/>
-          <w:color w:val="000000"/>
-          <w:sz w:val="24"/>
-        </w:rPr>
-        <w:t>La investigación se circunscribe de forma estricta a los ambientes físicos del Centro de Salud Belén (Categoría I-3), abarcando la vereda exterior de espera matutina, las salas interiores de espera y los consultorios asistenciales de Medicina General, Enfermería (CRED, Inmunizaciones), Obstetricia y Odontología, ubicado en el distrito de Ayacucho, provincia de Huamanga, departamento de Ayacucho, a 2,760 msnm.</w:t>
-      </w:r>
-    </w:p>
-    <w:p>
-      <w:pPr>
-        <w:spacing w:before="160" w:after="60"/>
-        <w:jc w:val="left"/>
-      </w:pPr>
-      <w:r>
-        <w:rPr>
-          <w:rFonts w:ascii="Times New Roman" w:hAnsi="Times New Roman"/>
-          <w:b/>
-          <w:i/>
-          <w:color w:val="000000"/>
-          <w:sz w:val="24"/>
-        </w:rPr>
-        <w:t>Delimitación Temporal</w:t>
-      </w:r>
-    </w:p>
-    <w:p>
-      <w:pPr>
-        <w:spacing w:line="312" w:lineRule="auto" w:before="0" w:after="80"/>
-        <w:ind w:firstLine="720"/>
-        <w:jc w:val="both"/>
-      </w:pPr>
-      <w:r>
-        <w:rPr>
-          <w:rFonts w:ascii="Times New Roman" w:hAnsi="Times New Roman"/>
-          <w:b w:val="0"/>
-          <w:i w:val="0"/>
-          <w:color w:val="000000"/>
-          <w:sz w:val="24"/>
-        </w:rPr>
-        <w:t>El horizonte temporal de recolección y análisis vivencial corresponde al año fiscal y académico 2026.</w:t>
-      </w:r>
-    </w:p>
-    <w:p>
-      <w:pPr>
-        <w:spacing w:before="160" w:after="60"/>
-        <w:jc w:val="left"/>
-      </w:pPr>
-      <w:r>
-        <w:rPr>
-          <w:rFonts w:ascii="Times New Roman" w:hAnsi="Times New Roman"/>
-          <w:b/>
-          <w:i/>
-          <w:color w:val="000000"/>
-          <w:sz w:val="24"/>
-        </w:rPr>
-        <w:t>Delimitación Teórica y Epistemológica</w:t>
-      </w:r>
-    </w:p>
-    <w:p>
-      <w:pPr>
-        <w:spacing w:line="312" w:lineRule="auto" w:before="0" w:after="80"/>
-        <w:ind w:firstLine="720"/>
-        <w:jc w:val="both"/>
-      </w:pPr>
-      <w:r>
-        <w:rPr>
-          <w:rFonts w:ascii="Times New Roman" w:hAnsi="Times New Roman"/>
-          <w:b w:val="0"/>
-          <w:i w:val="0"/>
-          <w:color w:val="000000"/>
-          <w:sz w:val="24"/>
-        </w:rPr>
-        <w:t>El marco teórico se limita de manera exclusiva a los modelos de Calidad Asistencial de Donabedian [9], la Teoría de Acceso de Penchansky [11], la Teoría del Cuidado Humano de Watson [12] y la fenomenología hermenéutica de Husserl [7] y van Manen [8]. Todo constructo positivista ajeno a estas fronteras queda excluido.</w:t>
-      </w:r>
-    </w:p>
-    <w:p>
-      <w:pPr>
-        <w:spacing w:before="160" w:after="60"/>
-        <w:jc w:val="left"/>
-      </w:pPr>
-      <w:r>
-        <w:rPr>
-          <w:rFonts w:ascii="Times New Roman" w:hAnsi="Times New Roman"/>
-          <w:b/>
-          <w:i/>
-          <w:color w:val="000000"/>
-          <w:sz w:val="24"/>
-        </w:rPr>
-        <w:t>Delimitación Conceptual y Temática</w:t>
-      </w:r>
-    </w:p>
-    <w:p>
-      <w:pPr>
-        <w:spacing w:line="312" w:lineRule="auto" w:before="0" w:after="80"/>
-        <w:ind w:firstLine="720"/>
-        <w:jc w:val="both"/>
-      </w:pPr>
-      <w:r>
-        <w:rPr>
-          <w:rFonts w:ascii="Times New Roman" w:hAnsi="Times New Roman"/>
-          <w:b w:val="0"/>
-          <w:i w:val="0"/>
-          <w:color w:val="000000"/>
-          <w:sz w:val="24"/>
-        </w:rPr>
-        <w:t>El fenómeno se investiga a través del prisma exclusivo de las cuatro dimensiones existenciales del mundo de la vida (Lebenswelt): Temporalidad (Lebenszeit), Espacialidad (Lebensraum), Corporalidad (Leib) y Relacionalidad (Mitwelt), más la síntesis estructural esencial.</w:t>
-      </w:r>
-    </w:p>
-    <w:p>
-      <w:pPr>
-        <w:spacing w:before="160" w:after="60"/>
-        <w:jc w:val="left"/>
-      </w:pPr>
-      <w:r>
-        <w:rPr>
-          <w:rFonts w:ascii="Times New Roman" w:hAnsi="Times New Roman"/>
-          <w:b/>
-          <w:i/>
-          <w:color w:val="000000"/>
-          <w:sz w:val="24"/>
-        </w:rPr>
-        <w:t>Delimitación Social y Poblacional</w:t>
-      </w:r>
-    </w:p>
-    <w:p>
-      <w:pPr>
-        <w:spacing w:line="312" w:lineRule="auto" w:before="0" w:after="80"/>
-        <w:ind w:firstLine="720"/>
-        <w:jc w:val="both"/>
-      </w:pPr>
-      <w:r>
-        <w:rPr>
-          <w:rFonts w:ascii="Times New Roman" w:hAnsi="Times New Roman"/>
-          <w:b w:val="0"/>
-          <w:i w:val="0"/>
-          <w:color w:val="000000"/>
-          <w:sz w:val="24"/>
-        </w:rPr>
-        <w:t>La unidad de estudio está constituida por personas usuarias mayores de 18 años, hispanohablantes o quechuahablantes, que acuden como usuarios externos a los servicios asistenciales del establecimiento. Se excluye al personal administrativo y asistencial, cuya vivencia laboral constituye un objeto de estudio independiente.</w:t>
-      </w:r>
-    </w:p>
-    <w:p>
-      <w:pPr>
-        <w:spacing w:before="160" w:after="60"/>
-        <w:jc w:val="left"/>
-      </w:pPr>
-      <w:r>
-        <w:rPr>
-          <w:rFonts w:ascii="Times New Roman" w:hAnsi="Times New Roman"/>
-          <w:b/>
-          <w:i/>
-          <w:color w:val="000000"/>
-          <w:sz w:val="24"/>
-        </w:rPr>
-        <w:t>Limitaciones Metodológicas del Estudio</w:t>
-      </w:r>
-    </w:p>
-    <w:p>
-      <w:pPr>
-        <w:spacing w:line="312" w:lineRule="auto" w:before="20" w:after="60"/>
-        <w:ind w:left="850" w:hanging="454"/>
-        <w:jc w:val="both"/>
-      </w:pPr>
-      <w:r>
-        <w:rPr>
-          <w:rFonts w:ascii="Times New Roman" w:hAnsi="Times New Roman"/>
-          <w:b w:val="0"/>
-          <w:i w:val="0"/>
-          <w:color w:val="000000"/>
-          <w:sz w:val="24"/>
-        </w:rPr>
-        <w:t xml:space="preserve">•  </w:t>
-      </w:r>
-      <w:r>
-        <w:rPr>
-          <w:rFonts w:ascii="Times New Roman" w:hAnsi="Times New Roman"/>
-          <w:b/>
-          <w:i w:val="0"/>
-          <w:color w:val="000000"/>
-          <w:sz w:val="24"/>
-        </w:rPr>
-        <w:t xml:space="preserve">Naturaleza no probabilística del diseño: </w:t>
-      </w:r>
-      <w:r>
-        <w:rPr>
-          <w:rFonts w:ascii="Times New Roman" w:hAnsi="Times New Roman"/>
-          <w:b w:val="0"/>
-          <w:i w:val="0"/>
-          <w:color w:val="000000"/>
-          <w:sz w:val="24"/>
-        </w:rPr>
-        <w:t>Los hallazgos fenomenológicos no persiguen la generalización estadística numérica de frecuencias poblacionales, sino la transferibilidad conceptual contextualizada según los criterios de rigor de Guba y Lincoln [13].</w:t>
-      </w:r>
-    </w:p>
-    <w:p>
-      <w:pPr>
-        <w:spacing w:line="312" w:lineRule="auto" w:before="20" w:after="60"/>
-        <w:ind w:left="850" w:hanging="454"/>
-        <w:jc w:val="both"/>
-      </w:pPr>
-      <w:r>
-        <w:rPr>
-          <w:rFonts w:ascii="Times New Roman" w:hAnsi="Times New Roman"/>
-          <w:b w:val="0"/>
-          <w:i w:val="0"/>
-          <w:color w:val="000000"/>
-          <w:sz w:val="24"/>
-        </w:rPr>
-        <w:t xml:space="preserve">•  </w:t>
-      </w:r>
-      <w:r>
-        <w:rPr>
-          <w:rFonts w:ascii="Times New Roman" w:hAnsi="Times New Roman"/>
-          <w:b/>
-          <w:i w:val="0"/>
-          <w:color w:val="000000"/>
-          <w:sz w:val="24"/>
-        </w:rPr>
-        <w:t xml:space="preserve">Efecto de reactividad y pudor: </w:t>
-      </w:r>
-      <w:r>
-        <w:rPr>
-          <w:rFonts w:ascii="Times New Roman" w:hAnsi="Times New Roman"/>
-          <w:b w:val="0"/>
-          <w:i w:val="0"/>
-          <w:color w:val="000000"/>
-          <w:sz w:val="24"/>
-        </w:rPr>
-        <w:t>La presencia de la investigadora y el uso de grabadoras de audio podrían generar reticencia inicial en ciertos informantes quechuahablantes. Dicha limitación se mitiga mediante una inmersión prolongada en el campo, el establecimiento de rapport empático y el diálogo en su lengua materna.</w:t>
-      </w:r>
-    </w:p>
-    <w:p>
-      <w:pPr>
-        <w:spacing w:line="312" w:lineRule="auto" w:before="20" w:after="60"/>
-        <w:ind w:left="850" w:hanging="454"/>
-        <w:jc w:val="both"/>
-      </w:pPr>
-      <w:r>
-        <w:rPr>
-          <w:rFonts w:ascii="Times New Roman" w:hAnsi="Times New Roman"/>
-          <w:b w:val="0"/>
-          <w:i w:val="0"/>
-          <w:color w:val="000000"/>
-          <w:sz w:val="24"/>
-        </w:rPr>
-        <w:t xml:space="preserve">•  </w:t>
-      </w:r>
-      <w:r>
-        <w:rPr>
-          <w:rFonts w:ascii="Times New Roman" w:hAnsi="Times New Roman"/>
-          <w:b/>
-          <w:i w:val="0"/>
-          <w:color w:val="000000"/>
-          <w:sz w:val="24"/>
-        </w:rPr>
-        <w:t xml:space="preserve">Condicionamiento biometeorológico: </w:t>
-      </w:r>
-      <w:r>
-        <w:rPr>
-          <w:rFonts w:ascii="Times New Roman" w:hAnsi="Times New Roman"/>
-          <w:b w:val="0"/>
-          <w:i w:val="0"/>
-          <w:color w:val="000000"/>
-          <w:sz w:val="24"/>
-        </w:rPr>
-        <w:t>Las variaciones estacionales de frío y lluvia pueden modular la vivencia somática, lo que demanda registrar notas de campo reflexivas precisas en cada sesión de entrevista.</w:t>
-      </w:r>
-    </w:p>
-    <w:p>
-      <w:pPr>
-        <w:spacing w:before="200" w:after="80"/>
-        <w:jc w:val="left"/>
-      </w:pPr>
-      <w:r>
-        <w:rPr>
-          <w:rFonts w:ascii="Times New Roman" w:hAnsi="Times New Roman"/>
-          <w:b/>
-          <w:i w:val="0"/>
-          <w:color w:val="000000"/>
-          <w:sz w:val="24"/>
-        </w:rPr>
-        <w:t>1.7. Viabilidad y consideraciones bioéticas</w:t>
-      </w:r>
-    </w:p>
-    <w:p>
-      <w:pPr>
-        <w:spacing w:line="312" w:lineRule="auto" w:before="0" w:after="80"/>
-        <w:ind w:firstLine="720"/>
-        <w:jc w:val="both"/>
-      </w:pPr>
-      <w:r>
-        <w:rPr>
-          <w:rFonts w:ascii="Times New Roman" w:hAnsi="Times New Roman"/>
-          <w:b w:val="0"/>
-          <w:i w:val="0"/>
-          <w:color w:val="000000"/>
-          <w:sz w:val="24"/>
-        </w:rPr>
-        <w:t>La presente investigación es plenamente viable puesto que cuenta con acceso institucional favorable a las instalaciones del Centro de Salud Belén, disponibilidad de recursos humanos calificados, respaldo académico tutorial de la cátedra de EN 486 (Dr. Manglio Aguirre Andrade) y financiamiento asegurado en su totalidad con recursos propios de la investigadora principal.</w:t>
-      </w:r>
-    </w:p>
-    <w:p>
-      <w:pPr>
-        <w:spacing w:line="312" w:lineRule="auto" w:before="0" w:after="80"/>
-        <w:ind w:firstLine="720"/>
-        <w:jc w:val="both"/>
-      </w:pPr>
-      <w:r>
-        <w:rPr>
-          <w:rFonts w:ascii="Times New Roman" w:hAnsi="Times New Roman"/>
-          <w:b w:val="0"/>
-          <w:i w:val="0"/>
-          <w:color w:val="000000"/>
-          <w:sz w:val="24"/>
-        </w:rPr>
-        <w:t>En estricta observancia del rigor bioético, el protocolo será sometido al Comité Institucional de Ética en Investigación (CIEI) de la Universidad Nacional de San Cristóbal de Huamanga (UNSCH) y coordinado formalmente con la Dirección Regional de Salud (DIRESA) de Ayacucho y la Red de Salud Huamanga antes de cualquier abordaje de campo.</w:t>
-      </w:r>
-    </w:p>
-    <w:p>
-      <w:pPr>
-        <w:spacing w:line="312" w:lineRule="auto" w:before="0" w:after="80"/>
-        <w:ind w:firstLine="720"/>
-        <w:jc w:val="both"/>
-      </w:pPr>
-      <w:r>
-        <w:rPr>
-          <w:rFonts w:ascii="Times New Roman" w:hAnsi="Times New Roman"/>
-          <w:b w:val="0"/>
-          <w:i w:val="0"/>
-          <w:color w:val="000000"/>
-          <w:sz w:val="24"/>
-        </w:rPr>
-        <w:t>El estudio se rige bajo los principios de la Declaración de Helsinki [16], las pautas internacionales del CIOMS [17] y el Informe Belmont:</w:t>
+        <w:t>El estudio se rige bajo los principios de la Declaración de Helsinki [15], las pautas internacionales del CIOMS [16] y el Informe Belmont:</w:t>
       </w:r>
     </w:p>
     <w:p>
@@ -2935,7 +2962,7 @@
           <w:color w:val="000000"/>
           <w:sz w:val="24"/>
         </w:rPr>
-        <w:t>En la investigación cualitativa bajo el diseño fenomenológico, el marco contextual no se reduce a una enumeración estática de datos cuantitativos ni a un inventario geográfico desvinculado; constituye la reconstrucción densa, profunda y holística del ambiente natural donde transcurre la vida cotidiana de las personas y donde se gesta el fenómeno estudiado [5, 6]. Para comprender la esencia de la experiencia vivida (Lebenswelt) de los usuarios respecto al acceso y la calidad de atención en el Centro de Salud Belén, es indispensable caracterizar la atmósfera física, cultural, social y sanitaria que envuelve, condiciona y dota de sentido a sus sentires, expectativas, frustraciones y valoraciones intersubjetivas [8, 4].</w:t>
+        <w:t>En la investigación cualitativa bajo el diseño fenomenológico, el marco contextual no se reduce a una enumeración estática de datos cuantitativos ni a un inventario geográfico desvinculado; constituye la reconstrucción densa, profunda y holística del ambiente natural donde transcurre la vida cotidiana de las personas y donde se gesta el fenómeno estudiado [5, 6]. Para comprender la esencia de la experiencia vivida (Lebenswelt) de los usuarios respecto a la calidad de atención en el Centro de Salud Belén, es indispensable caracterizar la atmósfera física, cultural, social y sanitaria que envuelve, condiciona y dota de sentido a sus sentires, expectativas, frustraciones y valoraciones intersubjetivas [8, 4].</w:t>
       </w:r>
     </w:p>
     <w:p>
@@ -3002,7 +3029,7 @@
           <w:color w:val="000000"/>
           <w:sz w:val="24"/>
         </w:rPr>
-        <w:t>El clima del área es templado y seco durante las horas diurnas soleadas, con temperaturas promedio anuales que oscilan entre los 15 °C y 22 °C. No obstante, una característica meteorológica decisiva para la experiencia del usuario radica en la marcada oscilación térmica interdiurna: durante las madrugadas andinas (entre las 4:00 a.m. y las 6:30 a.m.), el termómetro desciende habitualmente a valores de entre 5 °C y 8 °C, llegando a extremos menores en la temporada seca y de heladas (junio a agosto). Asimismo, se presenta una temporada de precipitaciones pluviales intensas entre los meses de noviembre y marzo. Esta condición ambiental no constituye un dato accesorio, sino un determinante corpóreo directo: los usuarios que pugnan por conseguir una cita deben pernoctar a la intemperie en la vereda exterior del establecimiento expuestos al frío penetrante y a la lluvia, lo cual predispone a la fatiga somática y agrava sus dolencias de base.</w:t>
+        <w:t>El clima del área es templado y seco durante las horas diurnas soleadas, con temperaturas promedio anuales que oscilan entre los 15 °C y 22 °C. No obstante, una característica meteorológica decisiva para la experiencia del usuario radica en la marcada oscilación térmica interdiurna: durante las madrugadas andinas (entre las 4:00 a.m. y las 6:30 a.m.), el termómetro desciende habitualmente a valores de entre 5 °C y 8 °C, llegando a extremos menores en la temporada seca y de heladas (junio a agosto). Asimismo, se presenta una temporada de precipitaciones pluviales intensas entre los meses de noviembre y marzo. Esta condición ambiental no constituye un dato accesorio, sino un determinante corpóreo directo que condiciona la expectativa del cuidado: el usuario que arriba al establecimiento con frío penetrante, fatiga somática y dolor acumulado demanda una acogida asistencial empática y cálida que alivie su vulnerabilidad.</w:t>
       </w:r>
     </w:p>
     <w:p>
@@ -3019,7 +3046,7 @@
           <w:color w:val="000000"/>
           <w:sz w:val="24"/>
         </w:rPr>
-        <w:t>En cuanto a la conectividad y accesibilidad vial, el establecimiento cuenta con acceso terrestre directo a través de arterias vehiculares pavimentadas (Jr. Bellido, Jr. Arequipa y Av. Mariscal Cáceres). El transporte urbano está garantizado mediante diversas líneas de transporte público (microbuses de las rutas 1, 3, 7 y 12), así como por una densa flota de mototaxis y taxis colectivos. A pesar de esta conectividad formal, el costo del pasaje y las barreras físicas del relieve obligan a un amplio porcentaje de familias vulnerables de sectores altos a realizar traslados peatonales de 20 a 40 minutos cargando niños en mantas tradicionales (llicllas) antes de la salida del sol.</w:t>
+        <w:t>En cuanto a la conectividad y movilidad urbana, el establecimiento cuenta con acceso a través de vías pavimentadas (Jr. Bellido, Jr. Arequipa y Av. Mariscal Cáceres) y rutas de transporte público (líneas 1, 3, 7 y 12, además de mototaxis). A pesar de ello, las limitaciones económicas obligan a numerosas familias de sectores altos a realizar traslados peatonales de 20 a 40 minutos cargando niños en mantas tradicionales (llicllas). Esta exigencia física y ambiental predispone un estado de agotamiento al momento de ingresar a los consultorios, transformando la calidez del trato, la prontitud del saludo y la dignidad del espacio de espera en elementos determinantes de la calidad del cuidado.</w:t>
       </w:r>
     </w:p>
     <w:p>
@@ -3401,7 +3428,7 @@
           <w:color w:val="000000"/>
           <w:sz w:val="24"/>
         </w:rPr>
-        <w:t>El Centro de Salud Belén se encuentra formalmente categorizado como un establecimiento de salud del primer nivel de atención de nivel I-3 (sin internamiento hospitalario), desempeñando un papel neurálgico como cabecera de microred asistencial. Su misión operativa consiste en brindar atención integral ambulatoria, promocional, preventiva y de recuperación básica para descongestionar el Hospital Regional de Ayacucho “Miguel Ángel Mariscal Llerena” (Nivel III-1).</w:t>
+        <w:t>El Centro de Salud Belén se encuentra formalmente categorizado como un establecimiento de salud del primer nivel de atención de nivel I-3 (sin internamiento hospitalario), desempeñando un papel neurálgico como cabecera de microred asistencial. Su misión operativa consiste en brindar atención integral ambulatoria, promocional, preventiva y de recuperación básica a la población vulnerable de su ámbito territorial y jurisdiccional.</w:t>
       </w:r>
     </w:p>
     <w:p>
@@ -4620,7 +4647,7 @@
           <w:color w:val="000000"/>
           <w:sz w:val="24"/>
         </w:rPr>
-        <w:t xml:space="preserve">Mecanismo de asignación de cupos matutinos (tickets): </w:t>
+        <w:t xml:space="preserve">Sobrecarga asistencial y presión por rendimiento horario (tiempo de consulta abreviado): </w:t>
       </w:r>
       <w:r>
         <w:rPr>
@@ -4630,7 +4657,7 @@
           <w:color w:val="000000"/>
           <w:sz w:val="24"/>
         </w:rPr>
-        <w:t>El establecimiento oferta un número restringido de atenciones médicas por turno (generalmente entre 12 y 16 cupos por consultorio médico), limitadas estrictamente a la jornada asistencial de 6 horas. Esta restricción cuantitativa obliga a los usuarios a disputarse los turnos desde tempranas horas de la madrugada, generando un clima de zozobra e incertidumbre donde muchas personas, tras aguardar horas en la fila exterior, reciben la notificación de que los cupos se han agotado.</w:t>
+        <w:t>El elevado número de usuarios asignados por turno y la exigencia de metas de producción asistencial reducen drásticamente los minutos dedicados a cada consulta clínica ambulatoria (frecuentemente de 10 a 15 minutos). Esta premura temporal condiciona un ritmo de atención apresurado que limita la profundización en el diálogo clínico, restringe el espacio para la consejería de enfermería y dificulta la acogida empática de las dudas y temores del paciente.</w:t>
       </w:r>
     </w:p>
     <w:p>
@@ -4737,7 +4764,7 @@
           <w:color w:val="000000"/>
           <w:sz w:val="24"/>
         </w:rPr>
-        <w:t>En concordancia con los postulados epistemológicos de van Manen [8], Creswell [6] y Hernández-Sampieri y Mendoza [5], el mundo de la vida (Lebenswelt) de los seres humanos se articula indisolublemente a través de cuatro existenciales universales: la temporalidad, la espacialidad, la corporalidad y la relacionalidad. El marco contextual del Centro de Salud Belén no actúa como un mero telón de fondo pasivo, sino que opera como un escenario dialéctico que condiciona y da forma a cada una de estas dimensiones existenciales, tal como se sintetiza a continuación:</w:t>
+        <w:t>En concordancia con los postulados epistemológicos de van Manen [8], Creswell [6] y Hernández-Sampieri y Mendoza [5], articulados con el modelo del Proceso Interpersonal de Donabedian [9, 10] y la Teoría del Cuidado Humano de Watson [11], el mundo de la vida (Lebenswelt) de los usuarios se manifiesta a través de cuatro existenciales universales donde se construye el significado de la calidad de atención:</w:t>
       </w:r>
     </w:p>
     <w:tbl>
@@ -4869,7 +4896,7 @@
                 <w:color w:val="000000"/>
                 <w:sz w:val="18"/>
               </w:rPr>
-              <w:t>Temporalidad (Tiempo vivido)</w:t>
+              <w:t>Relacionalidad (Relación vivida con los otros)</w:t>
             </w:r>
           </w:p>
         </w:tc>
@@ -4896,7 +4923,7 @@
                 <w:color w:val="000000"/>
                 <w:sz w:val="18"/>
               </w:rPr>
-              <w:t>Despertar forzado a las 4:00 a.m.; horas de vigilia en la vereda a la espera de la apertura del portón (7:00 a.m.); lapsos prolongados de espera en salas (2 a 3 horas) frente a una consulta médica de apenas 10 a 15 minutos.</w:t>
+              <w:t>Encuentro intersubjetivo entre el usuario quechua-mestizo vulnerable y el personal sanitario; presencia del saludo cordial (napaykuy) o su omisión; mirada a los ojos frente a la mirada fija en el monitor; paciencia explicativa o respuestas cortantes.</w:t>
             </w:r>
           </w:p>
         </w:tc>
@@ -4923,7 +4950,7 @@
                 <w:color w:val="000000"/>
                 <w:sz w:val="18"/>
               </w:rPr>
-              <w:t>Vivencia del tiempo suspendido, angustia e impotencia ante la posibilidad de perder el cupo. Disparidad percibida entre el enorme sacrificio temporal realizado y la brevedad del contacto clínico.</w:t>
+              <w:t>La calidad se define en la dignidad del trato interpersonal: el usuario busca acogida humana (allin chaskiy), respeto mutuo (respetanakuy) y comprensión en su propia lengua originaria. La calidez del cuidado de enfermería transforma la vulnerabilidad en alivio, confianza y gratitud.</w:t>
             </w:r>
           </w:p>
         </w:tc>
@@ -4953,7 +4980,7 @@
                 <w:color w:val="000000"/>
                 <w:sz w:val="18"/>
               </w:rPr>
-              <w:t>Espacialidad (Espacio vivido)</w:t>
+              <w:t>Temporalidad (Tiempo vivido)</w:t>
             </w:r>
           </w:p>
         </w:tc>
@@ -4981,7 +5008,7 @@
                 <w:color w:val="000000"/>
                 <w:sz w:val="18"/>
               </w:rPr>
-              <w:t>La vereda exterior pública; el portón de rejas de metal; los pasadizos estrechos abarrotados de pacientes; consultorios con paredes divisorias delgadas que dejan filtrar voces e intimidades; ventanilla de admisión con rejas o vidrio.</w:t>
+              <w:t>Puntualidad en el inicio de la atención; duración efectiva del contacto clínico en consultorio; lapsos de espera frente a una consulta médica de apenas 10 a 15 minutos; ritmo pausado para escuchar dudas.</w:t>
             </w:r>
           </w:p>
         </w:tc>
@@ -5009,7 +5036,7 @@
                 <w:color w:val="000000"/>
                 <w:sz w:val="18"/>
               </w:rPr>
-              <w:t>Sensación de hacinamiento, exposición pública y pérdida de intimidad. La ventanilla y el portón operan como fronteras físicas y simbólicas que separan al usuario del poder biomédico institucional.</w:t>
+              <w:t>Vivencia de la desvalorización del tiempo del paciente frente a la prisa protocolar. Una atención de calidad se experimenta cuando el profesional no muestra apuro, escucha sin interrumpir y dedica tiempo suficiente para clarificar el tratamiento.</w:t>
             </w:r>
           </w:p>
         </w:tc>
@@ -5038,7 +5065,7 @@
                 <w:color w:val="000000"/>
                 <w:sz w:val="18"/>
               </w:rPr>
-              <w:t>Corporalidad (Cuerpo vivido)</w:t>
+              <w:t>Espacialidad (Espacio vivido)</w:t>
             </w:r>
           </w:p>
         </w:tc>
@@ -5065,7 +5092,7 @@
                 <w:color w:val="000000"/>
                 <w:sz w:val="18"/>
               </w:rPr>
-              <w:t>Frío lacerante de la madrugada andina (5 °C a 8 °C); fatiga física muscular por permanecer de pie durante horas; hambre y sed por asistir en ayunas; llanto de los infantes acatarrados en mantas; dolores articulares intensificados por la intemperie.</w:t>
+              <w:t>Consultorios con tabiquería delgada que deja filtrar conversaciones clínicas; pasadizos congestionados; puertas entreabiertas durante la exploración médica; comodidad y limpieza del consultorio.</w:t>
             </w:r>
           </w:p>
         </w:tc>
@@ -5092,7 +5119,7 @@
                 <w:color w:val="000000"/>
                 <w:sz w:val="18"/>
               </w:rPr>
-              <w:t>El cuerpo enfermo no es un objeto abstracto: es el asiento directo de la vulnerabilidad física, el dolor y la incomodidad somática. El acto asistencial es ansiado como un alivio palpable a la opresión del cuerpo.</w:t>
+              <w:t>Sensación de exposición pública o resguardo de la intimidad. La calidad espacial exige consultorios cerrados, confortables y seguros donde el usuario sienta absoluta reserva y confidencialidad respecto a sus padecimientos íntimos.</w:t>
             </w:r>
           </w:p>
         </w:tc>
@@ -5122,7 +5149,7 @@
                 <w:color w:val="000000"/>
                 <w:sz w:val="18"/>
               </w:rPr>
-              <w:t>Relacionalidad (Relación vivida con los otros)</w:t>
+              <w:t>Corporalidad (Cuerpo vivido)</w:t>
             </w:r>
           </w:p>
         </w:tc>
@@ -5150,7 +5177,7 @@
                 <w:color w:val="000000"/>
                 <w:sz w:val="18"/>
               </w:rPr>
-              <w:t>Encuentro intersubjetivo entre el usuario quechua-mestizo vulnerable y el personal sanitario; presencia del saludo cordial (napaykuy) o su omisión; mirada a los ojos frente a la mirada fija en el monitor; paciencia explicativa o respuestas cortantes.</w:t>
+              <w:t>Delicadeza y respeto al pudor corporal al desvestirse o ser examinado; tacto suave en inyecciones y curaciones de enfermería; respuesta afectuosa ante el llanto del niño o los dolores articulares del anciano.</w:t>
             </w:r>
           </w:p>
         </w:tc>
@@ -5178,7 +5205,7 @@
                 <w:color w:val="000000"/>
                 <w:sz w:val="18"/>
               </w:rPr>
-              <w:t>La calidad se define en la dignidad del trato interpersonal: el usuario busca acogida humana (allin chaskiy), respeto mutuo (respetanakuy) y comprensión en su propia lengua. La calidez del cuidado de enfermería transforma el desamparo en alivio y gratitud.</w:t>
+              <w:t>El cuerpo doliente (nanay) no es un objeto mecánico de intervención, sino el asiento directo de la vulnerabilidad ontológica. La calidad del cuidado reside en la delicadeza física, la calidez manual y la empatía somática que reconforta el cuerpo enfermo (onqoy).</w:t>
             </w:r>
           </w:p>
         </w:tc>
@@ -5254,8 +5281,19 @@
           <w:color w:val="000000"/>
           <w:sz w:val="24"/>
         </w:rPr>
-        <w:t>World Health Organization, OECD, The World Bank. Delivering quality health services: a global imperative for universal health coverage. Geneva: World Health Organization; 2018.</w:t>
-      </w:r>
+        <w:t xml:space="preserve">Dirección Regional de Salud de Ayacucho. Prioridades Regionales de Investigación en Salud de Ayacucho 2025–2030. Ayacucho: DIRESA Ayacucho; 2025. Disponible en: </w:t>
+      </w:r>
+      <w:hyperlink r:id="rId23">
+        <w:r>
+          <w:rPr>
+            <w:color w:val="0000EE"/>
+            <w:u w:val="single"/>
+            <w:rFonts w:ascii="Times New Roman" w:hAnsi="Times New Roman"/>
+            <w:sz w:val="24"/>
+          </w:rPr>
+          <w:t>https://repositorio.ins.gob.pe/</w:t>
+        </w:r>
+      </w:hyperlink>
     </w:p>
     <w:p>
       <w:pPr>
@@ -5281,8 +5319,19 @@
           <w:color w:val="000000"/>
           <w:sz w:val="24"/>
         </w:rPr>
-        <w:t>Ministerio de Salud del Perú. Política Nacional de Calidad en Salud: Documento Técnico. Lima: MINSA; 2021.</w:t>
-      </w:r>
+        <w:t xml:space="preserve">Ministerio de Salud del Perú. Sistema de Gestión de la Calidad en Salud: Documento Técnico. Resolución Ministerial N° 519-2006/MINSA. Lima: MINSA; 2006. Disponible en: </w:t>
+      </w:r>
+      <w:hyperlink r:id="rId24">
+        <w:r>
+          <w:rPr>
+            <w:color w:val="0000EE"/>
+            <w:u w:val="single"/>
+            <w:rFonts w:ascii="Times New Roman" w:hAnsi="Times New Roman"/>
+            <w:sz w:val="24"/>
+          </w:rPr>
+          <w:t>https://www.gob.pe/institucion/minsa/normas-legales/255018-519-2006-minsa</w:t>
+        </w:r>
+      </w:hyperlink>
     </w:p>
     <w:p>
       <w:pPr>
@@ -5308,8 +5357,19 @@
           <w:color w:val="000000"/>
           <w:sz w:val="24"/>
         </w:rPr>
-        <w:t>Ministerio de Salud del Perú. Líneas de Investigación en Salud al 2030: Resolución Ministerial N° 424-2025/MINSA. Lima: MINSA; 2025.</w:t>
-      </w:r>
+        <w:t xml:space="preserve">Ministerio de Salud del Perú. Líneas Nacionales de Investigación en Salud al 2030. Resolución Ministerial N° 424-2025/MINSA. Lima: MINSA / Instituto Nacional de Salud; 2025. Disponible en: </w:t>
+      </w:r>
+      <w:hyperlink r:id="rId25">
+        <w:r>
+          <w:rPr>
+            <w:color w:val="0000EE"/>
+            <w:u w:val="single"/>
+            <w:rFonts w:ascii="Times New Roman" w:hAnsi="Times New Roman"/>
+            <w:sz w:val="24"/>
+          </w:rPr>
+          <w:t>https://www.gob.pe/institucion/minsa/normas-legales</w:t>
+        </w:r>
+      </w:hyperlink>
     </w:p>
     <w:p>
       <w:pPr>
@@ -5335,8 +5395,19 @@
           <w:color w:val="000000"/>
           <w:sz w:val="24"/>
         </w:rPr>
-        <w:t>Dirección Regional de Salud de Ayacucho. Prioridades Regionales de Investigación en Salud de Ayacucho 2025–2030. Ayacucho: DIRESA Ayacucho; 2025.</w:t>
-      </w:r>
+        <w:t xml:space="preserve">World Health Organization, OECD, The World Bank. Delivering quality health services: a global imperative for universal health coverage. Geneva: World Health Organization; 2018. Disponible en: </w:t>
+      </w:r>
+      <w:hyperlink r:id="rId26">
+        <w:r>
+          <w:rPr>
+            <w:color w:val="0000EE"/>
+            <w:u w:val="single"/>
+            <w:rFonts w:ascii="Times New Roman" w:hAnsi="Times New Roman"/>
+            <w:sz w:val="24"/>
+          </w:rPr>
+          <w:t>https://iris.who.int/handle/10665/272465</w:t>
+        </w:r>
+      </w:hyperlink>
     </w:p>
     <w:p>
       <w:pPr>
@@ -5362,8 +5433,19 @@
           <w:color w:val="000000"/>
           <w:sz w:val="24"/>
         </w:rPr>
-        <w:t>Hernández-Sampieri R, Mendoza CP. Metodología de la investigación: las rutas cuantitativa, cualitativa y mixta. Ciudad de México: McGraw-Hill; 2018.</w:t>
-      </w:r>
+        <w:t xml:space="preserve">Hernández-Sampieri R, Mendoza CP. Metodología de la investigación: las rutas cuantitativa, cualitativa y mixta. Ciudad de México: McGraw-Hill Interamericana Editores; 2018. Disponible en: </w:t>
+      </w:r>
+      <w:hyperlink r:id="rId27">
+        <w:r>
+          <w:rPr>
+            <w:color w:val="0000EE"/>
+            <w:u w:val="single"/>
+            <w:rFonts w:ascii="Times New Roman" w:hAnsi="Times New Roman"/>
+            <w:sz w:val="24"/>
+          </w:rPr>
+          <w:t>https://isbnsearch.org/isbn/9781456260965</w:t>
+        </w:r>
+      </w:hyperlink>
     </w:p>
     <w:p>
       <w:pPr>
@@ -5389,8 +5471,19 @@
           <w:color w:val="000000"/>
           <w:sz w:val="24"/>
         </w:rPr>
-        <w:t>Creswell JW. Qualitative inquiry and research design: Choosing among five approaches. 3rd ed. Thousand Oaks (CA): SAGE Publications; 2013.</w:t>
-      </w:r>
+        <w:t xml:space="preserve">Creswell JW. Qualitative inquiry and research design: Choosing among five approaches. 3rd ed. Thousand Oaks (CA): SAGE Publications; 2013. Disponible en: </w:t>
+      </w:r>
+      <w:hyperlink r:id="rId28">
+        <w:r>
+          <w:rPr>
+            <w:color w:val="0000EE"/>
+            <w:u w:val="single"/>
+            <w:rFonts w:ascii="Times New Roman" w:hAnsi="Times New Roman"/>
+            <w:sz w:val="24"/>
+          </w:rPr>
+          <w:t>https://isbnsearch.org/isbn/9781412995306</w:t>
+        </w:r>
+      </w:hyperlink>
     </w:p>
     <w:p>
       <w:pPr>
@@ -5416,8 +5509,19 @@
           <w:color w:val="000000"/>
           <w:sz w:val="24"/>
         </w:rPr>
-        <w:t>Husserl E. Ideas relativas a una fenomenología pura y una filosofía fenomenológica. Gaos J, traductor. México D.F.: Fondo de Cultura Económica; 1949.</w:t>
-      </w:r>
+        <w:t xml:space="preserve">Husserl E. Ideas relativas a una fenomenología pura y una filosofía fenomenológica. Gaos J, traductor. México D.F.: Fondo de Cultura Económica; 1949. Disponible en: </w:t>
+      </w:r>
+      <w:hyperlink r:id="rId29">
+        <w:r>
+          <w:rPr>
+            <w:color w:val="0000EE"/>
+            <w:u w:val="single"/>
+            <w:rFonts w:ascii="Times New Roman" w:hAnsi="Times New Roman"/>
+            <w:sz w:val="24"/>
+          </w:rPr>
+          <w:t>https://dialnet.unirioja.es/servlet/libro?codigo=224213</w:t>
+        </w:r>
+      </w:hyperlink>
     </w:p>
     <w:p>
       <w:pPr>
@@ -5443,8 +5547,19 @@
           <w:color w:val="000000"/>
           <w:sz w:val="24"/>
         </w:rPr>
-        <w:t>van Manen M. Researching lived experience: Human science for an action sensitive pedagogy. Albany (NY): State University of New York Press; 1990.</w:t>
-      </w:r>
+        <w:t xml:space="preserve">van Manen M. Researching lived experience: Human science for an action sensitive pedagogy. Albany (NY): State University of New York Press / Routledge; 1990. doi: </w:t>
+      </w:r>
+      <w:hyperlink r:id="rId30">
+        <w:r>
+          <w:rPr>
+            <w:color w:val="0000EE"/>
+            <w:u w:val="single"/>
+            <w:rFonts w:ascii="Times New Roman" w:hAnsi="Times New Roman"/>
+            <w:sz w:val="24"/>
+          </w:rPr>
+          <w:t>https://doi.org/10.4324/9781315421056</w:t>
+        </w:r>
+      </w:hyperlink>
     </w:p>
     <w:p>
       <w:pPr>
@@ -5470,8 +5585,19 @@
           <w:color w:val="000000"/>
           <w:sz w:val="24"/>
         </w:rPr>
-        <w:t>Donabedian A. Explorations in Quality Assessment and Monitoring. Vol. 1: The Definition of Quality and Approaches to its Assessment. Ann Arbor (MI): Health Administration Press; 1980.</w:t>
-      </w:r>
+        <w:t xml:space="preserve">Donabedian A. Explorations in Quality Assessment and Monitoring. Vol. 1: The Definition of Quality and Approaches to its Assessment. Ann Arbor (MI): Health Administration Press; 1980. Disponible en: </w:t>
+      </w:r>
+      <w:hyperlink r:id="rId31">
+        <w:r>
+          <w:rPr>
+            <w:color w:val="0000EE"/>
+            <w:u w:val="single"/>
+            <w:rFonts w:ascii="Times New Roman" w:hAnsi="Times New Roman"/>
+            <w:sz w:val="24"/>
+          </w:rPr>
+          <w:t>https://pubmed.ncbi.nlm.nih.gov/7409848/</w:t>
+        </w:r>
+      </w:hyperlink>
     </w:p>
     <w:p>
       <w:pPr>
@@ -5497,8 +5623,19 @@
           <w:color w:val="000000"/>
           <w:sz w:val="24"/>
         </w:rPr>
-        <w:t>Donabedian A. Evaluating the quality of medical care. 1966. Milbank Q. 2005;83(4):691-729.</w:t>
-      </w:r>
+        <w:t xml:space="preserve">Donabedian A. Evaluating the quality of medical care. 1966. Milbank Q. 2005;83(4):691-729. doi: https://doi.org/10.1111/j.1468-0009.2005.00397.x. Disponible en: </w:t>
+      </w:r>
+      <w:hyperlink r:id="rId32">
+        <w:r>
+          <w:rPr>
+            <w:color w:val="0000EE"/>
+            <w:u w:val="single"/>
+            <w:rFonts w:ascii="Times New Roman" w:hAnsi="Times New Roman"/>
+            <w:sz w:val="24"/>
+          </w:rPr>
+          <w:t>https://pmc.ncbi.nlm.nih.gov/articles/PMC1464018/</w:t>
+        </w:r>
+      </w:hyperlink>
     </w:p>
     <w:p>
       <w:pPr>
@@ -5524,8 +5661,19 @@
           <w:color w:val="000000"/>
           <w:sz w:val="24"/>
         </w:rPr>
-        <w:t>Penchansky R, Thomas JW. The concept of access: definition and relationship to consumer satisfaction. Med Care. 1981;19(2):127-40.</w:t>
-      </w:r>
+        <w:t xml:space="preserve">Watson J. Nursing: The philosophy and science of caring. Revised ed. Boulder (CO): University Press of Colorado; 2008. Disponible en: </w:t>
+      </w:r>
+      <w:hyperlink r:id="rId33">
+        <w:r>
+          <w:rPr>
+            <w:color w:val="0000EE"/>
+            <w:u w:val="single"/>
+            <w:rFonts w:ascii="Times New Roman" w:hAnsi="Times New Roman"/>
+            <w:sz w:val="24"/>
+          </w:rPr>
+          <w:t>https://archive.org/details/nursingphilosoph0000wats</w:t>
+        </w:r>
+      </w:hyperlink>
     </w:p>
     <w:p>
       <w:pPr>
@@ -5551,8 +5699,19 @@
           <w:color w:val="000000"/>
           <w:sz w:val="24"/>
         </w:rPr>
-        <w:t>Watson J. Nursing: The philosophy and science of caring. 2nd ed. Boulder: University Press of Colorado; 2008.</w:t>
-      </w:r>
+        <w:t xml:space="preserve">Lincoln YS, Guba EG. Naturalistic Inquiry. Beverly Hills (CA): SAGE Publications; 1985. Disponible en: </w:t>
+      </w:r>
+      <w:hyperlink r:id="rId34">
+        <w:r>
+          <w:rPr>
+            <w:color w:val="0000EE"/>
+            <w:u w:val="single"/>
+            <w:rFonts w:ascii="Times New Roman" w:hAnsi="Times New Roman"/>
+            <w:sz w:val="24"/>
+          </w:rPr>
+          <w:t>https://www.sagepub.com/shop/buy-a-book/naturalistic-inquiry-1-842</w:t>
+        </w:r>
+      </w:hyperlink>
     </w:p>
     <w:p>
       <w:pPr>
@@ -5578,8 +5737,19 @@
           <w:color w:val="000000"/>
           <w:sz w:val="24"/>
         </w:rPr>
-        <w:t>Lincoln YS, Guba EG. Naturalistic Inquiry. Beverly Hills (CA): SAGE Publications; 1985.</w:t>
-      </w:r>
+        <w:t xml:space="preserve">Okuda Benavides M, Gómez-Restrepo C. Métodos en investigación cualitativa: triangulación. Rev Colomb Psiquiatr. 2005;34(1):118-24. Disponible en: </w:t>
+      </w:r>
+      <w:hyperlink r:id="rId35">
+        <w:r>
+          <w:rPr>
+            <w:color w:val="0000EE"/>
+            <w:u w:val="single"/>
+            <w:rFonts w:ascii="Times New Roman" w:hAnsi="Times New Roman"/>
+            <w:sz w:val="24"/>
+          </w:rPr>
+          <w:t>http://www.scielo.org.co/scielo.php?script=sci_arttext&amp;pid=S0034-74502005000100008</w:t>
+        </w:r>
+      </w:hyperlink>
     </w:p>
     <w:p>
       <w:pPr>
@@ -5605,8 +5775,19 @@
           <w:color w:val="000000"/>
           <w:sz w:val="24"/>
         </w:rPr>
-        <w:t>Okuda Benavides M, Gómez-Restrepo C. Métodos en investigación cualitativa: triangulación. Rev Colomb Psiquiatr. 2005;34(1):118-24.</w:t>
-      </w:r>
+        <w:t xml:space="preserve">Bunge M. La ciencia, su método y su filosofía. Buenos Aires: Editorial Sudamericana / Penguin Random House; 2014. Disponible en: </w:t>
+      </w:r>
+      <w:hyperlink r:id="rId36">
+        <w:r>
+          <w:rPr>
+            <w:color w:val="0000EE"/>
+            <w:u w:val="single"/>
+            <w:rFonts w:ascii="Times New Roman" w:hAnsi="Times New Roman"/>
+            <w:sz w:val="24"/>
+          </w:rPr>
+          <w:t>https://books.google.com.pe/books/about/La_ciencia_su_m%C3%A9todo_y_su_filosof%C3%ADa.html?id=lq8rDwAAQBAJ</w:t>
+        </w:r>
+      </w:hyperlink>
     </w:p>
     <w:p>
       <w:pPr>
@@ -5632,8 +5813,19 @@
           <w:color w:val="000000"/>
           <w:sz w:val="24"/>
         </w:rPr>
-        <w:t>Bunge M. La ciencia, su método y su filosofía. Buenos Aires: Editorial Sudamericana; 2014.</w:t>
-      </w:r>
+        <w:t xml:space="preserve">Asociación Médica Mundial. Declaración de Helsinki de la AMM: Principios éticos para las investigaciones médicas en seres humanos. Fortaleza (Brasil): AMM; 2013. Disponible en: </w:t>
+      </w:r>
+      <w:hyperlink r:id="rId37">
+        <w:r>
+          <w:rPr>
+            <w:color w:val="0000EE"/>
+            <w:u w:val="single"/>
+            <w:rFonts w:ascii="Times New Roman" w:hAnsi="Times New Roman"/>
+            <w:sz w:val="24"/>
+          </w:rPr>
+          <w:t>https://www.wma.net/es/policies-post/declaracion-de-helsinki-de-la-amm-principios-eticos-para-las-investigaciones-medicas-en-seres-humanos/</w:t>
+        </w:r>
+      </w:hyperlink>
     </w:p>
     <w:p>
       <w:pPr>
@@ -5659,8 +5851,19 @@
           <w:color w:val="000000"/>
           <w:sz w:val="24"/>
         </w:rPr>
-        <w:t>Asociación Médica Mundial. Declaración de Helsinki de la AMM: Principios éticos para las investigaciones médicas en seres humanos. Ferney-Voltaire: WMA; 2013.</w:t>
-      </w:r>
+        <w:t xml:space="preserve">Consejo de Organizaciones Internacionales de las Ciencias Médicas (CIOMS). Pautas éticas internacionales para la investigación relacionada con la salud con seres humanos. 4ta ed. Ginebra: CIOMS / OPS; 2016. Disponible en: </w:t>
+      </w:r>
+      <w:hyperlink r:id="rId38">
+        <w:r>
+          <w:rPr>
+            <w:color w:val="0000EE"/>
+            <w:u w:val="single"/>
+            <w:rFonts w:ascii="Times New Roman" w:hAnsi="Times New Roman"/>
+            <w:sz w:val="24"/>
+          </w:rPr>
+          <w:t>https://cioms.ch/publications/product/pautas-eticas-internacionales-para-la-investigacion-relacionada-con-la-salud-con-seres-humanos/</w:t>
+        </w:r>
+      </w:hyperlink>
     </w:p>
     <w:p>
       <w:pPr>
@@ -5686,89 +5889,19 @@
           <w:color w:val="000000"/>
           <w:sz w:val="24"/>
         </w:rPr>
-        <w:t>Consejo de Organizaciones Internacionales de las Ciencias Médicas (CIOMS). Pautas éticas internacionales para la investigación relacionada con la salud con seres humanos. Ginebra: CIOMS; 2016.</w:t>
-      </w:r>
-    </w:p>
-    <w:p>
-      <w:pPr>
-        <w:spacing w:line="312" w:lineRule="auto" w:before="0" w:after="80"/>
-        <w:ind w:left="720" w:hanging="720"/>
-        <w:jc w:val="both"/>
-      </w:pPr>
-      <w:r>
-        <w:rPr>
-          <w:rFonts w:ascii="Times New Roman" w:hAnsi="Times New Roman"/>
-          <w:b w:val="0"/>
-          <w:i w:val="0"/>
-          <w:color w:val="000000"/>
-          <w:sz w:val="24"/>
-        </w:rPr>
-        <w:t xml:space="preserve">[18]  </w:t>
-      </w:r>
-      <w:r>
-        <w:rPr>
-          <w:rFonts w:ascii="Times New Roman" w:hAnsi="Times New Roman"/>
-          <w:b w:val="0"/>
-          <w:i w:val="0"/>
-          <w:color w:val="000000"/>
-          <w:sz w:val="24"/>
-        </w:rPr>
-        <w:t>Aguirre-Andrade M, Tenorio-Acosta I, Rivas-Díaz L, Valenzuela-Oré F, Sánchez-Simbrón M, Quino-Huamaní F. Promoción de salud y nivel de salubridad de las familias, en comunidades del Distrito de Cangallo, Ayacucho 2020. Rev Investig Salud. 2020;14(2):45-58.</w:t>
-      </w:r>
-    </w:p>
-    <w:p>
-      <w:pPr>
-        <w:spacing w:line="312" w:lineRule="auto" w:before="0" w:after="80"/>
-        <w:ind w:left="720" w:hanging="720"/>
-        <w:jc w:val="both"/>
-      </w:pPr>
-      <w:r>
-        <w:rPr>
-          <w:rFonts w:ascii="Times New Roman" w:hAnsi="Times New Roman"/>
-          <w:b w:val="0"/>
-          <w:i w:val="0"/>
-          <w:color w:val="000000"/>
-          <w:sz w:val="24"/>
-        </w:rPr>
-        <w:t xml:space="preserve">[19]  </w:t>
-      </w:r>
-      <w:r>
-        <w:rPr>
-          <w:rFonts w:ascii="Times New Roman" w:hAnsi="Times New Roman"/>
-          <w:b w:val="0"/>
-          <w:i w:val="0"/>
-          <w:color w:val="000000"/>
-          <w:sz w:val="24"/>
-        </w:rPr>
-        <w:t>Parasuraman A, Zeithaml VA, Berry LL. SERVQUAL: A multiple-item scale for measuring consumer perceptions of service quality. J Retailing. 1988;64(1):12-40.</w:t>
-      </w:r>
-    </w:p>
-    <w:p>
-      <w:pPr>
-        <w:spacing w:line="312" w:lineRule="auto" w:before="0" w:after="80"/>
-        <w:ind w:left="720" w:hanging="720"/>
-        <w:jc w:val="both"/>
-      </w:pPr>
-      <w:r>
-        <w:rPr>
-          <w:rFonts w:ascii="Times New Roman" w:hAnsi="Times New Roman"/>
-          <w:b w:val="0"/>
-          <w:i w:val="0"/>
-          <w:color w:val="000000"/>
-          <w:sz w:val="24"/>
-        </w:rPr>
-        <w:t xml:space="preserve">[20]  </w:t>
-      </w:r>
-      <w:r>
-        <w:rPr>
-          <w:rFonts w:ascii="Times New Roman" w:hAnsi="Times New Roman"/>
-          <w:b w:val="0"/>
-          <w:i w:val="0"/>
-          <w:color w:val="000000"/>
-          <w:sz w:val="24"/>
-        </w:rPr>
-        <w:t>Ministerio de Salud del Perú. Guía técnica para la evaluación de la satisfacción del usuario externo en los establecimientos de salud y servicios médicos de apoyo: Resolución Ministerial N° 527-2011/MINSA. Lima: MINSA; 2011.</w:t>
-      </w:r>
+        <w:t xml:space="preserve">Aguirre-Andrade M, Tenorio-Acosta I, Rivas-Díaz L, Valenzuela-Oré F, Sánchez-Simbrón M, Quino-Huamaní F. Promoción de salud y nivel de salubridad de las familias, en comunidades del Distrito de Cangallo, Ayacucho 2020. Rev Investig Salud. 2020;14(2):45-58. Disponible en: </w:t>
+      </w:r>
+      <w:hyperlink r:id="rId39">
+        <w:r>
+          <w:rPr>
+            <w:color w:val="0000EE"/>
+            <w:u w:val="single"/>
+            <w:rFonts w:ascii="Times New Roman" w:hAnsi="Times New Roman"/>
+            <w:sz w:val="24"/>
+          </w:rPr>
+          <w:t>http://repositorio.unsch.edu.pe/</w:t>
+        </w:r>
+      </w:hyperlink>
     </w:p>
     <w:p>
       <w:pPr>
@@ -5838,7 +5971,7 @@
           <w:color w:val="000000"/>
           <w:sz w:val="24"/>
         </w:rPr>
-        <w:t>Percepción de la calidad de atención en usuarios del Centro de Salud Belén, Ayacucho 2026.</w:t>
+        <w:t>Calidad de atención en usuarios del Centro de Salud Belén, Ayacucho 2026.</w:t>
       </w:r>
     </w:p>
     <w:p>
@@ -5864,7 +5997,7 @@
           <w:color w:val="000000"/>
           <w:sz w:val="24"/>
         </w:rPr>
-        <w:t>Recoger la experiencia vivencial del usuario sobre la atención recibida en el Centro de Salud Belén.</w:t>
+        <w:t>Comprender la vivencia intersubjetiva y el significado que los usuarios otorgan a la calidad del cuidado de salud recibido en el Centro de Salud Belén.</w:t>
       </w:r>
     </w:p>
     <w:p>
@@ -5880,7 +6013,7 @@
           <w:color w:val="000000"/>
           <w:sz w:val="24"/>
         </w:rPr>
-        <w:t>I. Preguntas de Apertura y Clima de Confianza:</w:t>
+        <w:t>I. Preguntas de Apertura y Clima de Confianza (Rapport y Napaykuy):</w:t>
       </w:r>
     </w:p>
     <w:p>
@@ -5907,7 +6040,9 @@
           <w:color w:val="000000"/>
           <w:sz w:val="24"/>
         </w:rPr>
-        <w:t>¿Podría relatarme qué le motivó a acudir el día de hoy al Centro de Salud Belén?</w:t>
+        <w:t>¿Podría relatarme qué motivo de salud le motivó a acudir hoy al Centro de Salud Belén y cómo se sentía anímicamente antes de ingresar al consultorio?</w:t>
+        <w:br/>
+        <w:t>(En quechua chanka: ¿Imataq qamta sasachasunki mamay/taytay, imaynam sonqoyki kachkarqa doctorman manaraq yaykuchkaspayki?)</w:t>
       </w:r>
     </w:p>
     <w:p>
@@ -5934,7 +6069,9 @@
           <w:color w:val="000000"/>
           <w:sz w:val="24"/>
         </w:rPr>
-        <w:t>¿Con qué frecuencia asiste a este establecimiento y qué servicios o áreas suele visitar habitualmente?</w:t>
+        <w:t>¿Es la primera vez que se atiende en este establecimiento o suele venir frecuentemente a este servicio?</w:t>
+        <w:br/>
+        <w:t>(En quechua chanka: ¿Qallariykutichu kay Centro de Saludpi atendichikunki, icha sapa kutichu hamunki?)</w:t>
       </w:r>
     </w:p>
     <w:p>
@@ -5950,23 +6087,7 @@
           <w:color w:val="000000"/>
           <w:sz w:val="24"/>
         </w:rPr>
-        <w:t>II. Preguntas por Dimensiones y Categorías Temáticas:</w:t>
-      </w:r>
-    </w:p>
-    <w:p>
-      <w:pPr>
-        <w:spacing w:before="160" w:after="60"/>
-        <w:jc w:val="left"/>
-      </w:pPr>
-      <w:r>
-        <w:rPr>
-          <w:rFonts w:ascii="Times New Roman" w:hAnsi="Times New Roman"/>
-          <w:b/>
-          <w:i/>
-          <w:color w:val="000000"/>
-          <w:sz w:val="24"/>
-        </w:rPr>
-        <w:t>II. Preguntas por Dimensiones y Categorías Temáticas:</w:t>
+        <w:t>II. Preguntas por Dimensiones Existenciales Fenomenológicas (van Manen y Sampieri):</w:t>
       </w:r>
     </w:p>
     <w:p>
@@ -5993,7 +6114,7 @@
           <w:color w:val="000000"/>
           <w:sz w:val="24"/>
         </w:rPr>
-        <w:t>Dimensión 1: Acceso, disponibilidad de cupos y madrugadas (Existencial: Temporalidad)</w:t>
+        <w:t>Dimensión Existencial 1: Temporalidad (El tiempo vivido en la consulta)</w:t>
       </w:r>
     </w:p>
     <w:p>
@@ -6020,7 +6141,9 @@
           <w:color w:val="000000"/>
           <w:sz w:val="24"/>
         </w:rPr>
-        <w:t>¿A qué hora tuvo que salir de su casa y hacer fila para conseguir un cupo o turno de atención? ¿Qué vivencias, frío y dificultades atravesó mientras esperaba de madrugada?</w:t>
+        <w:t>¿Cómo experimentó usted el tiempo que el personal de salud (médico, enfermera) le dedicó en la consulta? ¿Sintió que la atención fue apresurada y con prisa, o que le brindaron el tiempo y la calma necesaria para escuchar sus dolencias y explicarle con claridad su tratamiento?</w:t>
+        <w:br/>
+        <w:t>(En quechua chanka: ¿Imaynatam sientekurqanki doctor o enfermera atiendesunaykipaq tiempo qosusqaykiwan? ¿Utqayllachu qawasurqanki icha pacienciawanchu llapa tapukuyniykikunata uyarirqasunki hinaspa hampiytapas allinta willasurqanki?)</w:t>
       </w:r>
     </w:p>
     <w:p>
@@ -6047,7 +6170,7 @@
           <w:color w:val="000000"/>
           <w:sz w:val="24"/>
         </w:rPr>
-        <w:t>Dimensión 2: Emociones, cansancio y sentires afectivos (Existencial: Corporalidad y Afecto)</w:t>
+        <w:t>Dimensión Existencial 2: Espacialidad (El espacio vivido y privacidad en consultorio)</w:t>
       </w:r>
     </w:p>
     <w:p>
@@ -6074,7 +6197,9 @@
           <w:color w:val="000000"/>
           <w:sz w:val="24"/>
         </w:rPr>
-        <w:t>¿Cuáles son los sentimientos o emociones (tranquilidad, alivio, tristeza, enojo, impotencia, cansancio físico o dolor) que experimentó su cuerpo a lo largo de las horas de espera hasta ingresar a la consulta?</w:t>
+        <w:t>¿Cómo experimentó el ambiente del consultorio durante su atención? ¿Sintió que el espacio le brindó la debida privacidad, tranquilidad y reserva para conversar sobre sus problemas de salud y ser examinado(a) sin que personas ajenas observen o escuchen?</w:t>
+        <w:br/>
+        <w:t>(En quechua chanka: ¿Imaynatam consultorio ukuta sienterqanki? ¿Chaypi hawka, chuya hinaspa secretollapichu sientekurqanki doctorwan onqoyniykimanta rimanaykipaq, mana pipas uyaripayasuspayki?)</w:t>
       </w:r>
     </w:p>
     <w:p>
@@ -6101,7 +6226,7 @@
           <w:color w:val="000000"/>
           <w:sz w:val="24"/>
         </w:rPr>
-        <w:t>Dimensión 3: Afrontamiento y respuesta vivencial ante trabas o desabastecimiento</w:t>
+        <w:t>Dimensión Existencial 3: Corporalidad (El cuerpo vivido durante el acto de cuidado)</w:t>
       </w:r>
     </w:p>
     <w:p>
@@ -6128,7 +6253,9 @@
           <w:color w:val="000000"/>
           <w:sz w:val="24"/>
         </w:rPr>
-        <w:t>Si en farmacia no tuvieron todas las medicinas que le recetaron o si el médico demoró en atenderle, ¿cómo reaccionó usted? ¿Tuvo que gastar su propio dinero en boticas particulares?</w:t>
+        <w:t>Al momento de ser examinado(a) físicamente o recibir una atención (curación, inyección, control de CRED o triaje), ¿cómo sintió que el personal de salud trató su cuerpo? ¿Sintió delicadeza, respeto a su pudor al descubrirse y comprensión compasiva ante su dolor o malestar físico (nanay)?</w:t>
+        <w:br/>
+        <w:t>(En quechua chanka: ¿Doctorkuna o enfermerakuna cuerpoykita examinaptinku o hampiptinku, imaynam sientekurqanki? ¿Llampu makillawanchu, pinqakuyniykita respetaspachu hinaspa nanayniykita llakipayaspachu cuidarasunki?)</w:t>
       </w:r>
     </w:p>
     <w:p>
@@ -6155,7 +6282,7 @@
           <w:color w:val="000000"/>
           <w:sz w:val="24"/>
         </w:rPr>
-        <w:t>Dimensión 4: Formas de interacción, trato humano y empatía (Existencial: Relacionalidad / Encuentro Interpersonal)</w:t>
+        <w:t>Dimensión Existencial 4: Relacionalidad (La relación humana vivida e intersubjetividad)</w:t>
       </w:r>
     </w:p>
     <w:p>
@@ -6182,7 +6309,9 @@
           <w:color w:val="000000"/>
           <w:sz w:val="24"/>
         </w:rPr>
-        <w:t>¿Cómo describe el trato que recibió por parte del médico, de la enfermera y de admisión? ¿Le miraron a los ojos, le escucharon con paciencia? ¿Le hablaron en quechua cuando lo necesitó?</w:t>
+        <w:t>¿Cómo fue el trato interpersonal y el encuentro humano con el personal de salud (médico, enfermera)? ¿Sintió un trato digno, acogedor y empático con contacto visual? ¿Le recibieron con un saludo cordial (napaykuy, allin chaskiy) y le hablaron con paciencia en su lengua originaria (quechua chanka)?</w:t>
+        <w:br/>
+        <w:t>(En quechua chanka: ¿Imaynam runa kayninkuwan chaskisurqanki doctor o enfermera? ¿Allin napaykuywanchu, sumaq chaskiywanchu (allin chaskiy), kuyakuywanchu qawasurqanki? ¿Runasimipichu respetowan rimapayasurqanki?)</w:t>
       </w:r>
     </w:p>
     <w:p>
@@ -6209,7 +6338,7 @@
           <w:color w:val="000000"/>
           <w:sz w:val="24"/>
         </w:rPr>
-        <w:t>Dimensión 5: Claridad comunicativa, entorno físico y privacidad (Existencial: Espacialidad)</w:t>
+        <w:t>Dimensión 5: Síntesis de la Esencia de la Calidad y Cuidado Humano</w:t>
       </w:r>
     </w:p>
     <w:p>
@@ -6236,14 +6365,15 @@
           <w:color w:val="000000"/>
           <w:sz w:val="24"/>
         </w:rPr>
-        <w:t>¿Le explicaron con calma cómo debe tomar sus medicamentos y entendió claramente las indicaciones? ¿Se sintió cómodo en la sala y respetaron su intimidad dentro del consultorio?</w:t>
+        <w:t>Al reflexionar sobre la atención recibida hoy, ¿qué significa para usted que un servicio de salud brinde auténtica calidad y calidez humana, y qué aspectos considera fundamentales para que el cuidado en el Centro de Salud Belén sea verdaderamente digno?</w:t>
+        <w:br/>
+        <w:t>(En quechua chanka: ¿Tukuy kaykunata yuyarispa, imataq qampaq allin calidadwan kuyapayaywan hampikuyqa? ¿Imatataq doctorwan enfermera ruranman llapa runa sonqonpi allin atendisqa hinaspa respetasqa sientekunanpaq?)</w:t>
       </w:r>
     </w:p>
     <w:p>
       <w:pPr>
-        <w:spacing w:line="312" w:lineRule="auto" w:before="0" w:after="80"/>
-        <w:ind w:firstLine="720"/>
-        <w:jc w:val="both"/>
+        <w:spacing w:before="200" w:after="80"/>
+        <w:jc w:val="left"/>
       </w:pPr>
       <w:r>
         <w:rPr>
@@ -6253,64 +6383,11 @@
           <w:color w:val="000000"/>
           <w:sz w:val="24"/>
         </w:rPr>
-        <w:t xml:space="preserve">• </w:t>
-      </w:r>
-      <w:r>
-        <w:rPr>
-          <w:rFonts w:ascii="Times New Roman" w:hAnsi="Times New Roman"/>
-          <w:b w:val="0"/>
-          <w:i w:val="0"/>
-          <w:color w:val="000000"/>
-          <w:sz w:val="24"/>
-        </w:rPr>
-        <w:t>Dimensión 6: Significado holístico de la calidad y esencia de la experiencia (Esencia del Fenómeno)</w:t>
+        <w:t>ANEXO 2: MATRIZ DE CONSISTENCIA FENOMENOLÓGICA CUALITATIVA</w:t>
       </w:r>
     </w:p>
     <w:p>
       <w:pPr>
-        <w:spacing w:line="312" w:lineRule="auto" w:before="20" w:after="60"/>
-        <w:ind w:left="850" w:hanging="454"/>
-        <w:jc w:val="both"/>
-      </w:pPr>
-      <w:r>
-        <w:rPr>
-          <w:rFonts w:ascii="Times New Roman" w:hAnsi="Times New Roman"/>
-          <w:b w:val="0"/>
-          <w:i w:val="0"/>
-          <w:color w:val="000000"/>
-          <w:sz w:val="24"/>
-        </w:rPr>
-        <w:t xml:space="preserve">8.  </w:t>
-      </w:r>
-      <w:r>
-        <w:rPr>
-          <w:rFonts w:ascii="Times New Roman" w:hAnsi="Times New Roman"/>
-          <w:b w:val="0"/>
-          <w:i w:val="0"/>
-          <w:color w:val="000000"/>
-          <w:sz w:val="24"/>
-        </w:rPr>
-        <w:t>Al reflexionar sobre toda su vivencia de hoy, ¿qué significa para usted que le brinden una atención de verdadera calidad y qué propondría para humanizar el Centro de Salud Belén?</w:t>
-      </w:r>
-    </w:p>
-    <w:p>
-      <w:pPr>
-        <w:spacing w:before="200" w:after="80"/>
-        <w:jc w:val="left"/>
-      </w:pPr>
-      <w:r>
-        <w:rPr>
-          <w:rFonts w:ascii="Times New Roman" w:hAnsi="Times New Roman"/>
-          <w:b/>
-          <w:i w:val="0"/>
-          <w:color w:val="000000"/>
-          <w:sz w:val="24"/>
-        </w:rPr>
-        <w:t>ANEXO 2: MATRIZ DE CONSISTENCIA FENOMENOLÓGICA CUALITATIVA</w:t>
-      </w:r>
-    </w:p>
-    <w:p>
-      <w:pPr>
         <w:spacing w:line="312" w:lineRule="auto" w:before="0" w:after="80"/>
         <w:jc w:val="both"/>
       </w:pPr>
@@ -6332,7 +6409,7 @@
           <w:color w:val="000000"/>
           <w:sz w:val="24"/>
         </w:rPr>
-        <w:t>PERCEPCIÓN DE LA CALIDAD DE ATENCIÓN Y ACCESO A LOS SERVICIOS DE SALUD EN USUARIOS DEL CENTRO DE SALUD BELÉN, AYACUCHO 2026.</w:t>
+        <w:t>CALIDAD DE ATENCIÓN EN USUARIOS DEL CENTRO DE SALUD BELÉN, AYACUCHO 2026.</w:t>
       </w:r>
     </w:p>
     <w:tbl>
@@ -6407,7 +6484,7 @@
                 <w:color w:val="000000"/>
                 <w:sz w:val="19"/>
               </w:rPr>
-              <w:t>OBJETIVOS</w:t>
+              <w:t>OBJETIVOS CUALITATIVOS</w:t>
             </w:r>
           </w:p>
         </w:tc>
@@ -6461,7 +6538,7 @@
                 <w:color w:val="000000"/>
                 <w:sz w:val="19"/>
               </w:rPr>
-              <w:t>CATEGORÍAS DE ESTUDIO</w:t>
+              <w:t>DIMENSIONES EXISTENCIALES</w:t>
             </w:r>
           </w:p>
         </w:tc>
@@ -6488,7 +6565,7 @@
                 <w:color w:val="000000"/>
                 <w:sz w:val="19"/>
               </w:rPr>
-              <w:t>METODOLOGÍA FENOMENOLÓGICA</w:t>
+              <w:t>METODOLOGÍA CUALITATIVA</w:t>
             </w:r>
           </w:p>
         </w:tc>
@@ -6519,20 +6596,20 @@
               </w:rPr>
               <w:t>General:</w:t>
               <w:br/>
-              <w:t>¿Cuál es el significado, estructura y esencia de la experiencia vivida por los usuarios respecto al fenómeno del acceso y la calidad de atención en el C.S. Belén, Ayacucho 2026?</w:t>
+              <w:t>¿Cuál es el significado, la estructura y la esencia de la experiencia vivida por los usuarios respecto a la calidad de atención en el Centro de Salud Belén, Ayacucho 2026?</w:t>
               <w:br/>
               <w:br/>
               <w:t>Específicos:</w:t>
               <w:br/>
-              <w:t>1. Develar emociones y vivencias corporales.</w:t>
+              <w:t>1. Analizar la calidez relacional y el diálogo en quechua chanka.</w:t>
               <w:br/>
-              <w:t>2. Describir la temporalidad en la madrugada y espera.</w:t>
+              <w:t>2. Comprender la oportunidad y tiempo efectivo dedicado en consulta.</w:t>
               <w:br/>
-              <w:t>3. Identificar la espacialidad y afrontamiento.</w:t>
+              <w:t>3. Describir la privacidad y confidencialidad en consultorio.</w:t>
               <w:br/>
-              <w:t>4. Caracterizar la relacionalidad e interculturalidad.</w:t>
+              <w:t>4. Identificar el respeto al pudor físico y alivio del dolor.</w:t>
               <w:br/>
-              <w:t>5. Interpretar la esencia de la calidad asistencial.</w:t>
+              <w:t>5. Sintetizar la esencia y divergencias de la calidad asistencial.</w:t>
             </w:r>
           </w:p>
         </w:tc>
@@ -6561,20 +6638,20 @@
               </w:rPr>
               <w:t>General:</w:t>
               <w:br/>
-              <w:t>Comprender la estructura y esencia de la experiencia vivida por los usuarios respecto al acceso y la calidad de atención en el C.S. Belén, Ayacucho 2026.</w:t>
+              <w:t>Comprender el significado, estructura y esencia de la experiencia vivida por los usuarios respecto a la calidad de atención en el Centro de Salud Belén, Ayacucho 2026.</w:t>
               <w:br/>
               <w:br/>
               <w:t>Específicos:</w:t>
               <w:br/>
-              <w:t>1. Develar las emociones, sentimientos y vivencias corporales.</w:t>
+              <w:t>1. Comprender la dimensión relacional y comunicación en quechua chanka.</w:t>
               <w:br/>
-              <w:t>2. Describir la temporalidad vivida en la trayectoria asistencial.</w:t>
+              <w:t>2. Explorar la dimensión temporal en la duración de la consulta.</w:t>
               <w:br/>
-              <w:t>3. Identificar la espacialidad del centro y afrontamiento.</w:t>
+              <w:t>3. Describir la dimensión espacial y confidencialidad en consultorio.</w:t>
               <w:br/>
-              <w:t>4. Caracterizar la relacionalidad y trato en quechua/español.</w:t>
+              <w:t>4. Identificar la dimensión corporal, pudor físico y dolor (nanay).</w:t>
               <w:br/>
-              <w:t>5. Interpretar la esencia compartida y categorías divergentes.</w:t>
+              <w:t>5. Sintetizar la esencia compartida y visiones divergentes.</w:t>
             </w:r>
           </w:p>
         </w:tc>
@@ -6601,19 +6678,19 @@
                 <w:color w:val="000000"/>
                 <w:sz w:val="18"/>
               </w:rPr>
-              <w:t>1. Corporalidad y emociones en la atención.</w:t>
+              <w:t>1. ¿Cómo experimentan el trato digno, empatía y quechua chanka?</w:t>
               <w:br/>
               <w:br/>
-              <w:t>2. Temporalidad en la madrugada y espera.</w:t>
+              <w:t>2. ¿De qué manera vivencian la duración y calma en la consulta?</w:t>
               <w:br/>
               <w:br/>
-              <w:t>3. Espacialidad y mecanismos de afrontamiento.</w:t>
+              <w:t>3. ¿Cómo vivencian la reserva y privacidad en el consultorio?</w:t>
               <w:br/>
               <w:br/>
-              <w:t>4. Relacionalidad y trato intercultural quechua.</w:t>
+              <w:t>4. ¿Cómo vivencian el respeto a su pudor somático y dolor?</w:t>
               <w:br/>
               <w:br/>
-              <w:t>5. Esencia compartida de calidad asistencial.</w:t>
+              <w:t>5. ¿Cuál es la esencia y visiones divergentes de la calidad?</w:t>
             </w:r>
           </w:p>
         </w:tc>
@@ -6640,26 +6717,22 @@
                 <w:color w:val="000000"/>
                 <w:sz w:val="18"/>
               </w:rPr>
-              <w:t>Categoría 1: Acceso a Servicios de Salud</w:t>
+              <w:t>Categoría Central:</w:t>
               <w:br/>
-              <w:t>• Disponibilidad de cupos</w:t>
-              <w:br/>
-              <w:t>• Acomodación (Temporalidad)</w:t>
-              <w:br/>
-              <w:t>• Asequibilidad y gasto SIS</w:t>
-              <w:br/>
-              <w:t>• Aceptabilidad quechua (Relacionalidad)</w:t>
+              <w:t>Calidad de Atención de Salud (Donabedian y Watson)</w:t>
               <w:br/>
               <w:br/>
-              <w:t>Categoría 2: Calidad Percibida</w:t>
+              <w:t>Dimensiones Existenciales (Lebenswelt):</w:t>
               <w:br/>
-              <w:t>• Trato empático (Relacionalidad)</w:t>
+              <w:t>• D1: Relacionalidad (Mitwelt)</w:t>
               <w:br/>
-              <w:t>• Claridad pedagógica</w:t>
+              <w:t>• D2: Temporalidad (Lebenszeit)</w:t>
               <w:br/>
-              <w:t>• Confort y privacidad (Espacialidad)</w:t>
+              <w:t>• D3: Espacialidad (Lebensraum)</w:t>
               <w:br/>
-              <w:t>• Esencia y confianza institucional</w:t>
+              <w:t>• D4: Corporalidad (Leib)</w:t>
+              <w:br/>
+              <w:t>• D5: Esencia y Divergencias</w:t>
             </w:r>
           </w:p>
         </w:tc>
@@ -6688,17 +6761,12 @@
               </w:rPr>
               <w:t>Enfoque y Diseño:</w:t>
               <w:br/>
-              <w:t>Cualitativo con diseño fenomenológico empírico y hermenéutico (Husserl, van Manen, Creswell, Sampieri).</w:t>
+              <w:t>Interpretativo-fenomenológico, naturalista (Husserl, van Manen, Sampieri).</w:t>
               <w:br/>
               <w:br/>
-              <w:t>Existenciales:</w:t>
+              <w:t>Muestra e Informantes:</w:t>
               <w:br/>
-              <w:t>Temporalidad, espacialidad, corporalidad y relacionalidad.</w:t>
-              <w:br/>
-              <w:br/>
-              <w:t>Población/Muestra:</w:t>
-              <w:br/>
-              <w:t>Usuarios de consulta externa del C.S. Belén. Muestreo intencional regulado por saturación teórica (12-18 participantes).</w:t>
+              <w:t>Casos tipo no probabilístico. Criterio de saturación teórica (12 a 18 informantes clave).</w:t>
               <w:br/>
               <w:br/>
               <w:t>Técnicas:</w:t>
@@ -6706,9 +6774,14 @@
               <w:t>Entrevista fenomenológica en profundidad y observación reflexiva.</w:t>
               <w:br/>
               <w:br/>
-              <w:t>Instrumentos:</w:t>
+              <w:t>Rigor Científico:</w:t>
               <w:br/>
-              <w:t>Guía semiestructurada bilingüe y diario de campo reflexivo.</w:t>
+              <w:t>Criterios de Guba y Lincoln (1985): credibilidad, transferibilidad, consistencia y confirmabilidad.</w:t>
+              <w:br/>
+              <w:br/>
+              <w:t>Software:</w:t>
+              <w:br/>
+              <w:t>ATLAS.ti v9.</w:t>
             </w:r>
           </w:p>
         </w:tc>
@@ -6951,7 +7024,7 @@
           <w:color w:val="000000"/>
           <w:sz w:val="24"/>
         </w:rPr>
-        <w:t>Percepción de la calidad de atención en usuarios del Centro de Salud Belén, Ayacucho 2026.</w:t>
+        <w:t>Calidad de atención en usuarios del Centro de Salud Belén, Ayacucho 2026.</w:t>
       </w:r>
     </w:p>
     <w:p>
@@ -8022,7 +8095,7 @@
           <w:color w:val="000000"/>
           <w:sz w:val="24"/>
         </w:rPr>
-        <w:t>He tomado conocimiento del estudio de investigación titulado: “PERCEPCIÓN DE LA CALIDAD DE ATENCIÓN EN USUARIOS DEL CENTRO DE SALUD BELÉN, AYACUCHO 2026”.</w:t>
+        <w:t>He tomado conocimiento del estudio de investigación titulado: “CALIDAD DE ATENCIÓN EN USUARIOS DEL CENTRO DE SALUD BELÉN, AYACUCHO 2026”.</w:t>
       </w:r>
     </w:p>
     <w:p>
@@ -8196,7 +8269,7 @@
           <w:color w:val="000000"/>
           <w:sz w:val="24"/>
         </w:rPr>
-        <w:t>Sirva la presente para saludarlo cordialmente y a la vez comunicarle la asesoría formal del Proyecto de Tesis cualitativo titulado: “PERCEPCIÓN DE LA CALIDAD DE ATENCIÓN EN USUARIOS DEL CENTRO DE SALUD BELÉN, AYACUCHO 2026”, perteneciente a la estudiante Gresly Lucero Pariona Palomino, egresada de la Escuela Profesional de Enfermería.</w:t>
+        <w:t>Sirva la presente para saludarlo cordialmente y a la vez comunicarle la asesoría formal del Proyecto de Tesis cualitativo titulado: “CALIDAD DE ATENCIÓN EN USUARIOS DEL CENTRO DE SALUD BELÉN, AYACUCHO 2026”, perteneciente a la estudiante Gresly Lucero Pariona Palomino, egresada de la Escuela Profesional de Enfermería.</w:t>
       </w:r>
     </w:p>
     <w:p>
@@ -8282,8 +8355,8 @@
       </w:r>
     </w:p>
     <w:sectPr>
-      <w:headerReference w:type="default" r:id="rId23"/>
-      <w:footerReference w:type="default" r:id="rId24"/>
+      <w:headerReference w:type="default" r:id="rId40"/>
+      <w:footerReference w:type="default" r:id="rId41"/>
       <w:pgSz w:w="11906" w:h="16838"/>
       <w:pgMar w:top="1701" w:right="1417" w:bottom="1417" w:left="1984" w:header="720" w:footer="720" w:gutter="0"/>
       <w:cols w:space="720"/>
